--- a/Introduccion a la Ingenieria/Clases/Proyecto Integrador/Enunciado Proyecto Integrador - Introduccion a la Ingenieria - 2026-2.docx
+++ b/Introduccion a la Ingenieria/Clases/Proyecto Integrador/Enunciado Proyecto Integrador - Introduccion a la Ingenieria - 2026-2.docx
@@ -121,7 +121,7 @@
           <w:color w:val="095292"/>
           <w:sz w:val="20"/>
         </w:rPr>
-        <w:t>Versión estudiante — Entrega en ExamLab según hitos del plan.</w:t>
+        <w:t>Versión estudiante — Entrega final en ExamLab: dom 15/11/2026, 11:59 p. m.</w:t>
       </w:r>
     </w:p>
     <w:p>
@@ -357,7 +357,7 @@
                 <w:color w:val="2B2B2B"/>
                 <w:sz w:val="20"/>
               </w:rPr>
-              <w:t>4 · Exposición final e informe</w:t>
+              <w:t>4 · Informe y exposición final</w:t>
             </w:r>
           </w:p>
         </w:tc>
@@ -375,7 +375,7 @@
                 <w:color w:val="2B2B2B"/>
                 <w:sz w:val="20"/>
               </w:rPr>
-              <w:t>Defensa en vivo del proyecto y el informe final armado en clase. Con esto cierra el Corte 3 y el curso.</w:t>
+              <w:t>El informe final se entrega en ExamLab a más tardar el domingo 15/11/2026, 11:59 p. m.; la defensa en vivo es en la última clase. Con esto cierra el Corte 3 y el curso.</w:t>
             </w:r>
           </w:p>
         </w:tc>
@@ -1187,7 +1187,22 @@
           <w:color w:val="2B2B2B"/>
           <w:sz w:val="22"/>
         </w:rPr>
-        <w:t>9 minutos de exposición + 3 minutos de preguntas, por equipo. Se corta a los 9 minutos sin excepción.</w:t>
+        <w:t>15 minutos de exposición + 5 minutos de preguntas, por equipo (turno de 20 minutos). Se corta a los 15 minutos sin excepción.</w:t>
+      </w:r>
+    </w:p>
+    <w:p>
+      <w:pPr>
+        <w:pStyle w:val="ListBullet"/>
+        <w:spacing w:after="40"/>
+      </w:pPr>
+      <w:r>
+        <w:rPr>
+          <w:rFonts w:ascii="Calibri" w:hAnsi="Calibri" w:eastAsia="Calibri"/>
+          <w:b w:val="0"/>
+          <w:color w:val="2B2B2B"/>
+          <w:sz w:val="22"/>
+        </w:rPr>
+        <w:t>Fecha: la última clase de su grupo — SB141C y LB141F el martes 17/11/2026; SB141B el jueves 19/11/2026.</w:t>
       </w:r>
     </w:p>
     <w:p>
@@ -1652,7 +1667,7 @@
           <w:color w:val="2B2B2B"/>
           <w:sz w:val="22"/>
         </w:rPr>
-        <w:t>Entrega de talleres, diagnóstico y evaluaciones de corte: ExamLab.</w:t>
+        <w:t>Entrega de talleres, diagnóstico, evaluaciones de corte e informe final: ExamLab.</w:t>
       </w:r>
     </w:p>
     <w:p>
@@ -1804,6 +1819,141 @@
           <w:sz w:val="22"/>
         </w:rPr>
         <w:t>No tiene un dominio fijo: no es «CloudLite» ni ningún otro producto de otro curso — el problema lo elige cada equipo.</w:t>
+      </w:r>
+    </w:p>
+    <w:p>
+      <w:pPr>
+        <w:spacing w:after="120" w:before="240"/>
+        <w:jc w:val="left"/>
+      </w:pPr>
+      <w:r>
+        <w:rPr>
+          <w:rFonts w:ascii="Calibri" w:hAnsi="Calibri" w:eastAsia="Calibri"/>
+          <w:b/>
+          <w:color w:val="095292"/>
+          <w:sz w:val="24"/>
+        </w:rPr>
+        <w:t>8. Entrega en ExamLab y exposición</w:t>
+      </w:r>
+    </w:p>
+    <w:p>
+      <w:pPr>
+        <w:pStyle w:val="ListBullet"/>
+        <w:spacing w:after="40"/>
+      </w:pPr>
+      <w:r>
+        <w:rPr>
+          <w:rFonts w:ascii="Calibri" w:hAnsi="Calibri" w:eastAsia="Calibri"/>
+          <w:b/>
+          <w:color w:val="2B2B2B"/>
+          <w:sz w:val="22"/>
+        </w:rPr>
+        <w:t>Plazo único:</w:t>
+      </w:r>
+      <w:r>
+        <w:rPr>
+          <w:rFonts w:ascii="Calibri" w:hAnsi="Calibri" w:eastAsia="Calibri"/>
+          <w:b w:val="0"/>
+          <w:color w:val="2B2B2B"/>
+          <w:sz w:val="22"/>
+        </w:rPr>
+        <w:t xml:space="preserve"> domingo 15 de noviembre de 2026, 11:59 p. m., en ExamLab.</w:t>
+      </w:r>
+    </w:p>
+    <w:p>
+      <w:pPr>
+        <w:pStyle w:val="ListBullet"/>
+        <w:spacing w:after="40"/>
+      </w:pPr>
+      <w:r>
+        <w:rPr>
+          <w:rFonts w:ascii="Calibri" w:hAnsi="Calibri" w:eastAsia="Calibri"/>
+          <w:b/>
+          <w:color w:val="2B2B2B"/>
+          <w:sz w:val="22"/>
+        </w:rPr>
+        <w:t>Qué se sube:</w:t>
+      </w:r>
+      <w:r>
+        <w:rPr>
+          <w:rFonts w:ascii="Calibri" w:hAnsi="Calibri" w:eastAsia="Calibri"/>
+          <w:b w:val="0"/>
+          <w:color w:val="2B2B2B"/>
+          <w:sz w:val="22"/>
+        </w:rPr>
+        <w:t xml:space="preserve"> un solo archivo .zip con el informe final y todo lo que lo respalda —documentos, diagramas, capturas del prototipo—; dentro puede ir cualquier tipo de archivo, y pesa como máximo 50 MB.</w:t>
+      </w:r>
+    </w:p>
+    <w:p>
+      <w:pPr>
+        <w:pStyle w:val="ListBullet"/>
+        <w:spacing w:after="40"/>
+      </w:pPr>
+      <w:r>
+        <w:rPr>
+          <w:rFonts w:ascii="Calibri" w:hAnsi="Calibri" w:eastAsia="Calibri"/>
+          <w:b/>
+          <w:color w:val="2B2B2B"/>
+          <w:sz w:val="22"/>
+        </w:rPr>
+        <w:t>Enlace obligatorio:</w:t>
+      </w:r>
+      <w:r>
+        <w:rPr>
+          <w:rFonts w:ascii="Calibri" w:hAnsi="Calibri" w:eastAsia="Calibri"/>
+          <w:b w:val="0"/>
+          <w:color w:val="2B2B2B"/>
+          <w:sz w:val="22"/>
+        </w:rPr>
+        <w:t xml:space="preserve"> junto al .zip va el enlace al repositorio de GitHub o a la carpeta de Drive del proyecto.</w:t>
+      </w:r>
+    </w:p>
+    <w:p>
+      <w:pPr>
+        <w:pStyle w:val="ListBullet"/>
+        <w:spacing w:after="40"/>
+      </w:pPr>
+      <w:r>
+        <w:rPr>
+          <w:rFonts w:ascii="Calibri" w:hAnsi="Calibri" w:eastAsia="Calibri"/>
+          <w:b/>
+          <w:color w:val="2B2B2B"/>
+          <w:sz w:val="22"/>
+        </w:rPr>
+        <w:t>Cada integrante sube la entrega del equipo desde su propia cuenta</w:t>
+      </w:r>
+      <w:r>
+        <w:rPr>
+          <w:rFonts w:ascii="Calibri" w:hAnsi="Calibri" w:eastAsia="Calibri"/>
+          <w:b w:val="0"/>
+          <w:color w:val="2B2B2B"/>
+          <w:sz w:val="22"/>
+        </w:rPr>
+        <w:t xml:space="preserve"> (ExamLab todavía no tiene los equipos cargados): el mismo .zip y el mismo enlace, una sola entrega por estudiante.</w:t>
+      </w:r>
+    </w:p>
+    <w:p>
+      <w:pPr>
+        <w:pStyle w:val="ListBullet"/>
+        <w:spacing w:after="40"/>
+      </w:pPr>
+      <w:r>
+        <w:rPr>
+          <w:rFonts w:ascii="Calibri" w:hAnsi="Calibri" w:eastAsia="Calibri"/>
+          <w:b/>
+          <w:color w:val="2B2B2B"/>
+          <w:sz w:val="22"/>
+        </w:rPr>
+        <w:t>Sustentación:</w:t>
+      </w:r>
+      <w:r>
+        <w:rPr>
+          <w:rFonts w:ascii="Calibri" w:hAnsi="Calibri" w:eastAsia="Calibri"/>
+          <w:b w:val="0"/>
+          <w:color w:val="2B2B2B"/>
+          <w:sz w:val="22"/>
+        </w:rPr>
+        <w:t xml:space="preserve"> en la última clase de su grupo (SB141C y LB141F martes 17/11; SB141B jueves 19/11), por Microsoft Teams: 15 minutos de exposición + 5 minutos de preguntas (turno de 20 minutos). Se corta a los 15 minutos.</w:t>
       </w:r>
     </w:p>
     <w:sectPr>

--- a/Introduccion a la Ingenieria/Clases/Proyecto Integrador/Enunciado Proyecto Integrador - Introduccion a la Ingenieria - 2026-2.docx
+++ b/Introduccion a la Ingenieria/Clases/Proyecto Integrador/Enunciado Proyecto Integrador - Introduccion a la Ingenieria - 2026-2.docx
@@ -110,7 +110,7 @@
     </w:p>
     <w:p>
       <w:pPr>
-        <w:spacing w:after="200" w:before="0"/>
+        <w:spacing w:after="80" w:before="0"/>
         <w:jc w:val="center"/>
         <w:shd w:val="clear" w:fill="E8F4FA"/>
       </w:pPr>
@@ -122,6 +122,22 @@
           <w:sz w:val="20"/>
         </w:rPr>
         <w:t>Versión estudiante — Entrega final en ExamLab: dom 15/11/2026, 11:59 p. m.</w:t>
+      </w:r>
+    </w:p>
+    <w:p>
+      <w:pPr>
+        <w:spacing w:after="200" w:before="0"/>
+        <w:jc w:val="center"/>
+        <w:shd w:val="clear" w:fill="FFF8D6"/>
+      </w:pPr>
+      <w:r>
+        <w:rPr>
+          <w:rFonts w:ascii="Calibri" w:hAnsi="Calibri" w:eastAsia="Calibri"/>
+          <w:b/>
+          <w:color w:val="095292"/>
+          <w:sz w:val="22"/>
+        </w:rPr>
+        <w:t>Proyecto en equipo de 4 a 5 integrantes (máximo 5) — no es individual</w:t>
       </w:r>
     </w:p>
     <w:p>
@@ -167,6 +183,31 @@
           <w:sz w:val="22"/>
         </w:rPr>
         <w:t>Peso: 40% del Corte 3 (exposición final 15% + informe final 20% + asistencia 5%), más una parte de las exposiciones y actividades en clase de los Cortes 1 y 2 (ver el desglose completo en el Acuerdo Pedagógico y en su CALENDARIO_2026-2).</w:t>
+      </w:r>
+    </w:p>
+    <w:p>
+      <w:pPr>
+        <w:spacing w:after="160" w:before="0"/>
+        <w:jc w:val="left"/>
+        <w:shd w:val="clear" w:fill="FFF8D6"/>
+      </w:pPr>
+      <w:r>
+        <w:rPr>
+          <w:rFonts w:ascii="Calibri" w:hAnsi="Calibri" w:eastAsia="Calibri"/>
+          <w:b/>
+          <w:color w:val="2B2B2B"/>
+          <w:sz w:val="22"/>
+        </w:rPr>
+        <w:t>Modalidad: en equipo de 4 a 5 integrantes (máximo 5).</w:t>
+      </w:r>
+      <w:r>
+        <w:rPr>
+          <w:rFonts w:ascii="Calibri" w:hAnsi="Calibri" w:eastAsia="Calibri"/>
+          <w:b w:val="0"/>
+          <w:color w:val="2B2B2B"/>
+          <w:sz w:val="22"/>
+        </w:rPr>
+        <w:t xml:space="preserve"> Este semestre el proyecto no es individual: lo construye el equipo completo y lo sustentan todos sus integrantes.</w:t>
       </w:r>
     </w:p>
     <w:p>
@@ -1713,7 +1754,7 @@
           <w:color w:val="2B2B2B"/>
           <w:sz w:val="22"/>
         </w:rPr>
-        <w:t>Es un proyecto DE EQUIPO, no individual: los 5 equipos de cada grupo son fijos todo el semestre.</w:t>
+        <w:t>Es un proyecto DE EQUIPO, no individual: equipos de 4 a 5 integrantes (máximo 5), fijos todo el semestre.</w:t>
       </w:r>
     </w:p>
     <w:p>
@@ -1953,7 +1994,7 @@
           <w:color w:val="2B2B2B"/>
           <w:sz w:val="22"/>
         </w:rPr>
-        <w:t xml:space="preserve"> en la última clase de su grupo (SB141C y LB141F martes 17/11; SB141B jueves 19/11), por Microsoft Teams: 15 minutos de exposición + 5 minutos de preguntas (turno de 20 minutos). Se corta a los 15 minutos.</w:t>
+        <w:t xml:space="preserve"> en la última clase de su grupo (SB141C y LB141F martes 17/11; SB141B jueves 19/11), por Microsoft Teams: 15 minutos de exposición + 5 minutos de preguntas por equipo (turno de 20 minutos); hablan todos los integrantes. Se corta a los 15 minutos.</w:t>
       </w:r>
     </w:p>
     <w:sectPr>

--- a/Introduccion a la Ingenieria/Clases/Proyecto Integrador/Enunciado Proyecto Integrador - Introduccion a la Ingenieria - 2026-2.docx
+++ b/Introduccion a la Ingenieria/Clases/Proyecto Integrador/Enunciado Proyecto Integrador - Introduccion a la Ingenieria - 2026-2.docx
@@ -198,7 +198,7 @@
           <w:color w:val="2B2B2B"/>
           <w:sz w:val="22"/>
         </w:rPr>
-        <w:t>Modalidad: en equipo de 4 a 5 integrantes (máximo 5).</w:t>
+        <w:t>Modalidad del proyecto: en equipo de 4 a 5 integrantes (máximo 5).</w:t>
       </w:r>
       <w:r>
         <w:rPr>
@@ -207,7 +207,7 @@
           <w:color w:val="2B2B2B"/>
           <w:sz w:val="22"/>
         </w:rPr>
-        <w:t xml:space="preserve"> Este semestre el proyecto no es individual: lo construye el equipo completo y lo sustentan todos sus integrantes.</w:t>
+        <w:t xml:space="preserve"> Este semestre el Proyecto Integrador no es individual: lo construye el equipo completo y lo sustentan todos sus integrantes. Esta regla es solo para el proyecto: talleres, quices, parciales y demás entregables mantienen la modalidad que se indique en cada uno.</w:t>
       </w:r>
     </w:p>
     <w:p>
@@ -1754,7 +1754,7 @@
           <w:color w:val="2B2B2B"/>
           <w:sz w:val="22"/>
         </w:rPr>
-        <w:t>Es un proyecto DE EQUIPO, no individual: equipos de 4 a 5 integrantes (máximo 5), fijos todo el semestre.</w:t>
+        <w:t>Es un proyecto DE EQUIPO, no individual: el equipo del proyecto es de 4 a 5 integrantes (máximo 5) y se mantiene todo el semestre. El tamaño es regla del proyecto; las actividades de clase se arman como indique el docente en cada una.</w:t>
       </w:r>
     </w:p>
     <w:p>

--- a/Introduccion a la Ingenieria/Clases/Proyecto Integrador/Enunciado Proyecto Integrador - Introduccion a la Ingenieria - 2026-2.docx
+++ b/Introduccion a la Ingenieria/Clases/Proyecto Integrador/Enunciado Proyecto Integrador - Introduccion a la Ingenieria - 2026-2.docx
@@ -152,7 +152,7 @@
           <w:color w:val="095292"/>
           <w:sz w:val="24"/>
         </w:rPr>
-        <w:t>1. Propósito</w:t>
+        <w:t>1. De qué se trata</w:t>
       </w:r>
     </w:p>
     <w:p>
@@ -167,7 +167,173 @@
           <w:color w:val="2B2B2B"/>
           <w:sz w:val="22"/>
         </w:rPr>
-        <w:t>Este curso no se aprueba con un examen final: se aprueba con un proyecto de equipo que arranca desde la primera sesión y se defiende en la última semana de clases. Es una propuesta de mejora tecnológica para un problema real del entorno de ustedes. No hay que programarla: hay que diseñarla y defenderla con evidencia.</w:t>
+        <w:t xml:space="preserve">Este curso no se aprueba con un examen final: se aprueba con un </w:t>
+      </w:r>
+      <w:r>
+        <w:rPr>
+          <w:rFonts w:ascii="Calibri" w:hAnsi="Calibri" w:eastAsia="Calibri"/>
+          <w:b/>
+          <w:color w:val="2B2B2B"/>
+          <w:sz w:val="22"/>
+        </w:rPr>
+        <w:t>proyecto de equipo</w:t>
+      </w:r>
+      <w:r>
+        <w:rPr>
+          <w:rFonts w:ascii="Calibri" w:hAnsi="Calibri" w:eastAsia="Calibri"/>
+          <w:b w:val="0"/>
+          <w:color w:val="2B2B2B"/>
+          <w:sz w:val="22"/>
+        </w:rPr>
+        <w:t xml:space="preserve"> que arranca en la primera sesión y se defiende en la última. El proyecto es una </w:t>
+      </w:r>
+      <w:r>
+        <w:rPr>
+          <w:rFonts w:ascii="Calibri" w:hAnsi="Calibri" w:eastAsia="Calibri"/>
+          <w:b/>
+          <w:color w:val="2B2B2B"/>
+          <w:sz w:val="22"/>
+        </w:rPr>
+        <w:t>propuesta de mejora tecnológica</w:t>
+      </w:r>
+      <w:r>
+        <w:rPr>
+          <w:rFonts w:ascii="Calibri" w:hAnsi="Calibri" w:eastAsia="Calibri"/>
+          <w:b w:val="0"/>
+          <w:color w:val="2B2B2B"/>
+          <w:sz w:val="22"/>
+        </w:rPr>
+        <w:t xml:space="preserve"> para un problema real que ustedes conocen —en el barrio, la universidad, el trabajo o la casa—: algo que hoy sale mal, que le pasa a personas concretas y que se puede medir.</w:t>
+      </w:r>
+    </w:p>
+    <w:p>
+      <w:pPr>
+        <w:spacing w:after="120" w:before="0"/>
+        <w:jc w:val="left"/>
+        <w:shd w:val="clear" w:fill="E8F4FA"/>
+      </w:pPr>
+      <w:r>
+        <w:rPr>
+          <w:rFonts w:ascii="Calibri" w:hAnsi="Calibri" w:eastAsia="Calibri"/>
+          <w:b/>
+          <w:color w:val="2B2B2B"/>
+          <w:sz w:val="22"/>
+        </w:rPr>
+        <w:t>En este curso no se programa.</w:t>
+      </w:r>
+      <w:r>
+        <w:rPr>
+          <w:rFonts w:ascii="Calibri" w:hAnsi="Calibri" w:eastAsia="Calibri"/>
+          <w:b w:val="0"/>
+          <w:color w:val="2B2B2B"/>
+          <w:sz w:val="22"/>
+        </w:rPr>
+        <w:t xml:space="preserve"> No hace falta saber programar ni instalar nada. Se aprende lo que un ingeniero hace ANTES de construir: entender bien el problema, decidir qué solución vale la pena, dibujarla como </w:t>
+      </w:r>
+      <w:r>
+        <w:rPr>
+          <w:rFonts w:ascii="Calibri" w:hAnsi="Calibri" w:eastAsia="Calibri"/>
+          <w:b/>
+          <w:color w:val="2B2B2B"/>
+          <w:sz w:val="22"/>
+        </w:rPr>
+        <w:t>prototipo</w:t>
+      </w:r>
+      <w:r>
+        <w:rPr>
+          <w:rFonts w:ascii="Calibri" w:hAnsi="Calibri" w:eastAsia="Calibri"/>
+          <w:b w:val="0"/>
+          <w:color w:val="2B2B2B"/>
+          <w:sz w:val="22"/>
+        </w:rPr>
+        <w:t xml:space="preserve"> y probarla con una persona real para descubrir qué falla cuando corregirlo todavía es barato. Programar se aprende en otros cursos de la carrera; aquí se aprende a decidir qué vale la pena programar.</w:t>
+      </w:r>
+    </w:p>
+    <w:p>
+      <w:pPr>
+        <w:spacing w:after="120" w:before="0"/>
+        <w:jc w:val="left"/>
+      </w:pPr>
+      <w:r>
+        <w:rPr>
+          <w:rFonts w:ascii="Calibri" w:hAnsi="Calibri" w:eastAsia="Calibri"/>
+          <w:b w:val="0"/>
+          <w:color w:val="2B2B2B"/>
+          <w:sz w:val="22"/>
+        </w:rPr>
+        <w:t>Al final del semestre el equipo entrega tres cosas:</w:t>
+      </w:r>
+    </w:p>
+    <w:p>
+      <w:pPr>
+        <w:pStyle w:val="ListBullet"/>
+        <w:spacing w:after="40"/>
+      </w:pPr>
+      <w:r>
+        <w:rPr>
+          <w:rFonts w:ascii="Calibri" w:hAnsi="Calibri" w:eastAsia="Calibri"/>
+          <w:b/>
+          <w:color w:val="2B2B2B"/>
+          <w:sz w:val="22"/>
+        </w:rPr>
+        <w:t>Un prototipo</w:t>
+      </w:r>
+      <w:r>
+        <w:rPr>
+          <w:rFonts w:ascii="Calibri" w:hAnsi="Calibri" w:eastAsia="Calibri"/>
+          <w:b w:val="0"/>
+          <w:color w:val="2B2B2B"/>
+          <w:sz w:val="22"/>
+        </w:rPr>
+        <w:t xml:space="preserve"> de la solución, en dos versiones y probado con una persona ajena al equipo (sección 4).</w:t>
+      </w:r>
+    </w:p>
+    <w:p>
+      <w:pPr>
+        <w:pStyle w:val="ListBullet"/>
+        <w:spacing w:after="40"/>
+      </w:pPr>
+      <w:r>
+        <w:rPr>
+          <w:rFonts w:ascii="Calibri" w:hAnsi="Calibri" w:eastAsia="Calibri"/>
+          <w:b/>
+          <w:color w:val="2B2B2B"/>
+          <w:sz w:val="22"/>
+        </w:rPr>
+        <w:t>Un informe final</w:t>
+      </w:r>
+      <w:r>
+        <w:rPr>
+          <w:rFonts w:ascii="Calibri" w:hAnsi="Calibri" w:eastAsia="Calibri"/>
+          <w:b w:val="0"/>
+          <w:color w:val="2B2B2B"/>
+          <w:sz w:val="22"/>
+        </w:rPr>
+        <w:t xml:space="preserve"> de 9 a 11 páginas, con 12 secciones (sección 5).</w:t>
+      </w:r>
+    </w:p>
+    <w:p>
+      <w:pPr>
+        <w:pStyle w:val="ListBullet"/>
+        <w:spacing w:after="40"/>
+      </w:pPr>
+      <w:r>
+        <w:rPr>
+          <w:rFonts w:ascii="Calibri" w:hAnsi="Calibri" w:eastAsia="Calibri"/>
+          <w:b/>
+          <w:color w:val="2B2B2B"/>
+          <w:sz w:val="22"/>
+        </w:rPr>
+        <w:t>Una exposición final</w:t>
+      </w:r>
+      <w:r>
+        <w:rPr>
+          <w:rFonts w:ascii="Calibri" w:hAnsi="Calibri" w:eastAsia="Calibri"/>
+          <w:b w:val="0"/>
+          <w:color w:val="2B2B2B"/>
+          <w:sz w:val="22"/>
+        </w:rPr>
+        <w:t xml:space="preserve"> en vivo: 15 minutos más 5 de preguntas (sección 6).</w:t>
       </w:r>
     </w:p>
     <w:p>
@@ -222,13 +388,14 @@
           <w:color w:val="095292"/>
           <w:sz w:val="24"/>
         </w:rPr>
-        <w:t>2. Cómo se construye, etapa por etapa</w:t>
+        <w:t>2. Palabras que van a escuchar todo el semestre</w:t>
       </w:r>
     </w:p>
     <w:tbl>
       <w:tblPr>
         <w:tblStyle w:val="TableGrid"/>
         <w:tblW w:type="auto" w:w="0"/>
+        <w:tblLayout w:type="fixed"/>
         <w:tblLook w:firstColumn="1" w:firstRow="1" w:lastColumn="0" w:lastRow="0" w:noHBand="0" w:noVBand="1" w:val="04A0"/>
       </w:tblPr>
       <w:tblGrid>
@@ -238,7 +405,7 @@
       <w:tr>
         <w:tc>
           <w:tcPr>
-            <w:tcW w:type="dxa" w:w="4896"/>
+            <w:tcW w:type="dxa" w:w="2736"/>
             <w:shd w:val="clear" w:fill="095292"/>
           </w:tcPr>
           <w:p>
@@ -250,13 +417,13 @@
                 <w:color w:val="FFFFFF"/>
                 <w:sz w:val="20"/>
               </w:rPr>
-              <w:t>Etapa</w:t>
+              <w:t>Palabra</w:t>
             </w:r>
           </w:p>
         </w:tc>
         <w:tc>
           <w:tcPr>
-            <w:tcW w:type="dxa" w:w="4896"/>
+            <w:tcW w:type="dxa" w:w="7056"/>
             <w:shd w:val="clear" w:fill="095292"/>
           </w:tcPr>
           <w:p>
@@ -268,7 +435,7 @@
                 <w:color w:val="FFFFFF"/>
                 <w:sz w:val="20"/>
               </w:rPr>
-              <w:t>Qué queda listo</w:t>
+              <w:t>Qué quiere decir en este proyecto</w:t>
             </w:r>
           </w:p>
         </w:tc>
@@ -276,7 +443,7 @@
       <w:tr>
         <w:tc>
           <w:tcPr>
-            <w:tcW w:type="dxa" w:w="4896"/>
+            <w:tcW w:type="dxa" w:w="2736"/>
           </w:tcPr>
           <w:p>
             <w:r/>
@@ -287,13 +454,13 @@
                 <w:color w:val="2B2B2B"/>
                 <w:sz w:val="20"/>
               </w:rPr>
-              <w:t>1 · Problema y propuesta inicial</w:t>
+              <w:t>Problema del entorno</w:t>
             </w:r>
           </w:p>
         </w:tc>
         <w:tc>
           <w:tcPr>
-            <w:tcW w:type="dxa" w:w="4896"/>
+            <w:tcW w:type="dxa" w:w="7056"/>
           </w:tcPr>
           <w:p>
             <w:r/>
@@ -304,7 +471,7 @@
                 <w:color w:val="2B2B2B"/>
                 <w:sz w:val="20"/>
               </w:rPr>
-              <w:t>Problema del entorno con su cifra, a quién le pasa y las causas principales. Con esto cierra el Corte 1.</w:t>
+              <w:t>Algo que hoy sale mal, le pasa a personas concretas y se puede medir. El equipo lo propone en la Clase 1 y lo deja cerrado en la Clase 6.</w:t>
             </w:r>
           </w:p>
         </w:tc>
@@ -312,7 +479,7 @@
       <w:tr>
         <w:tc>
           <w:tcPr>
-            <w:tcW w:type="dxa" w:w="4896"/>
+            <w:tcW w:type="dxa" w:w="2736"/>
             <w:shd w:val="clear" w:fill="F2F2F2"/>
           </w:tcPr>
           <w:p>
@@ -324,13 +491,13 @@
                 <w:color w:val="2B2B2B"/>
                 <w:sz w:val="20"/>
               </w:rPr>
-              <w:t>2 · Ciclo de vida y prototipo</w:t>
+              <w:t>Línea base</w:t>
             </w:r>
           </w:p>
         </w:tc>
         <w:tc>
           <w:tcPr>
-            <w:tcW w:type="dxa" w:w="4896"/>
+            <w:tcW w:type="dxa" w:w="7056"/>
             <w:shd w:val="clear" w:fill="F2F2F2"/>
           </w:tcPr>
           <w:p>
@@ -342,7 +509,7 @@
                 <w:color w:val="2B2B2B"/>
                 <w:sz w:val="20"/>
               </w:rPr>
-              <w:t>Requisitos, alternativas y decisión, prototipo de baja fidelidad probado con una persona ajena al equipo. Con esto cierra el Corte 2.</w:t>
+              <w:t>La cifra de cómo está el problema hoy: cuántas personas lo sufren, cuánto tiempo o dinero se pierde. Sin ella no se puede demostrar que algo mejoró.</w:t>
             </w:r>
           </w:p>
         </w:tc>
@@ -350,7 +517,7 @@
       <w:tr>
         <w:tc>
           <w:tcPr>
-            <w:tcW w:type="dxa" w:w="4896"/>
+            <w:tcW w:type="dxa" w:w="2736"/>
           </w:tcPr>
           <w:p>
             <w:r/>
@@ -361,13 +528,13 @@
                 <w:color w:val="2B2B2B"/>
                 <w:sz w:val="20"/>
               </w:rPr>
-              <w:t>3 · Evaluación de impacto y ensayo</w:t>
+              <w:t>Criterio de éxito</w:t>
             </w:r>
           </w:p>
         </w:tc>
         <w:tc>
           <w:tcPr>
-            <w:tcW w:type="dxa" w:w="4896"/>
+            <w:tcW w:type="dxa" w:w="7056"/>
           </w:tcPr>
           <w:p>
             <w:r/>
@@ -378,7 +545,7 @@
                 <w:color w:val="2B2B2B"/>
                 <w:sz w:val="20"/>
               </w:rPr>
-              <w:t>Impacto positivo y negativo con mitigación, limitaciones y siguiente paso, guion y ensayo de la exposición final.</w:t>
+              <w:t>La cifra que, al final, dirá si la solución funcionó.</w:t>
             </w:r>
           </w:p>
         </w:tc>
@@ -386,7 +553,7 @@
       <w:tr>
         <w:tc>
           <w:tcPr>
-            <w:tcW w:type="dxa" w:w="4896"/>
+            <w:tcW w:type="dxa" w:w="2736"/>
             <w:shd w:val="clear" w:fill="F2F2F2"/>
           </w:tcPr>
           <w:p>
@@ -398,13 +565,13 @@
                 <w:color w:val="2B2B2B"/>
                 <w:sz w:val="20"/>
               </w:rPr>
-              <w:t>4 · Informe y exposición final</w:t>
+              <w:t>Requisito y criterio de aceptación</w:t>
             </w:r>
           </w:p>
         </w:tc>
         <w:tc>
           <w:tcPr>
-            <w:tcW w:type="dxa" w:w="4896"/>
+            <w:tcW w:type="dxa" w:w="7056"/>
             <w:shd w:val="clear" w:fill="F2F2F2"/>
           </w:tcPr>
           <w:p>
@@ -416,7 +583,229 @@
                 <w:color w:val="2B2B2B"/>
                 <w:sz w:val="20"/>
               </w:rPr>
-              <w:t>El informe final se entrega en ExamLab a más tardar el domingo 15/11/2026, 11:59 p. m.; la defensa en vivo es en la última clase. Con esto cierra el Corte 3 y el curso.</w:t>
+              <w:t>Lo que la solución tiene que hacer, y la prueba concreta con la que se comprueba que lo hace.</w:t>
+            </w:r>
+          </w:p>
+        </w:tc>
+      </w:tr>
+      <w:tr>
+        <w:tc>
+          <w:tcPr>
+            <w:tcW w:type="dxa" w:w="2736"/>
+          </w:tcPr>
+          <w:p>
+            <w:r/>
+            <w:r>
+              <w:rPr>
+                <w:rFonts w:ascii="Calibri" w:hAnsi="Calibri" w:eastAsia="Calibri"/>
+                <w:b w:val="0"/>
+                <w:color w:val="2B2B2B"/>
+                <w:sz w:val="20"/>
+              </w:rPr>
+              <w:t>Alcance mínimo</w:t>
+            </w:r>
+          </w:p>
+        </w:tc>
+        <w:tc>
+          <w:tcPr>
+            <w:tcW w:type="dxa" w:w="7056"/>
+          </w:tcPr>
+          <w:p>
+            <w:r/>
+            <w:r>
+              <w:rPr>
+                <w:rFonts w:ascii="Calibri" w:hAnsi="Calibri" w:eastAsia="Calibri"/>
+                <w:b w:val="0"/>
+                <w:color w:val="2B2B2B"/>
+                <w:sz w:val="20"/>
+              </w:rPr>
+              <w:t>Lo que la solución SÍ hará este semestre. Todo lo demás se escribe como «lo que no se hará», con su razón.</w:t>
+            </w:r>
+          </w:p>
+        </w:tc>
+      </w:tr>
+      <w:tr>
+        <w:tc>
+          <w:tcPr>
+            <w:tcW w:type="dxa" w:w="2736"/>
+            <w:shd w:val="clear" w:fill="F2F2F2"/>
+          </w:tcPr>
+          <w:p>
+            <w:r/>
+            <w:r>
+              <w:rPr>
+                <w:rFonts w:ascii="Calibri" w:hAnsi="Calibri" w:eastAsia="Calibri"/>
+                <w:b w:val="0"/>
+                <w:color w:val="2B2B2B"/>
+                <w:sz w:val="20"/>
+              </w:rPr>
+              <w:t>Antecedente</w:t>
+            </w:r>
+          </w:p>
+        </w:tc>
+        <w:tc>
+          <w:tcPr>
+            <w:tcW w:type="dxa" w:w="7056"/>
+            <w:shd w:val="clear" w:fill="F2F2F2"/>
+          </w:tcPr>
+          <w:p>
+            <w:r/>
+            <w:r>
+              <w:rPr>
+                <w:rFonts w:ascii="Calibri" w:hAnsi="Calibri" w:eastAsia="Calibri"/>
+                <w:b w:val="0"/>
+                <w:color w:val="2B2B2B"/>
+                <w:sz w:val="20"/>
+              </w:rPr>
+              <w:t>Una solución que ya existe para un problema parecido, con su fuente. Sirve para no inventar lo que ya está inventado.</w:t>
+            </w:r>
+          </w:p>
+        </w:tc>
+      </w:tr>
+      <w:tr>
+        <w:tc>
+          <w:tcPr>
+            <w:tcW w:type="dxa" w:w="2736"/>
+          </w:tcPr>
+          <w:p>
+            <w:r/>
+            <w:r>
+              <w:rPr>
+                <w:rFonts w:ascii="Calibri" w:hAnsi="Calibri" w:eastAsia="Calibri"/>
+                <w:b w:val="0"/>
+                <w:color w:val="2B2B2B"/>
+                <w:sz w:val="20"/>
+              </w:rPr>
+              <w:t>Prototipo</w:t>
+            </w:r>
+          </w:p>
+        </w:tc>
+        <w:tc>
+          <w:tcPr>
+            <w:tcW w:type="dxa" w:w="7056"/>
+          </w:tcPr>
+          <w:p>
+            <w:r/>
+            <w:r>
+              <w:rPr>
+                <w:rFonts w:ascii="Calibri" w:hAnsi="Calibri" w:eastAsia="Calibri"/>
+                <w:b w:val="0"/>
+                <w:color w:val="2B2B2B"/>
+                <w:sz w:val="20"/>
+              </w:rPr>
+              <w:t>Un dibujo de la solución que otra persona puede recorrer como si funcionara. Se hace sin programar (sección 4).</w:t>
+            </w:r>
+          </w:p>
+        </w:tc>
+      </w:tr>
+      <w:tr>
+        <w:tc>
+          <w:tcPr>
+            <w:tcW w:type="dxa" w:w="2736"/>
+            <w:shd w:val="clear" w:fill="F2F2F2"/>
+          </w:tcPr>
+          <w:p>
+            <w:r/>
+            <w:r>
+              <w:rPr>
+                <w:rFonts w:ascii="Calibri" w:hAnsi="Calibri" w:eastAsia="Calibri"/>
+                <w:b w:val="0"/>
+                <w:color w:val="2B2B2B"/>
+                <w:sz w:val="20"/>
+              </w:rPr>
+              <w:t>Persona ajena al equipo</w:t>
+            </w:r>
+          </w:p>
+        </w:tc>
+        <w:tc>
+          <w:tcPr>
+            <w:tcW w:type="dxa" w:w="7056"/>
+            <w:shd w:val="clear" w:fill="F2F2F2"/>
+          </w:tcPr>
+          <w:p>
+            <w:r/>
+            <w:r>
+              <w:rPr>
+                <w:rFonts w:ascii="Calibri" w:hAnsi="Calibri" w:eastAsia="Calibri"/>
+                <w:b w:val="0"/>
+                <w:color w:val="2B2B2B"/>
+                <w:sz w:val="20"/>
+              </w:rPr>
+              <w:t>Alguien que no participó en el proyecto y que prueba el prototipo. De ella se anota solo el rol —por ejemplo, «usuaria de la biblioteca»—, nunca el nombre.</w:t>
+            </w:r>
+          </w:p>
+        </w:tc>
+      </w:tr>
+      <w:tr>
+        <w:tc>
+          <w:tcPr>
+            <w:tcW w:type="dxa" w:w="2736"/>
+          </w:tcPr>
+          <w:p>
+            <w:r/>
+            <w:r>
+              <w:rPr>
+                <w:rFonts w:ascii="Calibri" w:hAnsi="Calibri" w:eastAsia="Calibri"/>
+                <w:b w:val="0"/>
+                <w:color w:val="2B2B2B"/>
+                <w:sz w:val="20"/>
+              </w:rPr>
+              <w:t>Impacto y mitigación</w:t>
+            </w:r>
+          </w:p>
+        </w:tc>
+        <w:tc>
+          <w:tcPr>
+            <w:tcW w:type="dxa" w:w="7056"/>
+          </w:tcPr>
+          <w:p>
+            <w:r/>
+            <w:r>
+              <w:rPr>
+                <w:rFonts w:ascii="Calibri" w:hAnsi="Calibri" w:eastAsia="Calibri"/>
+                <w:b w:val="0"/>
+                <w:color w:val="2B2B2B"/>
+                <w:sz w:val="20"/>
+              </w:rPr>
+              <w:t>Lo que la solución cambia, para bien y para mal. La mitigación es lo que se hace para reducir un impacto negativo.</w:t>
+            </w:r>
+          </w:p>
+        </w:tc>
+      </w:tr>
+      <w:tr>
+        <w:tc>
+          <w:tcPr>
+            <w:tcW w:type="dxa" w:w="2736"/>
+            <w:shd w:val="clear" w:fill="F2F2F2"/>
+          </w:tcPr>
+          <w:p>
+            <w:r/>
+            <w:r>
+              <w:rPr>
+                <w:rFonts w:ascii="Calibri" w:hAnsi="Calibri" w:eastAsia="Calibri"/>
+                <w:b w:val="0"/>
+                <w:color w:val="2B2B2B"/>
+                <w:sz w:val="20"/>
+              </w:rPr>
+              <w:t>Bitácora y vocero</w:t>
+            </w:r>
+          </w:p>
+        </w:tc>
+        <w:tc>
+          <w:tcPr>
+            <w:tcW w:type="dxa" w:w="7056"/>
+            <w:shd w:val="clear" w:fill="F2F2F2"/>
+          </w:tcPr>
+          <w:p>
+            <w:r/>
+            <w:r>
+              <w:rPr>
+                <w:rFonts w:ascii="Calibri" w:hAnsi="Calibri" w:eastAsia="Calibri"/>
+                <w:b w:val="0"/>
+                <w:color w:val="2B2B2B"/>
+                <w:sz w:val="20"/>
+              </w:rPr>
+              <w:t>La bitácora es el registro del equipo en su carpeta de Drive; el vocero es quien habla por el equipo en cada sesión, y cambia cada vez.</w:t>
             </w:r>
           </w:p>
         </w:tc>
@@ -430,6 +819,869 @@
     </w:p>
     <w:p>
       <w:pPr>
+        <w:spacing w:after="120" w:before="240"/>
+        <w:jc w:val="left"/>
+      </w:pPr>
+      <w:r>
+        <w:rPr>
+          <w:rFonts w:ascii="Calibri" w:hAnsi="Calibri" w:eastAsia="Calibri"/>
+          <w:b/>
+          <w:color w:val="095292"/>
+          <w:sz w:val="24"/>
+        </w:rPr>
+        <w:t>3. El proyecto, sesión por sesión</w:t>
+      </w:r>
+    </w:p>
+    <w:p>
+      <w:pPr>
+        <w:spacing w:after="120" w:before="0"/>
+        <w:jc w:val="left"/>
+      </w:pPr>
+      <w:r>
+        <w:rPr>
+          <w:rFonts w:ascii="Calibri" w:hAnsi="Calibri" w:eastAsia="Calibri"/>
+          <w:b w:val="0"/>
+          <w:color w:val="2B2B2B"/>
+          <w:sz w:val="20"/>
+        </w:rPr>
+        <w:t xml:space="preserve">Cada sesión deja lista una pieza del proyecto, y la siguiente trabaja sobre ella: si una pieza queda pendiente, la sesión siguiente no tiene con qué arrancar. La </w:t>
+      </w:r>
+      <w:r>
+        <w:rPr>
+          <w:rFonts w:ascii="Calibri" w:hAnsi="Calibri" w:eastAsia="Calibri"/>
+          <w:b/>
+          <w:color w:val="2B2B2B"/>
+          <w:sz w:val="20"/>
+        </w:rPr>
+        <w:t>sesión</w:t>
+      </w:r>
+      <w:r>
+        <w:rPr>
+          <w:rFonts w:ascii="Calibri" w:hAnsi="Calibri" w:eastAsia="Calibri"/>
+          <w:b w:val="0"/>
+          <w:color w:val="2B2B2B"/>
+          <w:sz w:val="20"/>
+        </w:rPr>
+        <w:t xml:space="preserve"> es el encuentro del calendario (11 en el semestre) y la </w:t>
+      </w:r>
+      <w:r>
+        <w:rPr>
+          <w:rFonts w:ascii="Calibri" w:hAnsi="Calibri" w:eastAsia="Calibri"/>
+          <w:b/>
+          <w:color w:val="2B2B2B"/>
+          <w:sz w:val="20"/>
+        </w:rPr>
+        <w:t>clase</w:t>
+      </w:r>
+      <w:r>
+        <w:rPr>
+          <w:rFonts w:ascii="Calibri" w:hAnsi="Calibri" w:eastAsia="Calibri"/>
+          <w:b w:val="0"/>
+          <w:color w:val="2B2B2B"/>
+          <w:sz w:val="20"/>
+        </w:rPr>
+        <w:t xml:space="preserve"> es el tema (16); por eso algunas sesiones cubren dos clases. Las fechas de cada sesión están en el CALENDARIO_2026-2 de su grupo.</w:t>
+      </w:r>
+    </w:p>
+    <w:tbl>
+      <w:tblPr>
+        <w:tblStyle w:val="TableGrid"/>
+        <w:tblW w:type="auto" w:w="0"/>
+        <w:tblLayout w:type="fixed"/>
+        <w:tblLook w:firstColumn="1" w:firstRow="1" w:lastColumn="0" w:lastRow="0" w:noHBand="0" w:noVBand="1" w:val="04A0"/>
+      </w:tblPr>
+      <w:tblGrid>
+        <w:gridCol w:w="3264"/>
+        <w:gridCol w:w="3264"/>
+        <w:gridCol w:w="3264"/>
+      </w:tblGrid>
+      <w:tr>
+        <w:tc>
+          <w:tcPr>
+            <w:tcW w:type="dxa" w:w="1440"/>
+            <w:shd w:val="clear" w:fill="095292"/>
+          </w:tcPr>
+          <w:p>
+            <w:r/>
+            <w:r>
+              <w:rPr>
+                <w:rFonts w:ascii="Calibri" w:hAnsi="Calibri" w:eastAsia="Calibri"/>
+                <w:b/>
+                <w:color w:val="FFFFFF"/>
+                <w:sz w:val="20"/>
+              </w:rPr>
+              <w:t>Sesión</w:t>
+            </w:r>
+          </w:p>
+        </w:tc>
+        <w:tc>
+          <w:tcPr>
+            <w:tcW w:type="dxa" w:w="1152"/>
+            <w:shd w:val="clear" w:fill="095292"/>
+          </w:tcPr>
+          <w:p>
+            <w:r/>
+            <w:r>
+              <w:rPr>
+                <w:rFonts w:ascii="Calibri" w:hAnsi="Calibri" w:eastAsia="Calibri"/>
+                <w:b/>
+                <w:color w:val="FFFFFF"/>
+                <w:sz w:val="20"/>
+              </w:rPr>
+              <w:t>Clase</w:t>
+            </w:r>
+          </w:p>
+        </w:tc>
+        <w:tc>
+          <w:tcPr>
+            <w:tcW w:type="dxa" w:w="7200"/>
+            <w:shd w:val="clear" w:fill="095292"/>
+          </w:tcPr>
+          <w:p>
+            <w:r/>
+            <w:r>
+              <w:rPr>
+                <w:rFonts w:ascii="Calibri" w:hAnsi="Calibri" w:eastAsia="Calibri"/>
+                <w:b/>
+                <w:color w:val="FFFFFF"/>
+                <w:sz w:val="20"/>
+              </w:rPr>
+              <w:t>Qué queda listo para el proyecto</w:t>
+            </w:r>
+          </w:p>
+        </w:tc>
+      </w:tr>
+      <w:tr>
+        <w:tc>
+          <w:tcPr>
+            <w:tcW w:type="dxa" w:w="1440"/>
+          </w:tcPr>
+          <w:p>
+            <w:r/>
+            <w:r>
+              <w:rPr>
+                <w:rFonts w:ascii="Calibri" w:hAnsi="Calibri" w:eastAsia="Calibri"/>
+                <w:b w:val="0"/>
+                <w:color w:val="2B2B2B"/>
+                <w:sz w:val="20"/>
+              </w:rPr>
+              <w:t>1</w:t>
+            </w:r>
+          </w:p>
+        </w:tc>
+        <w:tc>
+          <w:tcPr>
+            <w:tcW w:type="dxa" w:w="1152"/>
+          </w:tcPr>
+          <w:p>
+            <w:r/>
+            <w:r>
+              <w:rPr>
+                <w:rFonts w:ascii="Calibri" w:hAnsi="Calibri" w:eastAsia="Calibri"/>
+                <w:b w:val="0"/>
+                <w:color w:val="2B2B2B"/>
+                <w:sz w:val="20"/>
+              </w:rPr>
+              <w:t>1</w:t>
+            </w:r>
+          </w:p>
+        </w:tc>
+        <w:tc>
+          <w:tcPr>
+            <w:tcW w:type="dxa" w:w="7200"/>
+          </w:tcPr>
+          <w:p>
+            <w:r/>
+            <w:r>
+              <w:rPr>
+                <w:rFonts w:ascii="Calibri" w:hAnsi="Calibri" w:eastAsia="Calibri"/>
+                <w:b w:val="0"/>
+                <w:color w:val="2B2B2B"/>
+                <w:sz w:val="20"/>
+              </w:rPr>
+              <w:t>El equipo, su carpeta compartida en Drive (con permiso de lectura para el docente) y la ficha semilla: el primer problema candidato.</w:t>
+            </w:r>
+          </w:p>
+        </w:tc>
+      </w:tr>
+      <w:tr>
+        <w:tc>
+          <w:tcPr>
+            <w:tcW w:type="dxa" w:w="1440"/>
+            <w:shd w:val="clear" w:fill="F2F2F2"/>
+          </w:tcPr>
+          <w:p>
+            <w:r/>
+            <w:r>
+              <w:rPr>
+                <w:rFonts w:ascii="Calibri" w:hAnsi="Calibri" w:eastAsia="Calibri"/>
+                <w:b w:val="0"/>
+                <w:color w:val="2B2B2B"/>
+                <w:sz w:val="20"/>
+              </w:rPr>
+              <w:t>2</w:t>
+            </w:r>
+          </w:p>
+        </w:tc>
+        <w:tc>
+          <w:tcPr>
+            <w:tcW w:type="dxa" w:w="1152"/>
+            <w:shd w:val="clear" w:fill="F2F2F2"/>
+          </w:tcPr>
+          <w:p>
+            <w:r/>
+            <w:r>
+              <w:rPr>
+                <w:rFonts w:ascii="Calibri" w:hAnsi="Calibri" w:eastAsia="Calibri"/>
+                <w:b w:val="0"/>
+                <w:color w:val="2B2B2B"/>
+                <w:sz w:val="20"/>
+              </w:rPr>
+              <w:t>2 y 3</w:t>
+            </w:r>
+          </w:p>
+        </w:tc>
+        <w:tc>
+          <w:tcPr>
+            <w:tcW w:type="dxa" w:w="7200"/>
+            <w:shd w:val="clear" w:fill="F2F2F2"/>
+          </w:tcPr>
+          <w:p>
+            <w:r/>
+            <w:r>
+              <w:rPr>
+                <w:rFonts w:ascii="Calibri" w:hAnsi="Calibri" w:eastAsia="Calibri"/>
+                <w:b w:val="0"/>
+                <w:color w:val="2B2B2B"/>
+                <w:sz w:val="20"/>
+              </w:rPr>
+              <w:t>Un problema real y medible, visto como un sistema completo —con actores y frontera—, no como «una app que falta».</w:t>
+            </w:r>
+          </w:p>
+        </w:tc>
+      </w:tr>
+      <w:tr>
+        <w:tc>
+          <w:tcPr>
+            <w:tcW w:type="dxa" w:w="1440"/>
+          </w:tcPr>
+          <w:p>
+            <w:r/>
+            <w:r>
+              <w:rPr>
+                <w:rFonts w:ascii="Calibri" w:hAnsi="Calibri" w:eastAsia="Calibri"/>
+                <w:b w:val="0"/>
+                <w:color w:val="2B2B2B"/>
+                <w:sz w:val="20"/>
+              </w:rPr>
+              <w:t>3</w:t>
+            </w:r>
+          </w:p>
+        </w:tc>
+        <w:tc>
+          <w:tcPr>
+            <w:tcW w:type="dxa" w:w="1152"/>
+          </w:tcPr>
+          <w:p>
+            <w:r/>
+            <w:r>
+              <w:rPr>
+                <w:rFonts w:ascii="Calibri" w:hAnsi="Calibri" w:eastAsia="Calibri"/>
+                <w:b w:val="0"/>
+                <w:color w:val="2B2B2B"/>
+                <w:sz w:val="20"/>
+              </w:rPr>
+              <w:t>4 y 5</w:t>
+            </w:r>
+          </w:p>
+        </w:tc>
+        <w:tc>
+          <w:tcPr>
+            <w:tcW w:type="dxa" w:w="7200"/>
+          </w:tcPr>
+          <w:p>
+            <w:r/>
+            <w:r>
+              <w:rPr>
+                <w:rFonts w:ascii="Calibri" w:hAnsi="Calibri" w:eastAsia="Calibri"/>
+                <w:b w:val="0"/>
+                <w:color w:val="2B2B2B"/>
+                <w:sz w:val="20"/>
+              </w:rPr>
+              <w:t>A quién podría perjudicar el proyecto y qué norma colombiana obliga a cuidarlo (sobre todo si maneja datos de personas), y una restricción ambiental con un indicador que se pueda medir.</w:t>
+            </w:r>
+          </w:p>
+        </w:tc>
+      </w:tr>
+      <w:tr>
+        <w:tc>
+          <w:tcPr>
+            <w:tcW w:type="dxa" w:w="1440"/>
+            <w:shd w:val="clear" w:fill="F2F2F2"/>
+          </w:tcPr>
+          <w:p>
+            <w:r/>
+            <w:r>
+              <w:rPr>
+                <w:rFonts w:ascii="Calibri" w:hAnsi="Calibri" w:eastAsia="Calibri"/>
+                <w:b w:val="0"/>
+                <w:color w:val="2B2B2B"/>
+                <w:sz w:val="20"/>
+              </w:rPr>
+              <w:t>4</w:t>
+            </w:r>
+          </w:p>
+        </w:tc>
+        <w:tc>
+          <w:tcPr>
+            <w:tcW w:type="dxa" w:w="1152"/>
+            <w:shd w:val="clear" w:fill="F2F2F2"/>
+          </w:tcPr>
+          <w:p>
+            <w:r/>
+            <w:r>
+              <w:rPr>
+                <w:rFonts w:ascii="Calibri" w:hAnsi="Calibri" w:eastAsia="Calibri"/>
+                <w:b w:val="0"/>
+                <w:color w:val="2B2B2B"/>
+                <w:sz w:val="20"/>
+              </w:rPr>
+              <w:t>6</w:t>
+            </w:r>
+          </w:p>
+        </w:tc>
+        <w:tc>
+          <w:tcPr>
+            <w:tcW w:type="dxa" w:w="7200"/>
+            <w:shd w:val="clear" w:fill="F2F2F2"/>
+          </w:tcPr>
+          <w:p>
+            <w:r/>
+            <w:r>
+              <w:rPr>
+                <w:rFonts w:ascii="Calibri" w:hAnsi="Calibri" w:eastAsia="Calibri"/>
+                <w:b w:val="0"/>
+                <w:color w:val="2B2B2B"/>
+                <w:sz w:val="20"/>
+              </w:rPr>
+              <w:t>El problema cerrado: enunciado en una frase, línea base con cifra, árbol de causas, actores y criterio de éxito. Cierra el Corte 1 (evaluación en ExamLab).</w:t>
+            </w:r>
+          </w:p>
+        </w:tc>
+      </w:tr>
+      <w:tr>
+        <w:tc>
+          <w:tcPr>
+            <w:tcW w:type="dxa" w:w="1440"/>
+          </w:tcPr>
+          <w:p>
+            <w:r/>
+            <w:r>
+              <w:rPr>
+                <w:rFonts w:ascii="Calibri" w:hAnsi="Calibri" w:eastAsia="Calibri"/>
+                <w:b w:val="0"/>
+                <w:color w:val="2B2B2B"/>
+                <w:sz w:val="20"/>
+              </w:rPr>
+              <w:t>5</w:t>
+            </w:r>
+          </w:p>
+        </w:tc>
+        <w:tc>
+          <w:tcPr>
+            <w:tcW w:type="dxa" w:w="1152"/>
+          </w:tcPr>
+          <w:p>
+            <w:r/>
+            <w:r>
+              <w:rPr>
+                <w:rFonts w:ascii="Calibri" w:hAnsi="Calibri" w:eastAsia="Calibri"/>
+                <w:b w:val="0"/>
+                <w:color w:val="2B2B2B"/>
+                <w:sz w:val="20"/>
+              </w:rPr>
+              <w:t>7 y 8</w:t>
+            </w:r>
+          </w:p>
+        </w:tc>
+        <w:tc>
+          <w:tcPr>
+            <w:tcW w:type="dxa" w:w="7200"/>
+          </w:tcPr>
+          <w:p>
+            <w:r/>
+            <w:r>
+              <w:rPr>
+                <w:rFonts w:ascii="Calibri" w:hAnsi="Calibri" w:eastAsia="Calibri"/>
+                <w:b w:val="0"/>
+                <w:color w:val="2B2B2B"/>
+                <w:sz w:val="20"/>
+              </w:rPr>
+              <w:t>Los requisitos mínimos con su criterio de aceptación y el plan de hitos; la alternativa elegida con su matriz de criterios y el alcance mínimo.</w:t>
+            </w:r>
+          </w:p>
+        </w:tc>
+      </w:tr>
+      <w:tr>
+        <w:tc>
+          <w:tcPr>
+            <w:tcW w:type="dxa" w:w="1440"/>
+            <w:shd w:val="clear" w:fill="F2F2F2"/>
+          </w:tcPr>
+          <w:p>
+            <w:r/>
+            <w:r>
+              <w:rPr>
+                <w:rFonts w:ascii="Calibri" w:hAnsi="Calibri" w:eastAsia="Calibri"/>
+                <w:b w:val="0"/>
+                <w:color w:val="2B2B2B"/>
+                <w:sz w:val="20"/>
+              </w:rPr>
+              <w:t>6</w:t>
+            </w:r>
+          </w:p>
+        </w:tc>
+        <w:tc>
+          <w:tcPr>
+            <w:tcW w:type="dxa" w:w="1152"/>
+            <w:shd w:val="clear" w:fill="F2F2F2"/>
+          </w:tcPr>
+          <w:p>
+            <w:r/>
+            <w:r>
+              <w:rPr>
+                <w:rFonts w:ascii="Calibri" w:hAnsi="Calibri" w:eastAsia="Calibri"/>
+                <w:b w:val="0"/>
+                <w:color w:val="2B2B2B"/>
+                <w:sz w:val="20"/>
+              </w:rPr>
+              <w:t>9 y 10</w:t>
+            </w:r>
+          </w:p>
+        </w:tc>
+        <w:tc>
+          <w:tcPr>
+            <w:tcW w:type="dxa" w:w="7200"/>
+            <w:shd w:val="clear" w:fill="F2F2F2"/>
+          </w:tcPr>
+          <w:p>
+            <w:r/>
+            <w:r>
+              <w:rPr>
+                <w:rFonts w:ascii="Calibri" w:hAnsi="Calibri" w:eastAsia="Calibri"/>
+                <w:b w:val="0"/>
+                <w:color w:val="2B2B2B"/>
+                <w:sz w:val="20"/>
+              </w:rPr>
+              <w:t>Tres antecedentes con fuente verificable y la mejora que propone el equipo; el prototipo v1 de baja fidelidad y su guion de prueba.</w:t>
+            </w:r>
+          </w:p>
+        </w:tc>
+      </w:tr>
+      <w:tr>
+        <w:tc>
+          <w:tcPr>
+            <w:tcW w:type="dxa" w:w="1440"/>
+          </w:tcPr>
+          <w:p>
+            <w:r/>
+            <w:r>
+              <w:rPr>
+                <w:rFonts w:ascii="Calibri" w:hAnsi="Calibri" w:eastAsia="Calibri"/>
+                <w:b w:val="0"/>
+                <w:color w:val="2B2B2B"/>
+                <w:sz w:val="20"/>
+              </w:rPr>
+              <w:t>7</w:t>
+            </w:r>
+          </w:p>
+        </w:tc>
+        <w:tc>
+          <w:tcPr>
+            <w:tcW w:type="dxa" w:w="1152"/>
+          </w:tcPr>
+          <w:p>
+            <w:r/>
+            <w:r>
+              <w:rPr>
+                <w:rFonts w:ascii="Calibri" w:hAnsi="Calibri" w:eastAsia="Calibri"/>
+                <w:b w:val="0"/>
+                <w:color w:val="2B2B2B"/>
+                <w:sz w:val="20"/>
+              </w:rPr>
+              <w:t>11</w:t>
+            </w:r>
+          </w:p>
+        </w:tc>
+        <w:tc>
+          <w:tcPr>
+            <w:tcW w:type="dxa" w:w="7200"/>
+          </w:tcPr>
+          <w:p>
+            <w:r/>
+            <w:r>
+              <w:rPr>
+                <w:rFonts w:ascii="Calibri" w:hAnsi="Calibri" w:eastAsia="Calibri"/>
+                <w:b w:val="0"/>
+                <w:color w:val="2B2B2B"/>
+                <w:sz w:val="20"/>
+              </w:rPr>
+              <w:t>El prototipo v2, mejorado con IA y corregido a mano, con el registro de lo que se pidió y lo que se corrigió. Cierra el Corte 2 (evaluación en ExamLab).</w:t>
+            </w:r>
+          </w:p>
+        </w:tc>
+      </w:tr>
+      <w:tr>
+        <w:tc>
+          <w:tcPr>
+            <w:tcW w:type="dxa" w:w="1440"/>
+            <w:shd w:val="clear" w:fill="F2F2F2"/>
+          </w:tcPr>
+          <w:p>
+            <w:r/>
+            <w:r>
+              <w:rPr>
+                <w:rFonts w:ascii="Calibri" w:hAnsi="Calibri" w:eastAsia="Calibri"/>
+                <w:b w:val="0"/>
+                <w:color w:val="2B2B2B"/>
+                <w:sz w:val="20"/>
+              </w:rPr>
+              <w:t>Antes de la 8</w:t>
+            </w:r>
+          </w:p>
+        </w:tc>
+        <w:tc>
+          <w:tcPr>
+            <w:tcW w:type="dxa" w:w="1152"/>
+            <w:shd w:val="clear" w:fill="F2F2F2"/>
+          </w:tcPr>
+          <w:p>
+            <w:r/>
+            <w:r>
+              <w:rPr>
+                <w:rFonts w:ascii="Calibri" w:hAnsi="Calibri" w:eastAsia="Calibri"/>
+                <w:b w:val="0"/>
+                <w:color w:val="2B2B2B"/>
+                <w:sz w:val="20"/>
+              </w:rPr>
+              <w:t>—</w:t>
+            </w:r>
+          </w:p>
+        </w:tc>
+        <w:tc>
+          <w:tcPr>
+            <w:tcW w:type="dxa" w:w="7200"/>
+            <w:shd w:val="clear" w:fill="F2F2F2"/>
+          </w:tcPr>
+          <w:p>
+            <w:r/>
+            <w:r>
+              <w:rPr>
+                <w:rFonts w:ascii="Calibri" w:hAnsi="Calibri" w:eastAsia="Calibri"/>
+                <w:b w:val="0"/>
+                <w:color w:val="2B2B2B"/>
+                <w:sz w:val="20"/>
+              </w:rPr>
+              <w:t>La prueba: una persona ajena al equipo usa el prototipo v2 navegable y el equipo anota lo que falló.</w:t>
+            </w:r>
+          </w:p>
+        </w:tc>
+      </w:tr>
+      <w:tr>
+        <w:tc>
+          <w:tcPr>
+            <w:tcW w:type="dxa" w:w="1440"/>
+          </w:tcPr>
+          <w:p>
+            <w:r/>
+            <w:r>
+              <w:rPr>
+                <w:rFonts w:ascii="Calibri" w:hAnsi="Calibri" w:eastAsia="Calibri"/>
+                <w:b w:val="0"/>
+                <w:color w:val="2B2B2B"/>
+                <w:sz w:val="20"/>
+              </w:rPr>
+              <w:t>8</w:t>
+            </w:r>
+          </w:p>
+        </w:tc>
+        <w:tc>
+          <w:tcPr>
+            <w:tcW w:type="dxa" w:w="1152"/>
+          </w:tcPr>
+          <w:p>
+            <w:r/>
+            <w:r>
+              <w:rPr>
+                <w:rFonts w:ascii="Calibri" w:hAnsi="Calibri" w:eastAsia="Calibri"/>
+                <w:b w:val="0"/>
+                <w:color w:val="2B2B2B"/>
+                <w:sz w:val="20"/>
+              </w:rPr>
+              <w:t>12</w:t>
+            </w:r>
+          </w:p>
+        </w:tc>
+        <w:tc>
+          <w:tcPr>
+            <w:tcW w:type="dxa" w:w="7200"/>
+          </w:tcPr>
+          <w:p>
+            <w:r/>
+            <w:r>
+              <w:rPr>
+                <w:rFonts w:ascii="Calibri" w:hAnsi="Calibri" w:eastAsia="Calibri"/>
+                <w:b w:val="0"/>
+                <w:color w:val="2B2B2B"/>
+                <w:sz w:val="20"/>
+              </w:rPr>
+              <w:t>La ficha de avance con los hallazgos de la prueba y el plan de ajustes que sale de la retroalimentación del curso.</w:t>
+            </w:r>
+          </w:p>
+        </w:tc>
+      </w:tr>
+      <w:tr>
+        <w:tc>
+          <w:tcPr>
+            <w:tcW w:type="dxa" w:w="1440"/>
+            <w:shd w:val="clear" w:fill="F2F2F2"/>
+          </w:tcPr>
+          <w:p>
+            <w:r/>
+            <w:r>
+              <w:rPr>
+                <w:rFonts w:ascii="Calibri" w:hAnsi="Calibri" w:eastAsia="Calibri"/>
+                <w:b w:val="0"/>
+                <w:color w:val="2B2B2B"/>
+                <w:sz w:val="20"/>
+              </w:rPr>
+              <w:t>9</w:t>
+            </w:r>
+          </w:p>
+        </w:tc>
+        <w:tc>
+          <w:tcPr>
+            <w:tcW w:type="dxa" w:w="1152"/>
+            <w:shd w:val="clear" w:fill="F2F2F2"/>
+          </w:tcPr>
+          <w:p>
+            <w:r/>
+            <w:r>
+              <w:rPr>
+                <w:rFonts w:ascii="Calibri" w:hAnsi="Calibri" w:eastAsia="Calibri"/>
+                <w:b w:val="0"/>
+                <w:color w:val="2B2B2B"/>
+                <w:sz w:val="20"/>
+              </w:rPr>
+              <w:t>13</w:t>
+            </w:r>
+          </w:p>
+        </w:tc>
+        <w:tc>
+          <w:tcPr>
+            <w:tcW w:type="dxa" w:w="7200"/>
+            <w:shd w:val="clear" w:fill="F2F2F2"/>
+          </w:tcPr>
+          <w:p>
+            <w:r/>
+            <w:r>
+              <w:rPr>
+                <w:rFonts w:ascii="Calibri" w:hAnsi="Calibri" w:eastAsia="Calibri"/>
+                <w:b w:val="0"/>
+                <w:color w:val="2B2B2B"/>
+                <w:sz w:val="20"/>
+              </w:rPr>
+              <w:t>La matriz de impacto social y ambiental: impactos positivos con indicador y negativos con su mitigación.</w:t>
+            </w:r>
+          </w:p>
+        </w:tc>
+      </w:tr>
+      <w:tr>
+        <w:tc>
+          <w:tcPr>
+            <w:tcW w:type="dxa" w:w="1440"/>
+          </w:tcPr>
+          <w:p>
+            <w:r/>
+            <w:r>
+              <w:rPr>
+                <w:rFonts w:ascii="Calibri" w:hAnsi="Calibri" w:eastAsia="Calibri"/>
+                <w:b w:val="0"/>
+                <w:color w:val="2B2B2B"/>
+                <w:sz w:val="20"/>
+              </w:rPr>
+              <w:t>10</w:t>
+            </w:r>
+          </w:p>
+        </w:tc>
+        <w:tc>
+          <w:tcPr>
+            <w:tcW w:type="dxa" w:w="1152"/>
+          </w:tcPr>
+          <w:p>
+            <w:r/>
+            <w:r>
+              <w:rPr>
+                <w:rFonts w:ascii="Calibri" w:hAnsi="Calibri" w:eastAsia="Calibri"/>
+                <w:b w:val="0"/>
+                <w:color w:val="2B2B2B"/>
+                <w:sz w:val="20"/>
+              </w:rPr>
+              <w:t>14</w:t>
+            </w:r>
+          </w:p>
+        </w:tc>
+        <w:tc>
+          <w:tcPr>
+            <w:tcW w:type="dxa" w:w="7200"/>
+          </w:tcPr>
+          <w:p>
+            <w:r/>
+            <w:r>
+              <w:rPr>
+                <w:rFonts w:ascii="Calibri" w:hAnsi="Calibri" w:eastAsia="Calibri"/>
+                <w:b w:val="0"/>
+                <w:color w:val="2B2B2B"/>
+                <w:sz w:val="20"/>
+              </w:rPr>
+              <w:t>El guion de la exposición, las diapositivas, el reparto entre integrantes, la demostración del prototipo y un plan B por si algo falla.</w:t>
+            </w:r>
+          </w:p>
+        </w:tc>
+      </w:tr>
+      <w:tr>
+        <w:tc>
+          <w:tcPr>
+            <w:tcW w:type="dxa" w:w="1440"/>
+            <w:shd w:val="clear" w:fill="F2F2F2"/>
+          </w:tcPr>
+          <w:p>
+            <w:r/>
+            <w:r>
+              <w:rPr>
+                <w:rFonts w:ascii="Calibri" w:hAnsi="Calibri" w:eastAsia="Calibri"/>
+                <w:b w:val="0"/>
+                <w:color w:val="2B2B2B"/>
+                <w:sz w:val="20"/>
+              </w:rPr>
+              <w:t>—</w:t>
+            </w:r>
+          </w:p>
+        </w:tc>
+        <w:tc>
+          <w:tcPr>
+            <w:tcW w:type="dxa" w:w="1152"/>
+            <w:shd w:val="clear" w:fill="F2F2F2"/>
+          </w:tcPr>
+          <w:p>
+            <w:r/>
+            <w:r>
+              <w:rPr>
+                <w:rFonts w:ascii="Calibri" w:hAnsi="Calibri" w:eastAsia="Calibri"/>
+                <w:b w:val="0"/>
+                <w:color w:val="2B2B2B"/>
+                <w:sz w:val="20"/>
+              </w:rPr>
+              <w:t>—</w:t>
+            </w:r>
+          </w:p>
+        </w:tc>
+        <w:tc>
+          <w:tcPr>
+            <w:tcW w:type="dxa" w:w="7200"/>
+            <w:shd w:val="clear" w:fill="F2F2F2"/>
+          </w:tcPr>
+          <w:p>
+            <w:r/>
+            <w:r>
+              <w:rPr>
+                <w:rFonts w:ascii="Calibri" w:hAnsi="Calibri" w:eastAsia="Calibri"/>
+                <w:b w:val="0"/>
+                <w:color w:val="2B2B2B"/>
+                <w:sz w:val="20"/>
+              </w:rPr>
+              <w:t>Entrega en ExamLab del informe final y del prototipo: domingo 15/11/2026, 11:59 p. m. (sección 7).</w:t>
+            </w:r>
+          </w:p>
+        </w:tc>
+      </w:tr>
+      <w:tr>
+        <w:tc>
+          <w:tcPr>
+            <w:tcW w:type="dxa" w:w="1440"/>
+          </w:tcPr>
+          <w:p>
+            <w:r/>
+            <w:r>
+              <w:rPr>
+                <w:rFonts w:ascii="Calibri" w:hAnsi="Calibri" w:eastAsia="Calibri"/>
+                <w:b w:val="0"/>
+                <w:color w:val="2B2B2B"/>
+                <w:sz w:val="20"/>
+              </w:rPr>
+              <w:t>11</w:t>
+            </w:r>
+          </w:p>
+        </w:tc>
+        <w:tc>
+          <w:tcPr>
+            <w:tcW w:type="dxa" w:w="1152"/>
+          </w:tcPr>
+          <w:p>
+            <w:r/>
+            <w:r>
+              <w:rPr>
+                <w:rFonts w:ascii="Calibri" w:hAnsi="Calibri" w:eastAsia="Calibri"/>
+                <w:b w:val="0"/>
+                <w:color w:val="2B2B2B"/>
+                <w:sz w:val="20"/>
+              </w:rPr>
+              <w:t>15 y 16</w:t>
+            </w:r>
+          </w:p>
+        </w:tc>
+        <w:tc>
+          <w:tcPr>
+            <w:tcW w:type="dxa" w:w="7200"/>
+          </w:tcPr>
+          <w:p>
+            <w:r/>
+            <w:r>
+              <w:rPr>
+                <w:rFonts w:ascii="Calibri" w:hAnsi="Calibri" w:eastAsia="Calibri"/>
+                <w:b w:val="0"/>
+                <w:color w:val="2B2B2B"/>
+                <w:sz w:val="20"/>
+              </w:rPr>
+              <w:t>La exposición final, la socialización del proyecto en la galería del curso, la autoevaluación y la coevaluación.</w:t>
+            </w:r>
+          </w:p>
+        </w:tc>
+      </w:tr>
+    </w:tbl>
+    <w:p>
+      <w:pPr>
+        <w:spacing w:after="80" w:before="0"/>
+        <w:jc w:val="left"/>
+      </w:pPr>
+    </w:p>
+    <w:p>
+      <w:pPr>
+        <w:spacing w:after="120" w:before="240"/>
+        <w:jc w:val="left"/>
+      </w:pPr>
+      <w:r>
+        <w:rPr>
+          <w:rFonts w:ascii="Calibri" w:hAnsi="Calibri" w:eastAsia="Calibri"/>
+          <w:b/>
+          <w:color w:val="095292"/>
+          <w:sz w:val="24"/>
+        </w:rPr>
+        <w:t>4. El prototipo: qué es, cómo se hace y cómo se prueba</w:t>
+      </w:r>
+    </w:p>
+    <w:p>
+      <w:pPr>
         <w:spacing w:after="120" w:before="0"/>
         <w:jc w:val="left"/>
       </w:pPr>
@@ -440,7 +1692,1487 @@
           <w:color w:val="2B2B2B"/>
           <w:sz w:val="22"/>
         </w:rPr>
-        <w:t>Las fechas exactas de cada etapa están en el calendario de su grupo.</w:t>
+        <w:t xml:space="preserve">«Prototipo» suele hacer pensar en una aplicación que ya funciona. </w:t>
+      </w:r>
+      <w:r>
+        <w:rPr>
+          <w:rFonts w:ascii="Calibri" w:hAnsi="Calibri" w:eastAsia="Calibri"/>
+          <w:b/>
+          <w:color w:val="2B2B2B"/>
+          <w:sz w:val="22"/>
+        </w:rPr>
+        <w:t>En este curso no es eso.</w:t>
+      </w:r>
+      <w:r>
+        <w:rPr>
+          <w:rFonts w:ascii="Calibri" w:hAnsi="Calibri" w:eastAsia="Calibri"/>
+          <w:b w:val="0"/>
+          <w:color w:val="2B2B2B"/>
+          <w:sz w:val="22"/>
+        </w:rPr>
+        <w:t xml:space="preserve"> Un prototipo es un </w:t>
+      </w:r>
+      <w:r>
+        <w:rPr>
+          <w:rFonts w:ascii="Calibri" w:hAnsi="Calibri" w:eastAsia="Calibri"/>
+          <w:b/>
+          <w:color w:val="2B2B2B"/>
+          <w:sz w:val="22"/>
+        </w:rPr>
+        <w:t>dibujo de la solución que otra persona puede recorrer</w:t>
+      </w:r>
+      <w:r>
+        <w:rPr>
+          <w:rFonts w:ascii="Calibri" w:hAnsi="Calibri" w:eastAsia="Calibri"/>
+          <w:b w:val="0"/>
+          <w:color w:val="2B2B2B"/>
+          <w:sz w:val="22"/>
+        </w:rPr>
+        <w:t>, paso a paso, como si funcionara, para descubrir si la idea sirve antes de gastar meses construyéndola. Se hace sin programar: con papel, con herramientas de dibujo o con diapositivas enlazadas.</w:t>
+      </w:r>
+    </w:p>
+    <w:p>
+      <w:pPr>
+        <w:spacing w:after="80" w:before="160"/>
+        <w:jc w:val="left"/>
+      </w:pPr>
+      <w:r>
+        <w:rPr>
+          <w:rFonts w:ascii="Calibri" w:hAnsi="Calibri" w:eastAsia="Calibri"/>
+          <w:b/>
+          <w:color w:val="269CCB"/>
+          <w:sz w:val="22"/>
+        </w:rPr>
+        <w:t>Qué es y qué no es</w:t>
+      </w:r>
+    </w:p>
+    <w:p>
+      <w:pPr>
+        <w:pStyle w:val="ListBullet"/>
+        <w:spacing w:after="40"/>
+      </w:pPr>
+      <w:r>
+        <w:rPr>
+          <w:rFonts w:ascii="Calibri" w:hAnsi="Calibri" w:eastAsia="Calibri"/>
+          <w:b/>
+          <w:color w:val="2B2B2B"/>
+          <w:sz w:val="22"/>
+        </w:rPr>
+        <w:t>Es una pregunta hecha objeto.</w:t>
+      </w:r>
+      <w:r>
+        <w:rPr>
+          <w:rFonts w:ascii="Calibri" w:hAnsi="Calibri" w:eastAsia="Calibri"/>
+          <w:b w:val="0"/>
+          <w:color w:val="2B2B2B"/>
+          <w:sz w:val="22"/>
+        </w:rPr>
+        <w:t xml:space="preserve"> Se hace para responder algo concreto: ¿la gente entiende esta pantalla?, ¿el flujo tiene sentido?, ¿le alcanza el tiempo?</w:t>
+      </w:r>
+    </w:p>
+    <w:p>
+      <w:pPr>
+        <w:pStyle w:val="ListBullet"/>
+        <w:spacing w:after="40"/>
+      </w:pPr>
+      <w:r>
+        <w:rPr>
+          <w:rFonts w:ascii="Calibri" w:hAnsi="Calibri" w:eastAsia="Calibri"/>
+          <w:b/>
+          <w:color w:val="2B2B2B"/>
+          <w:sz w:val="22"/>
+        </w:rPr>
+        <w:t>No es la aplicación a medias.</w:t>
+      </w:r>
+      <w:r>
+        <w:rPr>
+          <w:rFonts w:ascii="Calibri" w:hAnsi="Calibri" w:eastAsia="Calibri"/>
+          <w:b w:val="0"/>
+          <w:color w:val="2B2B2B"/>
+          <w:sz w:val="22"/>
+        </w:rPr>
+        <w:t xml:space="preserve"> No intenta ser el producto: puede ser de papel y no tener datos reales, y aun así responde la pregunta.</w:t>
+      </w:r>
+    </w:p>
+    <w:p>
+      <w:pPr>
+        <w:pStyle w:val="ListBullet"/>
+        <w:spacing w:after="40"/>
+      </w:pPr>
+      <w:r>
+        <w:rPr>
+          <w:rFonts w:ascii="Calibri" w:hAnsi="Calibri" w:eastAsia="Calibri"/>
+          <w:b/>
+          <w:color w:val="2B2B2B"/>
+          <w:sz w:val="22"/>
+        </w:rPr>
+        <w:t>Es desechable.</w:t>
+      </w:r>
+      <w:r>
+        <w:rPr>
+          <w:rFonts w:ascii="Calibri" w:hAnsi="Calibri" w:eastAsia="Calibri"/>
+          <w:b w:val="0"/>
+          <w:color w:val="2B2B2B"/>
+          <w:sz w:val="22"/>
+        </w:rPr>
+        <w:t xml:space="preserve"> Se hace sabiendo que se va a cambiar o a tirar; por eso se dibuja rápido y sin adornos. Un prototipo que da pesar tirar ya costó demasiado.</w:t>
+      </w:r>
+    </w:p>
+    <w:p>
+      <w:pPr>
+        <w:pStyle w:val="ListBullet"/>
+        <w:spacing w:after="40"/>
+      </w:pPr>
+      <w:r>
+        <w:rPr>
+          <w:rFonts w:ascii="Calibri" w:hAnsi="Calibri" w:eastAsia="Calibri"/>
+          <w:b/>
+          <w:color w:val="2B2B2B"/>
+          <w:sz w:val="22"/>
+        </w:rPr>
+        <w:t>Se hace feo a propósito.</w:t>
+      </w:r>
+      <w:r>
+        <w:rPr>
+          <w:rFonts w:ascii="Calibri" w:hAnsi="Calibri" w:eastAsia="Calibri"/>
+          <w:b w:val="0"/>
+          <w:color w:val="2B2B2B"/>
+          <w:sz w:val="22"/>
+        </w:rPr>
+        <w:t xml:space="preserve"> Delante de un dibujo a lápiz la gente dice qué no entiende; delante de una pantalla con colores dice «está muy bonito», y eso no ayuda.</w:t>
+      </w:r>
+    </w:p>
+    <w:p>
+      <w:pPr>
+        <w:pStyle w:val="ListBullet"/>
+        <w:spacing w:after="40"/>
+      </w:pPr>
+      <w:r>
+        <w:rPr>
+          <w:rFonts w:ascii="Calibri" w:hAnsi="Calibri" w:eastAsia="Calibri"/>
+          <w:b/>
+          <w:color w:val="2B2B2B"/>
+          <w:sz w:val="22"/>
+        </w:rPr>
+        <w:t>Se prueba con alguien de afuera.</w:t>
+      </w:r>
+      <w:r>
+        <w:rPr>
+          <w:rFonts w:ascii="Calibri" w:hAnsi="Calibri" w:eastAsia="Calibri"/>
+          <w:b w:val="0"/>
+          <w:color w:val="2B2B2B"/>
+          <w:sz w:val="22"/>
+        </w:rPr>
+        <w:t xml:space="preserve"> Si solo lo vio el equipo, no probó nada.</w:t>
+      </w:r>
+    </w:p>
+    <w:p>
+      <w:pPr>
+        <w:spacing w:after="120" w:before="0"/>
+        <w:jc w:val="left"/>
+      </w:pPr>
+      <w:r>
+        <w:rPr>
+          <w:rFonts w:ascii="Calibri" w:hAnsi="Calibri" w:eastAsia="Calibri"/>
+          <w:b/>
+          <w:color w:val="2B2B2B"/>
+          <w:sz w:val="20"/>
+        </w:rPr>
+        <w:t>¿Y si la solución no es una aplicación?</w:t>
+      </w:r>
+      <w:r>
+        <w:rPr>
+          <w:rFonts w:ascii="Calibri" w:hAnsi="Calibri" w:eastAsia="Calibri"/>
+          <w:b w:val="0"/>
+          <w:color w:val="2B2B2B"/>
+          <w:sz w:val="20"/>
+        </w:rPr>
+        <w:t xml:space="preserve"> Muchas no lo son: un formulario, un procedimiento, una nueva forma de atender. Entonces el prototipo muestra los pasos que vive la persona —tres pasos en vez de tres pantallas—, dibujados como un flujo en diagrams.net (draw.io).</w:t>
+      </w:r>
+    </w:p>
+    <w:p>
+      <w:pPr>
+        <w:spacing w:after="80" w:before="160"/>
+        <w:jc w:val="left"/>
+      </w:pPr>
+      <w:r>
+        <w:rPr>
+          <w:rFonts w:ascii="Calibri" w:hAnsi="Calibri" w:eastAsia="Calibri"/>
+          <w:b/>
+          <w:color w:val="269CCB"/>
+          <w:sz w:val="22"/>
+        </w:rPr>
+        <w:t>Las versiones del prototipo, en orden</w:t>
+      </w:r>
+    </w:p>
+    <w:tbl>
+      <w:tblPr>
+        <w:tblStyle w:val="TableGrid"/>
+        <w:tblW w:type="auto" w:w="0"/>
+        <w:tblLayout w:type="fixed"/>
+        <w:tblLook w:firstColumn="1" w:firstRow="1" w:lastColumn="0" w:lastRow="0" w:noHBand="0" w:noVBand="1" w:val="04A0"/>
+      </w:tblPr>
+      <w:tblGrid>
+        <w:gridCol w:w="2448"/>
+        <w:gridCol w:w="2448"/>
+        <w:gridCol w:w="2448"/>
+        <w:gridCol w:w="2448"/>
+      </w:tblGrid>
+      <w:tr>
+        <w:tc>
+          <w:tcPr>
+            <w:tcW w:type="dxa" w:w="1584"/>
+            <w:shd w:val="clear" w:fill="095292"/>
+          </w:tcPr>
+          <w:p>
+            <w:r/>
+            <w:r>
+              <w:rPr>
+                <w:rFonts w:ascii="Calibri" w:hAnsi="Calibri" w:eastAsia="Calibri"/>
+                <w:b/>
+                <w:color w:val="FFFFFF"/>
+                <w:sz w:val="20"/>
+              </w:rPr>
+              <w:t>Versión</w:t>
+            </w:r>
+          </w:p>
+        </w:tc>
+        <w:tc>
+          <w:tcPr>
+            <w:tcW w:type="dxa" w:w="1872"/>
+            <w:shd w:val="clear" w:fill="095292"/>
+          </w:tcPr>
+          <w:p>
+            <w:r/>
+            <w:r>
+              <w:rPr>
+                <w:rFonts w:ascii="Calibri" w:hAnsi="Calibri" w:eastAsia="Calibri"/>
+                <w:b/>
+                <w:color w:val="FFFFFF"/>
+                <w:sz w:val="20"/>
+              </w:rPr>
+              <w:t>Cuándo</w:t>
+            </w:r>
+          </w:p>
+        </w:tc>
+        <w:tc>
+          <w:tcPr>
+            <w:tcW w:type="dxa" w:w="4176"/>
+            <w:shd w:val="clear" w:fill="095292"/>
+          </w:tcPr>
+          <w:p>
+            <w:r/>
+            <w:r>
+              <w:rPr>
+                <w:rFonts w:ascii="Calibri" w:hAnsi="Calibri" w:eastAsia="Calibri"/>
+                <w:b/>
+                <w:color w:val="FFFFFF"/>
+                <w:sz w:val="20"/>
+              </w:rPr>
+              <w:t>Qué es</w:t>
+            </w:r>
+          </w:p>
+        </w:tc>
+        <w:tc>
+          <w:tcPr>
+            <w:tcW w:type="dxa" w:w="2160"/>
+            <w:shd w:val="clear" w:fill="095292"/>
+          </w:tcPr>
+          <w:p>
+            <w:r/>
+            <w:r>
+              <w:rPr>
+                <w:rFonts w:ascii="Calibri" w:hAnsi="Calibri" w:eastAsia="Calibri"/>
+                <w:b/>
+                <w:color w:val="FFFFFF"/>
+                <w:sz w:val="20"/>
+              </w:rPr>
+              <w:t>Con qué se hace</w:t>
+            </w:r>
+          </w:p>
+        </w:tc>
+      </w:tr>
+      <w:tr>
+        <w:tc>
+          <w:tcPr>
+            <w:tcW w:type="dxa" w:w="1584"/>
+          </w:tcPr>
+          <w:p>
+            <w:r/>
+            <w:r>
+              <w:rPr>
+                <w:rFonts w:ascii="Calibri" w:hAnsi="Calibri" w:eastAsia="Calibri"/>
+                <w:b w:val="0"/>
+                <w:color w:val="2B2B2B"/>
+                <w:sz w:val="20"/>
+              </w:rPr>
+              <w:t>v1 · baja fidelidad</w:t>
+            </w:r>
+          </w:p>
+        </w:tc>
+        <w:tc>
+          <w:tcPr>
+            <w:tcW w:type="dxa" w:w="1872"/>
+          </w:tcPr>
+          <w:p>
+            <w:r/>
+            <w:r>
+              <w:rPr>
+                <w:rFonts w:ascii="Calibri" w:hAnsi="Calibri" w:eastAsia="Calibri"/>
+                <w:b w:val="0"/>
+                <w:color w:val="2B2B2B"/>
+                <w:sz w:val="20"/>
+              </w:rPr>
+              <w:t>Sesión 6 (Clase 10)</w:t>
+            </w:r>
+          </w:p>
+        </w:tc>
+        <w:tc>
+          <w:tcPr>
+            <w:tcW w:type="dxa" w:w="4176"/>
+          </w:tcPr>
+          <w:p>
+            <w:r/>
+            <w:r>
+              <w:rPr>
+                <w:rFonts w:ascii="Calibri" w:hAnsi="Calibri" w:eastAsia="Calibri"/>
+                <w:b w:val="0"/>
+                <w:color w:val="2B2B2B"/>
+                <w:sz w:val="20"/>
+              </w:rPr>
+              <w:t>El camino principal del alcance mínimo en tres pantallas o tres pasos, con textos reales, el estado vacío, el estado de error y el guion de prueba.</w:t>
+            </w:r>
+          </w:p>
+        </w:tc>
+        <w:tc>
+          <w:tcPr>
+            <w:tcW w:type="dxa" w:w="2160"/>
+          </w:tcPr>
+          <w:p>
+            <w:r/>
+            <w:r>
+              <w:rPr>
+                <w:rFonts w:ascii="Calibri" w:hAnsi="Calibri" w:eastAsia="Calibri"/>
+                <w:b w:val="0"/>
+                <w:color w:val="2B2B2B"/>
+                <w:sz w:val="20"/>
+              </w:rPr>
+              <w:t>Papel y una foto legible, Excalidraw o draw.io</w:t>
+            </w:r>
+          </w:p>
+        </w:tc>
+      </w:tr>
+      <w:tr>
+        <w:tc>
+          <w:tcPr>
+            <w:tcW w:type="dxa" w:w="1584"/>
+            <w:shd w:val="clear" w:fill="F2F2F2"/>
+          </w:tcPr>
+          <w:p>
+            <w:r/>
+            <w:r>
+              <w:rPr>
+                <w:rFonts w:ascii="Calibri" w:hAnsi="Calibri" w:eastAsia="Calibri"/>
+                <w:b w:val="0"/>
+                <w:color w:val="2B2B2B"/>
+                <w:sz w:val="20"/>
+              </w:rPr>
+              <w:t>Navegable</w:t>
+            </w:r>
+          </w:p>
+        </w:tc>
+        <w:tc>
+          <w:tcPr>
+            <w:tcW w:type="dxa" w:w="1872"/>
+            <w:shd w:val="clear" w:fill="F2F2F2"/>
+          </w:tcPr>
+          <w:p>
+            <w:r/>
+            <w:r>
+              <w:rPr>
+                <w:rFonts w:ascii="Calibri" w:hAnsi="Calibri" w:eastAsia="Calibri"/>
+                <w:b w:val="0"/>
+                <w:color w:val="2B2B2B"/>
+                <w:sz w:val="20"/>
+              </w:rPr>
+              <w:t>Después de la Clase 10, como trabajo independiente</w:t>
+            </w:r>
+          </w:p>
+        </w:tc>
+        <w:tc>
+          <w:tcPr>
+            <w:tcW w:type="dxa" w:w="4176"/>
+            <w:shd w:val="clear" w:fill="F2F2F2"/>
+          </w:tcPr>
+          <w:p>
+            <w:r/>
+            <w:r>
+              <w:rPr>
+                <w:rFonts w:ascii="Calibri" w:hAnsi="Calibri" w:eastAsia="Calibri"/>
+                <w:b w:val="0"/>
+                <w:color w:val="2B2B2B"/>
+                <w:sz w:val="20"/>
+              </w:rPr>
+              <w:t>La v1 pasada a diapositivas: una por pantalla y un enlace en cada botón hacia su destino. En modo presentación se recorre como si funcionara.</w:t>
+            </w:r>
+          </w:p>
+        </w:tc>
+        <w:tc>
+          <w:tcPr>
+            <w:tcW w:type="dxa" w:w="2160"/>
+            <w:shd w:val="clear" w:fill="F2F2F2"/>
+          </w:tcPr>
+          <w:p>
+            <w:r/>
+            <w:r>
+              <w:rPr>
+                <w:rFonts w:ascii="Calibri" w:hAnsi="Calibri" w:eastAsia="Calibri"/>
+                <w:b w:val="0"/>
+                <w:color w:val="2B2B2B"/>
+                <w:sz w:val="20"/>
+              </w:rPr>
+              <w:t>Google Slides</w:t>
+            </w:r>
+          </w:p>
+        </w:tc>
+      </w:tr>
+      <w:tr>
+        <w:tc>
+          <w:tcPr>
+            <w:tcW w:type="dxa" w:w="1584"/>
+          </w:tcPr>
+          <w:p>
+            <w:r/>
+            <w:r>
+              <w:rPr>
+                <w:rFonts w:ascii="Calibri" w:hAnsi="Calibri" w:eastAsia="Calibri"/>
+                <w:b w:val="0"/>
+                <w:color w:val="2B2B2B"/>
+                <w:sz w:val="20"/>
+              </w:rPr>
+              <w:t>v2 · con IA</w:t>
+            </w:r>
+          </w:p>
+        </w:tc>
+        <w:tc>
+          <w:tcPr>
+            <w:tcW w:type="dxa" w:w="1872"/>
+          </w:tcPr>
+          <w:p>
+            <w:r/>
+            <w:r>
+              <w:rPr>
+                <w:rFonts w:ascii="Calibri" w:hAnsi="Calibri" w:eastAsia="Calibri"/>
+                <w:b w:val="0"/>
+                <w:color w:val="2B2B2B"/>
+                <w:sz w:val="20"/>
+              </w:rPr>
+              <w:t>Sesión 7 (Clase 11)</w:t>
+            </w:r>
+          </w:p>
+        </w:tc>
+        <w:tc>
+          <w:tcPr>
+            <w:tcW w:type="dxa" w:w="4176"/>
+          </w:tcPr>
+          <w:p>
+            <w:r/>
+            <w:r>
+              <w:rPr>
+                <w:rFonts w:ascii="Calibri" w:hAnsi="Calibri" w:eastAsia="Calibri"/>
+                <w:b w:val="0"/>
+                <w:color w:val="2B2B2B"/>
+                <w:sz w:val="20"/>
+              </w:rPr>
+              <w:t>La v1 mejorada con un asistente de IA: un prompt con contexto, tres variantes, una elegida con su razón y corregida a mano. Se guarda el registro de todo eso, y la v2 también queda navegable.</w:t>
+            </w:r>
+          </w:p>
+        </w:tc>
+        <w:tc>
+          <w:tcPr>
+            <w:tcW w:type="dxa" w:w="2160"/>
+          </w:tcPr>
+          <w:p>
+            <w:r/>
+            <w:r>
+              <w:rPr>
+                <w:rFonts w:ascii="Calibri" w:hAnsi="Calibri" w:eastAsia="Calibri"/>
+                <w:b w:val="0"/>
+                <w:color w:val="2B2B2B"/>
+                <w:sz w:val="20"/>
+              </w:rPr>
+              <w:t>Asistente de IA gratuito, Excalidraw o draw.io, y Google Slides</w:t>
+            </w:r>
+          </w:p>
+        </w:tc>
+      </w:tr>
+      <w:tr>
+        <w:tc>
+          <w:tcPr>
+            <w:tcW w:type="dxa" w:w="1584"/>
+            <w:shd w:val="clear" w:fill="F2F2F2"/>
+          </w:tcPr>
+          <w:p>
+            <w:r/>
+            <w:r>
+              <w:rPr>
+                <w:rFonts w:ascii="Calibri" w:hAnsi="Calibri" w:eastAsia="Calibri"/>
+                <w:b w:val="0"/>
+                <w:color w:val="2B2B2B"/>
+                <w:sz w:val="20"/>
+              </w:rPr>
+              <w:t>Probada</w:t>
+            </w:r>
+          </w:p>
+        </w:tc>
+        <w:tc>
+          <w:tcPr>
+            <w:tcW w:type="dxa" w:w="1872"/>
+            <w:shd w:val="clear" w:fill="F2F2F2"/>
+          </w:tcPr>
+          <w:p>
+            <w:r/>
+            <w:r>
+              <w:rPr>
+                <w:rFonts w:ascii="Calibri" w:hAnsi="Calibri" w:eastAsia="Calibri"/>
+                <w:b w:val="0"/>
+                <w:color w:val="2B2B2B"/>
+                <w:sz w:val="20"/>
+              </w:rPr>
+              <w:t>Antes de la sesión 8 (Clase 12)</w:t>
+            </w:r>
+          </w:p>
+        </w:tc>
+        <w:tc>
+          <w:tcPr>
+            <w:tcW w:type="dxa" w:w="4176"/>
+            <w:shd w:val="clear" w:fill="F2F2F2"/>
+          </w:tcPr>
+          <w:p>
+            <w:r/>
+            <w:r>
+              <w:rPr>
+                <w:rFonts w:ascii="Calibri" w:hAnsi="Calibri" w:eastAsia="Calibri"/>
+                <w:b w:val="0"/>
+                <w:color w:val="2B2B2B"/>
+                <w:sz w:val="20"/>
+              </w:rPr>
+              <w:t>La v2 navegable en manos de una persona ajena al equipo, con el guion de prueba. Lo que falló se presenta en la Clase 12.</w:t>
+            </w:r>
+          </w:p>
+        </w:tc>
+        <w:tc>
+          <w:tcPr>
+            <w:tcW w:type="dxa" w:w="2160"/>
+            <w:shd w:val="clear" w:fill="F2F2F2"/>
+          </w:tcPr>
+          <w:p>
+            <w:r/>
+            <w:r>
+              <w:rPr>
+                <w:rFonts w:ascii="Calibri" w:hAnsi="Calibri" w:eastAsia="Calibri"/>
+                <w:b w:val="0"/>
+                <w:color w:val="2B2B2B"/>
+                <w:sz w:val="20"/>
+              </w:rPr>
+              <w:t>El prototipo navegable y el guion de tres tareas</w:t>
+            </w:r>
+          </w:p>
+        </w:tc>
+      </w:tr>
+    </w:tbl>
+    <w:p>
+      <w:pPr>
+        <w:spacing w:after="80" w:before="0"/>
+        <w:jc w:val="left"/>
+      </w:pPr>
+    </w:p>
+    <w:p>
+      <w:pPr>
+        <w:spacing w:after="80" w:before="160"/>
+        <w:jc w:val="left"/>
+      </w:pPr>
+      <w:r>
+        <w:rPr>
+          <w:rFonts w:ascii="Calibri" w:hAnsi="Calibri" w:eastAsia="Calibri"/>
+          <w:b/>
+          <w:color w:val="269CCB"/>
+          <w:sz w:val="22"/>
+        </w:rPr>
+        <w:t>Lo que todo prototipo tiene que tener</w:t>
+      </w:r>
+    </w:p>
+    <w:p>
+      <w:pPr>
+        <w:pStyle w:val="ListBullet"/>
+        <w:spacing w:after="40"/>
+      </w:pPr>
+      <w:r>
+        <w:rPr>
+          <w:rFonts w:ascii="Calibri" w:hAnsi="Calibri" w:eastAsia="Calibri"/>
+          <w:b/>
+          <w:color w:val="2B2B2B"/>
+          <w:sz w:val="22"/>
+        </w:rPr>
+        <w:t>Una frase de propósito en cada pantalla o paso:</w:t>
+      </w:r>
+      <w:r>
+        <w:rPr>
+          <w:rFonts w:ascii="Calibri" w:hAnsi="Calibri" w:eastAsia="Calibri"/>
+          <w:b w:val="0"/>
+          <w:color w:val="2B2B2B"/>
+          <w:sz w:val="22"/>
+        </w:rPr>
+        <w:t xml:space="preserve"> «aquí el usuario averigua si el libro está disponible». Si la frase necesita una «y», esa pantalla hace dos cosas y hay que partirla.</w:t>
+      </w:r>
+    </w:p>
+    <w:p>
+      <w:pPr>
+        <w:pStyle w:val="ListBullet"/>
+        <w:spacing w:after="40"/>
+      </w:pPr>
+      <w:r>
+        <w:rPr>
+          <w:rFonts w:ascii="Calibri" w:hAnsi="Calibri" w:eastAsia="Calibri"/>
+          <w:b/>
+          <w:color w:val="2B2B2B"/>
+          <w:sz w:val="22"/>
+        </w:rPr>
+        <w:t>Un solo camino principal,</w:t>
+      </w:r>
+      <w:r>
+        <w:rPr>
+          <w:rFonts w:ascii="Calibri" w:hAnsi="Calibri" w:eastAsia="Calibri"/>
+          <w:b w:val="0"/>
+          <w:color w:val="2B2B2B"/>
+          <w:sz w:val="22"/>
+        </w:rPr>
+        <w:t xml:space="preserve"> grande y primero: lo que la persona va a hacer el 90 % de las veces.</w:t>
+      </w:r>
+    </w:p>
+    <w:p>
+      <w:pPr>
+        <w:pStyle w:val="ListBullet"/>
+        <w:spacing w:after="40"/>
+      </w:pPr>
+      <w:r>
+        <w:rPr>
+          <w:rFonts w:ascii="Calibri" w:hAnsi="Calibri" w:eastAsia="Calibri"/>
+          <w:b/>
+          <w:color w:val="2B2B2B"/>
+          <w:sz w:val="22"/>
+        </w:rPr>
+        <w:t>Textos reales, nunca relleno:</w:t>
+      </w:r>
+      <w:r>
+        <w:rPr>
+          <w:rFonts w:ascii="Calibri" w:hAnsi="Calibri" w:eastAsia="Calibri"/>
+          <w:b w:val="0"/>
+          <w:color w:val="2B2B2B"/>
+          <w:sz w:val="22"/>
+        </w:rPr>
+        <w:t xml:space="preserve"> «Buscar título», no «texto aquí». El botón que no se sabe cómo llamar es un botón que no se sabe qué hace.</w:t>
+      </w:r>
+    </w:p>
+    <w:p>
+      <w:pPr>
+        <w:pStyle w:val="ListBullet"/>
+        <w:spacing w:after="40"/>
+      </w:pPr>
+      <w:r>
+        <w:rPr>
+          <w:rFonts w:ascii="Calibri" w:hAnsi="Calibri" w:eastAsia="Calibri"/>
+          <w:b/>
+          <w:color w:val="2B2B2B"/>
+          <w:sz w:val="22"/>
+        </w:rPr>
+        <w:t>El estado vacío y el estado de error:</w:t>
+      </w:r>
+      <w:r>
+        <w:rPr>
+          <w:rFonts w:ascii="Calibri" w:hAnsi="Calibri" w:eastAsia="Calibri"/>
+          <w:b w:val="0"/>
+          <w:color w:val="2B2B2B"/>
+          <w:sz w:val="22"/>
+        </w:rPr>
+        <w:t xml:space="preserve"> qué ve la persona cuando no hay datos, cuando no se encuentra nada o cuando algo falla. Ahí se cae casi todo prototipo.</w:t>
+      </w:r>
+    </w:p>
+    <w:p>
+      <w:pPr>
+        <w:pStyle w:val="ListBullet"/>
+        <w:spacing w:after="40"/>
+      </w:pPr>
+      <w:r>
+        <w:rPr>
+          <w:rFonts w:ascii="Calibri" w:hAnsi="Calibri" w:eastAsia="Calibri"/>
+          <w:b/>
+          <w:color w:val="2B2B2B"/>
+          <w:sz w:val="22"/>
+        </w:rPr>
+        <w:t>Un destino para cada botón:</w:t>
+      </w:r>
+      <w:r>
+        <w:rPr>
+          <w:rFonts w:ascii="Calibri" w:hAnsi="Calibri" w:eastAsia="Calibri"/>
+          <w:b w:val="0"/>
+          <w:color w:val="2B2B2B"/>
+          <w:sz w:val="22"/>
+        </w:rPr>
+        <w:t xml:space="preserve"> una flecha y una palabra que digan qué pasa al tocarlo.</w:t>
+      </w:r>
+    </w:p>
+    <w:p>
+      <w:pPr>
+        <w:pStyle w:val="ListBullet"/>
+        <w:spacing w:after="40"/>
+      </w:pPr>
+      <w:r>
+        <w:rPr>
+          <w:rFonts w:ascii="Calibri" w:hAnsi="Calibri" w:eastAsia="Calibri"/>
+          <w:b/>
+          <w:color w:val="2B2B2B"/>
+          <w:sz w:val="22"/>
+        </w:rPr>
+        <w:t>Datos inventados:</w:t>
+      </w:r>
+      <w:r>
+        <w:rPr>
+          <w:rFonts w:ascii="Calibri" w:hAnsi="Calibri" w:eastAsia="Calibri"/>
+          <w:b w:val="0"/>
+          <w:color w:val="2B2B2B"/>
+          <w:sz w:val="22"/>
+        </w:rPr>
+        <w:t xml:space="preserve"> ningún nombre, cédula, teléfono, dirección ni foto de una persona real, ni siquiera de ustedes.</w:t>
+      </w:r>
+    </w:p>
+    <w:p>
+      <w:pPr>
+        <w:pStyle w:val="ListBullet"/>
+        <w:spacing w:after="40"/>
+      </w:pPr>
+      <w:r>
+        <w:rPr>
+          <w:rFonts w:ascii="Calibri" w:hAnsi="Calibri" w:eastAsia="Calibri"/>
+          <w:b/>
+          <w:color w:val="2B2B2B"/>
+          <w:sz w:val="22"/>
+        </w:rPr>
+        <w:t>El guion de prueba:</w:t>
+      </w:r>
+      <w:r>
+        <w:rPr>
+          <w:rFonts w:ascii="Calibri" w:hAnsi="Calibri" w:eastAsia="Calibri"/>
+          <w:b w:val="0"/>
+          <w:color w:val="2B2B2B"/>
+          <w:sz w:val="22"/>
+        </w:rPr>
+        <w:t xml:space="preserve"> tres tareas que la persona de afuera intentará hacer sola, sacadas de los criterios de aceptación de la Clase 7.</w:t>
+      </w:r>
+    </w:p>
+    <w:p>
+      <w:pPr>
+        <w:spacing w:after="80" w:before="160"/>
+        <w:jc w:val="left"/>
+      </w:pPr>
+      <w:r>
+        <w:rPr>
+          <w:rFonts w:ascii="Calibri" w:hAnsi="Calibri" w:eastAsia="Calibri"/>
+          <w:b/>
+          <w:color w:val="269CCB"/>
+          <w:sz w:val="22"/>
+        </w:rPr>
+        <w:t>Un ejemplo completo: la biblioteca del barrio</w:t>
+      </w:r>
+    </w:p>
+    <w:p>
+      <w:pPr>
+        <w:spacing w:after="120" w:before="0"/>
+        <w:jc w:val="left"/>
+      </w:pPr>
+      <w:r>
+        <w:rPr>
+          <w:rFonts w:ascii="Calibri" w:hAnsi="Calibri" w:eastAsia="Calibri"/>
+          <w:b w:val="0"/>
+          <w:color w:val="2B2B2B"/>
+          <w:sz w:val="22"/>
+        </w:rPr>
+        <w:t>Es el caso que el curso resuelve en clase. Su alcance mínimo es una lista de los libros que se prestan, que se consulta desde el celular con un enlace y sin crear cuenta. El prototipo v1 tiene tres pantallas:</w:t>
+      </w:r>
+    </w:p>
+    <w:p>
+      <w:pPr>
+        <w:pStyle w:val="ListBullet"/>
+        <w:spacing w:after="40"/>
+      </w:pPr>
+      <w:r>
+        <w:rPr>
+          <w:rFonts w:ascii="Calibri" w:hAnsi="Calibri" w:eastAsia="Calibri"/>
+          <w:b/>
+          <w:color w:val="2B2B2B"/>
+          <w:sz w:val="22"/>
+        </w:rPr>
+        <w:t>1 · Consultar.</w:t>
+      </w:r>
+      <w:r>
+        <w:rPr>
+          <w:rFonts w:ascii="Calibri" w:hAnsi="Calibri" w:eastAsia="Calibri"/>
+          <w:b w:val="0"/>
+          <w:color w:val="2B2B2B"/>
+          <w:sz w:val="22"/>
+        </w:rPr>
+        <w:t xml:space="preserve"> Aquí el usuario busca un título para saber si está disponible.</w:t>
+      </w:r>
+    </w:p>
+    <w:p>
+      <w:pPr>
+        <w:pStyle w:val="ListBullet"/>
+        <w:spacing w:after="40"/>
+      </w:pPr>
+      <w:r>
+        <w:rPr>
+          <w:rFonts w:ascii="Calibri" w:hAnsi="Calibri" w:eastAsia="Calibri"/>
+          <w:b/>
+          <w:color w:val="2B2B2B"/>
+          <w:sz w:val="22"/>
+        </w:rPr>
+        <w:t>2 · Resultado.</w:t>
+      </w:r>
+      <w:r>
+        <w:rPr>
+          <w:rFonts w:ascii="Calibri" w:hAnsi="Calibri" w:eastAsia="Calibri"/>
+          <w:b w:val="0"/>
+          <w:color w:val="2B2B2B"/>
+          <w:sz w:val="22"/>
+        </w:rPr>
+        <w:t xml:space="preserve"> Aquí el usuario ve si el título está disponible, prestado o no está en la biblioteca: tres resultados posibles, no dos.</w:t>
+      </w:r>
+    </w:p>
+    <w:p>
+      <w:pPr>
+        <w:pStyle w:val="ListBullet"/>
+        <w:spacing w:after="40"/>
+      </w:pPr>
+      <w:r>
+        <w:rPr>
+          <w:rFonts w:ascii="Calibri" w:hAnsi="Calibri" w:eastAsia="Calibri"/>
+          <w:b/>
+          <w:color w:val="2B2B2B"/>
+          <w:sz w:val="22"/>
+        </w:rPr>
+        <w:t>3 · Actualizar (solo la voluntaria).</w:t>
+      </w:r>
+      <w:r>
+        <w:rPr>
+          <w:rFonts w:ascii="Calibri" w:hAnsi="Calibri" w:eastAsia="Calibri"/>
+          <w:b w:val="0"/>
+          <w:color w:val="2B2B2B"/>
+          <w:sz w:val="22"/>
+        </w:rPr>
+        <w:t xml:space="preserve"> Aquí la voluntaria marca un título como prestado o devuelto, al cerrar el día.</w:t>
+      </w:r>
+    </w:p>
+    <w:p>
+      <w:pPr>
+        <w:spacing w:after="120" w:before="0"/>
+        <w:jc w:val="left"/>
+      </w:pPr>
+      <w:r>
+        <w:rPr>
+          <w:rFonts w:ascii="Calibri" w:hAnsi="Calibri" w:eastAsia="Calibri"/>
+          <w:b w:val="0"/>
+          <w:color w:val="2B2B2B"/>
+          <w:sz w:val="20"/>
+        </w:rPr>
+        <w:t>Cada frase tiene un solo verbo y un solo actor. Y como el equipo decidió que la lista se actualiza una vez al día y no al minuto, la pantalla de resultado muestra la fecha de la última actualización: así una decisión del proyecto se vuelve algo visible en el prototipo.</w:t>
+      </w:r>
+    </w:p>
+    <w:p>
+      <w:pPr>
+        <w:spacing w:after="80" w:before="160"/>
+        <w:jc w:val="left"/>
+      </w:pPr>
+      <w:r>
+        <w:rPr>
+          <w:rFonts w:ascii="Calibri" w:hAnsi="Calibri" w:eastAsia="Calibri"/>
+          <w:b/>
+          <w:color w:val="269CCB"/>
+          <w:sz w:val="22"/>
+        </w:rPr>
+        <w:t>Cómo se prueba con una persona ajena al equipo</w:t>
+      </w:r>
+    </w:p>
+    <w:p>
+      <w:pPr>
+        <w:spacing w:after="120" w:before="0"/>
+        <w:jc w:val="left"/>
+      </w:pPr>
+      <w:r>
+        <w:rPr>
+          <w:rFonts w:ascii="Calibri" w:hAnsi="Calibri" w:eastAsia="Calibri"/>
+          <w:b w:val="0"/>
+          <w:color w:val="2B2B2B"/>
+          <w:sz w:val="22"/>
+        </w:rPr>
+        <w:t xml:space="preserve">Antes de la Clase 12, el equipo consigue a una persona que no participó en el proyecto, le entrega el prototipo navegable y le pide las tres tareas del guion. </w:t>
+      </w:r>
+      <w:r>
+        <w:rPr>
+          <w:rFonts w:ascii="Calibri" w:hAnsi="Calibri" w:eastAsia="Calibri"/>
+          <w:b/>
+          <w:color w:val="2B2B2B"/>
+          <w:sz w:val="22"/>
+        </w:rPr>
+        <w:t>El equipo no ayuda ni explica:</w:t>
+      </w:r>
+      <w:r>
+        <w:rPr>
+          <w:rFonts w:ascii="Calibri" w:hAnsi="Calibri" w:eastAsia="Calibri"/>
+          <w:b w:val="0"/>
+          <w:color w:val="2B2B2B"/>
+          <w:sz w:val="22"/>
+        </w:rPr>
+        <w:t xml:space="preserve"> observa en silencio y anota.</w:t>
+      </w:r>
+    </w:p>
+    <w:p>
+      <w:pPr>
+        <w:pStyle w:val="ListBullet"/>
+        <w:spacing w:after="40"/>
+      </w:pPr>
+      <w:r>
+        <w:rPr>
+          <w:rFonts w:ascii="Calibri" w:hAnsi="Calibri" w:eastAsia="Calibri"/>
+          <w:b/>
+          <w:color w:val="2B2B2B"/>
+          <w:sz w:val="22"/>
+        </w:rPr>
+        <w:t>Lo que hizo es el dato, no lo que dijo.</w:t>
+      </w:r>
+      <w:r>
+        <w:rPr>
+          <w:rFonts w:ascii="Calibri" w:hAnsi="Calibri" w:eastAsia="Calibri"/>
+          <w:b w:val="0"/>
+          <w:color w:val="2B2B2B"/>
+          <w:sz w:val="22"/>
+        </w:rPr>
+        <w:t xml:space="preserve"> Si dudó cinco segundos frente a un botón, eso pasó, aunque después diga «estaba clarísimo».</w:t>
+      </w:r>
+    </w:p>
+    <w:p>
+      <w:pPr>
+        <w:pStyle w:val="ListBullet"/>
+        <w:spacing w:after="40"/>
+      </w:pPr>
+      <w:r>
+        <w:rPr>
+          <w:rFonts w:ascii="Calibri" w:hAnsi="Calibri" w:eastAsia="Calibri"/>
+          <w:b/>
+          <w:color w:val="2B2B2B"/>
+          <w:sz w:val="22"/>
+        </w:rPr>
+        <w:t>Se anota el tropiezo, no la solución:</w:t>
+      </w:r>
+      <w:r>
+        <w:rPr>
+          <w:rFonts w:ascii="Calibri" w:hAnsi="Calibri" w:eastAsia="Calibri"/>
+          <w:b w:val="0"/>
+          <w:color w:val="2B2B2B"/>
+          <w:sz w:val="22"/>
+        </w:rPr>
+        <w:t xml:space="preserve"> «buscó el botón de volver en la esquina de arriba» es un hallazgo; «hay que poner un botón arriba» es una conclusión apresurada.</w:t>
+      </w:r>
+    </w:p>
+    <w:p>
+      <w:pPr>
+        <w:pStyle w:val="ListBullet"/>
+        <w:spacing w:after="40"/>
+      </w:pPr>
+      <w:r>
+        <w:rPr>
+          <w:rFonts w:ascii="Calibri" w:hAnsi="Calibri" w:eastAsia="Calibri"/>
+          <w:b/>
+          <w:color w:val="2B2B2B"/>
+          <w:sz w:val="22"/>
+        </w:rPr>
+        <w:t>Cada tropiezo se clasifica</w:t>
+      </w:r>
+      <w:r>
+        <w:rPr>
+          <w:rFonts w:ascii="Calibri" w:hAnsi="Calibri" w:eastAsia="Calibri"/>
+          <w:b w:val="0"/>
+          <w:color w:val="2B2B2B"/>
+          <w:sz w:val="22"/>
+        </w:rPr>
+        <w:t xml:space="preserve"> con la tabla de abajo, porque cada tipo se arregla distinto.</w:t>
+      </w:r>
+    </w:p>
+    <w:p>
+      <w:pPr>
+        <w:pStyle w:val="ListBullet"/>
+        <w:spacing w:after="40"/>
+      </w:pPr>
+      <w:r>
+        <w:rPr>
+          <w:rFonts w:ascii="Calibri" w:hAnsi="Calibri" w:eastAsia="Calibri"/>
+          <w:b/>
+          <w:color w:val="2B2B2B"/>
+          <w:sz w:val="22"/>
+        </w:rPr>
+        <w:t>El mismo tropiezo en dos de tres personas es un defecto de diseño,</w:t>
+      </w:r>
+      <w:r>
+        <w:rPr>
+          <w:rFonts w:ascii="Calibri" w:hAnsi="Calibri" w:eastAsia="Calibri"/>
+          <w:b w:val="0"/>
+          <w:color w:val="2B2B2B"/>
+          <w:sz w:val="22"/>
+        </w:rPr>
+        <w:t xml:space="preserve"> y esos se arreglan primero. Lo que se decide no arreglar se escribe con su razón: también es una decisión de ingeniería.</w:t>
+      </w:r>
+    </w:p>
+    <w:tbl>
+      <w:tblPr>
+        <w:tblStyle w:val="TableGrid"/>
+        <w:tblW w:type="auto" w:w="0"/>
+        <w:tblLayout w:type="fixed"/>
+        <w:tblLook w:firstColumn="1" w:firstRow="1" w:lastColumn="0" w:lastRow="0" w:noHBand="0" w:noVBand="1" w:val="04A0"/>
+      </w:tblPr>
+      <w:tblGrid>
+        <w:gridCol w:w="3264"/>
+        <w:gridCol w:w="3264"/>
+        <w:gridCol w:w="3264"/>
+      </w:tblGrid>
+      <w:tr>
+        <w:tc>
+          <w:tcPr>
+            <w:tcW w:type="dxa" w:w="2016"/>
+            <w:shd w:val="clear" w:fill="095292"/>
+          </w:tcPr>
+          <w:p>
+            <w:r/>
+            <w:r>
+              <w:rPr>
+                <w:rFonts w:ascii="Calibri" w:hAnsi="Calibri" w:eastAsia="Calibri"/>
+                <w:b/>
+                <w:color w:val="FFFFFF"/>
+                <w:sz w:val="20"/>
+              </w:rPr>
+              <w:t>Tipo de hallazgo</w:t>
+            </w:r>
+          </w:p>
+        </w:tc>
+        <w:tc>
+          <w:tcPr>
+            <w:tcW w:type="dxa" w:w="4032"/>
+            <w:shd w:val="clear" w:fill="095292"/>
+          </w:tcPr>
+          <w:p>
+            <w:r/>
+            <w:r>
+              <w:rPr>
+                <w:rFonts w:ascii="Calibri" w:hAnsi="Calibri" w:eastAsia="Calibri"/>
+                <w:b/>
+                <w:color w:val="FFFFFF"/>
+                <w:sz w:val="20"/>
+              </w:rPr>
+              <w:t>Cómo se reconoce</w:t>
+            </w:r>
+          </w:p>
+        </w:tc>
+        <w:tc>
+          <w:tcPr>
+            <w:tcW w:type="dxa" w:w="3744"/>
+            <w:shd w:val="clear" w:fill="095292"/>
+          </w:tcPr>
+          <w:p>
+            <w:r/>
+            <w:r>
+              <w:rPr>
+                <w:rFonts w:ascii="Calibri" w:hAnsi="Calibri" w:eastAsia="Calibri"/>
+                <w:b/>
+                <w:color w:val="FFFFFF"/>
+                <w:sz w:val="20"/>
+              </w:rPr>
+              <w:t>Qué se cambia</w:t>
+            </w:r>
+          </w:p>
+        </w:tc>
+      </w:tr>
+      <w:tr>
+        <w:tc>
+          <w:tcPr>
+            <w:tcW w:type="dxa" w:w="2016"/>
+          </w:tcPr>
+          <w:p>
+            <w:r/>
+            <w:r>
+              <w:rPr>
+                <w:rFonts w:ascii="Calibri" w:hAnsi="Calibri" w:eastAsia="Calibri"/>
+                <w:b w:val="0"/>
+                <w:color w:val="2B2B2B"/>
+                <w:sz w:val="20"/>
+              </w:rPr>
+              <w:t>Lenguaje</w:t>
+            </w:r>
+          </w:p>
+        </w:tc>
+        <w:tc>
+          <w:tcPr>
+            <w:tcW w:type="dxa" w:w="4032"/>
+          </w:tcPr>
+          <w:p>
+            <w:r/>
+            <w:r>
+              <w:rPr>
+                <w:rFonts w:ascii="Calibri" w:hAnsi="Calibri" w:eastAsia="Calibri"/>
+                <w:b w:val="0"/>
+                <w:color w:val="2B2B2B"/>
+                <w:sz w:val="20"/>
+              </w:rPr>
+              <w:t>Preguntó qué significa una palabra, o entendió otra cosa.</w:t>
+            </w:r>
+          </w:p>
+        </w:tc>
+        <w:tc>
+          <w:tcPr>
+            <w:tcW w:type="dxa" w:w="3744"/>
+          </w:tcPr>
+          <w:p>
+            <w:r/>
+            <w:r>
+              <w:rPr>
+                <w:rFonts w:ascii="Calibri" w:hAnsi="Calibri" w:eastAsia="Calibri"/>
+                <w:b w:val="0"/>
+                <w:color w:val="2B2B2B"/>
+                <w:sz w:val="20"/>
+              </w:rPr>
+              <w:t>El texto. Es el arreglo más barato y el que más rinde.</w:t>
+            </w:r>
+          </w:p>
+        </w:tc>
+      </w:tr>
+      <w:tr>
+        <w:tc>
+          <w:tcPr>
+            <w:tcW w:type="dxa" w:w="2016"/>
+            <w:shd w:val="clear" w:fill="F2F2F2"/>
+          </w:tcPr>
+          <w:p>
+            <w:r/>
+            <w:r>
+              <w:rPr>
+                <w:rFonts w:ascii="Calibri" w:hAnsi="Calibri" w:eastAsia="Calibri"/>
+                <w:b w:val="0"/>
+                <w:color w:val="2B2B2B"/>
+                <w:sz w:val="20"/>
+              </w:rPr>
+              <w:t>Flujo</w:t>
+            </w:r>
+          </w:p>
+        </w:tc>
+        <w:tc>
+          <w:tcPr>
+            <w:tcW w:type="dxa" w:w="4032"/>
+            <w:shd w:val="clear" w:fill="F2F2F2"/>
+          </w:tcPr>
+          <w:p>
+            <w:r/>
+            <w:r>
+              <w:rPr>
+                <w:rFonts w:ascii="Calibri" w:hAnsi="Calibri" w:eastAsia="Calibri"/>
+                <w:b w:val="0"/>
+                <w:color w:val="2B2B2B"/>
+                <w:sz w:val="20"/>
+              </w:rPr>
+              <w:t>Hizo los pasos en otro orden, o se quedó sin saber dónde seguir.</w:t>
+            </w:r>
+          </w:p>
+        </w:tc>
+        <w:tc>
+          <w:tcPr>
+            <w:tcW w:type="dxa" w:w="3744"/>
+            <w:shd w:val="clear" w:fill="F2F2F2"/>
+          </w:tcPr>
+          <w:p>
+            <w:r/>
+            <w:r>
+              <w:rPr>
+                <w:rFonts w:ascii="Calibri" w:hAnsi="Calibri" w:eastAsia="Calibri"/>
+                <w:b w:val="0"/>
+                <w:color w:val="2B2B2B"/>
+                <w:sz w:val="20"/>
+              </w:rPr>
+              <w:t>El orden de las pantallas, o el botón que falta.</w:t>
+            </w:r>
+          </w:p>
+        </w:tc>
+      </w:tr>
+      <w:tr>
+        <w:tc>
+          <w:tcPr>
+            <w:tcW w:type="dxa" w:w="2016"/>
+          </w:tcPr>
+          <w:p>
+            <w:r/>
+            <w:r>
+              <w:rPr>
+                <w:rFonts w:ascii="Calibri" w:hAnsi="Calibri" w:eastAsia="Calibri"/>
+                <w:b w:val="0"/>
+                <w:color w:val="2B2B2B"/>
+                <w:sz w:val="20"/>
+              </w:rPr>
+              <w:t>Expectativa</w:t>
+            </w:r>
+          </w:p>
+        </w:tc>
+        <w:tc>
+          <w:tcPr>
+            <w:tcW w:type="dxa" w:w="4032"/>
+          </w:tcPr>
+          <w:p>
+            <w:r/>
+            <w:r>
+              <w:rPr>
+                <w:rFonts w:ascii="Calibri" w:hAnsi="Calibri" w:eastAsia="Calibri"/>
+                <w:b w:val="0"/>
+                <w:color w:val="2B2B2B"/>
+                <w:sz w:val="20"/>
+              </w:rPr>
+              <w:t>Buscó una función que no existe: «¿y aquí puedo reservarlo?».</w:t>
+            </w:r>
+          </w:p>
+        </w:tc>
+        <w:tc>
+          <w:tcPr>
+            <w:tcW w:type="dxa" w:w="3744"/>
+          </w:tcPr>
+          <w:p>
+            <w:r/>
+            <w:r>
+              <w:rPr>
+                <w:rFonts w:ascii="Calibri" w:hAnsi="Calibri" w:eastAsia="Calibri"/>
+                <w:b w:val="0"/>
+                <w:color w:val="2B2B2B"/>
+                <w:sz w:val="20"/>
+              </w:rPr>
+              <w:t>Nada, si está fuera del alcance; pero el prototipo debe decirlo, no callarlo.</w:t>
+            </w:r>
+          </w:p>
+        </w:tc>
+      </w:tr>
+      <w:tr>
+        <w:tc>
+          <w:tcPr>
+            <w:tcW w:type="dxa" w:w="2016"/>
+            <w:shd w:val="clear" w:fill="F2F2F2"/>
+          </w:tcPr>
+          <w:p>
+            <w:r/>
+            <w:r>
+              <w:rPr>
+                <w:rFonts w:ascii="Calibri" w:hAnsi="Calibri" w:eastAsia="Calibri"/>
+                <w:b w:val="0"/>
+                <w:color w:val="2B2B2B"/>
+                <w:sz w:val="20"/>
+              </w:rPr>
+              <w:t>Suposición nuestra</w:t>
+            </w:r>
+          </w:p>
+        </w:tc>
+        <w:tc>
+          <w:tcPr>
+            <w:tcW w:type="dxa" w:w="4032"/>
+            <w:shd w:val="clear" w:fill="F2F2F2"/>
+          </w:tcPr>
+          <w:p>
+            <w:r/>
+            <w:r>
+              <w:rPr>
+                <w:rFonts w:ascii="Calibri" w:hAnsi="Calibri" w:eastAsia="Calibri"/>
+                <w:b w:val="0"/>
+                <w:color w:val="2B2B2B"/>
+                <w:sz w:val="20"/>
+              </w:rPr>
+              <w:t>Falló algo que el equipo daba por obvio: que tiene datos, que sabe leer una tabla.</w:t>
+            </w:r>
+          </w:p>
+        </w:tc>
+        <w:tc>
+          <w:tcPr>
+            <w:tcW w:type="dxa" w:w="3744"/>
+            <w:shd w:val="clear" w:fill="F2F2F2"/>
+          </w:tcPr>
+          <w:p>
+            <w:r/>
+            <w:r>
+              <w:rPr>
+                <w:rFonts w:ascii="Calibri" w:hAnsi="Calibri" w:eastAsia="Calibri"/>
+                <w:b w:val="0"/>
+                <w:color w:val="2B2B2B"/>
+                <w:sz w:val="20"/>
+              </w:rPr>
+              <w:t>La restricción. Es el hallazgo más caro y el más valioso.</w:t>
+            </w:r>
+          </w:p>
+        </w:tc>
+      </w:tr>
+    </w:tbl>
+    <w:p>
+      <w:pPr>
+        <w:spacing w:after="80" w:before="0"/>
+        <w:jc w:val="left"/>
+      </w:pPr>
+    </w:p>
+    <w:p>
+      <w:pPr>
+        <w:spacing w:after="80" w:before="160"/>
+        <w:jc w:val="left"/>
+      </w:pPr>
+      <w:r>
+        <w:rPr>
+          <w:rFonts w:ascii="Calibri" w:hAnsi="Calibri" w:eastAsia="Calibri"/>
+          <w:b/>
+          <w:color w:val="269CCB"/>
+          <w:sz w:val="22"/>
+        </w:rPr>
+        <w:t>Herramientas para el prototipo</w:t>
+      </w:r>
+    </w:p>
+    <w:p>
+      <w:pPr>
+        <w:pStyle w:val="ListBullet"/>
+        <w:spacing w:after="40"/>
+      </w:pPr>
+      <w:r>
+        <w:rPr>
+          <w:rFonts w:ascii="Calibri" w:hAnsi="Calibri" w:eastAsia="Calibri"/>
+          <w:b/>
+          <w:color w:val="2B2B2B"/>
+          <w:sz w:val="22"/>
+        </w:rPr>
+        <w:t>Papel y una foto legible:</w:t>
+      </w:r>
+      <w:r>
+        <w:rPr>
+          <w:rFonts w:ascii="Calibri" w:hAnsi="Calibri" w:eastAsia="Calibri"/>
+          <w:b w:val="0"/>
+          <w:color w:val="2B2B2B"/>
+          <w:sz w:val="22"/>
+        </w:rPr>
+        <w:t xml:space="preserve"> es un entregable válido en este curso, y a veces el mejor.</w:t>
+      </w:r>
+    </w:p>
+    <w:p>
+      <w:pPr>
+        <w:pStyle w:val="ListBullet"/>
+        <w:spacing w:after="40"/>
+      </w:pPr>
+      <w:r>
+        <w:rPr>
+          <w:rFonts w:ascii="Calibri" w:hAnsi="Calibri" w:eastAsia="Calibri"/>
+          <w:b/>
+          <w:color w:val="2B2B2B"/>
+          <w:sz w:val="22"/>
+        </w:rPr>
+        <w:t>Excalidraw:</w:t>
+      </w:r>
+      <w:r>
+        <w:rPr>
+          <w:rFonts w:ascii="Calibri" w:hAnsi="Calibri" w:eastAsia="Calibri"/>
+          <w:b w:val="0"/>
+          <w:color w:val="2B2B2B"/>
+          <w:sz w:val="22"/>
+        </w:rPr>
+        <w:t xml:space="preserve"> pantallas de baja fidelidad. Se ve dibujado a mano, y eso invita a criticar. Abre sin cuenta.</w:t>
+      </w:r>
+    </w:p>
+    <w:p>
+      <w:pPr>
+        <w:pStyle w:val="ListBullet"/>
+        <w:spacing w:after="40"/>
+      </w:pPr>
+      <w:r>
+        <w:rPr>
+          <w:rFonts w:ascii="Calibri" w:hAnsi="Calibri" w:eastAsia="Calibri"/>
+          <w:b/>
+          <w:color w:val="2B2B2B"/>
+          <w:sz w:val="22"/>
+        </w:rPr>
+        <w:t>diagrams.net (draw.io):</w:t>
+      </w:r>
+      <w:r>
+        <w:rPr>
+          <w:rFonts w:ascii="Calibri" w:hAnsi="Calibri" w:eastAsia="Calibri"/>
+          <w:b w:val="0"/>
+          <w:color w:val="2B2B2B"/>
+          <w:sz w:val="22"/>
+        </w:rPr>
+        <w:t xml:space="preserve"> cuando la solución es un flujo o un proceso con decisiones.</w:t>
+      </w:r>
+    </w:p>
+    <w:p>
+      <w:pPr>
+        <w:pStyle w:val="ListBullet"/>
+        <w:spacing w:after="40"/>
+      </w:pPr>
+      <w:r>
+        <w:rPr>
+          <w:rFonts w:ascii="Calibri" w:hAnsi="Calibri" w:eastAsia="Calibri"/>
+          <w:b/>
+          <w:color w:val="2B2B2B"/>
+          <w:sz w:val="22"/>
+        </w:rPr>
+        <w:t>Google Slides:</w:t>
+      </w:r>
+      <w:r>
+        <w:rPr>
+          <w:rFonts w:ascii="Calibri" w:hAnsi="Calibri" w:eastAsia="Calibri"/>
+          <w:b w:val="0"/>
+          <w:color w:val="2B2B2B"/>
+          <w:sz w:val="22"/>
+        </w:rPr>
+        <w:t xml:space="preserve"> el prototipo navegable, una diapositiva por pantalla y un enlace en cada botón.</w:t>
+      </w:r>
+    </w:p>
+    <w:p>
+      <w:pPr>
+        <w:pStyle w:val="ListBullet"/>
+        <w:spacing w:after="40"/>
+      </w:pPr>
+      <w:r>
+        <w:rPr>
+          <w:rFonts w:ascii="Calibri" w:hAnsi="Calibri" w:eastAsia="Calibri"/>
+          <w:b/>
+          <w:color w:val="2B2B2B"/>
+          <w:sz w:val="22"/>
+        </w:rPr>
+        <w:t>Asistente de IA</w:t>
+      </w:r>
+      <w:r>
+        <w:rPr>
+          <w:rFonts w:ascii="Calibri" w:hAnsi="Calibri" w:eastAsia="Calibri"/>
+          <w:b w:val="0"/>
+          <w:color w:val="2B2B2B"/>
+          <w:sz w:val="22"/>
+        </w:rPr>
+        <w:t xml:space="preserve"> (gratuito): para el prototipo, solo en la Clase 11, entregando el prompt y lo que se corrigió. Nunca se le pasan datos personales.</w:t>
+      </w:r>
+    </w:p>
+    <w:p>
+      <w:pPr>
+        <w:spacing w:after="160" w:before="0"/>
+        <w:jc w:val="left"/>
+        <w:shd w:val="clear" w:fill="FFF8D6"/>
+      </w:pPr>
+      <w:r>
+        <w:rPr>
+          <w:rFonts w:ascii="Calibri" w:hAnsi="Calibri" w:eastAsia="Calibri"/>
+          <w:b w:val="0"/>
+          <w:color w:val="2B2B2B"/>
+          <w:sz w:val="22"/>
+        </w:rPr>
+        <w:t>Todas son gratuitas, abren en el navegador y no piden tarjeta. No se instala nada ni se programa nada.</w:t>
       </w:r>
     </w:p>
     <w:p>
@@ -455,13 +3187,29 @@
           <w:color w:val="095292"/>
           <w:sz w:val="24"/>
         </w:rPr>
-        <w:t>3. El informe final — 12 secciones (20% del curso)</w:t>
+        <w:t>5. El informe final — 12 secciones (20% del curso)</w:t>
+      </w:r>
+    </w:p>
+    <w:p>
+      <w:pPr>
+        <w:spacing w:after="120" w:before="0"/>
+        <w:jc w:val="left"/>
+      </w:pPr>
+      <w:r>
+        <w:rPr>
+          <w:rFonts w:ascii="Calibri" w:hAnsi="Calibri" w:eastAsia="Calibri"/>
+          <w:b w:val="0"/>
+          <w:color w:val="2B2B2B"/>
+          <w:sz w:val="20"/>
+        </w:rPr>
+        <w:t>Se escribe durante todo el semestre: once de las doce secciones salen de lo que cada sesión deja listo (sección 3). Al final se revisa, se completa y se arma.</w:t>
       </w:r>
     </w:p>
     <w:tbl>
       <w:tblPr>
         <w:tblStyle w:val="TableGrid"/>
         <w:tblW w:type="auto" w:w="0"/>
+        <w:tblLayout w:type="fixed"/>
         <w:tblLook w:firstColumn="1" w:firstRow="1" w:lastColumn="0" w:lastRow="0" w:noHBand="0" w:noVBand="1" w:val="04A0"/>
       </w:tblPr>
       <w:tblGrid>
@@ -472,7 +3220,7 @@
       <w:tr>
         <w:tc>
           <w:tcPr>
-            <w:tcW w:type="dxa" w:w="3264"/>
+            <w:tcW w:type="dxa" w:w="576"/>
             <w:shd w:val="clear" w:fill="095292"/>
           </w:tcPr>
           <w:p>
@@ -490,7 +3238,7 @@
         </w:tc>
         <w:tc>
           <w:tcPr>
-            <w:tcW w:type="dxa" w:w="3264"/>
+            <w:tcW w:type="dxa" w:w="2448"/>
             <w:shd w:val="clear" w:fill="095292"/>
           </w:tcPr>
           <w:p>
@@ -508,7 +3256,7 @@
         </w:tc>
         <w:tc>
           <w:tcPr>
-            <w:tcW w:type="dxa" w:w="3264"/>
+            <w:tcW w:type="dxa" w:w="6768"/>
             <w:shd w:val="clear" w:fill="095292"/>
           </w:tcPr>
           <w:p>
@@ -528,7 +3276,7 @@
       <w:tr>
         <w:tc>
           <w:tcPr>
-            <w:tcW w:type="dxa" w:w="3264"/>
+            <w:tcW w:type="dxa" w:w="576"/>
           </w:tcPr>
           <w:p>
             <w:r/>
@@ -545,7 +3293,7 @@
         </w:tc>
         <w:tc>
           <w:tcPr>
-            <w:tcW w:type="dxa" w:w="3264"/>
+            <w:tcW w:type="dxa" w:w="2448"/>
           </w:tcPr>
           <w:p>
             <w:r/>
@@ -562,7 +3310,7 @@
         </w:tc>
         <w:tc>
           <w:tcPr>
-            <w:tcW w:type="dxa" w:w="3264"/>
+            <w:tcW w:type="dxa" w:w="6768"/>
           </w:tcPr>
           <w:p>
             <w:r/>
@@ -581,7 +3329,7 @@
       <w:tr>
         <w:tc>
           <w:tcPr>
-            <w:tcW w:type="dxa" w:w="3264"/>
+            <w:tcW w:type="dxa" w:w="576"/>
             <w:shd w:val="clear" w:fill="F2F2F2"/>
           </w:tcPr>
           <w:p>
@@ -599,7 +3347,7 @@
         </w:tc>
         <w:tc>
           <w:tcPr>
-            <w:tcW w:type="dxa" w:w="3264"/>
+            <w:tcW w:type="dxa" w:w="2448"/>
             <w:shd w:val="clear" w:fill="F2F2F2"/>
           </w:tcPr>
           <w:p>
@@ -617,7 +3365,7 @@
         </w:tc>
         <w:tc>
           <w:tcPr>
-            <w:tcW w:type="dxa" w:w="3264"/>
+            <w:tcW w:type="dxa" w:w="6768"/>
             <w:shd w:val="clear" w:fill="F2F2F2"/>
           </w:tcPr>
           <w:p>
@@ -637,7 +3385,7 @@
       <w:tr>
         <w:tc>
           <w:tcPr>
-            <w:tcW w:type="dxa" w:w="3264"/>
+            <w:tcW w:type="dxa" w:w="576"/>
           </w:tcPr>
           <w:p>
             <w:r/>
@@ -654,7 +3402,7 @@
         </w:tc>
         <w:tc>
           <w:tcPr>
-            <w:tcW w:type="dxa" w:w="3264"/>
+            <w:tcW w:type="dxa" w:w="2448"/>
           </w:tcPr>
           <w:p>
             <w:r/>
@@ -671,7 +3419,7 @@
         </w:tc>
         <w:tc>
           <w:tcPr>
-            <w:tcW w:type="dxa" w:w="3264"/>
+            <w:tcW w:type="dxa" w:w="6768"/>
           </w:tcPr>
           <w:p>
             <w:r/>
@@ -690,7 +3438,7 @@
       <w:tr>
         <w:tc>
           <w:tcPr>
-            <w:tcW w:type="dxa" w:w="3264"/>
+            <w:tcW w:type="dxa" w:w="576"/>
             <w:shd w:val="clear" w:fill="F2F2F2"/>
           </w:tcPr>
           <w:p>
@@ -708,7 +3456,7 @@
         </w:tc>
         <w:tc>
           <w:tcPr>
-            <w:tcW w:type="dxa" w:w="3264"/>
+            <w:tcW w:type="dxa" w:w="2448"/>
             <w:shd w:val="clear" w:fill="F2F2F2"/>
           </w:tcPr>
           <w:p>
@@ -726,7 +3474,7 @@
         </w:tc>
         <w:tc>
           <w:tcPr>
-            <w:tcW w:type="dxa" w:w="3264"/>
+            <w:tcW w:type="dxa" w:w="6768"/>
             <w:shd w:val="clear" w:fill="F2F2F2"/>
           </w:tcPr>
           <w:p>
@@ -746,7 +3494,7 @@
       <w:tr>
         <w:tc>
           <w:tcPr>
-            <w:tcW w:type="dxa" w:w="3264"/>
+            <w:tcW w:type="dxa" w:w="576"/>
           </w:tcPr>
           <w:p>
             <w:r/>
@@ -763,7 +3511,7 @@
         </w:tc>
         <w:tc>
           <w:tcPr>
-            <w:tcW w:type="dxa" w:w="3264"/>
+            <w:tcW w:type="dxa" w:w="2448"/>
           </w:tcPr>
           <w:p>
             <w:r/>
@@ -780,7 +3528,7 @@
         </w:tc>
         <w:tc>
           <w:tcPr>
-            <w:tcW w:type="dxa" w:w="3264"/>
+            <w:tcW w:type="dxa" w:w="6768"/>
           </w:tcPr>
           <w:p>
             <w:r/>
@@ -799,7 +3547,7 @@
       <w:tr>
         <w:tc>
           <w:tcPr>
-            <w:tcW w:type="dxa" w:w="3264"/>
+            <w:tcW w:type="dxa" w:w="576"/>
             <w:shd w:val="clear" w:fill="F2F2F2"/>
           </w:tcPr>
           <w:p>
@@ -817,7 +3565,7 @@
         </w:tc>
         <w:tc>
           <w:tcPr>
-            <w:tcW w:type="dxa" w:w="3264"/>
+            <w:tcW w:type="dxa" w:w="2448"/>
             <w:shd w:val="clear" w:fill="F2F2F2"/>
           </w:tcPr>
           <w:p>
@@ -835,7 +3583,7 @@
         </w:tc>
         <w:tc>
           <w:tcPr>
-            <w:tcW w:type="dxa" w:w="3264"/>
+            <w:tcW w:type="dxa" w:w="6768"/>
             <w:shd w:val="clear" w:fill="F2F2F2"/>
           </w:tcPr>
           <w:p>
@@ -855,7 +3603,7 @@
       <w:tr>
         <w:tc>
           <w:tcPr>
-            <w:tcW w:type="dxa" w:w="3264"/>
+            <w:tcW w:type="dxa" w:w="576"/>
           </w:tcPr>
           <w:p>
             <w:r/>
@@ -872,7 +3620,7 @@
         </w:tc>
         <w:tc>
           <w:tcPr>
-            <w:tcW w:type="dxa" w:w="3264"/>
+            <w:tcW w:type="dxa" w:w="2448"/>
           </w:tcPr>
           <w:p>
             <w:r/>
@@ -889,7 +3637,7 @@
         </w:tc>
         <w:tc>
           <w:tcPr>
-            <w:tcW w:type="dxa" w:w="3264"/>
+            <w:tcW w:type="dxa" w:w="6768"/>
           </w:tcPr>
           <w:p>
             <w:r/>
@@ -900,7 +3648,7 @@
                 <w:color w:val="2B2B2B"/>
                 <w:sz w:val="20"/>
               </w:rPr>
-              <w:t>Descripción, capturas y el recorrido principal paso a paso.</w:t>
+              <w:t>Descripción de la solución, capturas del prototipo v1 y v2, el enlace al prototipo navegable y el recorrido principal paso a paso.</w:t>
             </w:r>
           </w:p>
         </w:tc>
@@ -908,7 +3656,7 @@
       <w:tr>
         <w:tc>
           <w:tcPr>
-            <w:tcW w:type="dxa" w:w="3264"/>
+            <w:tcW w:type="dxa" w:w="576"/>
             <w:shd w:val="clear" w:fill="F2F2F2"/>
           </w:tcPr>
           <w:p>
@@ -926,7 +3674,7 @@
         </w:tc>
         <w:tc>
           <w:tcPr>
-            <w:tcW w:type="dxa" w:w="3264"/>
+            <w:tcW w:type="dxa" w:w="2448"/>
             <w:shd w:val="clear" w:fill="F2F2F2"/>
           </w:tcPr>
           <w:p>
@@ -944,7 +3692,7 @@
         </w:tc>
         <w:tc>
           <w:tcPr>
-            <w:tcW w:type="dxa" w:w="3264"/>
+            <w:tcW w:type="dxa" w:w="6768"/>
             <w:shd w:val="clear" w:fill="F2F2F2"/>
           </w:tcPr>
           <w:p>
@@ -956,7 +3704,7 @@
                 <w:color w:val="2B2B2B"/>
                 <w:sz w:val="20"/>
               </w:rPr>
-              <w:t>Con quién se probó (solo el rol, no el nombre), qué hizo, la clasificación y el patrón.</w:t>
+              <w:t>Con quién se probó (solo el rol, no el nombre), qué tareas intentó, los hallazgos con su tipo y el patrón; qué se arregló y qué no, con su razón.</w:t>
             </w:r>
           </w:p>
         </w:tc>
@@ -964,7 +3712,7 @@
       <w:tr>
         <w:tc>
           <w:tcPr>
-            <w:tcW w:type="dxa" w:w="3264"/>
+            <w:tcW w:type="dxa" w:w="576"/>
           </w:tcPr>
           <w:p>
             <w:r/>
@@ -981,7 +3729,7 @@
         </w:tc>
         <w:tc>
           <w:tcPr>
-            <w:tcW w:type="dxa" w:w="3264"/>
+            <w:tcW w:type="dxa" w:w="2448"/>
           </w:tcPr>
           <w:p>
             <w:r/>
@@ -998,7 +3746,7 @@
         </w:tc>
         <w:tc>
           <w:tcPr>
-            <w:tcW w:type="dxa" w:w="3264"/>
+            <w:tcW w:type="dxa" w:w="6768"/>
           </w:tcPr>
           <w:p>
             <w:r/>
@@ -1017,7 +3765,7 @@
       <w:tr>
         <w:tc>
           <w:tcPr>
-            <w:tcW w:type="dxa" w:w="3264"/>
+            <w:tcW w:type="dxa" w:w="576"/>
             <w:shd w:val="clear" w:fill="F2F2F2"/>
           </w:tcPr>
           <w:p>
@@ -1035,7 +3783,7 @@
         </w:tc>
         <w:tc>
           <w:tcPr>
-            <w:tcW w:type="dxa" w:w="3264"/>
+            <w:tcW w:type="dxa" w:w="2448"/>
             <w:shd w:val="clear" w:fill="F2F2F2"/>
           </w:tcPr>
           <w:p>
@@ -1053,7 +3801,7 @@
         </w:tc>
         <w:tc>
           <w:tcPr>
-            <w:tcW w:type="dxa" w:w="3264"/>
+            <w:tcW w:type="dxa" w:w="6768"/>
             <w:shd w:val="clear" w:fill="F2F2F2"/>
           </w:tcPr>
           <w:p>
@@ -1073,7 +3821,7 @@
       <w:tr>
         <w:tc>
           <w:tcPr>
-            <w:tcW w:type="dxa" w:w="3264"/>
+            <w:tcW w:type="dxa" w:w="576"/>
           </w:tcPr>
           <w:p>
             <w:r/>
@@ -1090,7 +3838,7 @@
         </w:tc>
         <w:tc>
           <w:tcPr>
-            <w:tcW w:type="dxa" w:w="3264"/>
+            <w:tcW w:type="dxa" w:w="2448"/>
           </w:tcPr>
           <w:p>
             <w:r/>
@@ -1107,7 +3855,7 @@
         </w:tc>
         <w:tc>
           <w:tcPr>
-            <w:tcW w:type="dxa" w:w="3264"/>
+            <w:tcW w:type="dxa" w:w="6768"/>
           </w:tcPr>
           <w:p>
             <w:r/>
@@ -1118,7 +3866,7 @@
                 <w:color w:val="2B2B2B"/>
                 <w:sz w:val="20"/>
               </w:rPr>
-              <w:t>Qué se pidió, qué se corrigió, qué no se le entregó.</w:t>
+              <w:t>Qué se le pidió (Clases 3 y 11), qué se corrigió a mano y qué no se le entregó.</w:t>
             </w:r>
           </w:p>
         </w:tc>
@@ -1126,7 +3874,7 @@
       <w:tr>
         <w:tc>
           <w:tcPr>
-            <w:tcW w:type="dxa" w:w="3264"/>
+            <w:tcW w:type="dxa" w:w="576"/>
             <w:shd w:val="clear" w:fill="F2F2F2"/>
           </w:tcPr>
           <w:p>
@@ -1144,7 +3892,7 @@
         </w:tc>
         <w:tc>
           <w:tcPr>
-            <w:tcW w:type="dxa" w:w="3264"/>
+            <w:tcW w:type="dxa" w:w="2448"/>
             <w:shd w:val="clear" w:fill="F2F2F2"/>
           </w:tcPr>
           <w:p>
@@ -1162,7 +3910,7 @@
         </w:tc>
         <w:tc>
           <w:tcPr>
-            <w:tcW w:type="dxa" w:w="3264"/>
+            <w:tcW w:type="dxa" w:w="6768"/>
             <w:shd w:val="clear" w:fill="F2F2F2"/>
           </w:tcPr>
           <w:p>
@@ -1213,7 +3961,7 @@
           <w:color w:val="095292"/>
           <w:sz w:val="24"/>
         </w:rPr>
-        <w:t>4. La exposición final (15% del curso)</w:t>
+        <w:t>6. La exposición final (15% del curso)</w:t>
       </w:r>
     </w:p>
     <w:p>
@@ -1228,7 +3976,7 @@
           <w:color w:val="2B2B2B"/>
           <w:sz w:val="22"/>
         </w:rPr>
-        <w:t>15 minutos de exposición + 5 minutos de preguntas, por equipo (turno de 20 minutos). Se corta a los 15 minutos sin excepción.</w:t>
+        <w:t>15 minutos de exposición + 5 minutos de preguntas, por equipo (turno de 20 minutos). Se corta a los 15 minutos, sin excepción.</w:t>
       </w:r>
     </w:p>
     <w:p>
@@ -1276,10 +4024,26 @@
         <w:t>Todos los integrantes tienen que hablar, y quien responda una pregunta debe responder sobre SU propio tramo.</w:t>
       </w:r>
     </w:p>
+    <w:p>
+      <w:pPr>
+        <w:pStyle w:val="ListBullet"/>
+        <w:spacing w:after="40"/>
+      </w:pPr>
+      <w:r>
+        <w:rPr>
+          <w:rFonts w:ascii="Calibri" w:hAnsi="Calibri" w:eastAsia="Calibri"/>
+          <w:b w:val="0"/>
+          <w:color w:val="2B2B2B"/>
+          <w:sz w:val="22"/>
+        </w:rPr>
+        <w:t>Repartan los 15 minutos entre los cinco tramos de la tabla. El tramo 3 —el prototipo en vivo— es el que más puntos tiene: denle el tiempo que merece.</w:t>
+      </w:r>
+    </w:p>
     <w:tbl>
       <w:tblPr>
         <w:tblStyle w:val="TableGrid"/>
         <w:tblW w:type="auto" w:w="0"/>
+        <w:tblLayout w:type="fixed"/>
         <w:tblLook w:firstColumn="1" w:firstRow="1" w:lastColumn="0" w:lastRow="0" w:noHBand="0" w:noVBand="1" w:val="04A0"/>
       </w:tblPr>
       <w:tblGrid>
@@ -1290,7 +4054,7 @@
       <w:tr>
         <w:tc>
           <w:tcPr>
-            <w:tcW w:type="dxa" w:w="3264"/>
+            <w:tcW w:type="dxa" w:w="2880"/>
             <w:shd w:val="clear" w:fill="095292"/>
           </w:tcPr>
           <w:p>
@@ -1308,7 +4072,7 @@
         </w:tc>
         <w:tc>
           <w:tcPr>
-            <w:tcW w:type="dxa" w:w="3264"/>
+            <w:tcW w:type="dxa" w:w="6048"/>
             <w:shd w:val="clear" w:fill="095292"/>
           </w:tcPr>
           <w:p>
@@ -1326,7 +4090,7 @@
         </w:tc>
         <w:tc>
           <w:tcPr>
-            <w:tcW w:type="dxa" w:w="3264"/>
+            <w:tcW w:type="dxa" w:w="864"/>
             <w:shd w:val="clear" w:fill="095292"/>
           </w:tcPr>
           <w:p>
@@ -1346,7 +4110,7 @@
       <w:tr>
         <w:tc>
           <w:tcPr>
-            <w:tcW w:type="dxa" w:w="3264"/>
+            <w:tcW w:type="dxa" w:w="2880"/>
           </w:tcPr>
           <w:p>
             <w:r/>
@@ -1363,7 +4127,7 @@
         </w:tc>
         <w:tc>
           <w:tcPr>
-            <w:tcW w:type="dxa" w:w="3264"/>
+            <w:tcW w:type="dxa" w:w="6048"/>
           </w:tcPr>
           <w:p>
             <w:r/>
@@ -1380,7 +4144,7 @@
         </w:tc>
         <w:tc>
           <w:tcPr>
-            <w:tcW w:type="dxa" w:w="3264"/>
+            <w:tcW w:type="dxa" w:w="864"/>
           </w:tcPr>
           <w:p>
             <w:r/>
@@ -1399,7 +4163,7 @@
       <w:tr>
         <w:tc>
           <w:tcPr>
-            <w:tcW w:type="dxa" w:w="3264"/>
+            <w:tcW w:type="dxa" w:w="2880"/>
             <w:shd w:val="clear" w:fill="F2F2F2"/>
           </w:tcPr>
           <w:p>
@@ -1417,7 +4181,7 @@
         </w:tc>
         <w:tc>
           <w:tcPr>
-            <w:tcW w:type="dxa" w:w="3264"/>
+            <w:tcW w:type="dxa" w:w="6048"/>
             <w:shd w:val="clear" w:fill="F2F2F2"/>
           </w:tcPr>
           <w:p>
@@ -1435,7 +4199,7 @@
         </w:tc>
         <w:tc>
           <w:tcPr>
-            <w:tcW w:type="dxa" w:w="3264"/>
+            <w:tcW w:type="dxa" w:w="864"/>
             <w:shd w:val="clear" w:fill="F2F2F2"/>
           </w:tcPr>
           <w:p>
@@ -1455,7 +4219,7 @@
       <w:tr>
         <w:tc>
           <w:tcPr>
-            <w:tcW w:type="dxa" w:w="3264"/>
+            <w:tcW w:type="dxa" w:w="2880"/>
           </w:tcPr>
           <w:p>
             <w:r/>
@@ -1472,7 +4236,7 @@
         </w:tc>
         <w:tc>
           <w:tcPr>
-            <w:tcW w:type="dxa" w:w="3264"/>
+            <w:tcW w:type="dxa" w:w="6048"/>
           </w:tcPr>
           <w:p>
             <w:r/>
@@ -1483,13 +4247,13 @@
                 <w:color w:val="2B2B2B"/>
                 <w:sz w:val="20"/>
               </w:rPr>
-              <w:t>Muestra una tarea cumpliéndose, no describe la pantalla.</w:t>
+              <w:t>Recorren el prototipo navegable en vivo y muestran una tarea cumpliéndose de principio a fin —por ejemplo, una de las tres del guion de prueba—. No se describe la pantalla: se usa.</w:t>
             </w:r>
           </w:p>
         </w:tc>
         <w:tc>
           <w:tcPr>
-            <w:tcW w:type="dxa" w:w="3264"/>
+            <w:tcW w:type="dxa" w:w="864"/>
           </w:tcPr>
           <w:p>
             <w:r/>
@@ -1508,7 +4272,7 @@
       <w:tr>
         <w:tc>
           <w:tcPr>
-            <w:tcW w:type="dxa" w:w="3264"/>
+            <w:tcW w:type="dxa" w:w="2880"/>
             <w:shd w:val="clear" w:fill="F2F2F2"/>
           </w:tcPr>
           <w:p>
@@ -1526,7 +4290,7 @@
         </w:tc>
         <w:tc>
           <w:tcPr>
-            <w:tcW w:type="dxa" w:w="3264"/>
+            <w:tcW w:type="dxa" w:w="6048"/>
             <w:shd w:val="clear" w:fill="F2F2F2"/>
           </w:tcPr>
           <w:p>
@@ -1544,7 +4308,7 @@
         </w:tc>
         <w:tc>
           <w:tcPr>
-            <w:tcW w:type="dxa" w:w="3264"/>
+            <w:tcW w:type="dxa" w:w="864"/>
             <w:shd w:val="clear" w:fill="F2F2F2"/>
           </w:tcPr>
           <w:p>
@@ -1564,7 +4328,7 @@
       <w:tr>
         <w:tc>
           <w:tcPr>
-            <w:tcW w:type="dxa" w:w="3264"/>
+            <w:tcW w:type="dxa" w:w="2880"/>
           </w:tcPr>
           <w:p>
             <w:r/>
@@ -1581,7 +4345,7 @@
         </w:tc>
         <w:tc>
           <w:tcPr>
-            <w:tcW w:type="dxa" w:w="3264"/>
+            <w:tcW w:type="dxa" w:w="6048"/>
           </w:tcPr>
           <w:p>
             <w:r/>
@@ -1598,7 +4362,7 @@
         </w:tc>
         <w:tc>
           <w:tcPr>
-            <w:tcW w:type="dxa" w:w="3264"/>
+            <w:tcW w:type="dxa" w:w="864"/>
           </w:tcPr>
           <w:p>
             <w:r/>
@@ -1633,7 +4397,481 @@
           <w:color w:val="095292"/>
           <w:sz w:val="24"/>
         </w:rPr>
-        <w:t>5. Herramientas (gratis + navegador)</w:t>
+        <w:t>7. Entrega en ExamLab</w:t>
+      </w:r>
+    </w:p>
+    <w:p>
+      <w:pPr>
+        <w:pStyle w:val="ListBullet"/>
+        <w:spacing w:after="40"/>
+      </w:pPr>
+      <w:r>
+        <w:rPr>
+          <w:rFonts w:ascii="Calibri" w:hAnsi="Calibri" w:eastAsia="Calibri"/>
+          <w:b/>
+          <w:color w:val="2B2B2B"/>
+          <w:sz w:val="22"/>
+        </w:rPr>
+        <w:t>Plazo único:</w:t>
+      </w:r>
+      <w:r>
+        <w:rPr>
+          <w:rFonts w:ascii="Calibri" w:hAnsi="Calibri" w:eastAsia="Calibri"/>
+          <w:b w:val="0"/>
+          <w:color w:val="2B2B2B"/>
+          <w:sz w:val="22"/>
+        </w:rPr>
+        <w:t xml:space="preserve"> domingo 15 de noviembre de 2026, 11:59 p. m., en ExamLab.</w:t>
+      </w:r>
+    </w:p>
+    <w:p>
+      <w:pPr>
+        <w:pStyle w:val="ListBullet"/>
+        <w:spacing w:after="40"/>
+      </w:pPr>
+      <w:r>
+        <w:rPr>
+          <w:rFonts w:ascii="Calibri" w:hAnsi="Calibri" w:eastAsia="Calibri"/>
+          <w:b/>
+          <w:color w:val="2B2B2B"/>
+          <w:sz w:val="22"/>
+        </w:rPr>
+        <w:t>Qué se sube:</w:t>
+      </w:r>
+      <w:r>
+        <w:rPr>
+          <w:rFonts w:ascii="Calibri" w:hAnsi="Calibri" w:eastAsia="Calibri"/>
+          <w:b w:val="0"/>
+          <w:color w:val="2B2B2B"/>
+          <w:sz w:val="22"/>
+        </w:rPr>
+        <w:t xml:space="preserve"> un solo archivo .zip —dentro puede ir cualquier tipo de archivo; máximo 50 MB—, con esto adentro:</w:t>
+      </w:r>
+    </w:p>
+    <w:tbl>
+      <w:tblPr>
+        <w:tblStyle w:val="TableGrid"/>
+        <w:tblW w:type="auto" w:w="0"/>
+        <w:tblLayout w:type="fixed"/>
+        <w:tblLook w:firstColumn="1" w:firstRow="1" w:lastColumn="0" w:lastRow="0" w:noHBand="0" w:noVBand="1" w:val="04A0"/>
+      </w:tblPr>
+      <w:tblGrid>
+        <w:gridCol w:w="4896"/>
+        <w:gridCol w:w="4896"/>
+      </w:tblGrid>
+      <w:tr>
+        <w:tc>
+          <w:tcPr>
+            <w:tcW w:type="dxa" w:w="2448"/>
+            <w:shd w:val="clear" w:fill="095292"/>
+          </w:tcPr>
+          <w:p>
+            <w:r/>
+            <w:r>
+              <w:rPr>
+                <w:rFonts w:ascii="Calibri" w:hAnsi="Calibri" w:eastAsia="Calibri"/>
+                <w:b/>
+                <w:color w:val="FFFFFF"/>
+                <w:sz w:val="20"/>
+              </w:rPr>
+              <w:t>En el .zip</w:t>
+            </w:r>
+          </w:p>
+        </w:tc>
+        <w:tc>
+          <w:tcPr>
+            <w:tcW w:type="dxa" w:w="7344"/>
+            <w:shd w:val="clear" w:fill="095292"/>
+          </w:tcPr>
+          <w:p>
+            <w:r/>
+            <w:r>
+              <w:rPr>
+                <w:rFonts w:ascii="Calibri" w:hAnsi="Calibri" w:eastAsia="Calibri"/>
+                <w:b/>
+                <w:color w:val="FFFFFF"/>
+                <w:sz w:val="20"/>
+              </w:rPr>
+              <w:t>Qué contiene</w:t>
+            </w:r>
+          </w:p>
+        </w:tc>
+      </w:tr>
+      <w:tr>
+        <w:tc>
+          <w:tcPr>
+            <w:tcW w:type="dxa" w:w="2448"/>
+          </w:tcPr>
+          <w:p>
+            <w:r/>
+            <w:r>
+              <w:rPr>
+                <w:rFonts w:ascii="Calibri" w:hAnsi="Calibri" w:eastAsia="Calibri"/>
+                <w:b w:val="0"/>
+                <w:color w:val="2B2B2B"/>
+                <w:sz w:val="20"/>
+              </w:rPr>
+              <w:t>Informe final</w:t>
+            </w:r>
+          </w:p>
+        </w:tc>
+        <w:tc>
+          <w:tcPr>
+            <w:tcW w:type="dxa" w:w="7344"/>
+          </w:tcPr>
+          <w:p>
+            <w:r/>
+            <w:r>
+              <w:rPr>
+                <w:rFonts w:ascii="Calibri" w:hAnsi="Calibri" w:eastAsia="Calibri"/>
+                <w:b w:val="0"/>
+                <w:color w:val="2B2B2B"/>
+                <w:sz w:val="20"/>
+              </w:rPr>
+              <w:t>PDF de 9 a 11 páginas con las 12 secciones (sección 5).</w:t>
+            </w:r>
+          </w:p>
+        </w:tc>
+      </w:tr>
+      <w:tr>
+        <w:tc>
+          <w:tcPr>
+            <w:tcW w:type="dxa" w:w="2448"/>
+            <w:shd w:val="clear" w:fill="F2F2F2"/>
+          </w:tcPr>
+          <w:p>
+            <w:r/>
+            <w:r>
+              <w:rPr>
+                <w:rFonts w:ascii="Calibri" w:hAnsi="Calibri" w:eastAsia="Calibri"/>
+                <w:b w:val="0"/>
+                <w:color w:val="2B2B2B"/>
+                <w:sz w:val="20"/>
+              </w:rPr>
+              <w:t>prototipo/</w:t>
+            </w:r>
+          </w:p>
+        </w:tc>
+        <w:tc>
+          <w:tcPr>
+            <w:tcW w:type="dxa" w:w="7344"/>
+            <w:shd w:val="clear" w:fill="F2F2F2"/>
+          </w:tcPr>
+          <w:p>
+            <w:r/>
+            <w:r>
+              <w:rPr>
+                <w:rFonts w:ascii="Calibri" w:hAnsi="Calibri" w:eastAsia="Calibri"/>
+                <w:b w:val="0"/>
+                <w:color w:val="2B2B2B"/>
+                <w:sz w:val="20"/>
+              </w:rPr>
+              <w:t>Las imágenes del prototipo v1 (Clase 10) y v2 (Clase 11), en PNG o PDF. El enlace al prototipo navegable va en la sección 7 del informe.</w:t>
+            </w:r>
+          </w:p>
+        </w:tc>
+      </w:tr>
+      <w:tr>
+        <w:tc>
+          <w:tcPr>
+            <w:tcW w:type="dxa" w:w="2448"/>
+          </w:tcPr>
+          <w:p>
+            <w:r/>
+            <w:r>
+              <w:rPr>
+                <w:rFonts w:ascii="Calibri" w:hAnsi="Calibri" w:eastAsia="Calibri"/>
+                <w:b w:val="0"/>
+                <w:color w:val="2B2B2B"/>
+                <w:sz w:val="20"/>
+              </w:rPr>
+              <w:t>Registro de IA</w:t>
+            </w:r>
+          </w:p>
+        </w:tc>
+        <w:tc>
+          <w:tcPr>
+            <w:tcW w:type="dxa" w:w="7344"/>
+          </w:tcPr>
+          <w:p>
+            <w:r/>
+            <w:r>
+              <w:rPr>
+                <w:rFonts w:ascii="Calibri" w:hAnsi="Calibri" w:eastAsia="Calibri"/>
+                <w:b w:val="0"/>
+                <w:color w:val="2B2B2B"/>
+                <w:sz w:val="20"/>
+              </w:rPr>
+              <w:t>El de la Clase 11, exportado en PDF desde el documento del equipo: el prompt completo, las tres variantes, la elegida con su razón, lo corregido a mano y lo descartado.</w:t>
+            </w:r>
+          </w:p>
+        </w:tc>
+      </w:tr>
+      <w:tr>
+        <w:tc>
+          <w:tcPr>
+            <w:tcW w:type="dxa" w:w="2448"/>
+            <w:shd w:val="clear" w:fill="F2F2F2"/>
+          </w:tcPr>
+          <w:p>
+            <w:r/>
+            <w:r>
+              <w:rPr>
+                <w:rFonts w:ascii="Calibri" w:hAnsi="Calibri" w:eastAsia="Calibri"/>
+                <w:b w:val="0"/>
+                <w:color w:val="2B2B2B"/>
+                <w:sz w:val="20"/>
+              </w:rPr>
+              <w:t>Ficha de avance</w:t>
+            </w:r>
+          </w:p>
+        </w:tc>
+        <w:tc>
+          <w:tcPr>
+            <w:tcW w:type="dxa" w:w="7344"/>
+            <w:shd w:val="clear" w:fill="F2F2F2"/>
+          </w:tcPr>
+          <w:p>
+            <w:r/>
+            <w:r>
+              <w:rPr>
+                <w:rFonts w:ascii="Calibri" w:hAnsi="Calibri" w:eastAsia="Calibri"/>
+                <w:b w:val="0"/>
+                <w:color w:val="2B2B2B"/>
+                <w:sz w:val="20"/>
+              </w:rPr>
+              <w:t>La de la Clase 12, exportada en PDF: los hallazgos de la prueba con la persona ajena al equipo, con su tipo, y el plan de ajustes.</w:t>
+            </w:r>
+          </w:p>
+        </w:tc>
+      </w:tr>
+    </w:tbl>
+    <w:p>
+      <w:pPr>
+        <w:spacing w:after="80" w:before="0"/>
+        <w:jc w:val="left"/>
+      </w:pPr>
+    </w:p>
+    <w:p>
+      <w:pPr>
+        <w:pStyle w:val="ListBullet"/>
+        <w:spacing w:after="40"/>
+      </w:pPr>
+      <w:r>
+        <w:rPr>
+          <w:rFonts w:ascii="Calibri" w:hAnsi="Calibri" w:eastAsia="Calibri"/>
+          <w:b/>
+          <w:color w:val="2B2B2B"/>
+          <w:sz w:val="22"/>
+        </w:rPr>
+        <w:t>Enlace obligatorio:</w:t>
+      </w:r>
+      <w:r>
+        <w:rPr>
+          <w:rFonts w:ascii="Calibri" w:hAnsi="Calibri" w:eastAsia="Calibri"/>
+          <w:b w:val="0"/>
+          <w:color w:val="2B2B2B"/>
+          <w:sz w:val="22"/>
+        </w:rPr>
+        <w:t xml:space="preserve"> junto al .zip, la carpeta de Drive del equipo —la de la bitácora—, compartida con permiso de lector.</w:t>
+      </w:r>
+    </w:p>
+    <w:p>
+      <w:pPr>
+        <w:pStyle w:val="ListBullet"/>
+        <w:spacing w:after="40"/>
+      </w:pPr>
+      <w:r>
+        <w:rPr>
+          <w:rFonts w:ascii="Calibri" w:hAnsi="Calibri" w:eastAsia="Calibri"/>
+          <w:b/>
+          <w:color w:val="2B2B2B"/>
+          <w:sz w:val="22"/>
+        </w:rPr>
+        <w:t>Cada integrante sube la entrega del equipo desde su propia cuenta</w:t>
+      </w:r>
+      <w:r>
+        <w:rPr>
+          <w:rFonts w:ascii="Calibri" w:hAnsi="Calibri" w:eastAsia="Calibri"/>
+          <w:b w:val="0"/>
+          <w:color w:val="2B2B2B"/>
+          <w:sz w:val="22"/>
+        </w:rPr>
+        <w:t xml:space="preserve"> (ExamLab todavía no tiene los equipos cargados): el mismo .zip y el mismo enlace, una sola entrega por estudiante.</w:t>
+      </w:r>
+    </w:p>
+    <w:p>
+      <w:pPr>
+        <w:pStyle w:val="ListBullet"/>
+        <w:spacing w:after="40"/>
+      </w:pPr>
+      <w:r>
+        <w:rPr>
+          <w:rFonts w:ascii="Calibri" w:hAnsi="Calibri" w:eastAsia="Calibri"/>
+          <w:b/>
+          <w:color w:val="2B2B2B"/>
+          <w:sz w:val="22"/>
+        </w:rPr>
+        <w:t>Sustentación:</w:t>
+      </w:r>
+      <w:r>
+        <w:rPr>
+          <w:rFonts w:ascii="Calibri" w:hAnsi="Calibri" w:eastAsia="Calibri"/>
+          <w:b w:val="0"/>
+          <w:color w:val="2B2B2B"/>
+          <w:sz w:val="22"/>
+        </w:rPr>
+        <w:t xml:space="preserve"> en la última clase de su grupo (SB141C y LB141F martes 17/11; SB141B jueves 19/11), por Microsoft Teams: 15 minutos de exposición + 5 minutos de preguntas por equipo (turno de 20 minutos); hablan todos los integrantes. Se corta a los 15 minutos, sin excepción.</w:t>
+      </w:r>
+    </w:p>
+    <w:p>
+      <w:pPr>
+        <w:pStyle w:val="ListBullet"/>
+        <w:spacing w:after="40"/>
+      </w:pPr>
+      <w:r>
+        <w:rPr>
+          <w:rFonts w:ascii="Calibri" w:hAnsi="Calibri" w:eastAsia="Calibri"/>
+          <w:b/>
+          <w:color w:val="2B2B2B"/>
+          <w:sz w:val="22"/>
+        </w:rPr>
+        <w:t>Qué se muestra en la sustentación:</w:t>
+      </w:r>
+      <w:r>
+        <w:rPr>
+          <w:rFonts w:ascii="Calibri" w:hAnsi="Calibri" w:eastAsia="Calibri"/>
+          <w:b w:val="0"/>
+          <w:color w:val="2B2B2B"/>
+          <w:sz w:val="22"/>
+        </w:rPr>
+        <w:t xml:space="preserve"> el prototipo navegable, recorriendo en vivo una de las tareas del guion de prueba de principio a fin, como si funcionara.</w:t>
+      </w:r>
+    </w:p>
+    <w:p>
+      <w:pPr>
+        <w:spacing w:after="80" w:before="160"/>
+        <w:jc w:val="left"/>
+      </w:pPr>
+      <w:r>
+        <w:rPr>
+          <w:rFonts w:ascii="Calibri" w:hAnsi="Calibri" w:eastAsia="Calibri"/>
+          <w:b/>
+          <w:color w:val="269CCB"/>
+          <w:sz w:val="22"/>
+        </w:rPr>
+        <w:t>Cómo armar el .zip y el enlace, paso a paso</w:t>
+      </w:r>
+    </w:p>
+    <w:p>
+      <w:pPr>
+        <w:pStyle w:val="ListBullet"/>
+        <w:spacing w:after="40"/>
+      </w:pPr>
+      <w:r>
+        <w:rPr>
+          <w:rFonts w:ascii="Calibri" w:hAnsi="Calibri" w:eastAsia="Calibri"/>
+          <w:b/>
+          <w:color w:val="2B2B2B"/>
+          <w:sz w:val="22"/>
+        </w:rPr>
+        <w:t>El .zip:</w:t>
+      </w:r>
+      <w:r>
+        <w:rPr>
+          <w:rFonts w:ascii="Calibri" w:hAnsi="Calibri" w:eastAsia="Calibri"/>
+          <w:b w:val="0"/>
+          <w:color w:val="2B2B2B"/>
+          <w:sz w:val="22"/>
+        </w:rPr>
+        <w:t xml:space="preserve"> pongan los archivos en una carpeta, selecciónenla, clic derecho y «Comprimir en archivo ZIP» (en versiones anteriores de Windows: «Enviar a» → «Carpeta comprimida»; en Mac: «Comprimir»). Revisen que pese menos de 50 MB.</w:t>
+      </w:r>
+    </w:p>
+    <w:p>
+      <w:pPr>
+        <w:pStyle w:val="ListBullet"/>
+        <w:spacing w:after="40"/>
+      </w:pPr>
+      <w:r>
+        <w:rPr>
+          <w:rFonts w:ascii="Calibri" w:hAnsi="Calibri" w:eastAsia="Calibri"/>
+          <w:b/>
+          <w:color w:val="2B2B2B"/>
+          <w:sz w:val="22"/>
+        </w:rPr>
+        <w:t>El nombre del archivo:</w:t>
+      </w:r>
+      <w:r>
+        <w:rPr>
+          <w:rFonts w:ascii="Calibri" w:hAnsi="Calibri" w:eastAsia="Calibri"/>
+          <w:b w:val="0"/>
+          <w:color w:val="2B2B2B"/>
+          <w:sz w:val="22"/>
+        </w:rPr>
+        <w:t xml:space="preserve"> el del equipo y el grupo, por ejemplo «Proyecto - Equipo Biblioteca - SB141C.zip».</w:t>
+      </w:r>
+    </w:p>
+    <w:p>
+      <w:pPr>
+        <w:pStyle w:val="ListBullet"/>
+        <w:spacing w:after="40"/>
+      </w:pPr>
+      <w:r>
+        <w:rPr>
+          <w:rFonts w:ascii="Calibri" w:hAnsi="Calibri" w:eastAsia="Calibri"/>
+          <w:b/>
+          <w:color w:val="2B2B2B"/>
+          <w:sz w:val="22"/>
+        </w:rPr>
+        <w:t>El enlace de la carpeta:</w:t>
+      </w:r>
+      <w:r>
+        <w:rPr>
+          <w:rFonts w:ascii="Calibri" w:hAnsi="Calibri" w:eastAsia="Calibri"/>
+          <w:b w:val="0"/>
+          <w:color w:val="2B2B2B"/>
+          <w:sz w:val="22"/>
+        </w:rPr>
+        <w:t xml:space="preserve"> en Drive, «Compartir» → «Cualquier persona con el enlace» → «Lector», y copien el enlace.</w:t>
+      </w:r>
+    </w:p>
+    <w:p>
+      <w:pPr>
+        <w:pStyle w:val="ListBullet"/>
+        <w:spacing w:after="40"/>
+      </w:pPr>
+      <w:r>
+        <w:rPr>
+          <w:rFonts w:ascii="Calibri" w:hAnsi="Calibri" w:eastAsia="Calibri"/>
+          <w:b/>
+          <w:color w:val="2B2B2B"/>
+          <w:sz w:val="22"/>
+        </w:rPr>
+        <w:t>Antes de subir:</w:t>
+      </w:r>
+      <w:r>
+        <w:rPr>
+          <w:rFonts w:ascii="Calibri" w:hAnsi="Calibri" w:eastAsia="Calibri"/>
+          <w:b w:val="0"/>
+          <w:color w:val="2B2B2B"/>
+          <w:sz w:val="22"/>
+        </w:rPr>
+        <w:t xml:space="preserve"> abran el enlace en una ventana de incógnito. Si pide permiso, el docente tampoco lo va a poder abrir.</w:t>
+      </w:r>
+    </w:p>
+    <w:p>
+      <w:pPr>
+        <w:spacing w:after="120" w:before="240"/>
+        <w:jc w:val="left"/>
+      </w:pPr>
+      <w:r>
+        <w:rPr>
+          <w:rFonts w:ascii="Calibri" w:hAnsi="Calibri" w:eastAsia="Calibri"/>
+          <w:b/>
+          <w:color w:val="095292"/>
+          <w:sz w:val="24"/>
+        </w:rPr>
+        <w:t>8. Herramientas (gratis + navegador)</w:t>
       </w:r>
     </w:p>
     <w:p>
@@ -1648,7 +4886,7 @@
           <w:color w:val="2B2B2B"/>
           <w:sz w:val="22"/>
         </w:rPr>
-        <w:t>Bitácora y soporte de la exposición: Google Drive (Docs y Slides).</w:t>
+        <w:t>Bitácora, informe y soporte de la exposición: Google Drive (Docs y Slides).</w:t>
       </w:r>
     </w:p>
     <w:p>
@@ -1663,7 +4901,7 @@
           <w:color w:val="2B2B2B"/>
           <w:sz w:val="22"/>
         </w:rPr>
-        <w:t>Diagramas y línea de tiempo: diagrams.net (draw.io) · Excalidraw para bocetos.</w:t>
+        <w:t>Prototipo: papel y foto, Excalidraw, diagrams.net (draw.io) y Google Slides (sección 4).</w:t>
       </w:r>
     </w:p>
     <w:p>
@@ -1693,7 +4931,7 @@
           <w:color w:val="2B2B2B"/>
           <w:sz w:val="22"/>
         </w:rPr>
-        <w:t>Asistente de IA (Gemini/Claude/ChatGPT, plan gratuito): solo en los momentos puntuales que anuncie el docente, con declaración de qué se pidió y qué se corrigió a mano.</w:t>
+        <w:t>Asistente de IA (Gemini/Claude/ChatGPT, plan gratuito): solo en las Clases 3 y 11, entregando el prompt y lo que se corrigió a mano. Nunca se le pasan datos personales.</w:t>
       </w:r>
     </w:p>
     <w:p>
@@ -1708,7 +4946,7 @@
           <w:color w:val="2B2B2B"/>
           <w:sz w:val="22"/>
         </w:rPr>
-        <w:t>Entrega de talleres, diagnóstico, evaluaciones de corte e informe final: ExamLab.</w:t>
+        <w:t>Entrega de talleres, diagnóstico, evaluaciones de corte, informe final y prototipo: ExamLab.</w:t>
       </w:r>
     </w:p>
     <w:p>
@@ -1739,7 +4977,7 @@
           <w:color w:val="095292"/>
           <w:sz w:val="24"/>
         </w:rPr>
-        <w:t>6. Modalidad de trabajo</w:t>
+        <w:t>9. Modalidad de trabajo</w:t>
       </w:r>
     </w:p>
     <w:p>
@@ -1799,7 +5037,22 @@
           <w:color w:val="095292"/>
           <w:sz w:val="24"/>
         </w:rPr>
-        <w:t>7. Qué NO es este proyecto</w:t>
+        <w:t>10. Qué NO es este proyecto</w:t>
+      </w:r>
+    </w:p>
+    <w:p>
+      <w:pPr>
+        <w:pStyle w:val="ListBullet"/>
+        <w:spacing w:after="40"/>
+      </w:pPr>
+      <w:r>
+        <w:rPr>
+          <w:rFonts w:ascii="Calibri" w:hAnsi="Calibri" w:eastAsia="Calibri"/>
+          <w:b w:val="0"/>
+          <w:color w:val="2B2B2B"/>
+          <w:sz w:val="22"/>
+        </w:rPr>
+        <w:t>No es una aplicación: no se programa, no se instala nada y no hace falta saber programar. Se diseña, se prototipa y se prueba con personas.</w:t>
       </w:r>
     </w:p>
     <w:p>
@@ -1815,21 +5068,6 @@
           <w:sz w:val="22"/>
         </w:rPr>
         <w:t>No es un examen final escrito: el Corte 3 no tiene evaluación escrita, se califica con producto (exposición + informe).</w:t>
-      </w:r>
-    </w:p>
-    <w:p>
-      <w:pPr>
-        <w:pStyle w:val="ListBullet"/>
-        <w:spacing w:after="40"/>
-      </w:pPr>
-      <w:r>
-        <w:rPr>
-          <w:rFonts w:ascii="Calibri" w:hAnsi="Calibri" w:eastAsia="Calibri"/>
-          <w:b w:val="0"/>
-          <w:color w:val="2B2B2B"/>
-          <w:sz w:val="22"/>
-        </w:rPr>
-        <w:t>No hay que programarlo ni implementarlo: es una propuesta diseñada y defendida, no un sistema en producción.</w:t>
       </w:r>
     </w:p>
     <w:p>
@@ -1860,141 +5098,6 @@
           <w:sz w:val="22"/>
         </w:rPr>
         <w:t>No tiene un dominio fijo: no es «CloudLite» ni ningún otro producto de otro curso — el problema lo elige cada equipo.</w:t>
-      </w:r>
-    </w:p>
-    <w:p>
-      <w:pPr>
-        <w:spacing w:after="120" w:before="240"/>
-        <w:jc w:val="left"/>
-      </w:pPr>
-      <w:r>
-        <w:rPr>
-          <w:rFonts w:ascii="Calibri" w:hAnsi="Calibri" w:eastAsia="Calibri"/>
-          <w:b/>
-          <w:color w:val="095292"/>
-          <w:sz w:val="24"/>
-        </w:rPr>
-        <w:t>8. Entrega en ExamLab y exposición</w:t>
-      </w:r>
-    </w:p>
-    <w:p>
-      <w:pPr>
-        <w:pStyle w:val="ListBullet"/>
-        <w:spacing w:after="40"/>
-      </w:pPr>
-      <w:r>
-        <w:rPr>
-          <w:rFonts w:ascii="Calibri" w:hAnsi="Calibri" w:eastAsia="Calibri"/>
-          <w:b/>
-          <w:color w:val="2B2B2B"/>
-          <w:sz w:val="22"/>
-        </w:rPr>
-        <w:t>Plazo único:</w:t>
-      </w:r>
-      <w:r>
-        <w:rPr>
-          <w:rFonts w:ascii="Calibri" w:hAnsi="Calibri" w:eastAsia="Calibri"/>
-          <w:b w:val="0"/>
-          <w:color w:val="2B2B2B"/>
-          <w:sz w:val="22"/>
-        </w:rPr>
-        <w:t xml:space="preserve"> domingo 15 de noviembre de 2026, 11:59 p. m., en ExamLab.</w:t>
-      </w:r>
-    </w:p>
-    <w:p>
-      <w:pPr>
-        <w:pStyle w:val="ListBullet"/>
-        <w:spacing w:after="40"/>
-      </w:pPr>
-      <w:r>
-        <w:rPr>
-          <w:rFonts w:ascii="Calibri" w:hAnsi="Calibri" w:eastAsia="Calibri"/>
-          <w:b/>
-          <w:color w:val="2B2B2B"/>
-          <w:sz w:val="22"/>
-        </w:rPr>
-        <w:t>Qué se sube:</w:t>
-      </w:r>
-      <w:r>
-        <w:rPr>
-          <w:rFonts w:ascii="Calibri" w:hAnsi="Calibri" w:eastAsia="Calibri"/>
-          <w:b w:val="0"/>
-          <w:color w:val="2B2B2B"/>
-          <w:sz w:val="22"/>
-        </w:rPr>
-        <w:t xml:space="preserve"> un solo archivo .zip con el informe final y todo lo que lo respalda —documentos, diagramas, capturas del prototipo—; dentro puede ir cualquier tipo de archivo, y pesa como máximo 50 MB.</w:t>
-      </w:r>
-    </w:p>
-    <w:p>
-      <w:pPr>
-        <w:pStyle w:val="ListBullet"/>
-        <w:spacing w:after="40"/>
-      </w:pPr>
-      <w:r>
-        <w:rPr>
-          <w:rFonts w:ascii="Calibri" w:hAnsi="Calibri" w:eastAsia="Calibri"/>
-          <w:b/>
-          <w:color w:val="2B2B2B"/>
-          <w:sz w:val="22"/>
-        </w:rPr>
-        <w:t>Enlace obligatorio:</w:t>
-      </w:r>
-      <w:r>
-        <w:rPr>
-          <w:rFonts w:ascii="Calibri" w:hAnsi="Calibri" w:eastAsia="Calibri"/>
-          <w:b w:val="0"/>
-          <w:color w:val="2B2B2B"/>
-          <w:sz w:val="22"/>
-        </w:rPr>
-        <w:t xml:space="preserve"> junto al .zip va el enlace al repositorio de GitHub o a la carpeta de Drive del proyecto.</w:t>
-      </w:r>
-    </w:p>
-    <w:p>
-      <w:pPr>
-        <w:pStyle w:val="ListBullet"/>
-        <w:spacing w:after="40"/>
-      </w:pPr>
-      <w:r>
-        <w:rPr>
-          <w:rFonts w:ascii="Calibri" w:hAnsi="Calibri" w:eastAsia="Calibri"/>
-          <w:b/>
-          <w:color w:val="2B2B2B"/>
-          <w:sz w:val="22"/>
-        </w:rPr>
-        <w:t>Cada integrante sube la entrega del equipo desde su propia cuenta</w:t>
-      </w:r>
-      <w:r>
-        <w:rPr>
-          <w:rFonts w:ascii="Calibri" w:hAnsi="Calibri" w:eastAsia="Calibri"/>
-          <w:b w:val="0"/>
-          <w:color w:val="2B2B2B"/>
-          <w:sz w:val="22"/>
-        </w:rPr>
-        <w:t xml:space="preserve"> (ExamLab todavía no tiene los equipos cargados): el mismo .zip y el mismo enlace, una sola entrega por estudiante.</w:t>
-      </w:r>
-    </w:p>
-    <w:p>
-      <w:pPr>
-        <w:pStyle w:val="ListBullet"/>
-        <w:spacing w:after="40"/>
-      </w:pPr>
-      <w:r>
-        <w:rPr>
-          <w:rFonts w:ascii="Calibri" w:hAnsi="Calibri" w:eastAsia="Calibri"/>
-          <w:b/>
-          <w:color w:val="2B2B2B"/>
-          <w:sz w:val="22"/>
-        </w:rPr>
-        <w:t>Sustentación:</w:t>
-      </w:r>
-      <w:r>
-        <w:rPr>
-          <w:rFonts w:ascii="Calibri" w:hAnsi="Calibri" w:eastAsia="Calibri"/>
-          <w:b w:val="0"/>
-          <w:color w:val="2B2B2B"/>
-          <w:sz w:val="22"/>
-        </w:rPr>
-        <w:t xml:space="preserve"> en la última clase de su grupo (SB141C y LB141F martes 17/11; SB141B jueves 19/11), por Microsoft Teams: 15 minutos de exposición + 5 minutos de preguntas por equipo (turno de 20 minutos); hablan todos los integrantes. Se corta a los 15 minutos.</w:t>
       </w:r>
     </w:p>
     <w:sectPr>

--- a/Introduccion a la Ingenieria/Clases/Proyecto Integrador/Enunciado Proyecto Integrador - Introduccion a la Ingenieria - 2026-2.docx
+++ b/Introduccion a la Ingenieria/Clases/Proyecto Integrador/Enunciado Proyecto Integrador - Introduccion a la Ingenieria - 2026-2.docx
@@ -167,7 +167,7 @@
           <w:color w:val="2B2B2B"/>
           <w:sz w:val="22"/>
         </w:rPr>
-        <w:t xml:space="preserve">Este curso no se aprueba con un examen final: se aprueba con un </w:t>
+        <w:t xml:space="preserve">Este curso se aprueba con un </w:t>
       </w:r>
       <w:r>
         <w:rPr>
@@ -185,7 +185,7 @@
           <w:color w:val="2B2B2B"/>
           <w:sz w:val="22"/>
         </w:rPr>
-        <w:t xml:space="preserve"> que arranca en la primera sesión y se defiende en la última. El proyecto es una </w:t>
+        <w:t xml:space="preserve">, no con un examen final: una </w:t>
       </w:r>
       <w:r>
         <w:rPr>
@@ -203,7 +203,7 @@
           <w:color w:val="2B2B2B"/>
           <w:sz w:val="22"/>
         </w:rPr>
-        <w:t xml:space="preserve"> para un problema real que ustedes conocen —en el barrio, la universidad, el trabajo o la casa—: algo que hoy sale mal, que le pasa a personas concretas y que se puede medir.</w:t>
+        <w:t xml:space="preserve"> para un problema real de su entorno —el barrio, la universidad, el trabajo o la casa— que se construye clase a clase y se defiende en la última sesión.</w:t>
       </w:r>
     </w:p>
     <w:p>
@@ -228,40 +228,7 @@
           <w:color w:val="2B2B2B"/>
           <w:sz w:val="22"/>
         </w:rPr>
-        <w:t xml:space="preserve"> No hace falta saber programar ni instalar nada. Se aprende lo que un ingeniero hace ANTES de construir: entender bien el problema, decidir qué solución vale la pena, dibujarla como </w:t>
-      </w:r>
-      <w:r>
-        <w:rPr>
-          <w:rFonts w:ascii="Calibri" w:hAnsi="Calibri" w:eastAsia="Calibri"/>
-          <w:b/>
-          <w:color w:val="2B2B2B"/>
-          <w:sz w:val="22"/>
-        </w:rPr>
-        <w:t>prototipo</w:t>
-      </w:r>
-      <w:r>
-        <w:rPr>
-          <w:rFonts w:ascii="Calibri" w:hAnsi="Calibri" w:eastAsia="Calibri"/>
-          <w:b w:val="0"/>
-          <w:color w:val="2B2B2B"/>
-          <w:sz w:val="22"/>
-        </w:rPr>
-        <w:t xml:space="preserve"> y probarla con una persona real para descubrir qué falla cuando corregirlo todavía es barato. Programar se aprende en otros cursos de la carrera; aquí se aprende a decidir qué vale la pena programar.</w:t>
-      </w:r>
-    </w:p>
-    <w:p>
-      <w:pPr>
-        <w:spacing w:after="120" w:before="0"/>
-        <w:jc w:val="left"/>
-      </w:pPr>
-      <w:r>
-        <w:rPr>
-          <w:rFonts w:ascii="Calibri" w:hAnsi="Calibri" w:eastAsia="Calibri"/>
-          <w:b w:val="0"/>
-          <w:color w:val="2B2B2B"/>
-          <w:sz w:val="22"/>
-        </w:rPr>
-        <w:t>Al final del semestre el equipo entrega tres cosas:</w:t>
+        <w:t xml:space="preserve"> La solución se diseña, se dibuja como prototipo y se prueba con una persona real. No hace falta saber programar ni instalar nada.</w:t>
       </w:r>
     </w:p>
     <w:p>
@@ -276,7 +243,7 @@
           <w:color w:val="2B2B2B"/>
           <w:sz w:val="22"/>
         </w:rPr>
-        <w:t>Un prototipo</w:t>
+        <w:t>El informe final</w:t>
       </w:r>
       <w:r>
         <w:rPr>
@@ -285,7 +252,7 @@
           <w:color w:val="2B2B2B"/>
           <w:sz w:val="22"/>
         </w:rPr>
-        <w:t xml:space="preserve"> de la solución, en dos versiones y probado con una persona ajena al equipo (sección 4).</w:t>
+        <w:t xml:space="preserve"> (20% del curso) es el punto clave: reúne todo el proyecto en 12 secciones (sección 4).</w:t>
       </w:r>
     </w:p>
     <w:p>
@@ -300,7 +267,7 @@
           <w:color w:val="2B2B2B"/>
           <w:sz w:val="22"/>
         </w:rPr>
-        <w:t>Un informe final</w:t>
+        <w:t>El prototipo</w:t>
       </w:r>
       <w:r>
         <w:rPr>
@@ -309,7 +276,7 @@
           <w:color w:val="2B2B2B"/>
           <w:sz w:val="22"/>
         </w:rPr>
-        <w:t xml:space="preserve"> de 9 a 11 páginas, con 12 secciones (sección 5).</w:t>
+        <w:t>, en dos versiones y probado con una persona ajena al equipo (sección 3).</w:t>
       </w:r>
     </w:p>
     <w:p>
@@ -324,7 +291,7 @@
           <w:color w:val="2B2B2B"/>
           <w:sz w:val="22"/>
         </w:rPr>
-        <w:t>Una exposición final</w:t>
+        <w:t>La exposición final</w:t>
       </w:r>
       <w:r>
         <w:rPr>
@@ -333,7 +300,7 @@
           <w:color w:val="2B2B2B"/>
           <w:sz w:val="22"/>
         </w:rPr>
-        <w:t xml:space="preserve"> en vivo: 15 minutos más 5 de preguntas (sección 6).</w:t>
+        <w:t>: 15 minutos más 5 de preguntas (sección 5).</w:t>
       </w:r>
     </w:p>
     <w:p>
@@ -346,9 +313,9 @@
           <w:rFonts w:ascii="Calibri" w:hAnsi="Calibri" w:eastAsia="Calibri"/>
           <w:b w:val="0"/>
           <w:color w:val="2B2B2B"/>
-          <w:sz w:val="22"/>
+          <w:sz w:val="20"/>
         </w:rPr>
-        <w:t>Peso: 40% del Corte 3 (exposición final 15% + informe final 20% + asistencia 5%), más una parte de las exposiciones y actividades en clase de los Cortes 1 y 2 (ver el desglose completo en el Acuerdo Pedagógico y en su CALENDARIO_2026-2).</w:t>
+        <w:t>Peso: 40% del Corte 3 (informe final 20% + exposición final 15% + asistencia 5%), más una parte de las actividades de los Cortes 1 y 2 (ver el Acuerdo Pedagógico).</w:t>
       </w:r>
     </w:p>
     <w:p>
@@ -388,7 +355,22 @@
           <w:color w:val="095292"/>
           <w:sz w:val="24"/>
         </w:rPr>
-        <w:t>2. Palabras que van a escuchar todo el semestre</w:t>
+        <w:t>2. El proyecto, sesión por sesión</w:t>
+      </w:r>
+    </w:p>
+    <w:p>
+      <w:pPr>
+        <w:spacing w:after="120" w:before="0"/>
+        <w:jc w:val="left"/>
+      </w:pPr>
+      <w:r>
+        <w:rPr>
+          <w:rFonts w:ascii="Calibri" w:hAnsi="Calibri" w:eastAsia="Calibri"/>
+          <w:b w:val="0"/>
+          <w:color w:val="2B2B2B"/>
+          <w:sz w:val="20"/>
+        </w:rPr>
+        <w:t>Cada sesión deja lista una pieza del proyecto, y de ahí salen once de las doce secciones del informe. Las fechas están en el CALENDARIO_2026-2 de su grupo.</w:t>
       </w:r>
     </w:p>
     <w:tbl>
@@ -399,13 +381,14 @@
         <w:tblLook w:firstColumn="1" w:firstRow="1" w:lastColumn="0" w:lastRow="0" w:noHBand="0" w:noVBand="1" w:val="04A0"/>
       </w:tblPr>
       <w:tblGrid>
-        <w:gridCol w:w="4896"/>
-        <w:gridCol w:w="4896"/>
+        <w:gridCol w:w="3264"/>
+        <w:gridCol w:w="3264"/>
+        <w:gridCol w:w="3264"/>
       </w:tblGrid>
       <w:tr>
         <w:tc>
           <w:tcPr>
-            <w:tcW w:type="dxa" w:w="2736"/>
+            <w:tcW w:type="dxa" w:w="1296"/>
             <w:shd w:val="clear" w:fill="095292"/>
           </w:tcPr>
           <w:p>
@@ -417,13 +400,13 @@
                 <w:color w:val="FFFFFF"/>
                 <w:sz w:val="20"/>
               </w:rPr>
-              <w:t>Palabra</w:t>
+              <w:t>Sesión</w:t>
             </w:r>
           </w:p>
         </w:tc>
         <w:tc>
           <w:tcPr>
-            <w:tcW w:type="dxa" w:w="7056"/>
+            <w:tcW w:type="dxa" w:w="1296"/>
             <w:shd w:val="clear" w:fill="095292"/>
           </w:tcPr>
           <w:p>
@@ -435,7 +418,25 @@
                 <w:color w:val="FFFFFF"/>
                 <w:sz w:val="20"/>
               </w:rPr>
-              <w:t>Qué quiere decir en este proyecto</w:t>
+              <w:t>Clase</w:t>
+            </w:r>
+          </w:p>
+        </w:tc>
+        <w:tc>
+          <w:tcPr>
+            <w:tcW w:type="dxa" w:w="7200"/>
+            <w:shd w:val="clear" w:fill="095292"/>
+          </w:tcPr>
+          <w:p>
+            <w:r/>
+            <w:r>
+              <w:rPr>
+                <w:rFonts w:ascii="Calibri" w:hAnsi="Calibri" w:eastAsia="Calibri"/>
+                <w:b/>
+                <w:color w:val="FFFFFF"/>
+                <w:sz w:val="20"/>
+              </w:rPr>
+              <w:t>Qué queda listo</w:t>
             </w:r>
           </w:p>
         </w:tc>
@@ -443,7 +444,7 @@
       <w:tr>
         <w:tc>
           <w:tcPr>
-            <w:tcW w:type="dxa" w:w="2736"/>
+            <w:tcW w:type="dxa" w:w="1296"/>
           </w:tcPr>
           <w:p>
             <w:r/>
@@ -454,13 +455,13 @@
                 <w:color w:val="2B2B2B"/>
                 <w:sz w:val="20"/>
               </w:rPr>
-              <w:t>Problema del entorno</w:t>
+              <w:t>1</w:t>
             </w:r>
           </w:p>
         </w:tc>
         <w:tc>
           <w:tcPr>
-            <w:tcW w:type="dxa" w:w="7056"/>
+            <w:tcW w:type="dxa" w:w="1296"/>
           </w:tcPr>
           <w:p>
             <w:r/>
@@ -471,7 +472,24 @@
                 <w:color w:val="2B2B2B"/>
                 <w:sz w:val="20"/>
               </w:rPr>
-              <w:t>Algo que hoy sale mal, le pasa a personas concretas y se puede medir. El equipo lo propone en la Clase 1 y lo deja cerrado en la Clase 6.</w:t>
+              <w:t>1</w:t>
+            </w:r>
+          </w:p>
+        </w:tc>
+        <w:tc>
+          <w:tcPr>
+            <w:tcW w:type="dxa" w:w="7200"/>
+          </w:tcPr>
+          <w:p>
+            <w:r/>
+            <w:r>
+              <w:rPr>
+                <w:rFonts w:ascii="Calibri" w:hAnsi="Calibri" w:eastAsia="Calibri"/>
+                <w:b w:val="0"/>
+                <w:color w:val="2B2B2B"/>
+                <w:sz w:val="20"/>
+              </w:rPr>
+              <w:t>El equipo, su carpeta en Drive y el primer problema candidato.</w:t>
             </w:r>
           </w:p>
         </w:tc>
@@ -479,7 +497,7 @@
       <w:tr>
         <w:tc>
           <w:tcPr>
-            <w:tcW w:type="dxa" w:w="2736"/>
+            <w:tcW w:type="dxa" w:w="1296"/>
             <w:shd w:val="clear" w:fill="F2F2F2"/>
           </w:tcPr>
           <w:p>
@@ -491,13 +509,13 @@
                 <w:color w:val="2B2B2B"/>
                 <w:sz w:val="20"/>
               </w:rPr>
-              <w:t>Línea base</w:t>
+              <w:t>2 y 3</w:t>
             </w:r>
           </w:p>
         </w:tc>
         <w:tc>
           <w:tcPr>
-            <w:tcW w:type="dxa" w:w="7056"/>
+            <w:tcW w:type="dxa" w:w="1296"/>
             <w:shd w:val="clear" w:fill="F2F2F2"/>
           </w:tcPr>
           <w:p>
@@ -509,51 +527,13 @@
                 <w:color w:val="2B2B2B"/>
                 <w:sz w:val="20"/>
               </w:rPr>
-              <w:t>La cifra de cómo está el problema hoy: cuántas personas lo sufren, cuánto tiempo o dinero se pierde. Sin ella no se puede demostrar que algo mejoró.</w:t>
-            </w:r>
-          </w:p>
-        </w:tc>
-      </w:tr>
-      <w:tr>
-        <w:tc>
-          <w:tcPr>
-            <w:tcW w:type="dxa" w:w="2736"/>
-          </w:tcPr>
-          <w:p>
-            <w:r/>
-            <w:r>
-              <w:rPr>
-                <w:rFonts w:ascii="Calibri" w:hAnsi="Calibri" w:eastAsia="Calibri"/>
-                <w:b w:val="0"/>
-                <w:color w:val="2B2B2B"/>
-                <w:sz w:val="20"/>
-              </w:rPr>
-              <w:t>Criterio de éxito</w:t>
+              <w:t>2 a 5</w:t>
             </w:r>
           </w:p>
         </w:tc>
         <w:tc>
           <w:tcPr>
-            <w:tcW w:type="dxa" w:w="7056"/>
-          </w:tcPr>
-          <w:p>
-            <w:r/>
-            <w:r>
-              <w:rPr>
-                <w:rFonts w:ascii="Calibri" w:hAnsi="Calibri" w:eastAsia="Calibri"/>
-                <w:b w:val="0"/>
-                <w:color w:val="2B2B2B"/>
-                <w:sz w:val="20"/>
-              </w:rPr>
-              <w:t>La cifra que, al final, dirá si la solución funcionó.</w:t>
-            </w:r>
-          </w:p>
-        </w:tc>
-      </w:tr>
-      <w:tr>
-        <w:tc>
-          <w:tcPr>
-            <w:tcW w:type="dxa" w:w="2736"/>
+            <w:tcW w:type="dxa" w:w="7200"/>
             <w:shd w:val="clear" w:fill="F2F2F2"/>
           </w:tcPr>
           <w:p>
@@ -565,13 +545,68 @@
                 <w:color w:val="2B2B2B"/>
                 <w:sz w:val="20"/>
               </w:rPr>
-              <w:t>Requisito y criterio de aceptación</w:t>
+              <w:t>Un problema real y medible, a quién podría perjudicar la solución y una restricción ambiental.</w:t>
+            </w:r>
+          </w:p>
+        </w:tc>
+      </w:tr>
+      <w:tr>
+        <w:tc>
+          <w:tcPr>
+            <w:tcW w:type="dxa" w:w="1296"/>
+          </w:tcPr>
+          <w:p>
+            <w:r/>
+            <w:r>
+              <w:rPr>
+                <w:rFonts w:ascii="Calibri" w:hAnsi="Calibri" w:eastAsia="Calibri"/>
+                <w:b w:val="0"/>
+                <w:color w:val="2B2B2B"/>
+                <w:sz w:val="20"/>
+              </w:rPr>
+              <w:t>4</w:t>
             </w:r>
           </w:p>
         </w:tc>
         <w:tc>
           <w:tcPr>
-            <w:tcW w:type="dxa" w:w="7056"/>
+            <w:tcW w:type="dxa" w:w="1296"/>
+          </w:tcPr>
+          <w:p>
+            <w:r/>
+            <w:r>
+              <w:rPr>
+                <w:rFonts w:ascii="Calibri" w:hAnsi="Calibri" w:eastAsia="Calibri"/>
+                <w:b w:val="0"/>
+                <w:color w:val="2B2B2B"/>
+                <w:sz w:val="20"/>
+              </w:rPr>
+              <w:t>6</w:t>
+            </w:r>
+          </w:p>
+        </w:tc>
+        <w:tc>
+          <w:tcPr>
+            <w:tcW w:type="dxa" w:w="7200"/>
+          </w:tcPr>
+          <w:p>
+            <w:r/>
+            <w:r>
+              <w:rPr>
+                <w:rFonts w:ascii="Calibri" w:hAnsi="Calibri" w:eastAsia="Calibri"/>
+                <w:b w:val="0"/>
+                <w:color w:val="2B2B2B"/>
+                <w:sz w:val="20"/>
+              </w:rPr>
+              <w:t>El problema cerrado: su cifra, sus causas y su criterio de éxito. Cierra el Corte 1.</w:t>
+            </w:r>
+          </w:p>
+        </w:tc>
+      </w:tr>
+      <w:tr>
+        <w:tc>
+          <w:tcPr>
+            <w:tcW w:type="dxa" w:w="1296"/>
             <w:shd w:val="clear" w:fill="F2F2F2"/>
           </w:tcPr>
           <w:p>
@@ -583,51 +618,13 @@
                 <w:color w:val="2B2B2B"/>
                 <w:sz w:val="20"/>
               </w:rPr>
-              <w:t>Lo que la solución tiene que hacer, y la prueba concreta con la que se comprueba que lo hace.</w:t>
-            </w:r>
-          </w:p>
-        </w:tc>
-      </w:tr>
-      <w:tr>
-        <w:tc>
-          <w:tcPr>
-            <w:tcW w:type="dxa" w:w="2736"/>
-          </w:tcPr>
-          <w:p>
-            <w:r/>
-            <w:r>
-              <w:rPr>
-                <w:rFonts w:ascii="Calibri" w:hAnsi="Calibri" w:eastAsia="Calibri"/>
-                <w:b w:val="0"/>
-                <w:color w:val="2B2B2B"/>
-                <w:sz w:val="20"/>
-              </w:rPr>
-              <w:t>Alcance mínimo</w:t>
+              <w:t>5</w:t>
             </w:r>
           </w:p>
         </w:tc>
         <w:tc>
           <w:tcPr>
-            <w:tcW w:type="dxa" w:w="7056"/>
-          </w:tcPr>
-          <w:p>
-            <w:r/>
-            <w:r>
-              <w:rPr>
-                <w:rFonts w:ascii="Calibri" w:hAnsi="Calibri" w:eastAsia="Calibri"/>
-                <w:b w:val="0"/>
-                <w:color w:val="2B2B2B"/>
-                <w:sz w:val="20"/>
-              </w:rPr>
-              <w:t>Lo que la solución SÍ hará este semestre. Todo lo demás se escribe como «lo que no se hará», con su razón.</w:t>
-            </w:r>
-          </w:p>
-        </w:tc>
-      </w:tr>
-      <w:tr>
-        <w:tc>
-          <w:tcPr>
-            <w:tcW w:type="dxa" w:w="2736"/>
+            <w:tcW w:type="dxa" w:w="1296"/>
             <w:shd w:val="clear" w:fill="F2F2F2"/>
           </w:tcPr>
           <w:p>
@@ -639,13 +636,13 @@
                 <w:color w:val="2B2B2B"/>
                 <w:sz w:val="20"/>
               </w:rPr>
-              <w:t>Antecedente</w:t>
+              <w:t>7 y 8</w:t>
             </w:r>
           </w:p>
         </w:tc>
         <w:tc>
           <w:tcPr>
-            <w:tcW w:type="dxa" w:w="7056"/>
+            <w:tcW w:type="dxa" w:w="7200"/>
             <w:shd w:val="clear" w:fill="F2F2F2"/>
           </w:tcPr>
           <w:p>
@@ -657,7 +654,7 @@
                 <w:color w:val="2B2B2B"/>
                 <w:sz w:val="20"/>
               </w:rPr>
-              <w:t>Una solución que ya existe para un problema parecido, con su fuente. Sirve para no inventar lo que ya está inventado.</w:t>
+              <w:t>Los requisitos, la alternativa elegida y el alcance mínimo.</w:t>
             </w:r>
           </w:p>
         </w:tc>
@@ -665,7 +662,7 @@
       <w:tr>
         <w:tc>
           <w:tcPr>
-            <w:tcW w:type="dxa" w:w="2736"/>
+            <w:tcW w:type="dxa" w:w="1296"/>
           </w:tcPr>
           <w:p>
             <w:r/>
@@ -676,13 +673,13 @@
                 <w:color w:val="2B2B2B"/>
                 <w:sz w:val="20"/>
               </w:rPr>
-              <w:t>Prototipo</w:t>
+              <w:t>6</w:t>
             </w:r>
           </w:p>
         </w:tc>
         <w:tc>
           <w:tcPr>
-            <w:tcW w:type="dxa" w:w="7056"/>
+            <w:tcW w:type="dxa" w:w="1296"/>
           </w:tcPr>
           <w:p>
             <w:r/>
@@ -693,7 +690,24 @@
                 <w:color w:val="2B2B2B"/>
                 <w:sz w:val="20"/>
               </w:rPr>
-              <w:t>Un dibujo de la solución que otra persona puede recorrer como si funcionara. Se hace sin programar (sección 4).</w:t>
+              <w:t>9 y 10</w:t>
+            </w:r>
+          </w:p>
+        </w:tc>
+        <w:tc>
+          <w:tcPr>
+            <w:tcW w:type="dxa" w:w="7200"/>
+          </w:tcPr>
+          <w:p>
+            <w:r/>
+            <w:r>
+              <w:rPr>
+                <w:rFonts w:ascii="Calibri" w:hAnsi="Calibri" w:eastAsia="Calibri"/>
+                <w:b w:val="0"/>
+                <w:color w:val="2B2B2B"/>
+                <w:sz w:val="20"/>
+              </w:rPr>
+              <w:t>Tres soluciones que ya existen y el prototipo v1.</w:t>
             </w:r>
           </w:p>
         </w:tc>
@@ -701,7 +715,7 @@
       <w:tr>
         <w:tc>
           <w:tcPr>
-            <w:tcW w:type="dxa" w:w="2736"/>
+            <w:tcW w:type="dxa" w:w="1296"/>
             <w:shd w:val="clear" w:fill="F2F2F2"/>
           </w:tcPr>
           <w:p>
@@ -713,13 +727,13 @@
                 <w:color w:val="2B2B2B"/>
                 <w:sz w:val="20"/>
               </w:rPr>
-              <w:t>Persona ajena al equipo</w:t>
+              <w:t>7</w:t>
             </w:r>
           </w:p>
         </w:tc>
         <w:tc>
           <w:tcPr>
-            <w:tcW w:type="dxa" w:w="7056"/>
+            <w:tcW w:type="dxa" w:w="1296"/>
             <w:shd w:val="clear" w:fill="F2F2F2"/>
           </w:tcPr>
           <w:p>
@@ -731,51 +745,13 @@
                 <w:color w:val="2B2B2B"/>
                 <w:sz w:val="20"/>
               </w:rPr>
-              <w:t>Alguien que no participó en el proyecto y que prueba el prototipo. De ella se anota solo el rol —por ejemplo, «usuaria de la biblioteca»—, nunca el nombre.</w:t>
-            </w:r>
-          </w:p>
-        </w:tc>
-      </w:tr>
-      <w:tr>
-        <w:tc>
-          <w:tcPr>
-            <w:tcW w:type="dxa" w:w="2736"/>
-          </w:tcPr>
-          <w:p>
-            <w:r/>
-            <w:r>
-              <w:rPr>
-                <w:rFonts w:ascii="Calibri" w:hAnsi="Calibri" w:eastAsia="Calibri"/>
-                <w:b w:val="0"/>
-                <w:color w:val="2B2B2B"/>
-                <w:sz w:val="20"/>
-              </w:rPr>
-              <w:t>Impacto y mitigación</w:t>
+              <w:t>11</w:t>
             </w:r>
           </w:p>
         </w:tc>
         <w:tc>
           <w:tcPr>
-            <w:tcW w:type="dxa" w:w="7056"/>
-          </w:tcPr>
-          <w:p>
-            <w:r/>
-            <w:r>
-              <w:rPr>
-                <w:rFonts w:ascii="Calibri" w:hAnsi="Calibri" w:eastAsia="Calibri"/>
-                <w:b w:val="0"/>
-                <w:color w:val="2B2B2B"/>
-                <w:sz w:val="20"/>
-              </w:rPr>
-              <w:t>Lo que la solución cambia, para bien y para mal. La mitigación es lo que se hace para reducir un impacto negativo.</w:t>
-            </w:r>
-          </w:p>
-        </w:tc>
-      </w:tr>
-      <w:tr>
-        <w:tc>
-          <w:tcPr>
-            <w:tcW w:type="dxa" w:w="2736"/>
+            <w:tcW w:type="dxa" w:w="7200"/>
             <w:shd w:val="clear" w:fill="F2F2F2"/>
           </w:tcPr>
           <w:p>
@@ -787,13 +763,68 @@
                 <w:color w:val="2B2B2B"/>
                 <w:sz w:val="20"/>
               </w:rPr>
-              <w:t>Bitácora y vocero</w:t>
+              <w:t>El prototipo v2, mejorado con IA. Cierra el Corte 2.</w:t>
+            </w:r>
+          </w:p>
+        </w:tc>
+      </w:tr>
+      <w:tr>
+        <w:tc>
+          <w:tcPr>
+            <w:tcW w:type="dxa" w:w="1296"/>
+          </w:tcPr>
+          <w:p>
+            <w:r/>
+            <w:r>
+              <w:rPr>
+                <w:rFonts w:ascii="Calibri" w:hAnsi="Calibri" w:eastAsia="Calibri"/>
+                <w:b w:val="0"/>
+                <w:color w:val="2B2B2B"/>
+                <w:sz w:val="20"/>
+              </w:rPr>
+              <w:t>8</w:t>
             </w:r>
           </w:p>
         </w:tc>
         <w:tc>
           <w:tcPr>
-            <w:tcW w:type="dxa" w:w="7056"/>
+            <w:tcW w:type="dxa" w:w="1296"/>
+          </w:tcPr>
+          <w:p>
+            <w:r/>
+            <w:r>
+              <w:rPr>
+                <w:rFonts w:ascii="Calibri" w:hAnsi="Calibri" w:eastAsia="Calibri"/>
+                <w:b w:val="0"/>
+                <w:color w:val="2B2B2B"/>
+                <w:sz w:val="20"/>
+              </w:rPr>
+              <w:t>12</w:t>
+            </w:r>
+          </w:p>
+        </w:tc>
+        <w:tc>
+          <w:tcPr>
+            <w:tcW w:type="dxa" w:w="7200"/>
+          </w:tcPr>
+          <w:p>
+            <w:r/>
+            <w:r>
+              <w:rPr>
+                <w:rFonts w:ascii="Calibri" w:hAnsi="Calibri" w:eastAsia="Calibri"/>
+                <w:b w:val="0"/>
+                <w:color w:val="2B2B2B"/>
+                <w:sz w:val="20"/>
+              </w:rPr>
+              <w:t>Lo que falló en la prueba con una persona ajena al equipo.</w:t>
+            </w:r>
+          </w:p>
+        </w:tc>
+      </w:tr>
+      <w:tr>
+        <w:tc>
+          <w:tcPr>
+            <w:tcW w:type="dxa" w:w="1296"/>
             <w:shd w:val="clear" w:fill="F2F2F2"/>
           </w:tcPr>
           <w:p>
@@ -805,7 +836,152 @@
                 <w:color w:val="2B2B2B"/>
                 <w:sz w:val="20"/>
               </w:rPr>
-              <w:t>La bitácora es el registro del equipo en su carpeta de Drive; el vocero es quien habla por el equipo en cada sesión, y cambia cada vez.</w:t>
+              <w:t>9 y 10</w:t>
+            </w:r>
+          </w:p>
+        </w:tc>
+        <w:tc>
+          <w:tcPr>
+            <w:tcW w:type="dxa" w:w="1296"/>
+            <w:shd w:val="clear" w:fill="F2F2F2"/>
+          </w:tcPr>
+          <w:p>
+            <w:r/>
+            <w:r>
+              <w:rPr>
+                <w:rFonts w:ascii="Calibri" w:hAnsi="Calibri" w:eastAsia="Calibri"/>
+                <w:b w:val="0"/>
+                <w:color w:val="2B2B2B"/>
+                <w:sz w:val="20"/>
+              </w:rPr>
+              <w:t>13 y 14</w:t>
+            </w:r>
+          </w:p>
+        </w:tc>
+        <w:tc>
+          <w:tcPr>
+            <w:tcW w:type="dxa" w:w="7200"/>
+            <w:shd w:val="clear" w:fill="F2F2F2"/>
+          </w:tcPr>
+          <w:p>
+            <w:r/>
+            <w:r>
+              <w:rPr>
+                <w:rFonts w:ascii="Calibri" w:hAnsi="Calibri" w:eastAsia="Calibri"/>
+                <w:b w:val="0"/>
+                <w:color w:val="2B2B2B"/>
+                <w:sz w:val="20"/>
+              </w:rPr>
+              <w:t>El impacto, positivo y negativo, y el ensayo de la exposición.</w:t>
+            </w:r>
+          </w:p>
+        </w:tc>
+      </w:tr>
+      <w:tr>
+        <w:tc>
+          <w:tcPr>
+            <w:tcW w:type="dxa" w:w="1296"/>
+          </w:tcPr>
+          <w:p>
+            <w:r/>
+            <w:r>
+              <w:rPr>
+                <w:rFonts w:ascii="Calibri" w:hAnsi="Calibri" w:eastAsia="Calibri"/>
+                <w:b w:val="0"/>
+                <w:color w:val="2B2B2B"/>
+                <w:sz w:val="20"/>
+              </w:rPr>
+              <w:t>—</w:t>
+            </w:r>
+          </w:p>
+        </w:tc>
+        <w:tc>
+          <w:tcPr>
+            <w:tcW w:type="dxa" w:w="1296"/>
+          </w:tcPr>
+          <w:p>
+            <w:r/>
+            <w:r>
+              <w:rPr>
+                <w:rFonts w:ascii="Calibri" w:hAnsi="Calibri" w:eastAsia="Calibri"/>
+                <w:b w:val="0"/>
+                <w:color w:val="2B2B2B"/>
+                <w:sz w:val="20"/>
+              </w:rPr>
+              <w:t>—</w:t>
+            </w:r>
+          </w:p>
+        </w:tc>
+        <w:tc>
+          <w:tcPr>
+            <w:tcW w:type="dxa" w:w="7200"/>
+          </w:tcPr>
+          <w:p>
+            <w:r/>
+            <w:r>
+              <w:rPr>
+                <w:rFonts w:ascii="Calibri" w:hAnsi="Calibri" w:eastAsia="Calibri"/>
+                <w:b w:val="0"/>
+                <w:color w:val="2B2B2B"/>
+                <w:sz w:val="20"/>
+              </w:rPr>
+              <w:t>Entrega del informe y del prototipo en ExamLab: domingo 15/11/2026, 11:59 p. m.</w:t>
+            </w:r>
+          </w:p>
+        </w:tc>
+      </w:tr>
+      <w:tr>
+        <w:tc>
+          <w:tcPr>
+            <w:tcW w:type="dxa" w:w="1296"/>
+            <w:shd w:val="clear" w:fill="F2F2F2"/>
+          </w:tcPr>
+          <w:p>
+            <w:r/>
+            <w:r>
+              <w:rPr>
+                <w:rFonts w:ascii="Calibri" w:hAnsi="Calibri" w:eastAsia="Calibri"/>
+                <w:b w:val="0"/>
+                <w:color w:val="2B2B2B"/>
+                <w:sz w:val="20"/>
+              </w:rPr>
+              <w:t>11</w:t>
+            </w:r>
+          </w:p>
+        </w:tc>
+        <w:tc>
+          <w:tcPr>
+            <w:tcW w:type="dxa" w:w="1296"/>
+            <w:shd w:val="clear" w:fill="F2F2F2"/>
+          </w:tcPr>
+          <w:p>
+            <w:r/>
+            <w:r>
+              <w:rPr>
+                <w:rFonts w:ascii="Calibri" w:hAnsi="Calibri" w:eastAsia="Calibri"/>
+                <w:b w:val="0"/>
+                <w:color w:val="2B2B2B"/>
+                <w:sz w:val="20"/>
+              </w:rPr>
+              <w:t>15 y 16</w:t>
+            </w:r>
+          </w:p>
+        </w:tc>
+        <w:tc>
+          <w:tcPr>
+            <w:tcW w:type="dxa" w:w="7200"/>
+            <w:shd w:val="clear" w:fill="F2F2F2"/>
+          </w:tcPr>
+          <w:p>
+            <w:r/>
+            <w:r>
+              <w:rPr>
+                <w:rFonts w:ascii="Calibri" w:hAnsi="Calibri" w:eastAsia="Calibri"/>
+                <w:b w:val="0"/>
+                <w:color w:val="2B2B2B"/>
+                <w:sz w:val="20"/>
+              </w:rPr>
+              <w:t>La exposición final y el cierre del curso.</w:t>
             </w:r>
           </w:p>
         </w:tc>
@@ -829,7 +1005,7 @@
           <w:color w:val="095292"/>
           <w:sz w:val="24"/>
         </w:rPr>
-        <w:t>3. El proyecto, sesión por sesión</w:t>
+        <w:t>3. El prototipo</w:t>
       </w:r>
     </w:p>
     <w:p>
@@ -842,45 +1018,27 @@
           <w:rFonts w:ascii="Calibri" w:hAnsi="Calibri" w:eastAsia="Calibri"/>
           <w:b w:val="0"/>
           <w:color w:val="2B2B2B"/>
-          <w:sz w:val="20"/>
+          <w:sz w:val="22"/>
         </w:rPr>
-        <w:t xml:space="preserve">Cada sesión deja lista una pieza del proyecto, y la siguiente trabaja sobre ella: si una pieza queda pendiente, la sesión siguiente no tiene con qué arrancar. La </w:t>
+        <w:t xml:space="preserve">Un prototipo </w:t>
       </w:r>
       <w:r>
         <w:rPr>
           <w:rFonts w:ascii="Calibri" w:hAnsi="Calibri" w:eastAsia="Calibri"/>
           <w:b/>
           <w:color w:val="2B2B2B"/>
-          <w:sz w:val="20"/>
+          <w:sz w:val="22"/>
         </w:rPr>
-        <w:t>sesión</w:t>
+        <w:t>no es una aplicación</w:t>
       </w:r>
       <w:r>
         <w:rPr>
           <w:rFonts w:ascii="Calibri" w:hAnsi="Calibri" w:eastAsia="Calibri"/>
           <w:b w:val="0"/>
           <w:color w:val="2B2B2B"/>
-          <w:sz w:val="20"/>
+          <w:sz w:val="22"/>
         </w:rPr>
-        <w:t xml:space="preserve"> es el encuentro del calendario (11 en el semestre) y la </w:t>
-      </w:r>
-      <w:r>
-        <w:rPr>
-          <w:rFonts w:ascii="Calibri" w:hAnsi="Calibri" w:eastAsia="Calibri"/>
-          <w:b/>
-          <w:color w:val="2B2B2B"/>
-          <w:sz w:val="20"/>
-        </w:rPr>
-        <w:t>clase</w:t>
-      </w:r>
-      <w:r>
-        <w:rPr>
-          <w:rFonts w:ascii="Calibri" w:hAnsi="Calibri" w:eastAsia="Calibri"/>
-          <w:b w:val="0"/>
-          <w:color w:val="2B2B2B"/>
-          <w:sz w:val="20"/>
-        </w:rPr>
-        <w:t xml:space="preserve"> es el tema (16); por eso algunas sesiones cubren dos clases. Las fechas de cada sesión están en el CALENDARIO_2026-2 de su grupo.</w:t>
+        <w:t>: es un dibujo de la solución que otra persona puede recorrer, paso a paso, como si funcionara. Sirve para descubrir qué falla antes de construir nada, y se hace sencillo a propósito, porque así recibe críticas útiles. Si la solución no es una app —un formulario, un procedimiento—, el prototipo muestra los pasos que vive la persona.</w:t>
       </w:r>
     </w:p>
     <w:tbl>
@@ -910,13 +1068,13 @@
                 <w:color w:val="FFFFFF"/>
                 <w:sz w:val="20"/>
               </w:rPr>
-              <w:t>Sesión</w:t>
+              <w:t>Versión</w:t>
             </w:r>
           </w:p>
         </w:tc>
         <w:tc>
           <w:tcPr>
-            <w:tcW w:type="dxa" w:w="1152"/>
+            <w:tcW w:type="dxa" w:w="2304"/>
             <w:shd w:val="clear" w:fill="095292"/>
           </w:tcPr>
           <w:p>
@@ -928,13 +1086,13 @@
                 <w:color w:val="FFFFFF"/>
                 <w:sz w:val="20"/>
               </w:rPr>
-              <w:t>Clase</w:t>
+              <w:t>Cuándo</w:t>
             </w:r>
           </w:p>
         </w:tc>
         <w:tc>
           <w:tcPr>
-            <w:tcW w:type="dxa" w:w="7200"/>
+            <w:tcW w:type="dxa" w:w="6048"/>
             <w:shd w:val="clear" w:fill="095292"/>
           </w:tcPr>
           <w:p>
@@ -946,7 +1104,7 @@
                 <w:color w:val="FFFFFF"/>
                 <w:sz w:val="20"/>
               </w:rPr>
-              <w:t>Qué queda listo para el proyecto</w:t>
+              <w:t>Qué es</w:t>
             </w:r>
           </w:p>
         </w:tc>
@@ -965,13 +1123,13 @@
                 <w:color w:val="2B2B2B"/>
                 <w:sz w:val="20"/>
               </w:rPr>
-              <w:t>1</w:t>
+              <w:t>v1</w:t>
             </w:r>
           </w:p>
         </w:tc>
         <w:tc>
           <w:tcPr>
-            <w:tcW w:type="dxa" w:w="1152"/>
+            <w:tcW w:type="dxa" w:w="2304"/>
           </w:tcPr>
           <w:p>
             <w:r/>
@@ -982,13 +1140,13 @@
                 <w:color w:val="2B2B2B"/>
                 <w:sz w:val="20"/>
               </w:rPr>
-              <w:t>1</w:t>
+              <w:t>Clase 10</w:t>
             </w:r>
           </w:p>
         </w:tc>
         <w:tc>
           <w:tcPr>
-            <w:tcW w:type="dxa" w:w="7200"/>
+            <w:tcW w:type="dxa" w:w="6048"/>
           </w:tcPr>
           <w:p>
             <w:r/>
@@ -999,7 +1157,7 @@
                 <w:color w:val="2B2B2B"/>
                 <w:sz w:val="20"/>
               </w:rPr>
-              <w:t>El equipo, su carpeta compartida en Drive (con permiso de lectura para el docente) y la ficha semilla: el primer problema candidato.</w:t>
+              <w:t>El camino principal en tres pantallas o tres pasos, en papel, Excalidraw o draw.io.</w:t>
             </w:r>
           </w:p>
         </w:tc>
@@ -1019,13 +1177,13 @@
                 <w:color w:val="2B2B2B"/>
                 <w:sz w:val="20"/>
               </w:rPr>
-              <w:t>2</w:t>
+              <w:t>Navegable</w:t>
             </w:r>
           </w:p>
         </w:tc>
         <w:tc>
           <w:tcPr>
-            <w:tcW w:type="dxa" w:w="1152"/>
+            <w:tcW w:type="dxa" w:w="2304"/>
             <w:shd w:val="clear" w:fill="F2F2F2"/>
           </w:tcPr>
           <w:p>
@@ -1037,13 +1195,13 @@
                 <w:color w:val="2B2B2B"/>
                 <w:sz w:val="20"/>
               </w:rPr>
-              <w:t>2 y 3</w:t>
+              <w:t>Después de la Clase 10</w:t>
             </w:r>
           </w:p>
         </w:tc>
         <w:tc>
           <w:tcPr>
-            <w:tcW w:type="dxa" w:w="7200"/>
+            <w:tcW w:type="dxa" w:w="6048"/>
             <w:shd w:val="clear" w:fill="F2F2F2"/>
           </w:tcPr>
           <w:p>
@@ -1055,7 +1213,7 @@
                 <w:color w:val="2B2B2B"/>
                 <w:sz w:val="20"/>
               </w:rPr>
-              <w:t>Un problema real y medible, visto como un sistema completo —con actores y frontera—, no como «una app que falta».</w:t>
+              <w:t>La v1 en Google Slides: una diapositiva por pantalla y un enlace en cada botón.</w:t>
             </w:r>
           </w:p>
         </w:tc>
@@ -1074,13 +1232,13 @@
                 <w:color w:val="2B2B2B"/>
                 <w:sz w:val="20"/>
               </w:rPr>
-              <w:t>3</w:t>
+              <w:t>v2</w:t>
             </w:r>
           </w:p>
         </w:tc>
         <w:tc>
           <w:tcPr>
-            <w:tcW w:type="dxa" w:w="1152"/>
+            <w:tcW w:type="dxa" w:w="2304"/>
           </w:tcPr>
           <w:p>
             <w:r/>
@@ -1091,13 +1249,13 @@
                 <w:color w:val="2B2B2B"/>
                 <w:sz w:val="20"/>
               </w:rPr>
-              <w:t>4 y 5</w:t>
+              <w:t>Clase 11</w:t>
             </w:r>
           </w:p>
         </w:tc>
         <w:tc>
           <w:tcPr>
-            <w:tcW w:type="dxa" w:w="7200"/>
+            <w:tcW w:type="dxa" w:w="6048"/>
           </w:tcPr>
           <w:p>
             <w:r/>
@@ -1108,7 +1266,7 @@
                 <w:color w:val="2B2B2B"/>
                 <w:sz w:val="20"/>
               </w:rPr>
-              <w:t>A quién podría perjudicar el proyecto y qué norma colombiana obliga a cuidarlo (sobre todo si maneja datos de personas), y una restricción ambiental con un indicador que se pueda medir.</w:t>
+              <w:t>La v1 mejorada con un asistente de IA y corregida a mano, con el registro de lo que se pidió y lo que se corrigió.</w:t>
             </w:r>
           </w:p>
         </w:tc>
@@ -1128,13 +1286,13 @@
                 <w:color w:val="2B2B2B"/>
                 <w:sz w:val="20"/>
               </w:rPr>
-              <w:t>4</w:t>
+              <w:t>Probada</w:t>
             </w:r>
           </w:p>
         </w:tc>
         <w:tc>
           <w:tcPr>
-            <w:tcW w:type="dxa" w:w="1152"/>
+            <w:tcW w:type="dxa" w:w="2304"/>
             <w:shd w:val="clear" w:fill="F2F2F2"/>
           </w:tcPr>
           <w:p>
@@ -1146,13 +1304,13 @@
                 <w:color w:val="2B2B2B"/>
                 <w:sz w:val="20"/>
               </w:rPr>
-              <w:t>6</w:t>
+              <w:t>Antes de la Clase 12</w:t>
             </w:r>
           </w:p>
         </w:tc>
         <w:tc>
           <w:tcPr>
-            <w:tcW w:type="dxa" w:w="7200"/>
+            <w:tcW w:type="dxa" w:w="6048"/>
             <w:shd w:val="clear" w:fill="F2F2F2"/>
           </w:tcPr>
           <w:p>
@@ -1164,496 +1322,7 @@
                 <w:color w:val="2B2B2B"/>
                 <w:sz w:val="20"/>
               </w:rPr>
-              <w:t>El problema cerrado: enunciado en una frase, línea base con cifra, árbol de causas, actores y criterio de éxito. Cierra el Corte 1 (evaluación en ExamLab).</w:t>
-            </w:r>
-          </w:p>
-        </w:tc>
-      </w:tr>
-      <w:tr>
-        <w:tc>
-          <w:tcPr>
-            <w:tcW w:type="dxa" w:w="1440"/>
-          </w:tcPr>
-          <w:p>
-            <w:r/>
-            <w:r>
-              <w:rPr>
-                <w:rFonts w:ascii="Calibri" w:hAnsi="Calibri" w:eastAsia="Calibri"/>
-                <w:b w:val="0"/>
-                <w:color w:val="2B2B2B"/>
-                <w:sz w:val="20"/>
-              </w:rPr>
-              <w:t>5</w:t>
-            </w:r>
-          </w:p>
-        </w:tc>
-        <w:tc>
-          <w:tcPr>
-            <w:tcW w:type="dxa" w:w="1152"/>
-          </w:tcPr>
-          <w:p>
-            <w:r/>
-            <w:r>
-              <w:rPr>
-                <w:rFonts w:ascii="Calibri" w:hAnsi="Calibri" w:eastAsia="Calibri"/>
-                <w:b w:val="0"/>
-                <w:color w:val="2B2B2B"/>
-                <w:sz w:val="20"/>
-              </w:rPr>
-              <w:t>7 y 8</w:t>
-            </w:r>
-          </w:p>
-        </w:tc>
-        <w:tc>
-          <w:tcPr>
-            <w:tcW w:type="dxa" w:w="7200"/>
-          </w:tcPr>
-          <w:p>
-            <w:r/>
-            <w:r>
-              <w:rPr>
-                <w:rFonts w:ascii="Calibri" w:hAnsi="Calibri" w:eastAsia="Calibri"/>
-                <w:b w:val="0"/>
-                <w:color w:val="2B2B2B"/>
-                <w:sz w:val="20"/>
-              </w:rPr>
-              <w:t>Los requisitos mínimos con su criterio de aceptación y el plan de hitos; la alternativa elegida con su matriz de criterios y el alcance mínimo.</w:t>
-            </w:r>
-          </w:p>
-        </w:tc>
-      </w:tr>
-      <w:tr>
-        <w:tc>
-          <w:tcPr>
-            <w:tcW w:type="dxa" w:w="1440"/>
-            <w:shd w:val="clear" w:fill="F2F2F2"/>
-          </w:tcPr>
-          <w:p>
-            <w:r/>
-            <w:r>
-              <w:rPr>
-                <w:rFonts w:ascii="Calibri" w:hAnsi="Calibri" w:eastAsia="Calibri"/>
-                <w:b w:val="0"/>
-                <w:color w:val="2B2B2B"/>
-                <w:sz w:val="20"/>
-              </w:rPr>
-              <w:t>6</w:t>
-            </w:r>
-          </w:p>
-        </w:tc>
-        <w:tc>
-          <w:tcPr>
-            <w:tcW w:type="dxa" w:w="1152"/>
-            <w:shd w:val="clear" w:fill="F2F2F2"/>
-          </w:tcPr>
-          <w:p>
-            <w:r/>
-            <w:r>
-              <w:rPr>
-                <w:rFonts w:ascii="Calibri" w:hAnsi="Calibri" w:eastAsia="Calibri"/>
-                <w:b w:val="0"/>
-                <w:color w:val="2B2B2B"/>
-                <w:sz w:val="20"/>
-              </w:rPr>
-              <w:t>9 y 10</w:t>
-            </w:r>
-          </w:p>
-        </w:tc>
-        <w:tc>
-          <w:tcPr>
-            <w:tcW w:type="dxa" w:w="7200"/>
-            <w:shd w:val="clear" w:fill="F2F2F2"/>
-          </w:tcPr>
-          <w:p>
-            <w:r/>
-            <w:r>
-              <w:rPr>
-                <w:rFonts w:ascii="Calibri" w:hAnsi="Calibri" w:eastAsia="Calibri"/>
-                <w:b w:val="0"/>
-                <w:color w:val="2B2B2B"/>
-                <w:sz w:val="20"/>
-              </w:rPr>
-              <w:t>Tres antecedentes con fuente verificable y la mejora que propone el equipo; el prototipo v1 de baja fidelidad y su guion de prueba.</w:t>
-            </w:r>
-          </w:p>
-        </w:tc>
-      </w:tr>
-      <w:tr>
-        <w:tc>
-          <w:tcPr>
-            <w:tcW w:type="dxa" w:w="1440"/>
-          </w:tcPr>
-          <w:p>
-            <w:r/>
-            <w:r>
-              <w:rPr>
-                <w:rFonts w:ascii="Calibri" w:hAnsi="Calibri" w:eastAsia="Calibri"/>
-                <w:b w:val="0"/>
-                <w:color w:val="2B2B2B"/>
-                <w:sz w:val="20"/>
-              </w:rPr>
-              <w:t>7</w:t>
-            </w:r>
-          </w:p>
-        </w:tc>
-        <w:tc>
-          <w:tcPr>
-            <w:tcW w:type="dxa" w:w="1152"/>
-          </w:tcPr>
-          <w:p>
-            <w:r/>
-            <w:r>
-              <w:rPr>
-                <w:rFonts w:ascii="Calibri" w:hAnsi="Calibri" w:eastAsia="Calibri"/>
-                <w:b w:val="0"/>
-                <w:color w:val="2B2B2B"/>
-                <w:sz w:val="20"/>
-              </w:rPr>
-              <w:t>11</w:t>
-            </w:r>
-          </w:p>
-        </w:tc>
-        <w:tc>
-          <w:tcPr>
-            <w:tcW w:type="dxa" w:w="7200"/>
-          </w:tcPr>
-          <w:p>
-            <w:r/>
-            <w:r>
-              <w:rPr>
-                <w:rFonts w:ascii="Calibri" w:hAnsi="Calibri" w:eastAsia="Calibri"/>
-                <w:b w:val="0"/>
-                <w:color w:val="2B2B2B"/>
-                <w:sz w:val="20"/>
-              </w:rPr>
-              <w:t>El prototipo v2, mejorado con IA y corregido a mano, con el registro de lo que se pidió y lo que se corrigió. Cierra el Corte 2 (evaluación en ExamLab).</w:t>
-            </w:r>
-          </w:p>
-        </w:tc>
-      </w:tr>
-      <w:tr>
-        <w:tc>
-          <w:tcPr>
-            <w:tcW w:type="dxa" w:w="1440"/>
-            <w:shd w:val="clear" w:fill="F2F2F2"/>
-          </w:tcPr>
-          <w:p>
-            <w:r/>
-            <w:r>
-              <w:rPr>
-                <w:rFonts w:ascii="Calibri" w:hAnsi="Calibri" w:eastAsia="Calibri"/>
-                <w:b w:val="0"/>
-                <w:color w:val="2B2B2B"/>
-                <w:sz w:val="20"/>
-              </w:rPr>
-              <w:t>Antes de la 8</w:t>
-            </w:r>
-          </w:p>
-        </w:tc>
-        <w:tc>
-          <w:tcPr>
-            <w:tcW w:type="dxa" w:w="1152"/>
-            <w:shd w:val="clear" w:fill="F2F2F2"/>
-          </w:tcPr>
-          <w:p>
-            <w:r/>
-            <w:r>
-              <w:rPr>
-                <w:rFonts w:ascii="Calibri" w:hAnsi="Calibri" w:eastAsia="Calibri"/>
-                <w:b w:val="0"/>
-                <w:color w:val="2B2B2B"/>
-                <w:sz w:val="20"/>
-              </w:rPr>
-              <w:t>—</w:t>
-            </w:r>
-          </w:p>
-        </w:tc>
-        <w:tc>
-          <w:tcPr>
-            <w:tcW w:type="dxa" w:w="7200"/>
-            <w:shd w:val="clear" w:fill="F2F2F2"/>
-          </w:tcPr>
-          <w:p>
-            <w:r/>
-            <w:r>
-              <w:rPr>
-                <w:rFonts w:ascii="Calibri" w:hAnsi="Calibri" w:eastAsia="Calibri"/>
-                <w:b w:val="0"/>
-                <w:color w:val="2B2B2B"/>
-                <w:sz w:val="20"/>
-              </w:rPr>
-              <w:t>La prueba: una persona ajena al equipo usa el prototipo v2 navegable y el equipo anota lo que falló.</w:t>
-            </w:r>
-          </w:p>
-        </w:tc>
-      </w:tr>
-      <w:tr>
-        <w:tc>
-          <w:tcPr>
-            <w:tcW w:type="dxa" w:w="1440"/>
-          </w:tcPr>
-          <w:p>
-            <w:r/>
-            <w:r>
-              <w:rPr>
-                <w:rFonts w:ascii="Calibri" w:hAnsi="Calibri" w:eastAsia="Calibri"/>
-                <w:b w:val="0"/>
-                <w:color w:val="2B2B2B"/>
-                <w:sz w:val="20"/>
-              </w:rPr>
-              <w:t>8</w:t>
-            </w:r>
-          </w:p>
-        </w:tc>
-        <w:tc>
-          <w:tcPr>
-            <w:tcW w:type="dxa" w:w="1152"/>
-          </w:tcPr>
-          <w:p>
-            <w:r/>
-            <w:r>
-              <w:rPr>
-                <w:rFonts w:ascii="Calibri" w:hAnsi="Calibri" w:eastAsia="Calibri"/>
-                <w:b w:val="0"/>
-                <w:color w:val="2B2B2B"/>
-                <w:sz w:val="20"/>
-              </w:rPr>
-              <w:t>12</w:t>
-            </w:r>
-          </w:p>
-        </w:tc>
-        <w:tc>
-          <w:tcPr>
-            <w:tcW w:type="dxa" w:w="7200"/>
-          </w:tcPr>
-          <w:p>
-            <w:r/>
-            <w:r>
-              <w:rPr>
-                <w:rFonts w:ascii="Calibri" w:hAnsi="Calibri" w:eastAsia="Calibri"/>
-                <w:b w:val="0"/>
-                <w:color w:val="2B2B2B"/>
-                <w:sz w:val="20"/>
-              </w:rPr>
-              <w:t>La ficha de avance con los hallazgos de la prueba y el plan de ajustes que sale de la retroalimentación del curso.</w:t>
-            </w:r>
-          </w:p>
-        </w:tc>
-      </w:tr>
-      <w:tr>
-        <w:tc>
-          <w:tcPr>
-            <w:tcW w:type="dxa" w:w="1440"/>
-            <w:shd w:val="clear" w:fill="F2F2F2"/>
-          </w:tcPr>
-          <w:p>
-            <w:r/>
-            <w:r>
-              <w:rPr>
-                <w:rFonts w:ascii="Calibri" w:hAnsi="Calibri" w:eastAsia="Calibri"/>
-                <w:b w:val="0"/>
-                <w:color w:val="2B2B2B"/>
-                <w:sz w:val="20"/>
-              </w:rPr>
-              <w:t>9</w:t>
-            </w:r>
-          </w:p>
-        </w:tc>
-        <w:tc>
-          <w:tcPr>
-            <w:tcW w:type="dxa" w:w="1152"/>
-            <w:shd w:val="clear" w:fill="F2F2F2"/>
-          </w:tcPr>
-          <w:p>
-            <w:r/>
-            <w:r>
-              <w:rPr>
-                <w:rFonts w:ascii="Calibri" w:hAnsi="Calibri" w:eastAsia="Calibri"/>
-                <w:b w:val="0"/>
-                <w:color w:val="2B2B2B"/>
-                <w:sz w:val="20"/>
-              </w:rPr>
-              <w:t>13</w:t>
-            </w:r>
-          </w:p>
-        </w:tc>
-        <w:tc>
-          <w:tcPr>
-            <w:tcW w:type="dxa" w:w="7200"/>
-            <w:shd w:val="clear" w:fill="F2F2F2"/>
-          </w:tcPr>
-          <w:p>
-            <w:r/>
-            <w:r>
-              <w:rPr>
-                <w:rFonts w:ascii="Calibri" w:hAnsi="Calibri" w:eastAsia="Calibri"/>
-                <w:b w:val="0"/>
-                <w:color w:val="2B2B2B"/>
-                <w:sz w:val="20"/>
-              </w:rPr>
-              <w:t>La matriz de impacto social y ambiental: impactos positivos con indicador y negativos con su mitigación.</w:t>
-            </w:r>
-          </w:p>
-        </w:tc>
-      </w:tr>
-      <w:tr>
-        <w:tc>
-          <w:tcPr>
-            <w:tcW w:type="dxa" w:w="1440"/>
-          </w:tcPr>
-          <w:p>
-            <w:r/>
-            <w:r>
-              <w:rPr>
-                <w:rFonts w:ascii="Calibri" w:hAnsi="Calibri" w:eastAsia="Calibri"/>
-                <w:b w:val="0"/>
-                <w:color w:val="2B2B2B"/>
-                <w:sz w:val="20"/>
-              </w:rPr>
-              <w:t>10</w:t>
-            </w:r>
-          </w:p>
-        </w:tc>
-        <w:tc>
-          <w:tcPr>
-            <w:tcW w:type="dxa" w:w="1152"/>
-          </w:tcPr>
-          <w:p>
-            <w:r/>
-            <w:r>
-              <w:rPr>
-                <w:rFonts w:ascii="Calibri" w:hAnsi="Calibri" w:eastAsia="Calibri"/>
-                <w:b w:val="0"/>
-                <w:color w:val="2B2B2B"/>
-                <w:sz w:val="20"/>
-              </w:rPr>
-              <w:t>14</w:t>
-            </w:r>
-          </w:p>
-        </w:tc>
-        <w:tc>
-          <w:tcPr>
-            <w:tcW w:type="dxa" w:w="7200"/>
-          </w:tcPr>
-          <w:p>
-            <w:r/>
-            <w:r>
-              <w:rPr>
-                <w:rFonts w:ascii="Calibri" w:hAnsi="Calibri" w:eastAsia="Calibri"/>
-                <w:b w:val="0"/>
-                <w:color w:val="2B2B2B"/>
-                <w:sz w:val="20"/>
-              </w:rPr>
-              <w:t>El guion de la exposición, las diapositivas, el reparto entre integrantes, la demostración del prototipo y un plan B por si algo falla.</w:t>
-            </w:r>
-          </w:p>
-        </w:tc>
-      </w:tr>
-      <w:tr>
-        <w:tc>
-          <w:tcPr>
-            <w:tcW w:type="dxa" w:w="1440"/>
-            <w:shd w:val="clear" w:fill="F2F2F2"/>
-          </w:tcPr>
-          <w:p>
-            <w:r/>
-            <w:r>
-              <w:rPr>
-                <w:rFonts w:ascii="Calibri" w:hAnsi="Calibri" w:eastAsia="Calibri"/>
-                <w:b w:val="0"/>
-                <w:color w:val="2B2B2B"/>
-                <w:sz w:val="20"/>
-              </w:rPr>
-              <w:t>—</w:t>
-            </w:r>
-          </w:p>
-        </w:tc>
-        <w:tc>
-          <w:tcPr>
-            <w:tcW w:type="dxa" w:w="1152"/>
-            <w:shd w:val="clear" w:fill="F2F2F2"/>
-          </w:tcPr>
-          <w:p>
-            <w:r/>
-            <w:r>
-              <w:rPr>
-                <w:rFonts w:ascii="Calibri" w:hAnsi="Calibri" w:eastAsia="Calibri"/>
-                <w:b w:val="0"/>
-                <w:color w:val="2B2B2B"/>
-                <w:sz w:val="20"/>
-              </w:rPr>
-              <w:t>—</w:t>
-            </w:r>
-          </w:p>
-        </w:tc>
-        <w:tc>
-          <w:tcPr>
-            <w:tcW w:type="dxa" w:w="7200"/>
-            <w:shd w:val="clear" w:fill="F2F2F2"/>
-          </w:tcPr>
-          <w:p>
-            <w:r/>
-            <w:r>
-              <w:rPr>
-                <w:rFonts w:ascii="Calibri" w:hAnsi="Calibri" w:eastAsia="Calibri"/>
-                <w:b w:val="0"/>
-                <w:color w:val="2B2B2B"/>
-                <w:sz w:val="20"/>
-              </w:rPr>
-              <w:t>Entrega en ExamLab del informe final y del prototipo: domingo 15/11/2026, 11:59 p. m. (sección 7).</w:t>
-            </w:r>
-          </w:p>
-        </w:tc>
-      </w:tr>
-      <w:tr>
-        <w:tc>
-          <w:tcPr>
-            <w:tcW w:type="dxa" w:w="1440"/>
-          </w:tcPr>
-          <w:p>
-            <w:r/>
-            <w:r>
-              <w:rPr>
-                <w:rFonts w:ascii="Calibri" w:hAnsi="Calibri" w:eastAsia="Calibri"/>
-                <w:b w:val="0"/>
-                <w:color w:val="2B2B2B"/>
-                <w:sz w:val="20"/>
-              </w:rPr>
-              <w:t>11</w:t>
-            </w:r>
-          </w:p>
-        </w:tc>
-        <w:tc>
-          <w:tcPr>
-            <w:tcW w:type="dxa" w:w="1152"/>
-          </w:tcPr>
-          <w:p>
-            <w:r/>
-            <w:r>
-              <w:rPr>
-                <w:rFonts w:ascii="Calibri" w:hAnsi="Calibri" w:eastAsia="Calibri"/>
-                <w:b w:val="0"/>
-                <w:color w:val="2B2B2B"/>
-                <w:sz w:val="20"/>
-              </w:rPr>
-              <w:t>15 y 16</w:t>
-            </w:r>
-          </w:p>
-        </w:tc>
-        <w:tc>
-          <w:tcPr>
-            <w:tcW w:type="dxa" w:w="7200"/>
-          </w:tcPr>
-          <w:p>
-            <w:r/>
-            <w:r>
-              <w:rPr>
-                <w:rFonts w:ascii="Calibri" w:hAnsi="Calibri" w:eastAsia="Calibri"/>
-                <w:b w:val="0"/>
-                <w:color w:val="2B2B2B"/>
-                <w:sz w:val="20"/>
-              </w:rPr>
-              <w:t>La exposición final, la socialización del proyecto en la galería del curso, la autoevaluación y la coevaluación.</w:t>
+              <w:t>Una persona ajena al equipo intenta tres tareas con la v2; el equipo observa en silencio y anota lo que falló.</w:t>
             </w:r>
           </w:p>
         </w:tc>
@@ -1667,6 +1336,30 @@
     </w:p>
     <w:p>
       <w:pPr>
+        <w:spacing w:after="120" w:before="0"/>
+        <w:jc w:val="left"/>
+      </w:pPr>
+      <w:r>
+        <w:rPr>
+          <w:rFonts w:ascii="Calibri" w:hAnsi="Calibri" w:eastAsia="Calibri"/>
+          <w:b/>
+          <w:color w:val="2B2B2B"/>
+          <w:sz w:val="20"/>
+        </w:rPr>
+        <w:t>Todo prototipo debe tener:</w:t>
+      </w:r>
+      <w:r>
+        <w:rPr>
+          <w:rFonts w:ascii="Calibri" w:hAnsi="Calibri" w:eastAsia="Calibri"/>
+          <w:b w:val="0"/>
+          <w:color w:val="2B2B2B"/>
+          <w:sz w:val="20"/>
+        </w:rPr>
+        <w:t xml:space="preserve"> una frase de propósito en cada pantalla, textos reales (nunca «texto aquí»), lo que se ve cuando no hay datos o algo falla, un destino para cada botón y datos inventados, nunca de personas reales.</w:t>
+      </w:r>
+    </w:p>
+    <w:p>
+      <w:pPr>
         <w:spacing w:after="120" w:before="240"/>
         <w:jc w:val="left"/>
       </w:pPr>
@@ -1677,899 +1370,7 @@
           <w:color w:val="095292"/>
           <w:sz w:val="24"/>
         </w:rPr>
-        <w:t>4. El prototipo: qué es, cómo se hace y cómo se prueba</w:t>
-      </w:r>
-    </w:p>
-    <w:p>
-      <w:pPr>
-        <w:spacing w:after="120" w:before="0"/>
-        <w:jc w:val="left"/>
-      </w:pPr>
-      <w:r>
-        <w:rPr>
-          <w:rFonts w:ascii="Calibri" w:hAnsi="Calibri" w:eastAsia="Calibri"/>
-          <w:b w:val="0"/>
-          <w:color w:val="2B2B2B"/>
-          <w:sz w:val="22"/>
-        </w:rPr>
-        <w:t xml:space="preserve">«Prototipo» suele hacer pensar en una aplicación que ya funciona. </w:t>
-      </w:r>
-      <w:r>
-        <w:rPr>
-          <w:rFonts w:ascii="Calibri" w:hAnsi="Calibri" w:eastAsia="Calibri"/>
-          <w:b/>
-          <w:color w:val="2B2B2B"/>
-          <w:sz w:val="22"/>
-        </w:rPr>
-        <w:t>En este curso no es eso.</w:t>
-      </w:r>
-      <w:r>
-        <w:rPr>
-          <w:rFonts w:ascii="Calibri" w:hAnsi="Calibri" w:eastAsia="Calibri"/>
-          <w:b w:val="0"/>
-          <w:color w:val="2B2B2B"/>
-          <w:sz w:val="22"/>
-        </w:rPr>
-        <w:t xml:space="preserve"> Un prototipo es un </w:t>
-      </w:r>
-      <w:r>
-        <w:rPr>
-          <w:rFonts w:ascii="Calibri" w:hAnsi="Calibri" w:eastAsia="Calibri"/>
-          <w:b/>
-          <w:color w:val="2B2B2B"/>
-          <w:sz w:val="22"/>
-        </w:rPr>
-        <w:t>dibujo de la solución que otra persona puede recorrer</w:t>
-      </w:r>
-      <w:r>
-        <w:rPr>
-          <w:rFonts w:ascii="Calibri" w:hAnsi="Calibri" w:eastAsia="Calibri"/>
-          <w:b w:val="0"/>
-          <w:color w:val="2B2B2B"/>
-          <w:sz w:val="22"/>
-        </w:rPr>
-        <w:t>, paso a paso, como si funcionara, para descubrir si la idea sirve antes de gastar meses construyéndola. Se hace sin programar: con papel, con herramientas de dibujo o con diapositivas enlazadas.</w:t>
-      </w:r>
-    </w:p>
-    <w:p>
-      <w:pPr>
-        <w:spacing w:after="80" w:before="160"/>
-        <w:jc w:val="left"/>
-      </w:pPr>
-      <w:r>
-        <w:rPr>
-          <w:rFonts w:ascii="Calibri" w:hAnsi="Calibri" w:eastAsia="Calibri"/>
-          <w:b/>
-          <w:color w:val="269CCB"/>
-          <w:sz w:val="22"/>
-        </w:rPr>
-        <w:t>Qué es y qué no es</w:t>
-      </w:r>
-    </w:p>
-    <w:p>
-      <w:pPr>
-        <w:pStyle w:val="ListBullet"/>
-        <w:spacing w:after="40"/>
-      </w:pPr>
-      <w:r>
-        <w:rPr>
-          <w:rFonts w:ascii="Calibri" w:hAnsi="Calibri" w:eastAsia="Calibri"/>
-          <w:b/>
-          <w:color w:val="2B2B2B"/>
-          <w:sz w:val="22"/>
-        </w:rPr>
-        <w:t>Es una pregunta hecha objeto.</w:t>
-      </w:r>
-      <w:r>
-        <w:rPr>
-          <w:rFonts w:ascii="Calibri" w:hAnsi="Calibri" w:eastAsia="Calibri"/>
-          <w:b w:val="0"/>
-          <w:color w:val="2B2B2B"/>
-          <w:sz w:val="22"/>
-        </w:rPr>
-        <w:t xml:space="preserve"> Se hace para responder algo concreto: ¿la gente entiende esta pantalla?, ¿el flujo tiene sentido?, ¿le alcanza el tiempo?</w:t>
-      </w:r>
-    </w:p>
-    <w:p>
-      <w:pPr>
-        <w:pStyle w:val="ListBullet"/>
-        <w:spacing w:after="40"/>
-      </w:pPr>
-      <w:r>
-        <w:rPr>
-          <w:rFonts w:ascii="Calibri" w:hAnsi="Calibri" w:eastAsia="Calibri"/>
-          <w:b/>
-          <w:color w:val="2B2B2B"/>
-          <w:sz w:val="22"/>
-        </w:rPr>
-        <w:t>No es la aplicación a medias.</w:t>
-      </w:r>
-      <w:r>
-        <w:rPr>
-          <w:rFonts w:ascii="Calibri" w:hAnsi="Calibri" w:eastAsia="Calibri"/>
-          <w:b w:val="0"/>
-          <w:color w:val="2B2B2B"/>
-          <w:sz w:val="22"/>
-        </w:rPr>
-        <w:t xml:space="preserve"> No intenta ser el producto: puede ser de papel y no tener datos reales, y aun así responde la pregunta.</w:t>
-      </w:r>
-    </w:p>
-    <w:p>
-      <w:pPr>
-        <w:pStyle w:val="ListBullet"/>
-        <w:spacing w:after="40"/>
-      </w:pPr>
-      <w:r>
-        <w:rPr>
-          <w:rFonts w:ascii="Calibri" w:hAnsi="Calibri" w:eastAsia="Calibri"/>
-          <w:b/>
-          <w:color w:val="2B2B2B"/>
-          <w:sz w:val="22"/>
-        </w:rPr>
-        <w:t>Es desechable.</w:t>
-      </w:r>
-      <w:r>
-        <w:rPr>
-          <w:rFonts w:ascii="Calibri" w:hAnsi="Calibri" w:eastAsia="Calibri"/>
-          <w:b w:val="0"/>
-          <w:color w:val="2B2B2B"/>
-          <w:sz w:val="22"/>
-        </w:rPr>
-        <w:t xml:space="preserve"> Se hace sabiendo que se va a cambiar o a tirar; por eso se dibuja rápido y sin adornos. Un prototipo que da pesar tirar ya costó demasiado.</w:t>
-      </w:r>
-    </w:p>
-    <w:p>
-      <w:pPr>
-        <w:pStyle w:val="ListBullet"/>
-        <w:spacing w:after="40"/>
-      </w:pPr>
-      <w:r>
-        <w:rPr>
-          <w:rFonts w:ascii="Calibri" w:hAnsi="Calibri" w:eastAsia="Calibri"/>
-          <w:b/>
-          <w:color w:val="2B2B2B"/>
-          <w:sz w:val="22"/>
-        </w:rPr>
-        <w:t>Se hace feo a propósito.</w:t>
-      </w:r>
-      <w:r>
-        <w:rPr>
-          <w:rFonts w:ascii="Calibri" w:hAnsi="Calibri" w:eastAsia="Calibri"/>
-          <w:b w:val="0"/>
-          <w:color w:val="2B2B2B"/>
-          <w:sz w:val="22"/>
-        </w:rPr>
-        <w:t xml:space="preserve"> Delante de un dibujo a lápiz la gente dice qué no entiende; delante de una pantalla con colores dice «está muy bonito», y eso no ayuda.</w:t>
-      </w:r>
-    </w:p>
-    <w:p>
-      <w:pPr>
-        <w:pStyle w:val="ListBullet"/>
-        <w:spacing w:after="40"/>
-      </w:pPr>
-      <w:r>
-        <w:rPr>
-          <w:rFonts w:ascii="Calibri" w:hAnsi="Calibri" w:eastAsia="Calibri"/>
-          <w:b/>
-          <w:color w:val="2B2B2B"/>
-          <w:sz w:val="22"/>
-        </w:rPr>
-        <w:t>Se prueba con alguien de afuera.</w:t>
-      </w:r>
-      <w:r>
-        <w:rPr>
-          <w:rFonts w:ascii="Calibri" w:hAnsi="Calibri" w:eastAsia="Calibri"/>
-          <w:b w:val="0"/>
-          <w:color w:val="2B2B2B"/>
-          <w:sz w:val="22"/>
-        </w:rPr>
-        <w:t xml:space="preserve"> Si solo lo vio el equipo, no probó nada.</w:t>
-      </w:r>
-    </w:p>
-    <w:p>
-      <w:pPr>
-        <w:spacing w:after="120" w:before="0"/>
-        <w:jc w:val="left"/>
-      </w:pPr>
-      <w:r>
-        <w:rPr>
-          <w:rFonts w:ascii="Calibri" w:hAnsi="Calibri" w:eastAsia="Calibri"/>
-          <w:b/>
-          <w:color w:val="2B2B2B"/>
-          <w:sz w:val="20"/>
-        </w:rPr>
-        <w:t>¿Y si la solución no es una aplicación?</w:t>
-      </w:r>
-      <w:r>
-        <w:rPr>
-          <w:rFonts w:ascii="Calibri" w:hAnsi="Calibri" w:eastAsia="Calibri"/>
-          <w:b w:val="0"/>
-          <w:color w:val="2B2B2B"/>
-          <w:sz w:val="20"/>
-        </w:rPr>
-        <w:t xml:space="preserve"> Muchas no lo son: un formulario, un procedimiento, una nueva forma de atender. Entonces el prototipo muestra los pasos que vive la persona —tres pasos en vez de tres pantallas—, dibujados como un flujo en diagrams.net (draw.io).</w:t>
-      </w:r>
-    </w:p>
-    <w:p>
-      <w:pPr>
-        <w:spacing w:after="80" w:before="160"/>
-        <w:jc w:val="left"/>
-      </w:pPr>
-      <w:r>
-        <w:rPr>
-          <w:rFonts w:ascii="Calibri" w:hAnsi="Calibri" w:eastAsia="Calibri"/>
-          <w:b/>
-          <w:color w:val="269CCB"/>
-          <w:sz w:val="22"/>
-        </w:rPr>
-        <w:t>Las versiones del prototipo, en orden</w:t>
-      </w:r>
-    </w:p>
-    <w:tbl>
-      <w:tblPr>
-        <w:tblStyle w:val="TableGrid"/>
-        <w:tblW w:type="auto" w:w="0"/>
-        <w:tblLayout w:type="fixed"/>
-        <w:tblLook w:firstColumn="1" w:firstRow="1" w:lastColumn="0" w:lastRow="0" w:noHBand="0" w:noVBand="1" w:val="04A0"/>
-      </w:tblPr>
-      <w:tblGrid>
-        <w:gridCol w:w="2448"/>
-        <w:gridCol w:w="2448"/>
-        <w:gridCol w:w="2448"/>
-        <w:gridCol w:w="2448"/>
-      </w:tblGrid>
-      <w:tr>
-        <w:tc>
-          <w:tcPr>
-            <w:tcW w:type="dxa" w:w="1584"/>
-            <w:shd w:val="clear" w:fill="095292"/>
-          </w:tcPr>
-          <w:p>
-            <w:r/>
-            <w:r>
-              <w:rPr>
-                <w:rFonts w:ascii="Calibri" w:hAnsi="Calibri" w:eastAsia="Calibri"/>
-                <w:b/>
-                <w:color w:val="FFFFFF"/>
-                <w:sz w:val="20"/>
-              </w:rPr>
-              <w:t>Versión</w:t>
-            </w:r>
-          </w:p>
-        </w:tc>
-        <w:tc>
-          <w:tcPr>
-            <w:tcW w:type="dxa" w:w="1872"/>
-            <w:shd w:val="clear" w:fill="095292"/>
-          </w:tcPr>
-          <w:p>
-            <w:r/>
-            <w:r>
-              <w:rPr>
-                <w:rFonts w:ascii="Calibri" w:hAnsi="Calibri" w:eastAsia="Calibri"/>
-                <w:b/>
-                <w:color w:val="FFFFFF"/>
-                <w:sz w:val="20"/>
-              </w:rPr>
-              <w:t>Cuándo</w:t>
-            </w:r>
-          </w:p>
-        </w:tc>
-        <w:tc>
-          <w:tcPr>
-            <w:tcW w:type="dxa" w:w="4176"/>
-            <w:shd w:val="clear" w:fill="095292"/>
-          </w:tcPr>
-          <w:p>
-            <w:r/>
-            <w:r>
-              <w:rPr>
-                <w:rFonts w:ascii="Calibri" w:hAnsi="Calibri" w:eastAsia="Calibri"/>
-                <w:b/>
-                <w:color w:val="FFFFFF"/>
-                <w:sz w:val="20"/>
-              </w:rPr>
-              <w:t>Qué es</w:t>
-            </w:r>
-          </w:p>
-        </w:tc>
-        <w:tc>
-          <w:tcPr>
-            <w:tcW w:type="dxa" w:w="2160"/>
-            <w:shd w:val="clear" w:fill="095292"/>
-          </w:tcPr>
-          <w:p>
-            <w:r/>
-            <w:r>
-              <w:rPr>
-                <w:rFonts w:ascii="Calibri" w:hAnsi="Calibri" w:eastAsia="Calibri"/>
-                <w:b/>
-                <w:color w:val="FFFFFF"/>
-                <w:sz w:val="20"/>
-              </w:rPr>
-              <w:t>Con qué se hace</w:t>
-            </w:r>
-          </w:p>
-        </w:tc>
-      </w:tr>
-      <w:tr>
-        <w:tc>
-          <w:tcPr>
-            <w:tcW w:type="dxa" w:w="1584"/>
-          </w:tcPr>
-          <w:p>
-            <w:r/>
-            <w:r>
-              <w:rPr>
-                <w:rFonts w:ascii="Calibri" w:hAnsi="Calibri" w:eastAsia="Calibri"/>
-                <w:b w:val="0"/>
-                <w:color w:val="2B2B2B"/>
-                <w:sz w:val="20"/>
-              </w:rPr>
-              <w:t>v1 · baja fidelidad</w:t>
-            </w:r>
-          </w:p>
-        </w:tc>
-        <w:tc>
-          <w:tcPr>
-            <w:tcW w:type="dxa" w:w="1872"/>
-          </w:tcPr>
-          <w:p>
-            <w:r/>
-            <w:r>
-              <w:rPr>
-                <w:rFonts w:ascii="Calibri" w:hAnsi="Calibri" w:eastAsia="Calibri"/>
-                <w:b w:val="0"/>
-                <w:color w:val="2B2B2B"/>
-                <w:sz w:val="20"/>
-              </w:rPr>
-              <w:t>Sesión 6 (Clase 10)</w:t>
-            </w:r>
-          </w:p>
-        </w:tc>
-        <w:tc>
-          <w:tcPr>
-            <w:tcW w:type="dxa" w:w="4176"/>
-          </w:tcPr>
-          <w:p>
-            <w:r/>
-            <w:r>
-              <w:rPr>
-                <w:rFonts w:ascii="Calibri" w:hAnsi="Calibri" w:eastAsia="Calibri"/>
-                <w:b w:val="0"/>
-                <w:color w:val="2B2B2B"/>
-                <w:sz w:val="20"/>
-              </w:rPr>
-              <w:t>El camino principal del alcance mínimo en tres pantallas o tres pasos, con textos reales, el estado vacío, el estado de error y el guion de prueba.</w:t>
-            </w:r>
-          </w:p>
-        </w:tc>
-        <w:tc>
-          <w:tcPr>
-            <w:tcW w:type="dxa" w:w="2160"/>
-          </w:tcPr>
-          <w:p>
-            <w:r/>
-            <w:r>
-              <w:rPr>
-                <w:rFonts w:ascii="Calibri" w:hAnsi="Calibri" w:eastAsia="Calibri"/>
-                <w:b w:val="0"/>
-                <w:color w:val="2B2B2B"/>
-                <w:sz w:val="20"/>
-              </w:rPr>
-              <w:t>Papel y una foto legible, Excalidraw o draw.io</w:t>
-            </w:r>
-          </w:p>
-        </w:tc>
-      </w:tr>
-      <w:tr>
-        <w:tc>
-          <w:tcPr>
-            <w:tcW w:type="dxa" w:w="1584"/>
-            <w:shd w:val="clear" w:fill="F2F2F2"/>
-          </w:tcPr>
-          <w:p>
-            <w:r/>
-            <w:r>
-              <w:rPr>
-                <w:rFonts w:ascii="Calibri" w:hAnsi="Calibri" w:eastAsia="Calibri"/>
-                <w:b w:val="0"/>
-                <w:color w:val="2B2B2B"/>
-                <w:sz w:val="20"/>
-              </w:rPr>
-              <w:t>Navegable</w:t>
-            </w:r>
-          </w:p>
-        </w:tc>
-        <w:tc>
-          <w:tcPr>
-            <w:tcW w:type="dxa" w:w="1872"/>
-            <w:shd w:val="clear" w:fill="F2F2F2"/>
-          </w:tcPr>
-          <w:p>
-            <w:r/>
-            <w:r>
-              <w:rPr>
-                <w:rFonts w:ascii="Calibri" w:hAnsi="Calibri" w:eastAsia="Calibri"/>
-                <w:b w:val="0"/>
-                <w:color w:val="2B2B2B"/>
-                <w:sz w:val="20"/>
-              </w:rPr>
-              <w:t>Después de la Clase 10, como trabajo independiente</w:t>
-            </w:r>
-          </w:p>
-        </w:tc>
-        <w:tc>
-          <w:tcPr>
-            <w:tcW w:type="dxa" w:w="4176"/>
-            <w:shd w:val="clear" w:fill="F2F2F2"/>
-          </w:tcPr>
-          <w:p>
-            <w:r/>
-            <w:r>
-              <w:rPr>
-                <w:rFonts w:ascii="Calibri" w:hAnsi="Calibri" w:eastAsia="Calibri"/>
-                <w:b w:val="0"/>
-                <w:color w:val="2B2B2B"/>
-                <w:sz w:val="20"/>
-              </w:rPr>
-              <w:t>La v1 pasada a diapositivas: una por pantalla y un enlace en cada botón hacia su destino. En modo presentación se recorre como si funcionara.</w:t>
-            </w:r>
-          </w:p>
-        </w:tc>
-        <w:tc>
-          <w:tcPr>
-            <w:tcW w:type="dxa" w:w="2160"/>
-            <w:shd w:val="clear" w:fill="F2F2F2"/>
-          </w:tcPr>
-          <w:p>
-            <w:r/>
-            <w:r>
-              <w:rPr>
-                <w:rFonts w:ascii="Calibri" w:hAnsi="Calibri" w:eastAsia="Calibri"/>
-                <w:b w:val="0"/>
-                <w:color w:val="2B2B2B"/>
-                <w:sz w:val="20"/>
-              </w:rPr>
-              <w:t>Google Slides</w:t>
-            </w:r>
-          </w:p>
-        </w:tc>
-      </w:tr>
-      <w:tr>
-        <w:tc>
-          <w:tcPr>
-            <w:tcW w:type="dxa" w:w="1584"/>
-          </w:tcPr>
-          <w:p>
-            <w:r/>
-            <w:r>
-              <w:rPr>
-                <w:rFonts w:ascii="Calibri" w:hAnsi="Calibri" w:eastAsia="Calibri"/>
-                <w:b w:val="0"/>
-                <w:color w:val="2B2B2B"/>
-                <w:sz w:val="20"/>
-              </w:rPr>
-              <w:t>v2 · con IA</w:t>
-            </w:r>
-          </w:p>
-        </w:tc>
-        <w:tc>
-          <w:tcPr>
-            <w:tcW w:type="dxa" w:w="1872"/>
-          </w:tcPr>
-          <w:p>
-            <w:r/>
-            <w:r>
-              <w:rPr>
-                <w:rFonts w:ascii="Calibri" w:hAnsi="Calibri" w:eastAsia="Calibri"/>
-                <w:b w:val="0"/>
-                <w:color w:val="2B2B2B"/>
-                <w:sz w:val="20"/>
-              </w:rPr>
-              <w:t>Sesión 7 (Clase 11)</w:t>
-            </w:r>
-          </w:p>
-        </w:tc>
-        <w:tc>
-          <w:tcPr>
-            <w:tcW w:type="dxa" w:w="4176"/>
-          </w:tcPr>
-          <w:p>
-            <w:r/>
-            <w:r>
-              <w:rPr>
-                <w:rFonts w:ascii="Calibri" w:hAnsi="Calibri" w:eastAsia="Calibri"/>
-                <w:b w:val="0"/>
-                <w:color w:val="2B2B2B"/>
-                <w:sz w:val="20"/>
-              </w:rPr>
-              <w:t>La v1 mejorada con un asistente de IA: un prompt con contexto, tres variantes, una elegida con su razón y corregida a mano. Se guarda el registro de todo eso, y la v2 también queda navegable.</w:t>
-            </w:r>
-          </w:p>
-        </w:tc>
-        <w:tc>
-          <w:tcPr>
-            <w:tcW w:type="dxa" w:w="2160"/>
-          </w:tcPr>
-          <w:p>
-            <w:r/>
-            <w:r>
-              <w:rPr>
-                <w:rFonts w:ascii="Calibri" w:hAnsi="Calibri" w:eastAsia="Calibri"/>
-                <w:b w:val="0"/>
-                <w:color w:val="2B2B2B"/>
-                <w:sz w:val="20"/>
-              </w:rPr>
-              <w:t>Asistente de IA gratuito, Excalidraw o draw.io, y Google Slides</w:t>
-            </w:r>
-          </w:p>
-        </w:tc>
-      </w:tr>
-      <w:tr>
-        <w:tc>
-          <w:tcPr>
-            <w:tcW w:type="dxa" w:w="1584"/>
-            <w:shd w:val="clear" w:fill="F2F2F2"/>
-          </w:tcPr>
-          <w:p>
-            <w:r/>
-            <w:r>
-              <w:rPr>
-                <w:rFonts w:ascii="Calibri" w:hAnsi="Calibri" w:eastAsia="Calibri"/>
-                <w:b w:val="0"/>
-                <w:color w:val="2B2B2B"/>
-                <w:sz w:val="20"/>
-              </w:rPr>
-              <w:t>Probada</w:t>
-            </w:r>
-          </w:p>
-        </w:tc>
-        <w:tc>
-          <w:tcPr>
-            <w:tcW w:type="dxa" w:w="1872"/>
-            <w:shd w:val="clear" w:fill="F2F2F2"/>
-          </w:tcPr>
-          <w:p>
-            <w:r/>
-            <w:r>
-              <w:rPr>
-                <w:rFonts w:ascii="Calibri" w:hAnsi="Calibri" w:eastAsia="Calibri"/>
-                <w:b w:val="0"/>
-                <w:color w:val="2B2B2B"/>
-                <w:sz w:val="20"/>
-              </w:rPr>
-              <w:t>Antes de la sesión 8 (Clase 12)</w:t>
-            </w:r>
-          </w:p>
-        </w:tc>
-        <w:tc>
-          <w:tcPr>
-            <w:tcW w:type="dxa" w:w="4176"/>
-            <w:shd w:val="clear" w:fill="F2F2F2"/>
-          </w:tcPr>
-          <w:p>
-            <w:r/>
-            <w:r>
-              <w:rPr>
-                <w:rFonts w:ascii="Calibri" w:hAnsi="Calibri" w:eastAsia="Calibri"/>
-                <w:b w:val="0"/>
-                <w:color w:val="2B2B2B"/>
-                <w:sz w:val="20"/>
-              </w:rPr>
-              <w:t>La v2 navegable en manos de una persona ajena al equipo, con el guion de prueba. Lo que falló se presenta en la Clase 12.</w:t>
-            </w:r>
-          </w:p>
-        </w:tc>
-        <w:tc>
-          <w:tcPr>
-            <w:tcW w:type="dxa" w:w="2160"/>
-            <w:shd w:val="clear" w:fill="F2F2F2"/>
-          </w:tcPr>
-          <w:p>
-            <w:r/>
-            <w:r>
-              <w:rPr>
-                <w:rFonts w:ascii="Calibri" w:hAnsi="Calibri" w:eastAsia="Calibri"/>
-                <w:b w:val="0"/>
-                <w:color w:val="2B2B2B"/>
-                <w:sz w:val="20"/>
-              </w:rPr>
-              <w:t>El prototipo navegable y el guion de tres tareas</w:t>
-            </w:r>
-          </w:p>
-        </w:tc>
-      </w:tr>
-    </w:tbl>
-    <w:p>
-      <w:pPr>
-        <w:spacing w:after="80" w:before="0"/>
-        <w:jc w:val="left"/>
-      </w:pPr>
-    </w:p>
-    <w:p>
-      <w:pPr>
-        <w:spacing w:after="80" w:before="160"/>
-        <w:jc w:val="left"/>
-      </w:pPr>
-      <w:r>
-        <w:rPr>
-          <w:rFonts w:ascii="Calibri" w:hAnsi="Calibri" w:eastAsia="Calibri"/>
-          <w:b/>
-          <w:color w:val="269CCB"/>
-          <w:sz w:val="22"/>
-        </w:rPr>
-        <w:t>Lo que todo prototipo tiene que tener</w:t>
-      </w:r>
-    </w:p>
-    <w:p>
-      <w:pPr>
-        <w:pStyle w:val="ListBullet"/>
-        <w:spacing w:after="40"/>
-      </w:pPr>
-      <w:r>
-        <w:rPr>
-          <w:rFonts w:ascii="Calibri" w:hAnsi="Calibri" w:eastAsia="Calibri"/>
-          <w:b/>
-          <w:color w:val="2B2B2B"/>
-          <w:sz w:val="22"/>
-        </w:rPr>
-        <w:t>Una frase de propósito en cada pantalla o paso:</w:t>
-      </w:r>
-      <w:r>
-        <w:rPr>
-          <w:rFonts w:ascii="Calibri" w:hAnsi="Calibri" w:eastAsia="Calibri"/>
-          <w:b w:val="0"/>
-          <w:color w:val="2B2B2B"/>
-          <w:sz w:val="22"/>
-        </w:rPr>
-        <w:t xml:space="preserve"> «aquí el usuario averigua si el libro está disponible». Si la frase necesita una «y», esa pantalla hace dos cosas y hay que partirla.</w:t>
-      </w:r>
-    </w:p>
-    <w:p>
-      <w:pPr>
-        <w:pStyle w:val="ListBullet"/>
-        <w:spacing w:after="40"/>
-      </w:pPr>
-      <w:r>
-        <w:rPr>
-          <w:rFonts w:ascii="Calibri" w:hAnsi="Calibri" w:eastAsia="Calibri"/>
-          <w:b/>
-          <w:color w:val="2B2B2B"/>
-          <w:sz w:val="22"/>
-        </w:rPr>
-        <w:t>Un solo camino principal,</w:t>
-      </w:r>
-      <w:r>
-        <w:rPr>
-          <w:rFonts w:ascii="Calibri" w:hAnsi="Calibri" w:eastAsia="Calibri"/>
-          <w:b w:val="0"/>
-          <w:color w:val="2B2B2B"/>
-          <w:sz w:val="22"/>
-        </w:rPr>
-        <w:t xml:space="preserve"> grande y primero: lo que la persona va a hacer el 90 % de las veces.</w:t>
-      </w:r>
-    </w:p>
-    <w:p>
-      <w:pPr>
-        <w:pStyle w:val="ListBullet"/>
-        <w:spacing w:after="40"/>
-      </w:pPr>
-      <w:r>
-        <w:rPr>
-          <w:rFonts w:ascii="Calibri" w:hAnsi="Calibri" w:eastAsia="Calibri"/>
-          <w:b/>
-          <w:color w:val="2B2B2B"/>
-          <w:sz w:val="22"/>
-        </w:rPr>
-        <w:t>Textos reales, nunca relleno:</w:t>
-      </w:r>
-      <w:r>
-        <w:rPr>
-          <w:rFonts w:ascii="Calibri" w:hAnsi="Calibri" w:eastAsia="Calibri"/>
-          <w:b w:val="0"/>
-          <w:color w:val="2B2B2B"/>
-          <w:sz w:val="22"/>
-        </w:rPr>
-        <w:t xml:space="preserve"> «Buscar título», no «texto aquí». El botón que no se sabe cómo llamar es un botón que no se sabe qué hace.</w:t>
-      </w:r>
-    </w:p>
-    <w:p>
-      <w:pPr>
-        <w:pStyle w:val="ListBullet"/>
-        <w:spacing w:after="40"/>
-      </w:pPr>
-      <w:r>
-        <w:rPr>
-          <w:rFonts w:ascii="Calibri" w:hAnsi="Calibri" w:eastAsia="Calibri"/>
-          <w:b/>
-          <w:color w:val="2B2B2B"/>
-          <w:sz w:val="22"/>
-        </w:rPr>
-        <w:t>El estado vacío y el estado de error:</w:t>
-      </w:r>
-      <w:r>
-        <w:rPr>
-          <w:rFonts w:ascii="Calibri" w:hAnsi="Calibri" w:eastAsia="Calibri"/>
-          <w:b w:val="0"/>
-          <w:color w:val="2B2B2B"/>
-          <w:sz w:val="22"/>
-        </w:rPr>
-        <w:t xml:space="preserve"> qué ve la persona cuando no hay datos, cuando no se encuentra nada o cuando algo falla. Ahí se cae casi todo prototipo.</w:t>
-      </w:r>
-    </w:p>
-    <w:p>
-      <w:pPr>
-        <w:pStyle w:val="ListBullet"/>
-        <w:spacing w:after="40"/>
-      </w:pPr>
-      <w:r>
-        <w:rPr>
-          <w:rFonts w:ascii="Calibri" w:hAnsi="Calibri" w:eastAsia="Calibri"/>
-          <w:b/>
-          <w:color w:val="2B2B2B"/>
-          <w:sz w:val="22"/>
-        </w:rPr>
-        <w:t>Un destino para cada botón:</w:t>
-      </w:r>
-      <w:r>
-        <w:rPr>
-          <w:rFonts w:ascii="Calibri" w:hAnsi="Calibri" w:eastAsia="Calibri"/>
-          <w:b w:val="0"/>
-          <w:color w:val="2B2B2B"/>
-          <w:sz w:val="22"/>
-        </w:rPr>
-        <w:t xml:space="preserve"> una flecha y una palabra que digan qué pasa al tocarlo.</w:t>
-      </w:r>
-    </w:p>
-    <w:p>
-      <w:pPr>
-        <w:pStyle w:val="ListBullet"/>
-        <w:spacing w:after="40"/>
-      </w:pPr>
-      <w:r>
-        <w:rPr>
-          <w:rFonts w:ascii="Calibri" w:hAnsi="Calibri" w:eastAsia="Calibri"/>
-          <w:b/>
-          <w:color w:val="2B2B2B"/>
-          <w:sz w:val="22"/>
-        </w:rPr>
-        <w:t>Datos inventados:</w:t>
-      </w:r>
-      <w:r>
-        <w:rPr>
-          <w:rFonts w:ascii="Calibri" w:hAnsi="Calibri" w:eastAsia="Calibri"/>
-          <w:b w:val="0"/>
-          <w:color w:val="2B2B2B"/>
-          <w:sz w:val="22"/>
-        </w:rPr>
-        <w:t xml:space="preserve"> ningún nombre, cédula, teléfono, dirección ni foto de una persona real, ni siquiera de ustedes.</w:t>
-      </w:r>
-    </w:p>
-    <w:p>
-      <w:pPr>
-        <w:pStyle w:val="ListBullet"/>
-        <w:spacing w:after="40"/>
-      </w:pPr>
-      <w:r>
-        <w:rPr>
-          <w:rFonts w:ascii="Calibri" w:hAnsi="Calibri" w:eastAsia="Calibri"/>
-          <w:b/>
-          <w:color w:val="2B2B2B"/>
-          <w:sz w:val="22"/>
-        </w:rPr>
-        <w:t>El guion de prueba:</w:t>
-      </w:r>
-      <w:r>
-        <w:rPr>
-          <w:rFonts w:ascii="Calibri" w:hAnsi="Calibri" w:eastAsia="Calibri"/>
-          <w:b w:val="0"/>
-          <w:color w:val="2B2B2B"/>
-          <w:sz w:val="22"/>
-        </w:rPr>
-        <w:t xml:space="preserve"> tres tareas que la persona de afuera intentará hacer sola, sacadas de los criterios de aceptación de la Clase 7.</w:t>
-      </w:r>
-    </w:p>
-    <w:p>
-      <w:pPr>
-        <w:spacing w:after="80" w:before="160"/>
-        <w:jc w:val="left"/>
-      </w:pPr>
-      <w:r>
-        <w:rPr>
-          <w:rFonts w:ascii="Calibri" w:hAnsi="Calibri" w:eastAsia="Calibri"/>
-          <w:b/>
-          <w:color w:val="269CCB"/>
-          <w:sz w:val="22"/>
-        </w:rPr>
-        <w:t>Un ejemplo completo: la biblioteca del barrio</w:t>
-      </w:r>
-    </w:p>
-    <w:p>
-      <w:pPr>
-        <w:spacing w:after="120" w:before="0"/>
-        <w:jc w:val="left"/>
-      </w:pPr>
-      <w:r>
-        <w:rPr>
-          <w:rFonts w:ascii="Calibri" w:hAnsi="Calibri" w:eastAsia="Calibri"/>
-          <w:b w:val="0"/>
-          <w:color w:val="2B2B2B"/>
-          <w:sz w:val="22"/>
-        </w:rPr>
-        <w:t>Es el caso que el curso resuelve en clase. Su alcance mínimo es una lista de los libros que se prestan, que se consulta desde el celular con un enlace y sin crear cuenta. El prototipo v1 tiene tres pantallas:</w:t>
-      </w:r>
-    </w:p>
-    <w:p>
-      <w:pPr>
-        <w:pStyle w:val="ListBullet"/>
-        <w:spacing w:after="40"/>
-      </w:pPr>
-      <w:r>
-        <w:rPr>
-          <w:rFonts w:ascii="Calibri" w:hAnsi="Calibri" w:eastAsia="Calibri"/>
-          <w:b/>
-          <w:color w:val="2B2B2B"/>
-          <w:sz w:val="22"/>
-        </w:rPr>
-        <w:t>1 · Consultar.</w:t>
-      </w:r>
-      <w:r>
-        <w:rPr>
-          <w:rFonts w:ascii="Calibri" w:hAnsi="Calibri" w:eastAsia="Calibri"/>
-          <w:b w:val="0"/>
-          <w:color w:val="2B2B2B"/>
-          <w:sz w:val="22"/>
-        </w:rPr>
-        <w:t xml:space="preserve"> Aquí el usuario busca un título para saber si está disponible.</w:t>
-      </w:r>
-    </w:p>
-    <w:p>
-      <w:pPr>
-        <w:pStyle w:val="ListBullet"/>
-        <w:spacing w:after="40"/>
-      </w:pPr>
-      <w:r>
-        <w:rPr>
-          <w:rFonts w:ascii="Calibri" w:hAnsi="Calibri" w:eastAsia="Calibri"/>
-          <w:b/>
-          <w:color w:val="2B2B2B"/>
-          <w:sz w:val="22"/>
-        </w:rPr>
-        <w:t>2 · Resultado.</w:t>
-      </w:r>
-      <w:r>
-        <w:rPr>
-          <w:rFonts w:ascii="Calibri" w:hAnsi="Calibri" w:eastAsia="Calibri"/>
-          <w:b w:val="0"/>
-          <w:color w:val="2B2B2B"/>
-          <w:sz w:val="22"/>
-        </w:rPr>
-        <w:t xml:space="preserve"> Aquí el usuario ve si el título está disponible, prestado o no está en la biblioteca: tres resultados posibles, no dos.</w:t>
-      </w:r>
-    </w:p>
-    <w:p>
-      <w:pPr>
-        <w:pStyle w:val="ListBullet"/>
-        <w:spacing w:after="40"/>
-      </w:pPr>
-      <w:r>
-        <w:rPr>
-          <w:rFonts w:ascii="Calibri" w:hAnsi="Calibri" w:eastAsia="Calibri"/>
-          <w:b/>
-          <w:color w:val="2B2B2B"/>
-          <w:sz w:val="22"/>
-        </w:rPr>
-        <w:t>3 · Actualizar (solo la voluntaria).</w:t>
-      </w:r>
-      <w:r>
-        <w:rPr>
-          <w:rFonts w:ascii="Calibri" w:hAnsi="Calibri" w:eastAsia="Calibri"/>
-          <w:b w:val="0"/>
-          <w:color w:val="2B2B2B"/>
-          <w:sz w:val="22"/>
-        </w:rPr>
-        <w:t xml:space="preserve"> Aquí la voluntaria marca un título como prestado o devuelto, al cerrar el día.</w:t>
+        <w:t>4. El informe final — el punto clave (20% del curso)</w:t>
       </w:r>
     </w:p>
     <w:p>
@@ -2584,625 +1385,7 @@
           <w:color w:val="2B2B2B"/>
           <w:sz w:val="20"/>
         </w:rPr>
-        <w:t>Cada frase tiene un solo verbo y un solo actor. Y como el equipo decidió que la lista se actualiza una vez al día y no al minuto, la pantalla de resultado muestra la fecha de la última actualización: así una decisión del proyecto se vuelve algo visible en el prototipo.</w:t>
-      </w:r>
-    </w:p>
-    <w:p>
-      <w:pPr>
-        <w:spacing w:after="80" w:before="160"/>
-        <w:jc w:val="left"/>
-      </w:pPr>
-      <w:r>
-        <w:rPr>
-          <w:rFonts w:ascii="Calibri" w:hAnsi="Calibri" w:eastAsia="Calibri"/>
-          <w:b/>
-          <w:color w:val="269CCB"/>
-          <w:sz w:val="22"/>
-        </w:rPr>
-        <w:t>Cómo se prueba con una persona ajena al equipo</w:t>
-      </w:r>
-    </w:p>
-    <w:p>
-      <w:pPr>
-        <w:spacing w:after="120" w:before="0"/>
-        <w:jc w:val="left"/>
-      </w:pPr>
-      <w:r>
-        <w:rPr>
-          <w:rFonts w:ascii="Calibri" w:hAnsi="Calibri" w:eastAsia="Calibri"/>
-          <w:b w:val="0"/>
-          <w:color w:val="2B2B2B"/>
-          <w:sz w:val="22"/>
-        </w:rPr>
-        <w:t xml:space="preserve">Antes de la Clase 12, el equipo consigue a una persona que no participó en el proyecto, le entrega el prototipo navegable y le pide las tres tareas del guion. </w:t>
-      </w:r>
-      <w:r>
-        <w:rPr>
-          <w:rFonts w:ascii="Calibri" w:hAnsi="Calibri" w:eastAsia="Calibri"/>
-          <w:b/>
-          <w:color w:val="2B2B2B"/>
-          <w:sz w:val="22"/>
-        </w:rPr>
-        <w:t>El equipo no ayuda ni explica:</w:t>
-      </w:r>
-      <w:r>
-        <w:rPr>
-          <w:rFonts w:ascii="Calibri" w:hAnsi="Calibri" w:eastAsia="Calibri"/>
-          <w:b w:val="0"/>
-          <w:color w:val="2B2B2B"/>
-          <w:sz w:val="22"/>
-        </w:rPr>
-        <w:t xml:space="preserve"> observa en silencio y anota.</w:t>
-      </w:r>
-    </w:p>
-    <w:p>
-      <w:pPr>
-        <w:pStyle w:val="ListBullet"/>
-        <w:spacing w:after="40"/>
-      </w:pPr>
-      <w:r>
-        <w:rPr>
-          <w:rFonts w:ascii="Calibri" w:hAnsi="Calibri" w:eastAsia="Calibri"/>
-          <w:b/>
-          <w:color w:val="2B2B2B"/>
-          <w:sz w:val="22"/>
-        </w:rPr>
-        <w:t>Lo que hizo es el dato, no lo que dijo.</w:t>
-      </w:r>
-      <w:r>
-        <w:rPr>
-          <w:rFonts w:ascii="Calibri" w:hAnsi="Calibri" w:eastAsia="Calibri"/>
-          <w:b w:val="0"/>
-          <w:color w:val="2B2B2B"/>
-          <w:sz w:val="22"/>
-        </w:rPr>
-        <w:t xml:space="preserve"> Si dudó cinco segundos frente a un botón, eso pasó, aunque después diga «estaba clarísimo».</w:t>
-      </w:r>
-    </w:p>
-    <w:p>
-      <w:pPr>
-        <w:pStyle w:val="ListBullet"/>
-        <w:spacing w:after="40"/>
-      </w:pPr>
-      <w:r>
-        <w:rPr>
-          <w:rFonts w:ascii="Calibri" w:hAnsi="Calibri" w:eastAsia="Calibri"/>
-          <w:b/>
-          <w:color w:val="2B2B2B"/>
-          <w:sz w:val="22"/>
-        </w:rPr>
-        <w:t>Se anota el tropiezo, no la solución:</w:t>
-      </w:r>
-      <w:r>
-        <w:rPr>
-          <w:rFonts w:ascii="Calibri" w:hAnsi="Calibri" w:eastAsia="Calibri"/>
-          <w:b w:val="0"/>
-          <w:color w:val="2B2B2B"/>
-          <w:sz w:val="22"/>
-        </w:rPr>
-        <w:t xml:space="preserve"> «buscó el botón de volver en la esquina de arriba» es un hallazgo; «hay que poner un botón arriba» es una conclusión apresurada.</w:t>
-      </w:r>
-    </w:p>
-    <w:p>
-      <w:pPr>
-        <w:pStyle w:val="ListBullet"/>
-        <w:spacing w:after="40"/>
-      </w:pPr>
-      <w:r>
-        <w:rPr>
-          <w:rFonts w:ascii="Calibri" w:hAnsi="Calibri" w:eastAsia="Calibri"/>
-          <w:b/>
-          <w:color w:val="2B2B2B"/>
-          <w:sz w:val="22"/>
-        </w:rPr>
-        <w:t>Cada tropiezo se clasifica</w:t>
-      </w:r>
-      <w:r>
-        <w:rPr>
-          <w:rFonts w:ascii="Calibri" w:hAnsi="Calibri" w:eastAsia="Calibri"/>
-          <w:b w:val="0"/>
-          <w:color w:val="2B2B2B"/>
-          <w:sz w:val="22"/>
-        </w:rPr>
-        <w:t xml:space="preserve"> con la tabla de abajo, porque cada tipo se arregla distinto.</w:t>
-      </w:r>
-    </w:p>
-    <w:p>
-      <w:pPr>
-        <w:pStyle w:val="ListBullet"/>
-        <w:spacing w:after="40"/>
-      </w:pPr>
-      <w:r>
-        <w:rPr>
-          <w:rFonts w:ascii="Calibri" w:hAnsi="Calibri" w:eastAsia="Calibri"/>
-          <w:b/>
-          <w:color w:val="2B2B2B"/>
-          <w:sz w:val="22"/>
-        </w:rPr>
-        <w:t>El mismo tropiezo en dos de tres personas es un defecto de diseño,</w:t>
-      </w:r>
-      <w:r>
-        <w:rPr>
-          <w:rFonts w:ascii="Calibri" w:hAnsi="Calibri" w:eastAsia="Calibri"/>
-          <w:b w:val="0"/>
-          <w:color w:val="2B2B2B"/>
-          <w:sz w:val="22"/>
-        </w:rPr>
-        <w:t xml:space="preserve"> y esos se arreglan primero. Lo que se decide no arreglar se escribe con su razón: también es una decisión de ingeniería.</w:t>
-      </w:r>
-    </w:p>
-    <w:tbl>
-      <w:tblPr>
-        <w:tblStyle w:val="TableGrid"/>
-        <w:tblW w:type="auto" w:w="0"/>
-        <w:tblLayout w:type="fixed"/>
-        <w:tblLook w:firstColumn="1" w:firstRow="1" w:lastColumn="0" w:lastRow="0" w:noHBand="0" w:noVBand="1" w:val="04A0"/>
-      </w:tblPr>
-      <w:tblGrid>
-        <w:gridCol w:w="3264"/>
-        <w:gridCol w:w="3264"/>
-        <w:gridCol w:w="3264"/>
-      </w:tblGrid>
-      <w:tr>
-        <w:tc>
-          <w:tcPr>
-            <w:tcW w:type="dxa" w:w="2016"/>
-            <w:shd w:val="clear" w:fill="095292"/>
-          </w:tcPr>
-          <w:p>
-            <w:r/>
-            <w:r>
-              <w:rPr>
-                <w:rFonts w:ascii="Calibri" w:hAnsi="Calibri" w:eastAsia="Calibri"/>
-                <w:b/>
-                <w:color w:val="FFFFFF"/>
-                <w:sz w:val="20"/>
-              </w:rPr>
-              <w:t>Tipo de hallazgo</w:t>
-            </w:r>
-          </w:p>
-        </w:tc>
-        <w:tc>
-          <w:tcPr>
-            <w:tcW w:type="dxa" w:w="4032"/>
-            <w:shd w:val="clear" w:fill="095292"/>
-          </w:tcPr>
-          <w:p>
-            <w:r/>
-            <w:r>
-              <w:rPr>
-                <w:rFonts w:ascii="Calibri" w:hAnsi="Calibri" w:eastAsia="Calibri"/>
-                <w:b/>
-                <w:color w:val="FFFFFF"/>
-                <w:sz w:val="20"/>
-              </w:rPr>
-              <w:t>Cómo se reconoce</w:t>
-            </w:r>
-          </w:p>
-        </w:tc>
-        <w:tc>
-          <w:tcPr>
-            <w:tcW w:type="dxa" w:w="3744"/>
-            <w:shd w:val="clear" w:fill="095292"/>
-          </w:tcPr>
-          <w:p>
-            <w:r/>
-            <w:r>
-              <w:rPr>
-                <w:rFonts w:ascii="Calibri" w:hAnsi="Calibri" w:eastAsia="Calibri"/>
-                <w:b/>
-                <w:color w:val="FFFFFF"/>
-                <w:sz w:val="20"/>
-              </w:rPr>
-              <w:t>Qué se cambia</w:t>
-            </w:r>
-          </w:p>
-        </w:tc>
-      </w:tr>
-      <w:tr>
-        <w:tc>
-          <w:tcPr>
-            <w:tcW w:type="dxa" w:w="2016"/>
-          </w:tcPr>
-          <w:p>
-            <w:r/>
-            <w:r>
-              <w:rPr>
-                <w:rFonts w:ascii="Calibri" w:hAnsi="Calibri" w:eastAsia="Calibri"/>
-                <w:b w:val="0"/>
-                <w:color w:val="2B2B2B"/>
-                <w:sz w:val="20"/>
-              </w:rPr>
-              <w:t>Lenguaje</w:t>
-            </w:r>
-          </w:p>
-        </w:tc>
-        <w:tc>
-          <w:tcPr>
-            <w:tcW w:type="dxa" w:w="4032"/>
-          </w:tcPr>
-          <w:p>
-            <w:r/>
-            <w:r>
-              <w:rPr>
-                <w:rFonts w:ascii="Calibri" w:hAnsi="Calibri" w:eastAsia="Calibri"/>
-                <w:b w:val="0"/>
-                <w:color w:val="2B2B2B"/>
-                <w:sz w:val="20"/>
-              </w:rPr>
-              <w:t>Preguntó qué significa una palabra, o entendió otra cosa.</w:t>
-            </w:r>
-          </w:p>
-        </w:tc>
-        <w:tc>
-          <w:tcPr>
-            <w:tcW w:type="dxa" w:w="3744"/>
-          </w:tcPr>
-          <w:p>
-            <w:r/>
-            <w:r>
-              <w:rPr>
-                <w:rFonts w:ascii="Calibri" w:hAnsi="Calibri" w:eastAsia="Calibri"/>
-                <w:b w:val="0"/>
-                <w:color w:val="2B2B2B"/>
-                <w:sz w:val="20"/>
-              </w:rPr>
-              <w:t>El texto. Es el arreglo más barato y el que más rinde.</w:t>
-            </w:r>
-          </w:p>
-        </w:tc>
-      </w:tr>
-      <w:tr>
-        <w:tc>
-          <w:tcPr>
-            <w:tcW w:type="dxa" w:w="2016"/>
-            <w:shd w:val="clear" w:fill="F2F2F2"/>
-          </w:tcPr>
-          <w:p>
-            <w:r/>
-            <w:r>
-              <w:rPr>
-                <w:rFonts w:ascii="Calibri" w:hAnsi="Calibri" w:eastAsia="Calibri"/>
-                <w:b w:val="0"/>
-                <w:color w:val="2B2B2B"/>
-                <w:sz w:val="20"/>
-              </w:rPr>
-              <w:t>Flujo</w:t>
-            </w:r>
-          </w:p>
-        </w:tc>
-        <w:tc>
-          <w:tcPr>
-            <w:tcW w:type="dxa" w:w="4032"/>
-            <w:shd w:val="clear" w:fill="F2F2F2"/>
-          </w:tcPr>
-          <w:p>
-            <w:r/>
-            <w:r>
-              <w:rPr>
-                <w:rFonts w:ascii="Calibri" w:hAnsi="Calibri" w:eastAsia="Calibri"/>
-                <w:b w:val="0"/>
-                <w:color w:val="2B2B2B"/>
-                <w:sz w:val="20"/>
-              </w:rPr>
-              <w:t>Hizo los pasos en otro orden, o se quedó sin saber dónde seguir.</w:t>
-            </w:r>
-          </w:p>
-        </w:tc>
-        <w:tc>
-          <w:tcPr>
-            <w:tcW w:type="dxa" w:w="3744"/>
-            <w:shd w:val="clear" w:fill="F2F2F2"/>
-          </w:tcPr>
-          <w:p>
-            <w:r/>
-            <w:r>
-              <w:rPr>
-                <w:rFonts w:ascii="Calibri" w:hAnsi="Calibri" w:eastAsia="Calibri"/>
-                <w:b w:val="0"/>
-                <w:color w:val="2B2B2B"/>
-                <w:sz w:val="20"/>
-              </w:rPr>
-              <w:t>El orden de las pantallas, o el botón que falta.</w:t>
-            </w:r>
-          </w:p>
-        </w:tc>
-      </w:tr>
-      <w:tr>
-        <w:tc>
-          <w:tcPr>
-            <w:tcW w:type="dxa" w:w="2016"/>
-          </w:tcPr>
-          <w:p>
-            <w:r/>
-            <w:r>
-              <w:rPr>
-                <w:rFonts w:ascii="Calibri" w:hAnsi="Calibri" w:eastAsia="Calibri"/>
-                <w:b w:val="0"/>
-                <w:color w:val="2B2B2B"/>
-                <w:sz w:val="20"/>
-              </w:rPr>
-              <w:t>Expectativa</w:t>
-            </w:r>
-          </w:p>
-        </w:tc>
-        <w:tc>
-          <w:tcPr>
-            <w:tcW w:type="dxa" w:w="4032"/>
-          </w:tcPr>
-          <w:p>
-            <w:r/>
-            <w:r>
-              <w:rPr>
-                <w:rFonts w:ascii="Calibri" w:hAnsi="Calibri" w:eastAsia="Calibri"/>
-                <w:b w:val="0"/>
-                <w:color w:val="2B2B2B"/>
-                <w:sz w:val="20"/>
-              </w:rPr>
-              <w:t>Buscó una función que no existe: «¿y aquí puedo reservarlo?».</w:t>
-            </w:r>
-          </w:p>
-        </w:tc>
-        <w:tc>
-          <w:tcPr>
-            <w:tcW w:type="dxa" w:w="3744"/>
-          </w:tcPr>
-          <w:p>
-            <w:r/>
-            <w:r>
-              <w:rPr>
-                <w:rFonts w:ascii="Calibri" w:hAnsi="Calibri" w:eastAsia="Calibri"/>
-                <w:b w:val="0"/>
-                <w:color w:val="2B2B2B"/>
-                <w:sz w:val="20"/>
-              </w:rPr>
-              <w:t>Nada, si está fuera del alcance; pero el prototipo debe decirlo, no callarlo.</w:t>
-            </w:r>
-          </w:p>
-        </w:tc>
-      </w:tr>
-      <w:tr>
-        <w:tc>
-          <w:tcPr>
-            <w:tcW w:type="dxa" w:w="2016"/>
-            <w:shd w:val="clear" w:fill="F2F2F2"/>
-          </w:tcPr>
-          <w:p>
-            <w:r/>
-            <w:r>
-              <w:rPr>
-                <w:rFonts w:ascii="Calibri" w:hAnsi="Calibri" w:eastAsia="Calibri"/>
-                <w:b w:val="0"/>
-                <w:color w:val="2B2B2B"/>
-                <w:sz w:val="20"/>
-              </w:rPr>
-              <w:t>Suposición nuestra</w:t>
-            </w:r>
-          </w:p>
-        </w:tc>
-        <w:tc>
-          <w:tcPr>
-            <w:tcW w:type="dxa" w:w="4032"/>
-            <w:shd w:val="clear" w:fill="F2F2F2"/>
-          </w:tcPr>
-          <w:p>
-            <w:r/>
-            <w:r>
-              <w:rPr>
-                <w:rFonts w:ascii="Calibri" w:hAnsi="Calibri" w:eastAsia="Calibri"/>
-                <w:b w:val="0"/>
-                <w:color w:val="2B2B2B"/>
-                <w:sz w:val="20"/>
-              </w:rPr>
-              <w:t>Falló algo que el equipo daba por obvio: que tiene datos, que sabe leer una tabla.</w:t>
-            </w:r>
-          </w:p>
-        </w:tc>
-        <w:tc>
-          <w:tcPr>
-            <w:tcW w:type="dxa" w:w="3744"/>
-            <w:shd w:val="clear" w:fill="F2F2F2"/>
-          </w:tcPr>
-          <w:p>
-            <w:r/>
-            <w:r>
-              <w:rPr>
-                <w:rFonts w:ascii="Calibri" w:hAnsi="Calibri" w:eastAsia="Calibri"/>
-                <w:b w:val="0"/>
-                <w:color w:val="2B2B2B"/>
-                <w:sz w:val="20"/>
-              </w:rPr>
-              <w:t>La restricción. Es el hallazgo más caro y el más valioso.</w:t>
-            </w:r>
-          </w:p>
-        </w:tc>
-      </w:tr>
-    </w:tbl>
-    <w:p>
-      <w:pPr>
-        <w:spacing w:after="80" w:before="0"/>
-        <w:jc w:val="left"/>
-      </w:pPr>
-    </w:p>
-    <w:p>
-      <w:pPr>
-        <w:spacing w:after="80" w:before="160"/>
-        <w:jc w:val="left"/>
-      </w:pPr>
-      <w:r>
-        <w:rPr>
-          <w:rFonts w:ascii="Calibri" w:hAnsi="Calibri" w:eastAsia="Calibri"/>
-          <w:b/>
-          <w:color w:val="269CCB"/>
-          <w:sz w:val="22"/>
-        </w:rPr>
-        <w:t>Herramientas para el prototipo</w:t>
-      </w:r>
-    </w:p>
-    <w:p>
-      <w:pPr>
-        <w:pStyle w:val="ListBullet"/>
-        <w:spacing w:after="40"/>
-      </w:pPr>
-      <w:r>
-        <w:rPr>
-          <w:rFonts w:ascii="Calibri" w:hAnsi="Calibri" w:eastAsia="Calibri"/>
-          <w:b/>
-          <w:color w:val="2B2B2B"/>
-          <w:sz w:val="22"/>
-        </w:rPr>
-        <w:t>Papel y una foto legible:</w:t>
-      </w:r>
-      <w:r>
-        <w:rPr>
-          <w:rFonts w:ascii="Calibri" w:hAnsi="Calibri" w:eastAsia="Calibri"/>
-          <w:b w:val="0"/>
-          <w:color w:val="2B2B2B"/>
-          <w:sz w:val="22"/>
-        </w:rPr>
-        <w:t xml:space="preserve"> es un entregable válido en este curso, y a veces el mejor.</w:t>
-      </w:r>
-    </w:p>
-    <w:p>
-      <w:pPr>
-        <w:pStyle w:val="ListBullet"/>
-        <w:spacing w:after="40"/>
-      </w:pPr>
-      <w:r>
-        <w:rPr>
-          <w:rFonts w:ascii="Calibri" w:hAnsi="Calibri" w:eastAsia="Calibri"/>
-          <w:b/>
-          <w:color w:val="2B2B2B"/>
-          <w:sz w:val="22"/>
-        </w:rPr>
-        <w:t>Excalidraw:</w:t>
-      </w:r>
-      <w:r>
-        <w:rPr>
-          <w:rFonts w:ascii="Calibri" w:hAnsi="Calibri" w:eastAsia="Calibri"/>
-          <w:b w:val="0"/>
-          <w:color w:val="2B2B2B"/>
-          <w:sz w:val="22"/>
-        </w:rPr>
-        <w:t xml:space="preserve"> pantallas de baja fidelidad. Se ve dibujado a mano, y eso invita a criticar. Abre sin cuenta.</w:t>
-      </w:r>
-    </w:p>
-    <w:p>
-      <w:pPr>
-        <w:pStyle w:val="ListBullet"/>
-        <w:spacing w:after="40"/>
-      </w:pPr>
-      <w:r>
-        <w:rPr>
-          <w:rFonts w:ascii="Calibri" w:hAnsi="Calibri" w:eastAsia="Calibri"/>
-          <w:b/>
-          <w:color w:val="2B2B2B"/>
-          <w:sz w:val="22"/>
-        </w:rPr>
-        <w:t>diagrams.net (draw.io):</w:t>
-      </w:r>
-      <w:r>
-        <w:rPr>
-          <w:rFonts w:ascii="Calibri" w:hAnsi="Calibri" w:eastAsia="Calibri"/>
-          <w:b w:val="0"/>
-          <w:color w:val="2B2B2B"/>
-          <w:sz w:val="22"/>
-        </w:rPr>
-        <w:t xml:space="preserve"> cuando la solución es un flujo o un proceso con decisiones.</w:t>
-      </w:r>
-    </w:p>
-    <w:p>
-      <w:pPr>
-        <w:pStyle w:val="ListBullet"/>
-        <w:spacing w:after="40"/>
-      </w:pPr>
-      <w:r>
-        <w:rPr>
-          <w:rFonts w:ascii="Calibri" w:hAnsi="Calibri" w:eastAsia="Calibri"/>
-          <w:b/>
-          <w:color w:val="2B2B2B"/>
-          <w:sz w:val="22"/>
-        </w:rPr>
-        <w:t>Google Slides:</w:t>
-      </w:r>
-      <w:r>
-        <w:rPr>
-          <w:rFonts w:ascii="Calibri" w:hAnsi="Calibri" w:eastAsia="Calibri"/>
-          <w:b w:val="0"/>
-          <w:color w:val="2B2B2B"/>
-          <w:sz w:val="22"/>
-        </w:rPr>
-        <w:t xml:space="preserve"> el prototipo navegable, una diapositiva por pantalla y un enlace en cada botón.</w:t>
-      </w:r>
-    </w:p>
-    <w:p>
-      <w:pPr>
-        <w:pStyle w:val="ListBullet"/>
-        <w:spacing w:after="40"/>
-      </w:pPr>
-      <w:r>
-        <w:rPr>
-          <w:rFonts w:ascii="Calibri" w:hAnsi="Calibri" w:eastAsia="Calibri"/>
-          <w:b/>
-          <w:color w:val="2B2B2B"/>
-          <w:sz w:val="22"/>
-        </w:rPr>
-        <w:t>Asistente de IA</w:t>
-      </w:r>
-      <w:r>
-        <w:rPr>
-          <w:rFonts w:ascii="Calibri" w:hAnsi="Calibri" w:eastAsia="Calibri"/>
-          <w:b w:val="0"/>
-          <w:color w:val="2B2B2B"/>
-          <w:sz w:val="22"/>
-        </w:rPr>
-        <w:t xml:space="preserve"> (gratuito): para el prototipo, solo en la Clase 11, entregando el prompt y lo que se corrigió. Nunca se le pasan datos personales.</w:t>
-      </w:r>
-    </w:p>
-    <w:p>
-      <w:pPr>
-        <w:spacing w:after="160" w:before="0"/>
-        <w:jc w:val="left"/>
-        <w:shd w:val="clear" w:fill="FFF8D6"/>
-      </w:pPr>
-      <w:r>
-        <w:rPr>
-          <w:rFonts w:ascii="Calibri" w:hAnsi="Calibri" w:eastAsia="Calibri"/>
-          <w:b w:val="0"/>
-          <w:color w:val="2B2B2B"/>
-          <w:sz w:val="22"/>
-        </w:rPr>
-        <w:t>Todas son gratuitas, abren en el navegador y no piden tarjeta. No se instala nada ni se programa nada.</w:t>
-      </w:r>
-    </w:p>
-    <w:p>
-      <w:pPr>
-        <w:spacing w:after="120" w:before="240"/>
-        <w:jc w:val="left"/>
-      </w:pPr>
-      <w:r>
-        <w:rPr>
-          <w:rFonts w:ascii="Calibri" w:hAnsi="Calibri" w:eastAsia="Calibri"/>
-          <w:b/>
-          <w:color w:val="095292"/>
-          <w:sz w:val="24"/>
-        </w:rPr>
-        <w:t>5. El informe final — 12 secciones (20% del curso)</w:t>
-      </w:r>
-    </w:p>
-    <w:p>
-      <w:pPr>
-        <w:spacing w:after="120" w:before="0"/>
-        <w:jc w:val="left"/>
-      </w:pPr>
-      <w:r>
-        <w:rPr>
-          <w:rFonts w:ascii="Calibri" w:hAnsi="Calibri" w:eastAsia="Calibri"/>
-          <w:b w:val="0"/>
-          <w:color w:val="2B2B2B"/>
-          <w:sz w:val="20"/>
-        </w:rPr>
-        <w:t>Se escribe durante todo el semestre: once de las doce secciones salen de lo que cada sesión deja listo (sección 3). Al final se revisa, se completa y se arma.</w:t>
+        <w:t>Es la pieza que más pesa y la que reúne todo el proyecto. Se escribe durante el semestre y al final se revisa y se arma. Extensión: 9 a 11 páginas; la extensión no es una virtud.</w:t>
       </w:r>
     </w:p>
     <w:tbl>
@@ -3704,7 +1887,7 @@
                 <w:color w:val="2B2B2B"/>
                 <w:sz w:val="20"/>
               </w:rPr>
-              <w:t>Con quién se probó (solo el rol, no el nombre), qué tareas intentó, los hallazgos con su tipo y el patrón; qué se arregló y qué no, con su razón.</w:t>
+              <w:t>Con quién se probó (solo el rol, no el nombre), qué tareas intentó, qué falló y qué se arregló.</w:t>
             </w:r>
           </w:p>
         </w:tc>
@@ -3936,21 +2119,6 @@
     </w:p>
     <w:p>
       <w:pPr>
-        <w:spacing w:after="120" w:before="0"/>
-        <w:jc w:val="left"/>
-      </w:pPr>
-      <w:r>
-        <w:rPr>
-          <w:rFonts w:ascii="Calibri" w:hAnsi="Calibri" w:eastAsia="Calibri"/>
-          <w:b w:val="0"/>
-          <w:color w:val="2B2B2B"/>
-          <w:sz w:val="20"/>
-        </w:rPr>
-        <w:t>Extensión total: 9 a 11 páginas. La extensión no es una virtud: un informe donde la decisión está en la página 18 es un informe que no se va a leer.</w:t>
-      </w:r>
-    </w:p>
-    <w:p>
-      <w:pPr>
         <w:spacing w:after="120" w:before="240"/>
         <w:jc w:val="left"/>
       </w:pPr>
@@ -3961,7 +2129,7 @@
           <w:color w:val="095292"/>
           <w:sz w:val="24"/>
         </w:rPr>
-        <w:t>6. La exposición final (15% del curso)</w:t>
+        <w:t>5. La exposición final (15% del curso)</w:t>
       </w:r>
     </w:p>
     <w:p>
@@ -3976,7 +2144,7 @@
           <w:color w:val="2B2B2B"/>
           <w:sz w:val="22"/>
         </w:rPr>
-        <w:t>15 minutos de exposición + 5 minutos de preguntas, por equipo (turno de 20 minutos). Se corta a los 15 minutos, sin excepción.</w:t>
+        <w:t>15 minutos de exposición + 5 de preguntas por equipo (turno de 20 minutos). Se corta a los 15 minutos, sin excepción.</w:t>
       </w:r>
     </w:p>
     <w:p>
@@ -3991,7 +2159,7 @@
           <w:color w:val="2B2B2B"/>
           <w:sz w:val="22"/>
         </w:rPr>
-        <w:t>Fecha: la última clase de su grupo — SB141C y LB141F el martes 17/11/2026; SB141B el jueves 19/11/2026.</w:t>
+        <w:t>En la última clase de su grupo: SB141C y LB141F el martes 17/11/2026; SB141B el jueves 19/11/2026.</w:t>
       </w:r>
     </w:p>
     <w:p>
@@ -4006,37 +2174,7 @@
           <w:color w:val="2B2B2B"/>
           <w:sz w:val="22"/>
         </w:rPr>
-        <w:t>Formato: comparte pantalla un integrante; plan B = PDF/capturas en la carpeta del equipo, subidos antes de exponer.</w:t>
-      </w:r>
-    </w:p>
-    <w:p>
-      <w:pPr>
-        <w:pStyle w:val="ListBullet"/>
-        <w:spacing w:after="40"/>
-      </w:pPr>
-      <w:r>
-        <w:rPr>
-          <w:rFonts w:ascii="Calibri" w:hAnsi="Calibri" w:eastAsia="Calibri"/>
-          <w:b w:val="0"/>
-          <w:color w:val="2B2B2B"/>
-          <w:sz w:val="22"/>
-        </w:rPr>
-        <w:t>Todos los integrantes tienen que hablar, y quien responda una pregunta debe responder sobre SU propio tramo.</w:t>
-      </w:r>
-    </w:p>
-    <w:p>
-      <w:pPr>
-        <w:pStyle w:val="ListBullet"/>
-        <w:spacing w:after="40"/>
-      </w:pPr>
-      <w:r>
-        <w:rPr>
-          <w:rFonts w:ascii="Calibri" w:hAnsi="Calibri" w:eastAsia="Calibri"/>
-          <w:b w:val="0"/>
-          <w:color w:val="2B2B2B"/>
-          <w:sz w:val="22"/>
-        </w:rPr>
-        <w:t>Repartan los 15 minutos entre los cinco tramos de la tabla. El tramo 3 —el prototipo en vivo— es el que más puntos tiene: denle el tiempo que merece.</w:t>
+        <w:t>Hablan todos los integrantes, y cada uno responde sobre su propio tramo.</w:t>
       </w:r>
     </w:p>
     <w:tbl>
@@ -4138,7 +2276,7 @@
                 <w:color w:val="2B2B2B"/>
                 <w:sz w:val="20"/>
               </w:rPr>
-              <w:t>Arranca por el problema, no por presentaciones. Trae un número y de dónde salió.</w:t>
+              <w:t>Arranca por el problema, con un número y de dónde salió.</w:t>
             </w:r>
           </w:p>
         </w:tc>
@@ -4193,7 +2331,7 @@
                 <w:color w:val="2B2B2B"/>
                 <w:sz w:val="20"/>
               </w:rPr>
-              <w:t>Incluye un afectado que no es usuario y dice qué se sacrificó.</w:t>
+              <w:t>Un afectado que no es usuario y qué se sacrificó.</w:t>
             </w:r>
           </w:p>
         </w:tc>
@@ -4247,7 +2385,7 @@
                 <w:color w:val="2B2B2B"/>
                 <w:sz w:val="20"/>
               </w:rPr>
-              <w:t>Recorren el prototipo navegable en vivo y muestran una tarea cumpliéndose de principio a fin —por ejemplo, una de las tres del guion de prueba—. No se describe la pantalla: se usa.</w:t>
+              <w:t>Recorren el prototipo navegable cumpliendo una tarea de principio a fin.</w:t>
             </w:r>
           </w:p>
         </w:tc>
@@ -4302,7 +2440,7 @@
                 <w:color w:val="2B2B2B"/>
                 <w:sz w:val="20"/>
               </w:rPr>
-              <w:t>Hallazgos con personas reales, qué se arregló y qué se decidió no arreglar.</w:t>
+              <w:t>Qué falló en la prueba, qué se arregló y qué no.</w:t>
             </w:r>
           </w:p>
         </w:tc>
@@ -4397,7 +2535,7 @@
           <w:color w:val="095292"/>
           <w:sz w:val="24"/>
         </w:rPr>
-        <w:t>7. Entrega en ExamLab</w:t>
+        <w:t>6. Entrega en ExamLab</w:t>
       </w:r>
     </w:p>
     <w:p>
@@ -4528,7 +2666,7 @@
                 <w:color w:val="2B2B2B"/>
                 <w:sz w:val="20"/>
               </w:rPr>
-              <w:t>PDF de 9 a 11 páginas con las 12 secciones (sección 5).</w:t>
+              <w:t>PDF de 9 a 11 páginas con las 12 secciones (sección 4).</w:t>
             </w:r>
           </w:p>
         </w:tc>
@@ -4750,113 +2888,26 @@
     </w:p>
     <w:p>
       <w:pPr>
-        <w:spacing w:after="80" w:before="160"/>
+        <w:spacing w:after="120" w:before="0"/>
         <w:jc w:val="left"/>
       </w:pPr>
       <w:r>
         <w:rPr>
           <w:rFonts w:ascii="Calibri" w:hAnsi="Calibri" w:eastAsia="Calibri"/>
           <w:b/>
-          <w:color w:val="269CCB"/>
-          <w:sz w:val="22"/>
+          <w:color w:val="2B2B2B"/>
+          <w:sz w:val="20"/>
         </w:rPr>
-        <w:t>Cómo armar el .zip y el enlace, paso a paso</w:t>
-      </w:r>
-    </w:p>
-    <w:p>
-      <w:pPr>
-        <w:pStyle w:val="ListBullet"/>
-        <w:spacing w:after="40"/>
-      </w:pPr>
-      <w:r>
-        <w:rPr>
-          <w:rFonts w:ascii="Calibri" w:hAnsi="Calibri" w:eastAsia="Calibri"/>
-          <w:b/>
-          <w:color w:val="2B2B2B"/>
-          <w:sz w:val="22"/>
-        </w:rPr>
-        <w:t>El .zip:</w:t>
+        <w:t>Cómo armarlo:</w:t>
       </w:r>
       <w:r>
         <w:rPr>
           <w:rFonts w:ascii="Calibri" w:hAnsi="Calibri" w:eastAsia="Calibri"/>
           <w:b w:val="0"/>
           <w:color w:val="2B2B2B"/>
-          <w:sz w:val="22"/>
+          <w:sz w:val="20"/>
         </w:rPr>
-        <w:t xml:space="preserve"> pongan los archivos en una carpeta, selecciónenla, clic derecho y «Comprimir en archivo ZIP» (en versiones anteriores de Windows: «Enviar a» → «Carpeta comprimida»; en Mac: «Comprimir»). Revisen que pese menos de 50 MB.</w:t>
-      </w:r>
-    </w:p>
-    <w:p>
-      <w:pPr>
-        <w:pStyle w:val="ListBullet"/>
-        <w:spacing w:after="40"/>
-      </w:pPr>
-      <w:r>
-        <w:rPr>
-          <w:rFonts w:ascii="Calibri" w:hAnsi="Calibri" w:eastAsia="Calibri"/>
-          <w:b/>
-          <w:color w:val="2B2B2B"/>
-          <w:sz w:val="22"/>
-        </w:rPr>
-        <w:t>El nombre del archivo:</w:t>
-      </w:r>
-      <w:r>
-        <w:rPr>
-          <w:rFonts w:ascii="Calibri" w:hAnsi="Calibri" w:eastAsia="Calibri"/>
-          <w:b w:val="0"/>
-          <w:color w:val="2B2B2B"/>
-          <w:sz w:val="22"/>
-        </w:rPr>
-        <w:t xml:space="preserve"> el del equipo y el grupo, por ejemplo «Proyecto - Equipo Biblioteca - SB141C.zip».</w:t>
-      </w:r>
-    </w:p>
-    <w:p>
-      <w:pPr>
-        <w:pStyle w:val="ListBullet"/>
-        <w:spacing w:after="40"/>
-      </w:pPr>
-      <w:r>
-        <w:rPr>
-          <w:rFonts w:ascii="Calibri" w:hAnsi="Calibri" w:eastAsia="Calibri"/>
-          <w:b/>
-          <w:color w:val="2B2B2B"/>
-          <w:sz w:val="22"/>
-        </w:rPr>
-        <w:t>El enlace de la carpeta:</w:t>
-      </w:r>
-      <w:r>
-        <w:rPr>
-          <w:rFonts w:ascii="Calibri" w:hAnsi="Calibri" w:eastAsia="Calibri"/>
-          <w:b w:val="0"/>
-          <w:color w:val="2B2B2B"/>
-          <w:sz w:val="22"/>
-        </w:rPr>
-        <w:t xml:space="preserve"> en Drive, «Compartir» → «Cualquier persona con el enlace» → «Lector», y copien el enlace.</w:t>
-      </w:r>
-    </w:p>
-    <w:p>
-      <w:pPr>
-        <w:pStyle w:val="ListBullet"/>
-        <w:spacing w:after="40"/>
-      </w:pPr>
-      <w:r>
-        <w:rPr>
-          <w:rFonts w:ascii="Calibri" w:hAnsi="Calibri" w:eastAsia="Calibri"/>
-          <w:b/>
-          <w:color w:val="2B2B2B"/>
-          <w:sz w:val="22"/>
-        </w:rPr>
-        <w:t>Antes de subir:</w:t>
-      </w:r>
-      <w:r>
-        <w:rPr>
-          <w:rFonts w:ascii="Calibri" w:hAnsi="Calibri" w:eastAsia="Calibri"/>
-          <w:b w:val="0"/>
-          <w:color w:val="2B2B2B"/>
-          <w:sz w:val="22"/>
-        </w:rPr>
-        <w:t xml:space="preserve"> abran el enlace en una ventana de incógnito. Si pide permiso, el docente tampoco lo va a poder abrir.</w:t>
+        <w:t xml:space="preserve"> para el .zip, clic derecho sobre la carpeta → «Comprimir en archivo ZIP». Para el enlace, en Drive: «Compartir» → «Cualquier persona con el enlace» → «Lector»; ábranlo en una ventana de incógnito antes de subirlo para comprobar que abre.</w:t>
       </w:r>
     </w:p>
     <w:p>
@@ -4871,7 +2922,7 @@
           <w:color w:val="095292"/>
           <w:sz w:val="24"/>
         </w:rPr>
-        <w:t>8. Herramientas (gratis + navegador)</w:t>
+        <w:t>7. Reglas del proyecto</w:t>
       </w:r>
     </w:p>
     <w:p>
@@ -4886,7 +2937,7 @@
           <w:color w:val="2B2B2B"/>
           <w:sz w:val="22"/>
         </w:rPr>
-        <w:t>Bitácora, informe y soporte de la exposición: Google Drive (Docs y Slides).</w:t>
+        <w:t>Herramientas gratuitas y en el navegador: Google Drive, Excalidraw, draw.io y Google Slides. Nada de pago, con tarjeta ni para instalar.</w:t>
       </w:r>
     </w:p>
     <w:p>
@@ -4901,7 +2952,7 @@
           <w:color w:val="2B2B2B"/>
           <w:sz w:val="22"/>
         </w:rPr>
-        <w:t>Prototipo: papel y foto, Excalidraw, diagrams.net (draw.io) y Google Slides (sección 4).</w:t>
+        <w:t>IA solo en las Clases 3 y 11, declarando qué se pidió y qué se corrigió; nunca con datos personales.</w:t>
       </w:r>
     </w:p>
     <w:p>
@@ -4916,7 +2967,7 @@
           <w:color w:val="2B2B2B"/>
           <w:sz w:val="22"/>
         </w:rPr>
-        <w:t>Póster/infografía (opcional): Canva, alternativa Google Slides.</w:t>
+        <w:t>El vocero rota cada sesión: al final del semestre todos han expuesto al menos dos veces. La autoevaluación del cierre la entrega cada integrante al docente.</w:t>
       </w:r>
     </w:p>
     <w:p>
@@ -4931,173 +2982,7 @@
           <w:color w:val="2B2B2B"/>
           <w:sz w:val="22"/>
         </w:rPr>
-        <w:t>Asistente de IA (Gemini/Claude/ChatGPT, plan gratuito): solo en las Clases 3 y 11, entregando el prompt y lo que se corrigió a mano. Nunca se le pasan datos personales.</w:t>
-      </w:r>
-    </w:p>
-    <w:p>
-      <w:pPr>
-        <w:pStyle w:val="ListBullet"/>
-        <w:spacing w:after="40"/>
-      </w:pPr>
-      <w:r>
-        <w:rPr>
-          <w:rFonts w:ascii="Calibri" w:hAnsi="Calibri" w:eastAsia="Calibri"/>
-          <w:b w:val="0"/>
-          <w:color w:val="2B2B2B"/>
-          <w:sz w:val="22"/>
-        </w:rPr>
-        <w:t>Entrega de talleres, diagnóstico, evaluaciones de corte, informe final y prototipo: ExamLab.</w:t>
-      </w:r>
-    </w:p>
-    <w:p>
-      <w:pPr>
-        <w:spacing w:after="160" w:before="0"/>
-        <w:jc w:val="left"/>
-        <w:shd w:val="clear" w:fill="FBE4E4"/>
-      </w:pPr>
-      <w:r>
-        <w:rPr>
-          <w:rFonts w:ascii="Calibri" w:hAnsi="Calibri" w:eastAsia="Calibri"/>
-          <w:b w:val="0"/>
-          <w:color w:val="2B2B2B"/>
-          <w:sz w:val="22"/>
-        </w:rPr>
-        <w:t>Prohibido como requisito: cualquier nube que pida tarjeta de crédito. Nada de software de pago ni instalaciones obligatorias.</w:t>
-      </w:r>
-    </w:p>
-    <w:p>
-      <w:pPr>
-        <w:spacing w:after="120" w:before="240"/>
-        <w:jc w:val="left"/>
-      </w:pPr>
-      <w:r>
-        <w:rPr>
-          <w:rFonts w:ascii="Calibri" w:hAnsi="Calibri" w:eastAsia="Calibri"/>
-          <w:b/>
-          <w:color w:val="095292"/>
-          <w:sz w:val="24"/>
-        </w:rPr>
-        <w:t>9. Modalidad de trabajo</w:t>
-      </w:r>
-    </w:p>
-    <w:p>
-      <w:pPr>
-        <w:pStyle w:val="ListBullet"/>
-        <w:spacing w:after="40"/>
-      </w:pPr>
-      <w:r>
-        <w:rPr>
-          <w:rFonts w:ascii="Calibri" w:hAnsi="Calibri" w:eastAsia="Calibri"/>
-          <w:b w:val="0"/>
-          <w:color w:val="2B2B2B"/>
-          <w:sz w:val="22"/>
-        </w:rPr>
-        <w:t>Es un proyecto DE EQUIPO, no individual: el equipo del proyecto es de 4 a 5 integrantes (máximo 5) y se mantiene todo el semestre. El tamaño es regla del proyecto; las actividades de clase se arman como indique el docente en cada una.</w:t>
-      </w:r>
-    </w:p>
-    <w:p>
-      <w:pPr>
-        <w:pStyle w:val="ListBullet"/>
-        <w:spacing w:after="40"/>
-      </w:pPr>
-      <w:r>
-        <w:rPr>
-          <w:rFonts w:ascii="Calibri" w:hAnsi="Calibri" w:eastAsia="Calibri"/>
-          <w:b w:val="0"/>
-          <w:color w:val="2B2B2B"/>
-          <w:sz w:val="22"/>
-        </w:rPr>
-        <w:t>El vocero rota en cada sesión y se anota en la bitácora: al final del semestre todos han expuesto al menos dos veces.</w:t>
-      </w:r>
-    </w:p>
-    <w:p>
-      <w:pPr>
-        <w:pStyle w:val="ListBullet"/>
-        <w:spacing w:after="40"/>
-      </w:pPr>
-      <w:r>
-        <w:rPr>
-          <w:rFonts w:ascii="Calibri" w:hAnsi="Calibri" w:eastAsia="Calibri"/>
-          <w:b w:val="0"/>
-          <w:color w:val="2B2B2B"/>
-          <w:sz w:val="22"/>
-        </w:rPr>
-        <w:t>La autoevaluación individual del cierre del proyecto sí se entrega solo al docente, uno por integrante.</w:t>
-      </w:r>
-    </w:p>
-    <w:p>
-      <w:pPr>
-        <w:spacing w:after="120" w:before="240"/>
-        <w:jc w:val="left"/>
-      </w:pPr>
-      <w:r>
-        <w:rPr>
-          <w:rFonts w:ascii="Calibri" w:hAnsi="Calibri" w:eastAsia="Calibri"/>
-          <w:b/>
-          <w:color w:val="095292"/>
-          <w:sz w:val="24"/>
-        </w:rPr>
-        <w:t>10. Qué NO es este proyecto</w:t>
-      </w:r>
-    </w:p>
-    <w:p>
-      <w:pPr>
-        <w:pStyle w:val="ListBullet"/>
-        <w:spacing w:after="40"/>
-      </w:pPr>
-      <w:r>
-        <w:rPr>
-          <w:rFonts w:ascii="Calibri" w:hAnsi="Calibri" w:eastAsia="Calibri"/>
-          <w:b w:val="0"/>
-          <w:color w:val="2B2B2B"/>
-          <w:sz w:val="22"/>
-        </w:rPr>
-        <w:t>No es una aplicación: no se programa, no se instala nada y no hace falta saber programar. Se diseña, se prototipa y se prueba con personas.</w:t>
-      </w:r>
-    </w:p>
-    <w:p>
-      <w:pPr>
-        <w:pStyle w:val="ListBullet"/>
-        <w:spacing w:after="40"/>
-      </w:pPr>
-      <w:r>
-        <w:rPr>
-          <w:rFonts w:ascii="Calibri" w:hAnsi="Calibri" w:eastAsia="Calibri"/>
-          <w:b w:val="0"/>
-          <w:color w:val="2B2B2B"/>
-          <w:sz w:val="22"/>
-        </w:rPr>
-        <w:t>No es un examen final escrito: el Corte 3 no tiene evaluación escrita, se califica con producto (exposición + informe).</w:t>
-      </w:r>
-    </w:p>
-    <w:p>
-      <w:pPr>
-        <w:pStyle w:val="ListBullet"/>
-        <w:spacing w:after="40"/>
-      </w:pPr>
-      <w:r>
-        <w:rPr>
-          <w:rFonts w:ascii="Calibri" w:hAnsi="Calibri" w:eastAsia="Calibri"/>
-          <w:b w:val="0"/>
-          <w:color w:val="2B2B2B"/>
-          <w:sz w:val="22"/>
-        </w:rPr>
-        <w:t>No reemplaza las evaluaciones de corte de ExamLab de los Cortes 1 y 2: son evaluaciones distintas del mismo semestre.</w:t>
-      </w:r>
-    </w:p>
-    <w:p>
-      <w:pPr>
-        <w:pStyle w:val="ListBullet"/>
-        <w:spacing w:after="40"/>
-      </w:pPr>
-      <w:r>
-        <w:rPr>
-          <w:rFonts w:ascii="Calibri" w:hAnsi="Calibri" w:eastAsia="Calibri"/>
-          <w:b w:val="0"/>
-          <w:color w:val="2B2B2B"/>
-          <w:sz w:val="22"/>
-        </w:rPr>
-        <w:t>No tiene un dominio fijo: no es «CloudLite» ni ningún otro producto de otro curso — el problema lo elige cada equipo.</w:t>
+        <w:t>No es un examen escrito ni un sistema en producción: se califican el informe y la exposición.</w:t>
       </w:r>
     </w:p>
     <w:sectPr>

--- a/Introduccion a la Ingenieria/Clases/Proyecto Integrador/Enunciado Proyecto Integrador - Introduccion a la Ingenieria - 2026-2.docx
+++ b/Introduccion a la Ingenieria/Clases/Proyecto Integrador/Enunciado Proyecto Integrador - Introduccion a la Ingenieria - 2026-2.docx
@@ -152,7 +152,7 @@
           <w:color w:val="095292"/>
           <w:sz w:val="24"/>
         </w:rPr>
-        <w:t>1. De qué se trata</w:t>
+        <w:t>1. Qué van a hacer</w:t>
       </w:r>
     </w:p>
     <w:p>
@@ -167,25 +167,7 @@
           <w:color w:val="2B2B2B"/>
           <w:sz w:val="22"/>
         </w:rPr>
-        <w:t xml:space="preserve">Este curso se aprueba con un </w:t>
-      </w:r>
-      <w:r>
-        <w:rPr>
-          <w:rFonts w:ascii="Calibri" w:hAnsi="Calibri" w:eastAsia="Calibri"/>
-          <w:b/>
-          <w:color w:val="2B2B2B"/>
-          <w:sz w:val="22"/>
-        </w:rPr>
-        <w:t>proyecto de equipo</w:t>
-      </w:r>
-      <w:r>
-        <w:rPr>
-          <w:rFonts w:ascii="Calibri" w:hAnsi="Calibri" w:eastAsia="Calibri"/>
-          <w:b w:val="0"/>
-          <w:color w:val="2B2B2B"/>
-          <w:sz w:val="22"/>
-        </w:rPr>
-        <w:t xml:space="preserve">, no con un examen final: una </w:t>
+        <w:t xml:space="preserve">Una </w:t>
       </w:r>
       <w:r>
         <w:rPr>
@@ -203,7 +185,7 @@
           <w:color w:val="2B2B2B"/>
           <w:sz w:val="22"/>
         </w:rPr>
-        <w:t xml:space="preserve"> para un problema real de su entorno —el barrio, la universidad, el trabajo o la casa— que se construye clase a clase y se defiende en la última sesión.</w:t>
+        <w:t xml:space="preserve"> para un problema real de su entorno —el barrio, la universidad, el trabajo o la casa—, que se construye clase a clase y se defiende en la última sesión. Este curso se aprueba con este proyecto, no con un examen final.</w:t>
       </w:r>
     </w:p>
     <w:p>
@@ -228,14 +210,8 @@
           <w:color w:val="2B2B2B"/>
           <w:sz w:val="22"/>
         </w:rPr>
-        <w:t xml:space="preserve"> La solución se diseña, se dibuja como prototipo y se prueba con una persona real. No hace falta saber programar ni instalar nada.</w:t>
+        <w:t xml:space="preserve"> La solución se diseña y se dibuja como </w:t>
       </w:r>
-    </w:p>
-    <w:p>
-      <w:pPr>
-        <w:pStyle w:val="ListBullet"/>
-        <w:spacing w:after="40"/>
-      </w:pPr>
       <w:r>
         <w:rPr>
           <w:rFonts w:ascii="Calibri" w:hAnsi="Calibri" w:eastAsia="Calibri"/>
@@ -243,7 +219,7 @@
           <w:color w:val="2B2B2B"/>
           <w:sz w:val="22"/>
         </w:rPr>
-        <w:t>El informe final</w:t>
+        <w:t>prototipo</w:t>
       </w:r>
       <w:r>
         <w:rPr>
@@ -252,55 +228,7 @@
           <w:color w:val="2B2B2B"/>
           <w:sz w:val="22"/>
         </w:rPr>
-        <w:t xml:space="preserve"> (20% del curso) es el punto clave: reúne todo el proyecto en 12 secciones (sección 4).</w:t>
-      </w:r>
-    </w:p>
-    <w:p>
-      <w:pPr>
-        <w:pStyle w:val="ListBullet"/>
-        <w:spacing w:after="40"/>
-      </w:pPr>
-      <w:r>
-        <w:rPr>
-          <w:rFonts w:ascii="Calibri" w:hAnsi="Calibri" w:eastAsia="Calibri"/>
-          <w:b/>
-          <w:color w:val="2B2B2B"/>
-          <w:sz w:val="22"/>
-        </w:rPr>
-        <w:t>El prototipo</w:t>
-      </w:r>
-      <w:r>
-        <w:rPr>
-          <w:rFonts w:ascii="Calibri" w:hAnsi="Calibri" w:eastAsia="Calibri"/>
-          <w:b w:val="0"/>
-          <w:color w:val="2B2B2B"/>
-          <w:sz w:val="22"/>
-        </w:rPr>
-        <w:t>, en dos versiones y probado con una persona ajena al equipo (sección 3).</w:t>
-      </w:r>
-    </w:p>
-    <w:p>
-      <w:pPr>
-        <w:pStyle w:val="ListBullet"/>
-        <w:spacing w:after="40"/>
-      </w:pPr>
-      <w:r>
-        <w:rPr>
-          <w:rFonts w:ascii="Calibri" w:hAnsi="Calibri" w:eastAsia="Calibri"/>
-          <w:b/>
-          <w:color w:val="2B2B2B"/>
-          <w:sz w:val="22"/>
-        </w:rPr>
-        <w:t>La exposición final</w:t>
-      </w:r>
-      <w:r>
-        <w:rPr>
-          <w:rFonts w:ascii="Calibri" w:hAnsi="Calibri" w:eastAsia="Calibri"/>
-          <w:b w:val="0"/>
-          <w:color w:val="2B2B2B"/>
-          <w:sz w:val="22"/>
-        </w:rPr>
-        <w:t>: 15 minutos más 5 de preguntas (sección 5).</w:t>
+        <w:t>: un dibujo que otra persona puede recorrer como si funcionara (en papel, Excalidraw, draw.io o Google Slides), que se prueba con una persona ajena al equipo. No hace falta saber programar ni instalar nada.</w:t>
       </w:r>
     </w:p>
     <w:p>
@@ -313,34 +241,9 @@
           <w:rFonts w:ascii="Calibri" w:hAnsi="Calibri" w:eastAsia="Calibri"/>
           <w:b w:val="0"/>
           <w:color w:val="2B2B2B"/>
-          <w:sz w:val="20"/>
-        </w:rPr>
-        <w:t>Peso: 40% del Corte 3 (informe final 20% + exposición final 15% + asistencia 5%), más una parte de las actividades de los Cortes 1 y 2 (ver el Acuerdo Pedagógico).</w:t>
-      </w:r>
-    </w:p>
-    <w:p>
-      <w:pPr>
-        <w:spacing w:after="160" w:before="0"/>
-        <w:jc w:val="left"/>
-        <w:shd w:val="clear" w:fill="FFF8D6"/>
-      </w:pPr>
-      <w:r>
-        <w:rPr>
-          <w:rFonts w:ascii="Calibri" w:hAnsi="Calibri" w:eastAsia="Calibri"/>
-          <w:b/>
-          <w:color w:val="2B2B2B"/>
           <w:sz w:val="22"/>
         </w:rPr>
-        <w:t>Modalidad del proyecto: en equipo de 4 a 5 integrantes (máximo 5).</w:t>
-      </w:r>
-      <w:r>
-        <w:rPr>
-          <w:rFonts w:ascii="Calibri" w:hAnsi="Calibri" w:eastAsia="Calibri"/>
-          <w:b w:val="0"/>
-          <w:color w:val="2B2B2B"/>
-          <w:sz w:val="22"/>
-        </w:rPr>
-        <w:t xml:space="preserve"> Este semestre el Proyecto Integrador no es individual: lo construye el equipo completo y lo sustentan todos sus integrantes. Esta regla es solo para el proyecto: talleres, quices, parciales y demás entregables mantienen la modalidad que se indique en cada uno.</w:t>
+        <w:t>Vale el 40% del Corte 3: informe final 20%, exposición final 15% y asistencia 5%.</w:t>
       </w:r>
     </w:p>
     <w:p>
@@ -355,23 +258,123 @@
           <w:color w:val="095292"/>
           <w:sz w:val="24"/>
         </w:rPr>
-        <w:t>2. El proyecto, sesión por sesión</w:t>
+        <w:t>2. Qué se entrega</w:t>
       </w:r>
     </w:p>
     <w:p>
       <w:pPr>
         <w:spacing w:after="120" w:before="0"/>
         <w:jc w:val="left"/>
+        <w:shd w:val="clear" w:fill="E8F4FA"/>
       </w:pPr>
       <w:r>
         <w:rPr>
           <w:rFonts w:ascii="Calibri" w:hAnsi="Calibri" w:eastAsia="Calibri"/>
           <w:b w:val="0"/>
           <w:color w:val="2B2B2B"/>
-          <w:sz w:val="20"/>
+          <w:sz w:val="22"/>
         </w:rPr>
-        <w:t>Cada sesión deja lista una pieza del proyecto, y de ahí salen once de las doce secciones del informe. Las fechas están en el CALENDARIO_2026-2 de su grupo.</w:t>
+        <w:t xml:space="preserve">Un solo archivo .zip con esta forma. La carpeta </w:t>
       </w:r>
+      <w:r>
+        <w:rPr>
+          <w:rFonts w:ascii="Calibri" w:hAnsi="Calibri" w:eastAsia="Calibri"/>
+          <w:b/>
+          <w:color w:val="2B2B2B"/>
+          <w:sz w:val="22"/>
+        </w:rPr>
+        <w:t>«Plantilla de entrega»</w:t>
+      </w:r>
+      <w:r>
+        <w:rPr>
+          <w:rFonts w:ascii="Calibri" w:hAnsi="Calibri" w:eastAsia="Calibri"/>
+          <w:b w:val="0"/>
+          <w:color w:val="2B2B2B"/>
+          <w:sz w:val="22"/>
+        </w:rPr>
+        <w:t>, en esta misma carpeta, ya la trae armada: descárguenla, llénenla siguiendo sus INSTRUCCIONES y comprímanla.</w:t>
+      </w:r>
+    </w:p>
+    <w:p>
+      <w:pPr>
+        <w:spacing w:after="0" w:before="0"/>
+        <w:shd w:val="clear" w:fill="F4F6F8"/>
+      </w:pPr>
+      <w:r>
+        <w:rPr>
+          <w:rFonts w:ascii="Consolas" w:hAnsi="Consolas" w:eastAsia="Consolas"/>
+          <w:b w:val="0"/>
+          <w:color w:val="2B2B2B"/>
+          <w:sz w:val="19"/>
+        </w:rPr>
+        <w:t xml:space="preserve">Equipo &lt;nombre&gt;.zip     </w:t>
+      </w:r>
+    </w:p>
+    <w:p>
+      <w:pPr>
+        <w:spacing w:after="0" w:before="0"/>
+        <w:shd w:val="clear" w:fill="F4F6F8"/>
+      </w:pPr>
+      <w:r>
+        <w:rPr>
+          <w:rFonts w:ascii="Consolas" w:hAnsi="Consolas" w:eastAsia="Consolas"/>
+          <w:b w:val="0"/>
+          <w:color w:val="2B2B2B"/>
+          <w:sz w:val="19"/>
+        </w:rPr>
+        <w:t>├── Informe final.docx  ← las 12 secciones de la plantilla</w:t>
+      </w:r>
+    </w:p>
+    <w:p>
+      <w:pPr>
+        <w:spacing w:after="0" w:before="0"/>
+        <w:shd w:val="clear" w:fill="F4F6F8"/>
+      </w:pPr>
+      <w:r>
+        <w:rPr>
+          <w:rFonts w:ascii="Consolas" w:hAnsi="Consolas" w:eastAsia="Consolas"/>
+          <w:b w:val="0"/>
+          <w:color w:val="2B2B2B"/>
+          <w:sz w:val="19"/>
+        </w:rPr>
+        <w:t xml:space="preserve">└── prototipo/          </w:t>
+      </w:r>
+    </w:p>
+    <w:p>
+      <w:pPr>
+        <w:spacing w:after="0" w:before="0"/>
+        <w:shd w:val="clear" w:fill="F4F6F8"/>
+      </w:pPr>
+      <w:r>
+        <w:rPr>
+          <w:rFonts w:ascii="Consolas" w:hAnsi="Consolas" w:eastAsia="Consolas"/>
+          <w:b w:val="0"/>
+          <w:color w:val="2B2B2B"/>
+          <w:sz w:val="19"/>
+        </w:rPr>
+        <w:t xml:space="preserve">    ├── v1.png          ← el prototipo de baja fidelidad</w:t>
+      </w:r>
+    </w:p>
+    <w:p>
+      <w:pPr>
+        <w:spacing w:after="0" w:before="0"/>
+        <w:shd w:val="clear" w:fill="F4F6F8"/>
+      </w:pPr>
+      <w:r>
+        <w:rPr>
+          <w:rFonts w:ascii="Consolas" w:hAnsi="Consolas" w:eastAsia="Consolas"/>
+          <w:b w:val="0"/>
+          <w:color w:val="2B2B2B"/>
+          <w:sz w:val="19"/>
+        </w:rPr>
+        <w:t xml:space="preserve">    └── v2.png          ← el prototipo mejorado</w:t>
+      </w:r>
+    </w:p>
+    <w:p>
+      <w:pPr>
+        <w:spacing w:after="80" w:before="0"/>
+        <w:jc w:val="left"/>
+      </w:pPr>
     </w:p>
     <w:tbl>
       <w:tblPr>
@@ -381,14 +384,13 @@
         <w:tblLook w:firstColumn="1" w:firstRow="1" w:lastColumn="0" w:lastRow="0" w:noHBand="0" w:noVBand="1" w:val="04A0"/>
       </w:tblPr>
       <w:tblGrid>
-        <w:gridCol w:w="3264"/>
-        <w:gridCol w:w="3264"/>
-        <w:gridCol w:w="3264"/>
+        <w:gridCol w:w="4896"/>
+        <w:gridCol w:w="4896"/>
       </w:tblGrid>
       <w:tr>
         <w:tc>
           <w:tcPr>
-            <w:tcW w:type="dxa" w:w="1296"/>
+            <w:tcW w:type="dxa" w:w="2736"/>
             <w:shd w:val="clear" w:fill="095292"/>
           </w:tcPr>
           <w:p>
@@ -400,13 +402,13 @@
                 <w:color w:val="FFFFFF"/>
                 <w:sz w:val="20"/>
               </w:rPr>
-              <w:t>Sesión</w:t>
+              <w:t>Pieza</w:t>
             </w:r>
           </w:p>
         </w:tc>
         <w:tc>
           <w:tcPr>
-            <w:tcW w:type="dxa" w:w="1296"/>
+            <w:tcW w:type="dxa" w:w="7056"/>
             <w:shd w:val="clear" w:fill="095292"/>
           </w:tcPr>
           <w:p>
@@ -418,25 +420,7 @@
                 <w:color w:val="FFFFFF"/>
                 <w:sz w:val="20"/>
               </w:rPr>
-              <w:t>Clase</w:t>
-            </w:r>
-          </w:p>
-        </w:tc>
-        <w:tc>
-          <w:tcPr>
-            <w:tcW w:type="dxa" w:w="7200"/>
-            <w:shd w:val="clear" w:fill="095292"/>
-          </w:tcPr>
-          <w:p>
-            <w:r/>
-            <w:r>
-              <w:rPr>
-                <w:rFonts w:ascii="Calibri" w:hAnsi="Calibri" w:eastAsia="Calibri"/>
-                <w:b/>
-                <w:color w:val="FFFFFF"/>
-                <w:sz w:val="20"/>
-              </w:rPr>
-              <w:t>Qué queda listo</w:t>
+              <w:t>Qué tiene que tener</w:t>
             </w:r>
           </w:p>
         </w:tc>
@@ -444,7 +428,7 @@
       <w:tr>
         <w:tc>
           <w:tcPr>
-            <w:tcW w:type="dxa" w:w="1296"/>
+            <w:tcW w:type="dxa" w:w="2736"/>
           </w:tcPr>
           <w:p>
             <w:r/>
@@ -455,13 +439,13 @@
                 <w:color w:val="2B2B2B"/>
                 <w:sz w:val="20"/>
               </w:rPr>
-              <w:t>1</w:t>
+              <w:t>Informe final.docx</w:t>
             </w:r>
           </w:p>
         </w:tc>
         <w:tc>
           <w:tcPr>
-            <w:tcW w:type="dxa" w:w="1296"/>
+            <w:tcW w:type="dxa" w:w="7056"/>
           </w:tcPr>
           <w:p>
             <w:r/>
@@ -472,24 +456,7 @@
                 <w:color w:val="2B2B2B"/>
                 <w:sz w:val="20"/>
               </w:rPr>
-              <w:t>1</w:t>
-            </w:r>
-          </w:p>
-        </w:tc>
-        <w:tc>
-          <w:tcPr>
-            <w:tcW w:type="dxa" w:w="7200"/>
-          </w:tcPr>
-          <w:p>
-            <w:r/>
-            <w:r>
-              <w:rPr>
-                <w:rFonts w:ascii="Calibri" w:hAnsi="Calibri" w:eastAsia="Calibri"/>
-                <w:b w:val="0"/>
-                <w:color w:val="2B2B2B"/>
-                <w:sz w:val="20"/>
-              </w:rPr>
-              <w:t>El equipo, su carpeta en Drive y el primer problema candidato.</w:t>
+              <w:t>Las 12 secciones de la plantilla, en 9 a 11 páginas. Se puede entregar en .docx o exportado a .pdf.</w:t>
             </w:r>
           </w:p>
         </w:tc>
@@ -497,7 +464,7 @@
       <w:tr>
         <w:tc>
           <w:tcPr>
-            <w:tcW w:type="dxa" w:w="1296"/>
+            <w:tcW w:type="dxa" w:w="2736"/>
             <w:shd w:val="clear" w:fill="F2F2F2"/>
           </w:tcPr>
           <w:p>
@@ -509,13 +476,13 @@
                 <w:color w:val="2B2B2B"/>
                 <w:sz w:val="20"/>
               </w:rPr>
-              <w:t>2 y 3</w:t>
+              <w:t>prototipo/</w:t>
             </w:r>
           </w:p>
         </w:tc>
         <w:tc>
           <w:tcPr>
-            <w:tcW w:type="dxa" w:w="1296"/>
+            <w:tcW w:type="dxa" w:w="7056"/>
             <w:shd w:val="clear" w:fill="F2F2F2"/>
           </w:tcPr>
           <w:p>
@@ -527,461 +494,7 @@
                 <w:color w:val="2B2B2B"/>
                 <w:sz w:val="20"/>
               </w:rPr>
-              <w:t>2 a 5</w:t>
-            </w:r>
-          </w:p>
-        </w:tc>
-        <w:tc>
-          <w:tcPr>
-            <w:tcW w:type="dxa" w:w="7200"/>
-            <w:shd w:val="clear" w:fill="F2F2F2"/>
-          </w:tcPr>
-          <w:p>
-            <w:r/>
-            <w:r>
-              <w:rPr>
-                <w:rFonts w:ascii="Calibri" w:hAnsi="Calibri" w:eastAsia="Calibri"/>
-                <w:b w:val="0"/>
-                <w:color w:val="2B2B2B"/>
-                <w:sz w:val="20"/>
-              </w:rPr>
-              <w:t>Un problema real y medible, a quién podría perjudicar la solución y una restricción ambiental.</w:t>
-            </w:r>
-          </w:p>
-        </w:tc>
-      </w:tr>
-      <w:tr>
-        <w:tc>
-          <w:tcPr>
-            <w:tcW w:type="dxa" w:w="1296"/>
-          </w:tcPr>
-          <w:p>
-            <w:r/>
-            <w:r>
-              <w:rPr>
-                <w:rFonts w:ascii="Calibri" w:hAnsi="Calibri" w:eastAsia="Calibri"/>
-                <w:b w:val="0"/>
-                <w:color w:val="2B2B2B"/>
-                <w:sz w:val="20"/>
-              </w:rPr>
-              <w:t>4</w:t>
-            </w:r>
-          </w:p>
-        </w:tc>
-        <w:tc>
-          <w:tcPr>
-            <w:tcW w:type="dxa" w:w="1296"/>
-          </w:tcPr>
-          <w:p>
-            <w:r/>
-            <w:r>
-              <w:rPr>
-                <w:rFonts w:ascii="Calibri" w:hAnsi="Calibri" w:eastAsia="Calibri"/>
-                <w:b w:val="0"/>
-                <w:color w:val="2B2B2B"/>
-                <w:sz w:val="20"/>
-              </w:rPr>
-              <w:t>6</w:t>
-            </w:r>
-          </w:p>
-        </w:tc>
-        <w:tc>
-          <w:tcPr>
-            <w:tcW w:type="dxa" w:w="7200"/>
-          </w:tcPr>
-          <w:p>
-            <w:r/>
-            <w:r>
-              <w:rPr>
-                <w:rFonts w:ascii="Calibri" w:hAnsi="Calibri" w:eastAsia="Calibri"/>
-                <w:b w:val="0"/>
-                <w:color w:val="2B2B2B"/>
-                <w:sz w:val="20"/>
-              </w:rPr>
-              <w:t>El problema cerrado: su cifra, sus causas y su criterio de éxito. Cierra el Corte 1.</w:t>
-            </w:r>
-          </w:p>
-        </w:tc>
-      </w:tr>
-      <w:tr>
-        <w:tc>
-          <w:tcPr>
-            <w:tcW w:type="dxa" w:w="1296"/>
-            <w:shd w:val="clear" w:fill="F2F2F2"/>
-          </w:tcPr>
-          <w:p>
-            <w:r/>
-            <w:r>
-              <w:rPr>
-                <w:rFonts w:ascii="Calibri" w:hAnsi="Calibri" w:eastAsia="Calibri"/>
-                <w:b w:val="0"/>
-                <w:color w:val="2B2B2B"/>
-                <w:sz w:val="20"/>
-              </w:rPr>
-              <w:t>5</w:t>
-            </w:r>
-          </w:p>
-        </w:tc>
-        <w:tc>
-          <w:tcPr>
-            <w:tcW w:type="dxa" w:w="1296"/>
-            <w:shd w:val="clear" w:fill="F2F2F2"/>
-          </w:tcPr>
-          <w:p>
-            <w:r/>
-            <w:r>
-              <w:rPr>
-                <w:rFonts w:ascii="Calibri" w:hAnsi="Calibri" w:eastAsia="Calibri"/>
-                <w:b w:val="0"/>
-                <w:color w:val="2B2B2B"/>
-                <w:sz w:val="20"/>
-              </w:rPr>
-              <w:t>7 y 8</w:t>
-            </w:r>
-          </w:p>
-        </w:tc>
-        <w:tc>
-          <w:tcPr>
-            <w:tcW w:type="dxa" w:w="7200"/>
-            <w:shd w:val="clear" w:fill="F2F2F2"/>
-          </w:tcPr>
-          <w:p>
-            <w:r/>
-            <w:r>
-              <w:rPr>
-                <w:rFonts w:ascii="Calibri" w:hAnsi="Calibri" w:eastAsia="Calibri"/>
-                <w:b w:val="0"/>
-                <w:color w:val="2B2B2B"/>
-                <w:sz w:val="20"/>
-              </w:rPr>
-              <w:t>Los requisitos, la alternativa elegida y el alcance mínimo.</w:t>
-            </w:r>
-          </w:p>
-        </w:tc>
-      </w:tr>
-      <w:tr>
-        <w:tc>
-          <w:tcPr>
-            <w:tcW w:type="dxa" w:w="1296"/>
-          </w:tcPr>
-          <w:p>
-            <w:r/>
-            <w:r>
-              <w:rPr>
-                <w:rFonts w:ascii="Calibri" w:hAnsi="Calibri" w:eastAsia="Calibri"/>
-                <w:b w:val="0"/>
-                <w:color w:val="2B2B2B"/>
-                <w:sz w:val="20"/>
-              </w:rPr>
-              <w:t>6</w:t>
-            </w:r>
-          </w:p>
-        </w:tc>
-        <w:tc>
-          <w:tcPr>
-            <w:tcW w:type="dxa" w:w="1296"/>
-          </w:tcPr>
-          <w:p>
-            <w:r/>
-            <w:r>
-              <w:rPr>
-                <w:rFonts w:ascii="Calibri" w:hAnsi="Calibri" w:eastAsia="Calibri"/>
-                <w:b w:val="0"/>
-                <w:color w:val="2B2B2B"/>
-                <w:sz w:val="20"/>
-              </w:rPr>
-              <w:t>9 y 10</w:t>
-            </w:r>
-          </w:p>
-        </w:tc>
-        <w:tc>
-          <w:tcPr>
-            <w:tcW w:type="dxa" w:w="7200"/>
-          </w:tcPr>
-          <w:p>
-            <w:r/>
-            <w:r>
-              <w:rPr>
-                <w:rFonts w:ascii="Calibri" w:hAnsi="Calibri" w:eastAsia="Calibri"/>
-                <w:b w:val="0"/>
-                <w:color w:val="2B2B2B"/>
-                <w:sz w:val="20"/>
-              </w:rPr>
-              <w:t>Tres soluciones que ya existen y el prototipo v1.</w:t>
-            </w:r>
-          </w:p>
-        </w:tc>
-      </w:tr>
-      <w:tr>
-        <w:tc>
-          <w:tcPr>
-            <w:tcW w:type="dxa" w:w="1296"/>
-            <w:shd w:val="clear" w:fill="F2F2F2"/>
-          </w:tcPr>
-          <w:p>
-            <w:r/>
-            <w:r>
-              <w:rPr>
-                <w:rFonts w:ascii="Calibri" w:hAnsi="Calibri" w:eastAsia="Calibri"/>
-                <w:b w:val="0"/>
-                <w:color w:val="2B2B2B"/>
-                <w:sz w:val="20"/>
-              </w:rPr>
-              <w:t>7</w:t>
-            </w:r>
-          </w:p>
-        </w:tc>
-        <w:tc>
-          <w:tcPr>
-            <w:tcW w:type="dxa" w:w="1296"/>
-            <w:shd w:val="clear" w:fill="F2F2F2"/>
-          </w:tcPr>
-          <w:p>
-            <w:r/>
-            <w:r>
-              <w:rPr>
-                <w:rFonts w:ascii="Calibri" w:hAnsi="Calibri" w:eastAsia="Calibri"/>
-                <w:b w:val="0"/>
-                <w:color w:val="2B2B2B"/>
-                <w:sz w:val="20"/>
-              </w:rPr>
-              <w:t>11</w:t>
-            </w:r>
-          </w:p>
-        </w:tc>
-        <w:tc>
-          <w:tcPr>
-            <w:tcW w:type="dxa" w:w="7200"/>
-            <w:shd w:val="clear" w:fill="F2F2F2"/>
-          </w:tcPr>
-          <w:p>
-            <w:r/>
-            <w:r>
-              <w:rPr>
-                <w:rFonts w:ascii="Calibri" w:hAnsi="Calibri" w:eastAsia="Calibri"/>
-                <w:b w:val="0"/>
-                <w:color w:val="2B2B2B"/>
-                <w:sz w:val="20"/>
-              </w:rPr>
-              <w:t>El prototipo v2, mejorado con IA. Cierra el Corte 2.</w:t>
-            </w:r>
-          </w:p>
-        </w:tc>
-      </w:tr>
-      <w:tr>
-        <w:tc>
-          <w:tcPr>
-            <w:tcW w:type="dxa" w:w="1296"/>
-          </w:tcPr>
-          <w:p>
-            <w:r/>
-            <w:r>
-              <w:rPr>
-                <w:rFonts w:ascii="Calibri" w:hAnsi="Calibri" w:eastAsia="Calibri"/>
-                <w:b w:val="0"/>
-                <w:color w:val="2B2B2B"/>
-                <w:sz w:val="20"/>
-              </w:rPr>
-              <w:t>8</w:t>
-            </w:r>
-          </w:p>
-        </w:tc>
-        <w:tc>
-          <w:tcPr>
-            <w:tcW w:type="dxa" w:w="1296"/>
-          </w:tcPr>
-          <w:p>
-            <w:r/>
-            <w:r>
-              <w:rPr>
-                <w:rFonts w:ascii="Calibri" w:hAnsi="Calibri" w:eastAsia="Calibri"/>
-                <w:b w:val="0"/>
-                <w:color w:val="2B2B2B"/>
-                <w:sz w:val="20"/>
-              </w:rPr>
-              <w:t>12</w:t>
-            </w:r>
-          </w:p>
-        </w:tc>
-        <w:tc>
-          <w:tcPr>
-            <w:tcW w:type="dxa" w:w="7200"/>
-          </w:tcPr>
-          <w:p>
-            <w:r/>
-            <w:r>
-              <w:rPr>
-                <w:rFonts w:ascii="Calibri" w:hAnsi="Calibri" w:eastAsia="Calibri"/>
-                <w:b w:val="0"/>
-                <w:color w:val="2B2B2B"/>
-                <w:sz w:val="20"/>
-              </w:rPr>
-              <w:t>Lo que falló en la prueba con una persona ajena al equipo.</w:t>
-            </w:r>
-          </w:p>
-        </w:tc>
-      </w:tr>
-      <w:tr>
-        <w:tc>
-          <w:tcPr>
-            <w:tcW w:type="dxa" w:w="1296"/>
-            <w:shd w:val="clear" w:fill="F2F2F2"/>
-          </w:tcPr>
-          <w:p>
-            <w:r/>
-            <w:r>
-              <w:rPr>
-                <w:rFonts w:ascii="Calibri" w:hAnsi="Calibri" w:eastAsia="Calibri"/>
-                <w:b w:val="0"/>
-                <w:color w:val="2B2B2B"/>
-                <w:sz w:val="20"/>
-              </w:rPr>
-              <w:t>9 y 10</w:t>
-            </w:r>
-          </w:p>
-        </w:tc>
-        <w:tc>
-          <w:tcPr>
-            <w:tcW w:type="dxa" w:w="1296"/>
-            <w:shd w:val="clear" w:fill="F2F2F2"/>
-          </w:tcPr>
-          <w:p>
-            <w:r/>
-            <w:r>
-              <w:rPr>
-                <w:rFonts w:ascii="Calibri" w:hAnsi="Calibri" w:eastAsia="Calibri"/>
-                <w:b w:val="0"/>
-                <w:color w:val="2B2B2B"/>
-                <w:sz w:val="20"/>
-              </w:rPr>
-              <w:t>13 y 14</w:t>
-            </w:r>
-          </w:p>
-        </w:tc>
-        <w:tc>
-          <w:tcPr>
-            <w:tcW w:type="dxa" w:w="7200"/>
-            <w:shd w:val="clear" w:fill="F2F2F2"/>
-          </w:tcPr>
-          <w:p>
-            <w:r/>
-            <w:r>
-              <w:rPr>
-                <w:rFonts w:ascii="Calibri" w:hAnsi="Calibri" w:eastAsia="Calibri"/>
-                <w:b w:val="0"/>
-                <w:color w:val="2B2B2B"/>
-                <w:sz w:val="20"/>
-              </w:rPr>
-              <w:t>El impacto, positivo y negativo, y el ensayo de la exposición.</w:t>
-            </w:r>
-          </w:p>
-        </w:tc>
-      </w:tr>
-      <w:tr>
-        <w:tc>
-          <w:tcPr>
-            <w:tcW w:type="dxa" w:w="1296"/>
-          </w:tcPr>
-          <w:p>
-            <w:r/>
-            <w:r>
-              <w:rPr>
-                <w:rFonts w:ascii="Calibri" w:hAnsi="Calibri" w:eastAsia="Calibri"/>
-                <w:b w:val="0"/>
-                <w:color w:val="2B2B2B"/>
-                <w:sz w:val="20"/>
-              </w:rPr>
-              <w:t>—</w:t>
-            </w:r>
-          </w:p>
-        </w:tc>
-        <w:tc>
-          <w:tcPr>
-            <w:tcW w:type="dxa" w:w="1296"/>
-          </w:tcPr>
-          <w:p>
-            <w:r/>
-            <w:r>
-              <w:rPr>
-                <w:rFonts w:ascii="Calibri" w:hAnsi="Calibri" w:eastAsia="Calibri"/>
-                <w:b w:val="0"/>
-                <w:color w:val="2B2B2B"/>
-                <w:sz w:val="20"/>
-              </w:rPr>
-              <w:t>—</w:t>
-            </w:r>
-          </w:p>
-        </w:tc>
-        <w:tc>
-          <w:tcPr>
-            <w:tcW w:type="dxa" w:w="7200"/>
-          </w:tcPr>
-          <w:p>
-            <w:r/>
-            <w:r>
-              <w:rPr>
-                <w:rFonts w:ascii="Calibri" w:hAnsi="Calibri" w:eastAsia="Calibri"/>
-                <w:b w:val="0"/>
-                <w:color w:val="2B2B2B"/>
-                <w:sz w:val="20"/>
-              </w:rPr>
-              <w:t>Entrega del informe y del prototipo en ExamLab: domingo 15/11/2026, 11:59 p. m.</w:t>
-            </w:r>
-          </w:p>
-        </w:tc>
-      </w:tr>
-      <w:tr>
-        <w:tc>
-          <w:tcPr>
-            <w:tcW w:type="dxa" w:w="1296"/>
-            <w:shd w:val="clear" w:fill="F2F2F2"/>
-          </w:tcPr>
-          <w:p>
-            <w:r/>
-            <w:r>
-              <w:rPr>
-                <w:rFonts w:ascii="Calibri" w:hAnsi="Calibri" w:eastAsia="Calibri"/>
-                <w:b w:val="0"/>
-                <w:color w:val="2B2B2B"/>
-                <w:sz w:val="20"/>
-              </w:rPr>
-              <w:t>11</w:t>
-            </w:r>
-          </w:p>
-        </w:tc>
-        <w:tc>
-          <w:tcPr>
-            <w:tcW w:type="dxa" w:w="1296"/>
-            <w:shd w:val="clear" w:fill="F2F2F2"/>
-          </w:tcPr>
-          <w:p>
-            <w:r/>
-            <w:r>
-              <w:rPr>
-                <w:rFonts w:ascii="Calibri" w:hAnsi="Calibri" w:eastAsia="Calibri"/>
-                <w:b w:val="0"/>
-                <w:color w:val="2B2B2B"/>
-                <w:sz w:val="20"/>
-              </w:rPr>
-              <w:t>15 y 16</w:t>
-            </w:r>
-          </w:p>
-        </w:tc>
-        <w:tc>
-          <w:tcPr>
-            <w:tcW w:type="dxa" w:w="7200"/>
-            <w:shd w:val="clear" w:fill="F2F2F2"/>
-          </w:tcPr>
-          <w:p>
-            <w:r/>
-            <w:r>
-              <w:rPr>
-                <w:rFonts w:ascii="Calibri" w:hAnsi="Calibri" w:eastAsia="Calibri"/>
-                <w:b w:val="0"/>
-                <w:color w:val="2B2B2B"/>
-                <w:sz w:val="20"/>
-              </w:rPr>
-              <w:t>La exposición final y el cierre del curso.</w:t>
+              <w:t>La v1 y la v2, en PNG o PDF. El enlace al prototipo navegable va en la sección 7 del informe.</w:t>
             </w:r>
           </w:p>
         </w:tc>
@@ -995,397 +508,17 @@
     </w:p>
     <w:p>
       <w:pPr>
-        <w:spacing w:after="120" w:before="240"/>
+        <w:spacing w:after="80" w:before="160"/>
         <w:jc w:val="left"/>
       </w:pPr>
       <w:r>
         <w:rPr>
           <w:rFonts w:ascii="Calibri" w:hAnsi="Calibri" w:eastAsia="Calibri"/>
           <w:b/>
-          <w:color w:val="095292"/>
-          <w:sz w:val="24"/>
-        </w:rPr>
-        <w:t>3. El prototipo</w:t>
-      </w:r>
-    </w:p>
-    <w:p>
-      <w:pPr>
-        <w:spacing w:after="120" w:before="0"/>
-        <w:jc w:val="left"/>
-      </w:pPr>
-      <w:r>
-        <w:rPr>
-          <w:rFonts w:ascii="Calibri" w:hAnsi="Calibri" w:eastAsia="Calibri"/>
-          <w:b w:val="0"/>
-          <w:color w:val="2B2B2B"/>
+          <w:color w:val="269CCB"/>
           <w:sz w:val="22"/>
         </w:rPr>
-        <w:t xml:space="preserve">Un prototipo </w:t>
-      </w:r>
-      <w:r>
-        <w:rPr>
-          <w:rFonts w:ascii="Calibri" w:hAnsi="Calibri" w:eastAsia="Calibri"/>
-          <w:b/>
-          <w:color w:val="2B2B2B"/>
-          <w:sz w:val="22"/>
-        </w:rPr>
-        <w:t>no es una aplicación</w:t>
-      </w:r>
-      <w:r>
-        <w:rPr>
-          <w:rFonts w:ascii="Calibri" w:hAnsi="Calibri" w:eastAsia="Calibri"/>
-          <w:b w:val="0"/>
-          <w:color w:val="2B2B2B"/>
-          <w:sz w:val="22"/>
-        </w:rPr>
-        <w:t>: es un dibujo de la solución que otra persona puede recorrer, paso a paso, como si funcionara. Sirve para descubrir qué falla antes de construir nada, y se hace sencillo a propósito, porque así recibe críticas útiles. Si la solución no es una app —un formulario, un procedimiento—, el prototipo muestra los pasos que vive la persona.</w:t>
-      </w:r>
-    </w:p>
-    <w:tbl>
-      <w:tblPr>
-        <w:tblStyle w:val="TableGrid"/>
-        <w:tblW w:type="auto" w:w="0"/>
-        <w:tblLayout w:type="fixed"/>
-        <w:tblLook w:firstColumn="1" w:firstRow="1" w:lastColumn="0" w:lastRow="0" w:noHBand="0" w:noVBand="1" w:val="04A0"/>
-      </w:tblPr>
-      <w:tblGrid>
-        <w:gridCol w:w="3264"/>
-        <w:gridCol w:w="3264"/>
-        <w:gridCol w:w="3264"/>
-      </w:tblGrid>
-      <w:tr>
-        <w:tc>
-          <w:tcPr>
-            <w:tcW w:type="dxa" w:w="1440"/>
-            <w:shd w:val="clear" w:fill="095292"/>
-          </w:tcPr>
-          <w:p>
-            <w:r/>
-            <w:r>
-              <w:rPr>
-                <w:rFonts w:ascii="Calibri" w:hAnsi="Calibri" w:eastAsia="Calibri"/>
-                <w:b/>
-                <w:color w:val="FFFFFF"/>
-                <w:sz w:val="20"/>
-              </w:rPr>
-              <w:t>Versión</w:t>
-            </w:r>
-          </w:p>
-        </w:tc>
-        <w:tc>
-          <w:tcPr>
-            <w:tcW w:type="dxa" w:w="2304"/>
-            <w:shd w:val="clear" w:fill="095292"/>
-          </w:tcPr>
-          <w:p>
-            <w:r/>
-            <w:r>
-              <w:rPr>
-                <w:rFonts w:ascii="Calibri" w:hAnsi="Calibri" w:eastAsia="Calibri"/>
-                <w:b/>
-                <w:color w:val="FFFFFF"/>
-                <w:sz w:val="20"/>
-              </w:rPr>
-              <w:t>Cuándo</w:t>
-            </w:r>
-          </w:p>
-        </w:tc>
-        <w:tc>
-          <w:tcPr>
-            <w:tcW w:type="dxa" w:w="6048"/>
-            <w:shd w:val="clear" w:fill="095292"/>
-          </w:tcPr>
-          <w:p>
-            <w:r/>
-            <w:r>
-              <w:rPr>
-                <w:rFonts w:ascii="Calibri" w:hAnsi="Calibri" w:eastAsia="Calibri"/>
-                <w:b/>
-                <w:color w:val="FFFFFF"/>
-                <w:sz w:val="20"/>
-              </w:rPr>
-              <w:t>Qué es</w:t>
-            </w:r>
-          </w:p>
-        </w:tc>
-      </w:tr>
-      <w:tr>
-        <w:tc>
-          <w:tcPr>
-            <w:tcW w:type="dxa" w:w="1440"/>
-          </w:tcPr>
-          <w:p>
-            <w:r/>
-            <w:r>
-              <w:rPr>
-                <w:rFonts w:ascii="Calibri" w:hAnsi="Calibri" w:eastAsia="Calibri"/>
-                <w:b w:val="0"/>
-                <w:color w:val="2B2B2B"/>
-                <w:sz w:val="20"/>
-              </w:rPr>
-              <w:t>v1</w:t>
-            </w:r>
-          </w:p>
-        </w:tc>
-        <w:tc>
-          <w:tcPr>
-            <w:tcW w:type="dxa" w:w="2304"/>
-          </w:tcPr>
-          <w:p>
-            <w:r/>
-            <w:r>
-              <w:rPr>
-                <w:rFonts w:ascii="Calibri" w:hAnsi="Calibri" w:eastAsia="Calibri"/>
-                <w:b w:val="0"/>
-                <w:color w:val="2B2B2B"/>
-                <w:sz w:val="20"/>
-              </w:rPr>
-              <w:t>Clase 10</w:t>
-            </w:r>
-          </w:p>
-        </w:tc>
-        <w:tc>
-          <w:tcPr>
-            <w:tcW w:type="dxa" w:w="6048"/>
-          </w:tcPr>
-          <w:p>
-            <w:r/>
-            <w:r>
-              <w:rPr>
-                <w:rFonts w:ascii="Calibri" w:hAnsi="Calibri" w:eastAsia="Calibri"/>
-                <w:b w:val="0"/>
-                <w:color w:val="2B2B2B"/>
-                <w:sz w:val="20"/>
-              </w:rPr>
-              <w:t>El camino principal en tres pantallas o tres pasos, en papel, Excalidraw o draw.io.</w:t>
-            </w:r>
-          </w:p>
-        </w:tc>
-      </w:tr>
-      <w:tr>
-        <w:tc>
-          <w:tcPr>
-            <w:tcW w:type="dxa" w:w="1440"/>
-            <w:shd w:val="clear" w:fill="F2F2F2"/>
-          </w:tcPr>
-          <w:p>
-            <w:r/>
-            <w:r>
-              <w:rPr>
-                <w:rFonts w:ascii="Calibri" w:hAnsi="Calibri" w:eastAsia="Calibri"/>
-                <w:b w:val="0"/>
-                <w:color w:val="2B2B2B"/>
-                <w:sz w:val="20"/>
-              </w:rPr>
-              <w:t>Navegable</w:t>
-            </w:r>
-          </w:p>
-        </w:tc>
-        <w:tc>
-          <w:tcPr>
-            <w:tcW w:type="dxa" w:w="2304"/>
-            <w:shd w:val="clear" w:fill="F2F2F2"/>
-          </w:tcPr>
-          <w:p>
-            <w:r/>
-            <w:r>
-              <w:rPr>
-                <w:rFonts w:ascii="Calibri" w:hAnsi="Calibri" w:eastAsia="Calibri"/>
-                <w:b w:val="0"/>
-                <w:color w:val="2B2B2B"/>
-                <w:sz w:val="20"/>
-              </w:rPr>
-              <w:t>Después de la Clase 10</w:t>
-            </w:r>
-          </w:p>
-        </w:tc>
-        <w:tc>
-          <w:tcPr>
-            <w:tcW w:type="dxa" w:w="6048"/>
-            <w:shd w:val="clear" w:fill="F2F2F2"/>
-          </w:tcPr>
-          <w:p>
-            <w:r/>
-            <w:r>
-              <w:rPr>
-                <w:rFonts w:ascii="Calibri" w:hAnsi="Calibri" w:eastAsia="Calibri"/>
-                <w:b w:val="0"/>
-                <w:color w:val="2B2B2B"/>
-                <w:sz w:val="20"/>
-              </w:rPr>
-              <w:t>La v1 en Google Slides: una diapositiva por pantalla y un enlace en cada botón.</w:t>
-            </w:r>
-          </w:p>
-        </w:tc>
-      </w:tr>
-      <w:tr>
-        <w:tc>
-          <w:tcPr>
-            <w:tcW w:type="dxa" w:w="1440"/>
-          </w:tcPr>
-          <w:p>
-            <w:r/>
-            <w:r>
-              <w:rPr>
-                <w:rFonts w:ascii="Calibri" w:hAnsi="Calibri" w:eastAsia="Calibri"/>
-                <w:b w:val="0"/>
-                <w:color w:val="2B2B2B"/>
-                <w:sz w:val="20"/>
-              </w:rPr>
-              <w:t>v2</w:t>
-            </w:r>
-          </w:p>
-        </w:tc>
-        <w:tc>
-          <w:tcPr>
-            <w:tcW w:type="dxa" w:w="2304"/>
-          </w:tcPr>
-          <w:p>
-            <w:r/>
-            <w:r>
-              <w:rPr>
-                <w:rFonts w:ascii="Calibri" w:hAnsi="Calibri" w:eastAsia="Calibri"/>
-                <w:b w:val="0"/>
-                <w:color w:val="2B2B2B"/>
-                <w:sz w:val="20"/>
-              </w:rPr>
-              <w:t>Clase 11</w:t>
-            </w:r>
-          </w:p>
-        </w:tc>
-        <w:tc>
-          <w:tcPr>
-            <w:tcW w:type="dxa" w:w="6048"/>
-          </w:tcPr>
-          <w:p>
-            <w:r/>
-            <w:r>
-              <w:rPr>
-                <w:rFonts w:ascii="Calibri" w:hAnsi="Calibri" w:eastAsia="Calibri"/>
-                <w:b w:val="0"/>
-                <w:color w:val="2B2B2B"/>
-                <w:sz w:val="20"/>
-              </w:rPr>
-              <w:t>La v1 mejorada con un asistente de IA y corregida a mano, con el registro de lo que se pidió y lo que se corrigió.</w:t>
-            </w:r>
-          </w:p>
-        </w:tc>
-      </w:tr>
-      <w:tr>
-        <w:tc>
-          <w:tcPr>
-            <w:tcW w:type="dxa" w:w="1440"/>
-            <w:shd w:val="clear" w:fill="F2F2F2"/>
-          </w:tcPr>
-          <w:p>
-            <w:r/>
-            <w:r>
-              <w:rPr>
-                <w:rFonts w:ascii="Calibri" w:hAnsi="Calibri" w:eastAsia="Calibri"/>
-                <w:b w:val="0"/>
-                <w:color w:val="2B2B2B"/>
-                <w:sz w:val="20"/>
-              </w:rPr>
-              <w:t>Probada</w:t>
-            </w:r>
-          </w:p>
-        </w:tc>
-        <w:tc>
-          <w:tcPr>
-            <w:tcW w:type="dxa" w:w="2304"/>
-            <w:shd w:val="clear" w:fill="F2F2F2"/>
-          </w:tcPr>
-          <w:p>
-            <w:r/>
-            <w:r>
-              <w:rPr>
-                <w:rFonts w:ascii="Calibri" w:hAnsi="Calibri" w:eastAsia="Calibri"/>
-                <w:b w:val="0"/>
-                <w:color w:val="2B2B2B"/>
-                <w:sz w:val="20"/>
-              </w:rPr>
-              <w:t>Antes de la Clase 12</w:t>
-            </w:r>
-          </w:p>
-        </w:tc>
-        <w:tc>
-          <w:tcPr>
-            <w:tcW w:type="dxa" w:w="6048"/>
-            <w:shd w:val="clear" w:fill="F2F2F2"/>
-          </w:tcPr>
-          <w:p>
-            <w:r/>
-            <w:r>
-              <w:rPr>
-                <w:rFonts w:ascii="Calibri" w:hAnsi="Calibri" w:eastAsia="Calibri"/>
-                <w:b w:val="0"/>
-                <w:color w:val="2B2B2B"/>
-                <w:sz w:val="20"/>
-              </w:rPr>
-              <w:t>Una persona ajena al equipo intenta tres tareas con la v2; el equipo observa en silencio y anota lo que falló.</w:t>
-            </w:r>
-          </w:p>
-        </w:tc>
-      </w:tr>
-    </w:tbl>
-    <w:p>
-      <w:pPr>
-        <w:spacing w:after="80" w:before="0"/>
-        <w:jc w:val="left"/>
-      </w:pPr>
-    </w:p>
-    <w:p>
-      <w:pPr>
-        <w:spacing w:after="120" w:before="0"/>
-        <w:jc w:val="left"/>
-      </w:pPr>
-      <w:r>
-        <w:rPr>
-          <w:rFonts w:ascii="Calibri" w:hAnsi="Calibri" w:eastAsia="Calibri"/>
-          <w:b/>
-          <w:color w:val="2B2B2B"/>
-          <w:sz w:val="20"/>
-        </w:rPr>
-        <w:t>Todo prototipo debe tener:</w:t>
-      </w:r>
-      <w:r>
-        <w:rPr>
-          <w:rFonts w:ascii="Calibri" w:hAnsi="Calibri" w:eastAsia="Calibri"/>
-          <w:b w:val="0"/>
-          <w:color w:val="2B2B2B"/>
-          <w:sz w:val="20"/>
-        </w:rPr>
-        <w:t xml:space="preserve"> una frase de propósito en cada pantalla, textos reales (nunca «texto aquí»), lo que se ve cuando no hay datos o algo falla, un destino para cada botón y datos inventados, nunca de personas reales.</w:t>
-      </w:r>
-    </w:p>
-    <w:p>
-      <w:pPr>
-        <w:spacing w:after="120" w:before="240"/>
-        <w:jc w:val="left"/>
-      </w:pPr>
-      <w:r>
-        <w:rPr>
-          <w:rFonts w:ascii="Calibri" w:hAnsi="Calibri" w:eastAsia="Calibri"/>
-          <w:b/>
-          <w:color w:val="095292"/>
-          <w:sz w:val="24"/>
-        </w:rPr>
-        <w:t>4. El informe final — el punto clave (20% del curso)</w:t>
-      </w:r>
-    </w:p>
-    <w:p>
-      <w:pPr>
-        <w:spacing w:after="120" w:before="0"/>
-        <w:jc w:val="left"/>
-      </w:pPr>
-      <w:r>
-        <w:rPr>
-          <w:rFonts w:ascii="Calibri" w:hAnsi="Calibri" w:eastAsia="Calibri"/>
-          <w:b w:val="0"/>
-          <w:color w:val="2B2B2B"/>
-          <w:sz w:val="20"/>
-        </w:rPr>
-        <w:t>Es la pieza que más pesa y la que reúne todo el proyecto. Se escribe durante el semestre y al final se revisa y se arma. Extensión: 9 a 11 páginas; la extensión no es una virtud.</w:t>
+        <w:t>El informe final: el punto clave</w:t>
       </w:r>
     </w:p>
     <w:tbl>
@@ -1421,7 +554,7 @@
         </w:tc>
         <w:tc>
           <w:tcPr>
-            <w:tcW w:type="dxa" w:w="2448"/>
+            <w:tcW w:type="dxa" w:w="2592"/>
             <w:shd w:val="clear" w:fill="095292"/>
           </w:tcPr>
           <w:p>
@@ -1439,7 +572,7 @@
         </w:tc>
         <w:tc>
           <w:tcPr>
-            <w:tcW w:type="dxa" w:w="6768"/>
+            <w:tcW w:type="dxa" w:w="6624"/>
             <w:shd w:val="clear" w:fill="095292"/>
           </w:tcPr>
           <w:p>
@@ -1476,7 +609,7 @@
         </w:tc>
         <w:tc>
           <w:tcPr>
-            <w:tcW w:type="dxa" w:w="2448"/>
+            <w:tcW w:type="dxa" w:w="2592"/>
           </w:tcPr>
           <w:p>
             <w:r/>
@@ -1493,7 +626,7 @@
         </w:tc>
         <w:tc>
           <w:tcPr>
-            <w:tcW w:type="dxa" w:w="6768"/>
+            <w:tcW w:type="dxa" w:w="6624"/>
           </w:tcPr>
           <w:p>
             <w:r/>
@@ -1504,7 +637,7 @@
                 <w:color w:val="2B2B2B"/>
                 <w:sz w:val="20"/>
               </w:rPr>
-              <w:t>Título, integrantes, curso. Resumen de ½ pág: problema con su número, solución en dos frases, impacto principal.</w:t>
+              <w:t>Título, integrantes y curso. Resumen de media página: el problema con su número, la solución en dos frases y el impacto principal.</w:t>
             </w:r>
           </w:p>
         </w:tc>
@@ -1530,7 +663,7 @@
         </w:tc>
         <w:tc>
           <w:tcPr>
-            <w:tcW w:type="dxa" w:w="2448"/>
+            <w:tcW w:type="dxa" w:w="2592"/>
             <w:shd w:val="clear" w:fill="F2F2F2"/>
           </w:tcPr>
           <w:p>
@@ -1548,7 +681,7 @@
         </w:tc>
         <w:tc>
           <w:tcPr>
-            <w:tcW w:type="dxa" w:w="6768"/>
+            <w:tcW w:type="dxa" w:w="6624"/>
             <w:shd w:val="clear" w:fill="F2F2F2"/>
           </w:tcPr>
           <w:p>
@@ -1585,7 +718,7 @@
         </w:tc>
         <w:tc>
           <w:tcPr>
-            <w:tcW w:type="dxa" w:w="2448"/>
+            <w:tcW w:type="dxa" w:w="2592"/>
           </w:tcPr>
           <w:p>
             <w:r/>
@@ -1602,7 +735,7 @@
         </w:tc>
         <w:tc>
           <w:tcPr>
-            <w:tcW w:type="dxa" w:w="6768"/>
+            <w:tcW w:type="dxa" w:w="6624"/>
           </w:tcPr>
           <w:p>
             <w:r/>
@@ -1639,7 +772,7 @@
         </w:tc>
         <w:tc>
           <w:tcPr>
-            <w:tcW w:type="dxa" w:w="2448"/>
+            <w:tcW w:type="dxa" w:w="2592"/>
             <w:shd w:val="clear" w:fill="F2F2F2"/>
           </w:tcPr>
           <w:p>
@@ -1657,7 +790,7 @@
         </w:tc>
         <w:tc>
           <w:tcPr>
-            <w:tcW w:type="dxa" w:w="6768"/>
+            <w:tcW w:type="dxa" w:w="6624"/>
             <w:shd w:val="clear" w:fill="F2F2F2"/>
           </w:tcPr>
           <w:p>
@@ -1694,7 +827,7 @@
         </w:tc>
         <w:tc>
           <w:tcPr>
-            <w:tcW w:type="dxa" w:w="2448"/>
+            <w:tcW w:type="dxa" w:w="2592"/>
           </w:tcPr>
           <w:p>
             <w:r/>
@@ -1711,7 +844,7 @@
         </w:tc>
         <w:tc>
           <w:tcPr>
-            <w:tcW w:type="dxa" w:w="6768"/>
+            <w:tcW w:type="dxa" w:w="6624"/>
           </w:tcPr>
           <w:p>
             <w:r/>
@@ -1748,7 +881,7 @@
         </w:tc>
         <w:tc>
           <w:tcPr>
-            <w:tcW w:type="dxa" w:w="2448"/>
+            <w:tcW w:type="dxa" w:w="2592"/>
             <w:shd w:val="clear" w:fill="F2F2F2"/>
           </w:tcPr>
           <w:p>
@@ -1766,7 +899,7 @@
         </w:tc>
         <w:tc>
           <w:tcPr>
-            <w:tcW w:type="dxa" w:w="6768"/>
+            <w:tcW w:type="dxa" w:w="6624"/>
             <w:shd w:val="clear" w:fill="F2F2F2"/>
           </w:tcPr>
           <w:p>
@@ -1803,7 +936,7 @@
         </w:tc>
         <w:tc>
           <w:tcPr>
-            <w:tcW w:type="dxa" w:w="2448"/>
+            <w:tcW w:type="dxa" w:w="2592"/>
           </w:tcPr>
           <w:p>
             <w:r/>
@@ -1820,7 +953,7 @@
         </w:tc>
         <w:tc>
           <w:tcPr>
-            <w:tcW w:type="dxa" w:w="6768"/>
+            <w:tcW w:type="dxa" w:w="6624"/>
           </w:tcPr>
           <w:p>
             <w:r/>
@@ -1857,7 +990,7 @@
         </w:tc>
         <w:tc>
           <w:tcPr>
-            <w:tcW w:type="dxa" w:w="2448"/>
+            <w:tcW w:type="dxa" w:w="2592"/>
             <w:shd w:val="clear" w:fill="F2F2F2"/>
           </w:tcPr>
           <w:p>
@@ -1875,7 +1008,7 @@
         </w:tc>
         <w:tc>
           <w:tcPr>
-            <w:tcW w:type="dxa" w:w="6768"/>
+            <w:tcW w:type="dxa" w:w="6624"/>
             <w:shd w:val="clear" w:fill="F2F2F2"/>
           </w:tcPr>
           <w:p>
@@ -1912,7 +1045,7 @@
         </w:tc>
         <w:tc>
           <w:tcPr>
-            <w:tcW w:type="dxa" w:w="2448"/>
+            <w:tcW w:type="dxa" w:w="2592"/>
           </w:tcPr>
           <w:p>
             <w:r/>
@@ -1929,7 +1062,7 @@
         </w:tc>
         <w:tc>
           <w:tcPr>
-            <w:tcW w:type="dxa" w:w="6768"/>
+            <w:tcW w:type="dxa" w:w="6624"/>
           </w:tcPr>
           <w:p>
             <w:r/>
@@ -1940,7 +1073,7 @@
                 <w:color w:val="2B2B2B"/>
                 <w:sz w:val="20"/>
               </w:rPr>
-              <w:t>Positivos con indicador y negativos con mitigación.</w:t>
+              <w:t>Positivos con indicador y negativos con su mitigación.</w:t>
             </w:r>
           </w:p>
         </w:tc>
@@ -1966,7 +1099,7 @@
         </w:tc>
         <w:tc>
           <w:tcPr>
-            <w:tcW w:type="dxa" w:w="2448"/>
+            <w:tcW w:type="dxa" w:w="2592"/>
             <w:shd w:val="clear" w:fill="F2F2F2"/>
           </w:tcPr>
           <w:p>
@@ -1984,7 +1117,7 @@
         </w:tc>
         <w:tc>
           <w:tcPr>
-            <w:tcW w:type="dxa" w:w="6768"/>
+            <w:tcW w:type="dxa" w:w="6624"/>
             <w:shd w:val="clear" w:fill="F2F2F2"/>
           </w:tcPr>
           <w:p>
@@ -2021,7 +1154,7 @@
         </w:tc>
         <w:tc>
           <w:tcPr>
-            <w:tcW w:type="dxa" w:w="2448"/>
+            <w:tcW w:type="dxa" w:w="2592"/>
           </w:tcPr>
           <w:p>
             <w:r/>
@@ -2038,7 +1171,7 @@
         </w:tc>
         <w:tc>
           <w:tcPr>
-            <w:tcW w:type="dxa" w:w="6768"/>
+            <w:tcW w:type="dxa" w:w="6624"/>
           </w:tcPr>
           <w:p>
             <w:r/>
@@ -2075,7 +1208,7 @@
         </w:tc>
         <w:tc>
           <w:tcPr>
-            <w:tcW w:type="dxa" w:w="2448"/>
+            <w:tcW w:type="dxa" w:w="2592"/>
             <w:shd w:val="clear" w:fill="F2F2F2"/>
           </w:tcPr>
           <w:p>
@@ -2093,7 +1226,7 @@
         </w:tc>
         <w:tc>
           <w:tcPr>
-            <w:tcW w:type="dxa" w:w="6768"/>
+            <w:tcW w:type="dxa" w:w="6624"/>
             <w:shd w:val="clear" w:fill="F2F2F2"/>
           </w:tcPr>
           <w:p>
@@ -2129,7 +1262,7 @@
           <w:color w:val="095292"/>
           <w:sz w:val="24"/>
         </w:rPr>
-        <w:t>5. La exposición final (15% del curso)</w:t>
+        <w:t>3. Cómo se califica</w:t>
       </w:r>
     </w:p>
     <w:p>
@@ -2140,11 +1273,20 @@
       <w:r>
         <w:rPr>
           <w:rFonts w:ascii="Calibri" w:hAnsi="Calibri" w:eastAsia="Calibri"/>
+          <w:b/>
+          <w:color w:val="2B2B2B"/>
+          <w:sz w:val="22"/>
+        </w:rPr>
+        <w:t>Informe final (20%):</w:t>
+      </w:r>
+      <w:r>
+        <w:rPr>
+          <w:rFonts w:ascii="Calibri" w:hAnsi="Calibri" w:eastAsia="Calibri"/>
           <w:b w:val="0"/>
           <w:color w:val="2B2B2B"/>
           <w:sz w:val="22"/>
         </w:rPr>
-        <w:t>15 minutos de exposición + 5 de preguntas por equipo (turno de 20 minutos). Se corta a los 15 minutos, sin excepción.</w:t>
+        <w:t xml:space="preserve"> las 12 secciones completas y coherentes entre sí.</w:t>
       </w:r>
     </w:p>
     <w:p>
@@ -2155,18 +1297,12 @@
       <w:r>
         <w:rPr>
           <w:rFonts w:ascii="Calibri" w:hAnsi="Calibri" w:eastAsia="Calibri"/>
-          <w:b w:val="0"/>
+          <w:b/>
           <w:color w:val="2B2B2B"/>
           <w:sz w:val="22"/>
         </w:rPr>
-        <w:t>En la última clase de su grupo: SB141C y LB141F el martes 17/11/2026; SB141B el jueves 19/11/2026.</w:t>
+        <w:t>Exposición final (15%):</w:t>
       </w:r>
-    </w:p>
-    <w:p>
-      <w:pPr>
-        <w:pStyle w:val="ListBullet"/>
-        <w:spacing w:after="40"/>
-      </w:pPr>
       <w:r>
         <w:rPr>
           <w:rFonts w:ascii="Calibri" w:hAnsi="Calibri" w:eastAsia="Calibri"/>
@@ -2174,7 +1310,7 @@
           <w:color w:val="2B2B2B"/>
           <w:sz w:val="22"/>
         </w:rPr>
-        <w:t>Hablan todos los integrantes, y cada uno responde sobre su propio tramo.</w:t>
+        <w:t xml:space="preserve"> por tramos, así:</w:t>
       </w:r>
     </w:p>
     <w:tbl>
@@ -2192,7 +1328,7 @@
       <w:tr>
         <w:tc>
           <w:tcPr>
-            <w:tcW w:type="dxa" w:w="2880"/>
+            <w:tcW w:type="dxa" w:w="3024"/>
             <w:shd w:val="clear" w:fill="095292"/>
           </w:tcPr>
           <w:p>
@@ -2210,7 +1346,7 @@
         </w:tc>
         <w:tc>
           <w:tcPr>
-            <w:tcW w:type="dxa" w:w="6048"/>
+            <w:tcW w:type="dxa" w:w="5904"/>
             <w:shd w:val="clear" w:fill="095292"/>
           </w:tcPr>
           <w:p>
@@ -2248,7 +1384,7 @@
       <w:tr>
         <w:tc>
           <w:tcPr>
-            <w:tcW w:type="dxa" w:w="2880"/>
+            <w:tcW w:type="dxa" w:w="3024"/>
           </w:tcPr>
           <w:p>
             <w:r/>
@@ -2265,7 +1401,7 @@
         </w:tc>
         <w:tc>
           <w:tcPr>
-            <w:tcW w:type="dxa" w:w="6048"/>
+            <w:tcW w:type="dxa" w:w="5904"/>
           </w:tcPr>
           <w:p>
             <w:r/>
@@ -2301,7 +1437,7 @@
       <w:tr>
         <w:tc>
           <w:tcPr>
-            <w:tcW w:type="dxa" w:w="2880"/>
+            <w:tcW w:type="dxa" w:w="3024"/>
             <w:shd w:val="clear" w:fill="F2F2F2"/>
           </w:tcPr>
           <w:p>
@@ -2319,7 +1455,7 @@
         </w:tc>
         <w:tc>
           <w:tcPr>
-            <w:tcW w:type="dxa" w:w="6048"/>
+            <w:tcW w:type="dxa" w:w="5904"/>
             <w:shd w:val="clear" w:fill="F2F2F2"/>
           </w:tcPr>
           <w:p>
@@ -2357,7 +1493,7 @@
       <w:tr>
         <w:tc>
           <w:tcPr>
-            <w:tcW w:type="dxa" w:w="2880"/>
+            <w:tcW w:type="dxa" w:w="3024"/>
           </w:tcPr>
           <w:p>
             <w:r/>
@@ -2374,7 +1510,7 @@
         </w:tc>
         <w:tc>
           <w:tcPr>
-            <w:tcW w:type="dxa" w:w="6048"/>
+            <w:tcW w:type="dxa" w:w="5904"/>
           </w:tcPr>
           <w:p>
             <w:r/>
@@ -2410,7 +1546,7 @@
       <w:tr>
         <w:tc>
           <w:tcPr>
-            <w:tcW w:type="dxa" w:w="2880"/>
+            <w:tcW w:type="dxa" w:w="3024"/>
             <w:shd w:val="clear" w:fill="F2F2F2"/>
           </w:tcPr>
           <w:p>
@@ -2428,7 +1564,7 @@
         </w:tc>
         <w:tc>
           <w:tcPr>
-            <w:tcW w:type="dxa" w:w="6048"/>
+            <w:tcW w:type="dxa" w:w="5904"/>
             <w:shd w:val="clear" w:fill="F2F2F2"/>
           </w:tcPr>
           <w:p>
@@ -2466,7 +1602,7 @@
       <w:tr>
         <w:tc>
           <w:tcPr>
-            <w:tcW w:type="dxa" w:w="2880"/>
+            <w:tcW w:type="dxa" w:w="3024"/>
           </w:tcPr>
           <w:p>
             <w:r/>
@@ -2483,7 +1619,7 @@
         </w:tc>
         <w:tc>
           <w:tcPr>
-            <w:tcW w:type="dxa" w:w="6048"/>
+            <w:tcW w:type="dxa" w:w="5904"/>
           </w:tcPr>
           <w:p>
             <w:r/>
@@ -2535,7 +1671,7 @@
           <w:color w:val="095292"/>
           <w:sz w:val="24"/>
         </w:rPr>
-        <w:t>6. Entrega en ExamLab</w:t>
+        <w:t>4. Entrega y exposición</w:t>
       </w:r>
     </w:p>
     <w:p>
@@ -2583,235 +1719,7 @@
           <w:color w:val="2B2B2B"/>
           <w:sz w:val="22"/>
         </w:rPr>
-        <w:t xml:space="preserve"> un solo archivo .zip —dentro puede ir cualquier tipo de archivo; máximo 50 MB—, con esto adentro:</w:t>
-      </w:r>
-    </w:p>
-    <w:tbl>
-      <w:tblPr>
-        <w:tblStyle w:val="TableGrid"/>
-        <w:tblW w:type="auto" w:w="0"/>
-        <w:tblLayout w:type="fixed"/>
-        <w:tblLook w:firstColumn="1" w:firstRow="1" w:lastColumn="0" w:lastRow="0" w:noHBand="0" w:noVBand="1" w:val="04A0"/>
-      </w:tblPr>
-      <w:tblGrid>
-        <w:gridCol w:w="4896"/>
-        <w:gridCol w:w="4896"/>
-      </w:tblGrid>
-      <w:tr>
-        <w:tc>
-          <w:tcPr>
-            <w:tcW w:type="dxa" w:w="2448"/>
-            <w:shd w:val="clear" w:fill="095292"/>
-          </w:tcPr>
-          <w:p>
-            <w:r/>
-            <w:r>
-              <w:rPr>
-                <w:rFonts w:ascii="Calibri" w:hAnsi="Calibri" w:eastAsia="Calibri"/>
-                <w:b/>
-                <w:color w:val="FFFFFF"/>
-                <w:sz w:val="20"/>
-              </w:rPr>
-              <w:t>En el .zip</w:t>
-            </w:r>
-          </w:p>
-        </w:tc>
-        <w:tc>
-          <w:tcPr>
-            <w:tcW w:type="dxa" w:w="7344"/>
-            <w:shd w:val="clear" w:fill="095292"/>
-          </w:tcPr>
-          <w:p>
-            <w:r/>
-            <w:r>
-              <w:rPr>
-                <w:rFonts w:ascii="Calibri" w:hAnsi="Calibri" w:eastAsia="Calibri"/>
-                <w:b/>
-                <w:color w:val="FFFFFF"/>
-                <w:sz w:val="20"/>
-              </w:rPr>
-              <w:t>Qué contiene</w:t>
-            </w:r>
-          </w:p>
-        </w:tc>
-      </w:tr>
-      <w:tr>
-        <w:tc>
-          <w:tcPr>
-            <w:tcW w:type="dxa" w:w="2448"/>
-          </w:tcPr>
-          <w:p>
-            <w:r/>
-            <w:r>
-              <w:rPr>
-                <w:rFonts w:ascii="Calibri" w:hAnsi="Calibri" w:eastAsia="Calibri"/>
-                <w:b w:val="0"/>
-                <w:color w:val="2B2B2B"/>
-                <w:sz w:val="20"/>
-              </w:rPr>
-              <w:t>Informe final</w:t>
-            </w:r>
-          </w:p>
-        </w:tc>
-        <w:tc>
-          <w:tcPr>
-            <w:tcW w:type="dxa" w:w="7344"/>
-          </w:tcPr>
-          <w:p>
-            <w:r/>
-            <w:r>
-              <w:rPr>
-                <w:rFonts w:ascii="Calibri" w:hAnsi="Calibri" w:eastAsia="Calibri"/>
-                <w:b w:val="0"/>
-                <w:color w:val="2B2B2B"/>
-                <w:sz w:val="20"/>
-              </w:rPr>
-              <w:t>PDF de 9 a 11 páginas con las 12 secciones (sección 4).</w:t>
-            </w:r>
-          </w:p>
-        </w:tc>
-      </w:tr>
-      <w:tr>
-        <w:tc>
-          <w:tcPr>
-            <w:tcW w:type="dxa" w:w="2448"/>
-            <w:shd w:val="clear" w:fill="F2F2F2"/>
-          </w:tcPr>
-          <w:p>
-            <w:r/>
-            <w:r>
-              <w:rPr>
-                <w:rFonts w:ascii="Calibri" w:hAnsi="Calibri" w:eastAsia="Calibri"/>
-                <w:b w:val="0"/>
-                <w:color w:val="2B2B2B"/>
-                <w:sz w:val="20"/>
-              </w:rPr>
-              <w:t>prototipo/</w:t>
-            </w:r>
-          </w:p>
-        </w:tc>
-        <w:tc>
-          <w:tcPr>
-            <w:tcW w:type="dxa" w:w="7344"/>
-            <w:shd w:val="clear" w:fill="F2F2F2"/>
-          </w:tcPr>
-          <w:p>
-            <w:r/>
-            <w:r>
-              <w:rPr>
-                <w:rFonts w:ascii="Calibri" w:hAnsi="Calibri" w:eastAsia="Calibri"/>
-                <w:b w:val="0"/>
-                <w:color w:val="2B2B2B"/>
-                <w:sz w:val="20"/>
-              </w:rPr>
-              <w:t>Las imágenes del prototipo v1 (Clase 10) y v2 (Clase 11), en PNG o PDF. El enlace al prototipo navegable va en la sección 7 del informe.</w:t>
-            </w:r>
-          </w:p>
-        </w:tc>
-      </w:tr>
-      <w:tr>
-        <w:tc>
-          <w:tcPr>
-            <w:tcW w:type="dxa" w:w="2448"/>
-          </w:tcPr>
-          <w:p>
-            <w:r/>
-            <w:r>
-              <w:rPr>
-                <w:rFonts w:ascii="Calibri" w:hAnsi="Calibri" w:eastAsia="Calibri"/>
-                <w:b w:val="0"/>
-                <w:color w:val="2B2B2B"/>
-                <w:sz w:val="20"/>
-              </w:rPr>
-              <w:t>Registro de IA</w:t>
-            </w:r>
-          </w:p>
-        </w:tc>
-        <w:tc>
-          <w:tcPr>
-            <w:tcW w:type="dxa" w:w="7344"/>
-          </w:tcPr>
-          <w:p>
-            <w:r/>
-            <w:r>
-              <w:rPr>
-                <w:rFonts w:ascii="Calibri" w:hAnsi="Calibri" w:eastAsia="Calibri"/>
-                <w:b w:val="0"/>
-                <w:color w:val="2B2B2B"/>
-                <w:sz w:val="20"/>
-              </w:rPr>
-              <w:t>El de la Clase 11, exportado en PDF desde el documento del equipo: el prompt completo, las tres variantes, la elegida con su razón, lo corregido a mano y lo descartado.</w:t>
-            </w:r>
-          </w:p>
-        </w:tc>
-      </w:tr>
-      <w:tr>
-        <w:tc>
-          <w:tcPr>
-            <w:tcW w:type="dxa" w:w="2448"/>
-            <w:shd w:val="clear" w:fill="F2F2F2"/>
-          </w:tcPr>
-          <w:p>
-            <w:r/>
-            <w:r>
-              <w:rPr>
-                <w:rFonts w:ascii="Calibri" w:hAnsi="Calibri" w:eastAsia="Calibri"/>
-                <w:b w:val="0"/>
-                <w:color w:val="2B2B2B"/>
-                <w:sz w:val="20"/>
-              </w:rPr>
-              <w:t>Ficha de avance</w:t>
-            </w:r>
-          </w:p>
-        </w:tc>
-        <w:tc>
-          <w:tcPr>
-            <w:tcW w:type="dxa" w:w="7344"/>
-            <w:shd w:val="clear" w:fill="F2F2F2"/>
-          </w:tcPr>
-          <w:p>
-            <w:r/>
-            <w:r>
-              <w:rPr>
-                <w:rFonts w:ascii="Calibri" w:hAnsi="Calibri" w:eastAsia="Calibri"/>
-                <w:b w:val="0"/>
-                <w:color w:val="2B2B2B"/>
-                <w:sz w:val="20"/>
-              </w:rPr>
-              <w:t>La de la Clase 12, exportada en PDF: los hallazgos de la prueba con la persona ajena al equipo, con su tipo, y el plan de ajustes.</w:t>
-            </w:r>
-          </w:p>
-        </w:tc>
-      </w:tr>
-    </w:tbl>
-    <w:p>
-      <w:pPr>
-        <w:spacing w:after="80" w:before="0"/>
-        <w:jc w:val="left"/>
-      </w:pPr>
-    </w:p>
-    <w:p>
-      <w:pPr>
-        <w:pStyle w:val="ListBullet"/>
-        <w:spacing w:after="40"/>
-      </w:pPr>
-      <w:r>
-        <w:rPr>
-          <w:rFonts w:ascii="Calibri" w:hAnsi="Calibri" w:eastAsia="Calibri"/>
-          <w:b/>
-          <w:color w:val="2B2B2B"/>
-          <w:sz w:val="22"/>
-        </w:rPr>
-        <w:t>Enlace obligatorio:</w:t>
-      </w:r>
-      <w:r>
-        <w:rPr>
-          <w:rFonts w:ascii="Calibri" w:hAnsi="Calibri" w:eastAsia="Calibri"/>
-          <w:b w:val="0"/>
-          <w:color w:val="2B2B2B"/>
-          <w:sz w:val="22"/>
-        </w:rPr>
-        <w:t xml:space="preserve"> junto al .zip, la carpeta de Drive del equipo —la de la bitácora—, compartida con permiso de lector.</w:t>
+        <w:t xml:space="preserve"> el .zip (máximo 50 MB) y, junto a él, la carpeta de Drive del equipo —la de la bitácora—, compartida con permiso de lector.</w:t>
       </w:r>
     </w:p>
     <w:p>
@@ -2874,7 +1782,7 @@
           <w:color w:val="2B2B2B"/>
           <w:sz w:val="22"/>
         </w:rPr>
-        <w:t>Qué se muestra en la sustentación:</w:t>
+        <w:t>Qué se muestra:</w:t>
       </w:r>
       <w:r>
         <w:rPr>
@@ -2883,31 +1791,7 @@
           <w:color w:val="2B2B2B"/>
           <w:sz w:val="22"/>
         </w:rPr>
-        <w:t xml:space="preserve"> el prototipo navegable, recorriendo en vivo una de las tareas del guion de prueba de principio a fin, como si funcionara.</w:t>
-      </w:r>
-    </w:p>
-    <w:p>
-      <w:pPr>
-        <w:spacing w:after="120" w:before="0"/>
-        <w:jc w:val="left"/>
-      </w:pPr>
-      <w:r>
-        <w:rPr>
-          <w:rFonts w:ascii="Calibri" w:hAnsi="Calibri" w:eastAsia="Calibri"/>
-          <w:b/>
-          <w:color w:val="2B2B2B"/>
-          <w:sz w:val="20"/>
-        </w:rPr>
-        <w:t>Cómo armarlo:</w:t>
-      </w:r>
-      <w:r>
-        <w:rPr>
-          <w:rFonts w:ascii="Calibri" w:hAnsi="Calibri" w:eastAsia="Calibri"/>
-          <w:b w:val="0"/>
-          <w:color w:val="2B2B2B"/>
-          <w:sz w:val="20"/>
-        </w:rPr>
-        <w:t xml:space="preserve"> para el .zip, clic derecho sobre la carpeta → «Comprimir en archivo ZIP». Para el enlace, en Drive: «Compartir» → «Cualquier persona con el enlace» → «Lector»; ábranlo en una ventana de incógnito antes de subirlo para comprobar que abre.</w:t>
+        <w:t xml:space="preserve"> el prototipo navegable, recorriendo en vivo una tarea de principio a fin, como si funcionara.</w:t>
       </w:r>
     </w:p>
     <w:p>
@@ -2922,7 +1806,31 @@
           <w:color w:val="095292"/>
           <w:sz w:val="24"/>
         </w:rPr>
-        <w:t>7. Reglas del proyecto</w:t>
+        <w:t>5. Reglas</w:t>
+      </w:r>
+    </w:p>
+    <w:p>
+      <w:pPr>
+        <w:pStyle w:val="ListBullet"/>
+        <w:spacing w:after="40"/>
+      </w:pPr>
+      <w:r>
+        <w:rPr>
+          <w:rFonts w:ascii="Calibri" w:hAnsi="Calibri" w:eastAsia="Calibri"/>
+          <w:b/>
+          <w:color w:val="2B2B2B"/>
+          <w:sz w:val="22"/>
+        </w:rPr>
+        <w:t>Equipo de 4 a 5 integrantes (máximo 5)</w:t>
+      </w:r>
+      <w:r>
+        <w:rPr>
+          <w:rFonts w:ascii="Calibri" w:hAnsi="Calibri" w:eastAsia="Calibri"/>
+          <w:b w:val="0"/>
+          <w:color w:val="2B2B2B"/>
+          <w:sz w:val="22"/>
+        </w:rPr>
+        <w:t>, el mismo hasta el final. Es regla solo del proyecto: talleres, quices y parciales tienen su propia modalidad.</w:t>
       </w:r>
     </w:p>
     <w:p>
@@ -2937,7 +1845,7 @@
           <w:color w:val="2B2B2B"/>
           <w:sz w:val="22"/>
         </w:rPr>
-        <w:t>Herramientas gratuitas y en el navegador: Google Drive, Excalidraw, draw.io y Google Slides. Nada de pago, con tarjeta ni para instalar.</w:t>
+        <w:t>Todos los integrantes deben poder explicar cualquier parte: en la sustentación las preguntas van al azar a cualquiera.</w:t>
       </w:r>
     </w:p>
     <w:p>
@@ -2952,7 +1860,7 @@
           <w:color w:val="2B2B2B"/>
           <w:sz w:val="22"/>
         </w:rPr>
-        <w:t>IA solo en las Clases 3 y 11, declarando qué se pidió y qué se corrigió; nunca con datos personales.</w:t>
+        <w:t>Hablan todos los integrantes, y cada uno responde sobre su propio tramo.</w:t>
       </w:r>
     </w:p>
     <w:p>
@@ -2967,22 +1875,7 @@
           <w:color w:val="2B2B2B"/>
           <w:sz w:val="22"/>
         </w:rPr>
-        <w:t>El vocero rota cada sesión: al final del semestre todos han expuesto al menos dos veces. La autoevaluación del cierre la entrega cada integrante al docente.</w:t>
-      </w:r>
-    </w:p>
-    <w:p>
-      <w:pPr>
-        <w:pStyle w:val="ListBullet"/>
-        <w:spacing w:after="40"/>
-      </w:pPr>
-      <w:r>
-        <w:rPr>
-          <w:rFonts w:ascii="Calibri" w:hAnsi="Calibri" w:eastAsia="Calibri"/>
-          <w:b w:val="0"/>
-          <w:color w:val="2B2B2B"/>
-          <w:sz w:val="22"/>
-        </w:rPr>
-        <w:t>No es un examen escrito ni un sistema en producción: se califican el informe y la exposición.</w:t>
+        <w:t>Herramientas gratuitas y en el navegador: Google Drive, Excalidraw, draw.io y Google Slides. IA solo en las Clases 3 y 11, declarando qué se pidió y qué se corrigió; nunca con datos personales.</w:t>
       </w:r>
     </w:p>
     <w:sectPr>
